--- a/docs/DA3-chatbot-ai-da-kenh/DA3-02-cd1-xac-dinh-yeu-cau.docx
+++ b/docs/DA3-chatbot-ai-da-kenh/DA3-02-cd1-xac-dinh-yeu-cau.docx
@@ -4,12 +4,12 @@
   <w:body>
     <w:p>
       <w:pPr>
-        <w:spacing w:after="1400"/>
+        <w:spacing w:after="900"/>
       </w:pPr>
     </w:p>
     <w:p>
       <w:pPr>
-        <w:spacing w:after="700"/>
+        <w:spacing w:after="350"/>
         <w:jc w:val="center"/>
       </w:pPr>
       <w:r>
@@ -77,7 +77,7 @@
           <w:top w:val="single" w:color="008E4D" w:sz="12" w:space="18"/>
           <w:bottom w:val="single" w:color="008E4D" w:sz="12" w:space="18"/>
         </w:pBdr>
-        <w:spacing w:after="900" w:before="260"/>
+        <w:spacing w:after="500" w:before="220"/>
         <w:jc w:val="center"/>
       </w:pPr>
       <w:r>
@@ -94,7 +94,7 @@
     </w:p>
     <w:p>
       <w:pPr>
-        <w:spacing w:after="700"/>
+        <w:spacing w:after="350"/>
         <w:jc w:val="center"/>
       </w:pPr>
       <w:r>
@@ -591,7 +591,7 @@
     </w:tbl>
     <w:p>
       <w:pPr>
-        <w:spacing w:after="420"/>
+        <w:spacing w:after="200"/>
       </w:pPr>
     </w:p>
     <w:p>
@@ -981,7 +981,7 @@
     </w:tbl>
     <w:p>
       <w:pPr>
-        <w:spacing w:after="420"/>
+        <w:spacing w:after="200"/>
       </w:pPr>
     </w:p>
     <w:p>

--- a/docs/DA3-chatbot-ai-da-kenh/DA3-02-cd1-xac-dinh-yeu-cau.docx
+++ b/docs/DA3-chatbot-ai-da-kenh/DA3-02-cd1-xac-dinh-yeu-cau.docx
@@ -123,8 +123,8 @@
         <w:tblLayout w:type="fixed"/>
       </w:tblPr>
       <w:tblGrid>
-        <w:gridCol w:w="2302"/>
-        <w:gridCol w:w="7058"/>
+        <w:gridCol w:w="2194"/>
+        <w:gridCol w:w="7166"/>
       </w:tblGrid>
       <w:tr>
         <w:trPr>
@@ -132,7 +132,7 @@
         </w:trPr>
         <w:tc>
           <w:tcPr>
-            <w:tcW w:type="dxa" w:w="2302"/>
+            <w:tcW w:type="dxa" w:w="2194"/>
             <w:shd w:fill="EEF6F1" w:color="auto" w:val="clear"/>
             <w:tcMar>
               <w:top w:type="dxa" w:w="90"/>
@@ -161,7 +161,7 @@
         </w:tc>
         <w:tc>
           <w:tcPr>
-            <w:tcW w:type="dxa" w:w="7058"/>
+            <w:tcW w:type="dxa" w:w="7166"/>
             <w:shd w:fill="EEF6F1" w:color="auto" w:val="clear"/>
             <w:tcMar>
               <w:top w:type="dxa" w:w="90"/>
@@ -195,7 +195,7 @@
         </w:trPr>
         <w:tc>
           <w:tcPr>
-            <w:tcW w:type="dxa" w:w="2302"/>
+            <w:tcW w:type="dxa" w:w="2194"/>
             <w:tcMar>
               <w:top w:type="dxa" w:w="90"/>
               <w:left w:type="dxa" w:w="120"/>
@@ -221,7 +221,7 @@
         </w:tc>
         <w:tc>
           <w:tcPr>
-            <w:tcW w:type="dxa" w:w="7058"/>
+            <w:tcW w:type="dxa" w:w="7166"/>
             <w:tcMar>
               <w:top w:type="dxa" w:w="90"/>
               <w:left w:type="dxa" w:w="120"/>
@@ -252,7 +252,7 @@
         </w:trPr>
         <w:tc>
           <w:tcPr>
-            <w:tcW w:type="dxa" w:w="2302"/>
+            <w:tcW w:type="dxa" w:w="2194"/>
             <w:tcMar>
               <w:top w:type="dxa" w:w="90"/>
               <w:left w:type="dxa" w:w="120"/>
@@ -278,7 +278,7 @@
         </w:tc>
         <w:tc>
           <w:tcPr>
-            <w:tcW w:type="dxa" w:w="7058"/>
+            <w:tcW w:type="dxa" w:w="7166"/>
             <w:tcMar>
               <w:top w:type="dxa" w:w="90"/>
               <w:left w:type="dxa" w:w="120"/>
@@ -309,7 +309,7 @@
         </w:trPr>
         <w:tc>
           <w:tcPr>
-            <w:tcW w:type="dxa" w:w="2302"/>
+            <w:tcW w:type="dxa" w:w="2194"/>
             <w:tcMar>
               <w:top w:type="dxa" w:w="90"/>
               <w:left w:type="dxa" w:w="120"/>
@@ -335,7 +335,7 @@
         </w:tc>
         <w:tc>
           <w:tcPr>
-            <w:tcW w:type="dxa" w:w="7058"/>
+            <w:tcW w:type="dxa" w:w="7166"/>
             <w:tcMar>
               <w:top w:type="dxa" w:w="90"/>
               <w:left w:type="dxa" w:w="120"/>
@@ -366,7 +366,7 @@
         </w:trPr>
         <w:tc>
           <w:tcPr>
-            <w:tcW w:type="dxa" w:w="2302"/>
+            <w:tcW w:type="dxa" w:w="2194"/>
             <w:tcMar>
               <w:top w:type="dxa" w:w="90"/>
               <w:left w:type="dxa" w:w="120"/>
@@ -392,7 +392,7 @@
         </w:tc>
         <w:tc>
           <w:tcPr>
-            <w:tcW w:type="dxa" w:w="7058"/>
+            <w:tcW w:type="dxa" w:w="7166"/>
             <w:tcMar>
               <w:top w:type="dxa" w:w="90"/>
               <w:left w:type="dxa" w:w="120"/>
@@ -423,7 +423,7 @@
         </w:trPr>
         <w:tc>
           <w:tcPr>
-            <w:tcW w:type="dxa" w:w="2302"/>
+            <w:tcW w:type="dxa" w:w="2194"/>
             <w:tcMar>
               <w:top w:type="dxa" w:w="90"/>
               <w:left w:type="dxa" w:w="120"/>
@@ -449,7 +449,7 @@
         </w:tc>
         <w:tc>
           <w:tcPr>
-            <w:tcW w:type="dxa" w:w="7058"/>
+            <w:tcW w:type="dxa" w:w="7166"/>
             <w:tcMar>
               <w:top w:type="dxa" w:w="90"/>
               <w:left w:type="dxa" w:w="120"/>
@@ -480,7 +480,7 @@
         </w:trPr>
         <w:tc>
           <w:tcPr>
-            <w:tcW w:type="dxa" w:w="2302"/>
+            <w:tcW w:type="dxa" w:w="2194"/>
             <w:tcMar>
               <w:top w:type="dxa" w:w="90"/>
               <w:left w:type="dxa" w:w="120"/>
@@ -506,27 +506,27 @@
         </w:tc>
         <w:tc>
           <w:tcPr>
-            <w:tcW w:type="dxa" w:w="7058"/>
-            <w:tcMar>
-              <w:top w:type="dxa" w:w="90"/>
-              <w:left w:type="dxa" w:w="120"/>
-              <w:bottom w:type="dxa" w:w="90"/>
-              <w:right w:type="dxa" w:w="120"/>
-            </w:tcMar>
-            <w:vAlign w:val="center"/>
-          </w:tcPr>
-          <w:p>
-            <w:pPr>
-              <w:spacing w:after="0" w:line="280"/>
-            </w:pPr>
-            <w:r>
-              <w:rPr>
-                <w:rFonts w:ascii="Be Vietnam Pro" w:cs="Be Vietnam Pro" w:eastAsia="Be Vietnam Pro" w:hAnsi="Be Vietnam Pro"/>
-                <w:color w:val="101814"/>
-                <w:sz w:val="20"/>
-                <w:szCs w:val="20"/>
-              </w:rPr>
-              <w:t xml:space="preserve">Bộ phận Phát triển phần mềm — Công ty Bioscope</w:t>
+            <w:tcW w:type="dxa" w:w="7166"/>
+            <w:tcMar>
+              <w:top w:type="dxa" w:w="90"/>
+              <w:left w:type="dxa" w:w="120"/>
+              <w:bottom w:type="dxa" w:w="90"/>
+              <w:right w:type="dxa" w:w="120"/>
+            </w:tcMar>
+            <w:vAlign w:val="center"/>
+          </w:tcPr>
+          <w:p>
+            <w:pPr>
+              <w:spacing w:after="0" w:line="280"/>
+            </w:pPr>
+            <w:r>
+              <w:rPr>
+                <w:rFonts w:ascii="Be Vietnam Pro" w:cs="Be Vietnam Pro" w:eastAsia="Be Vietnam Pro" w:hAnsi="Be Vietnam Pro"/>
+                <w:color w:val="101814"/>
+                <w:sz w:val="20"/>
+                <w:szCs w:val="20"/>
+              </w:rPr>
+              <w:t xml:space="preserve">HungDV — Product Owner, Công ty OPTIMAI</w:t>
             </w:r>
           </w:p>
         </w:tc>
@@ -537,7 +537,7 @@
         </w:trPr>
         <w:tc>
           <w:tcPr>
-            <w:tcW w:type="dxa" w:w="2302"/>
+            <w:tcW w:type="dxa" w:w="2194"/>
             <w:tcMar>
               <w:top w:type="dxa" w:w="90"/>
               <w:left w:type="dxa" w:w="120"/>
@@ -563,27 +563,27 @@
         </w:tc>
         <w:tc>
           <w:tcPr>
-            <w:tcW w:type="dxa" w:w="7058"/>
-            <w:tcMar>
-              <w:top w:type="dxa" w:w="90"/>
-              <w:left w:type="dxa" w:w="120"/>
-              <w:bottom w:type="dxa" w:w="90"/>
-              <w:right w:type="dxa" w:w="120"/>
-            </w:tcMar>
-            <w:vAlign w:val="center"/>
-          </w:tcPr>
-          <w:p>
-            <w:pPr>
-              <w:spacing w:after="0" w:line="280"/>
-            </w:pPr>
-            <w:r>
-              <w:rPr>
-                <w:rFonts w:ascii="Be Vietnam Pro" w:cs="Be Vietnam Pro" w:eastAsia="Be Vietnam Pro" w:hAnsi="Be Vietnam Pro"/>
-                <w:color w:val="101814"/>
-                <w:sz w:val="20"/>
-                <w:szCs w:val="20"/>
-              </w:rPr>
-              <w:t xml:space="preserve">Ban Giám đốc</w:t>
+            <w:tcW w:type="dxa" w:w="7166"/>
+            <w:tcMar>
+              <w:top w:type="dxa" w:w="90"/>
+              <w:left w:type="dxa" w:w="120"/>
+              <w:bottom w:type="dxa" w:w="90"/>
+              <w:right w:type="dxa" w:w="120"/>
+            </w:tcMar>
+            <w:vAlign w:val="center"/>
+          </w:tcPr>
+          <w:p>
+            <w:pPr>
+              <w:spacing w:after="0" w:line="280"/>
+            </w:pPr>
+            <w:r>
+              <w:rPr>
+                <w:rFonts w:ascii="Be Vietnam Pro" w:cs="Be Vietnam Pro" w:eastAsia="Be Vietnam Pro" w:hAnsi="Be Vietnam Pro"/>
+                <w:color w:val="101814"/>
+                <w:sz w:val="20"/>
+                <w:szCs w:val="20"/>
+              </w:rPr>
+              <w:t xml:space="preserve">Ban Giám đốc OPTIMAI và đại diện Công ty Bioscope</w:t>
             </w:r>
           </w:p>
         </w:tc>

--- a/docs/DA3-chatbot-ai-da-kenh/DA3-02-cd1-xac-dinh-yeu-cau.docx
+++ b/docs/DA3-chatbot-ai-da-kenh/DA3-02-cd1-xac-dinh-yeu-cau.docx
@@ -9,48 +9,39 @@
     </w:p>
     <w:p>
       <w:pPr>
-        <w:spacing w:after="350"/>
+        <w:spacing w:after="40"/>
         <w:jc w:val="center"/>
       </w:pPr>
       <w:r>
-        <w:drawing>
-          <wp:inline distT="0" distB="0" distL="0" distR="0">
-            <wp:extent cx="2476500" cy="723900"/>
-            <wp:effectExtent t="0" r="0" b="0" l="0"/>
-            <wp:docPr id="1" name="" descr="" title=""/>
-            <wp:cNvGraphicFramePr>
-              <a:graphicFrameLocks xmlns:a="http://schemas.openxmlformats.org/drawingml/2006/main" noChangeAspect="1"/>
-            </wp:cNvGraphicFramePr>
-            <a:graphic xmlns:a="http://schemas.openxmlformats.org/drawingml/2006/main">
-              <a:graphicData uri="http://schemas.openxmlformats.org/drawingml/2006/picture">
-                <pic:pic xmlns:pic="http://schemas.openxmlformats.org/drawingml/2006/picture">
-                  <pic:nvPicPr>
-                    <pic:cNvPr id="0" name="" descr=""/>
-                    <pic:cNvPicPr>
-                      <a:picLocks noChangeAspect="1" noChangeArrowheads="1"/>
-                    </pic:cNvPicPr>
-                  </pic:nvPicPr>
-                  <pic:blipFill>
-                    <a:blip r:embed="rId9" cstate="none"/>
-                    <a:srcRect/>
-                    <a:stretch>
-                      <a:fillRect/>
-                    </a:stretch>
-                  </pic:blipFill>
-                  <pic:spPr bwMode="auto">
-                    <a:xfrm>
-                      <a:off x="0" y="0"/>
-                      <a:ext cx="2476500" cy="723900"/>
-                    </a:xfrm>
-                    <a:prstGeom prst="rect">
-                      <a:avLst/>
-                    </a:prstGeom>
-                  </pic:spPr>
-                </pic:pic>
-              </a:graphicData>
-            </a:graphic>
-          </wp:inline>
-        </w:drawing>
+        <w:rPr>
+          <w:rFonts w:ascii="Be Vietnam Pro" w:cs="Be Vietnam Pro" w:eastAsia="Be Vietnam Pro" w:hAnsi="Be Vietnam Pro"/>
+          <w:b/>
+          <w:bCs/>
+          <w:color w:val="036F3D"/>
+          <w:spacing w:val="160"/>
+          <w:sz w:val="64"/>
+          <w:szCs w:val="64"/>
+        </w:rPr>
+        <w:t xml:space="preserve">OPTIMAI</w:t>
+      </w:r>
+    </w:p>
+    <w:p>
+      <w:pPr>
+        <w:pBdr>
+          <w:top w:val="single" w:color="F58E33" w:sz="8" w:space="10"/>
+        </w:pBdr>
+        <w:spacing w:after="320"/>
+        <w:jc w:val="center"/>
+      </w:pPr>
+      <w:r>
+        <w:rPr>
+          <w:rFonts w:ascii="Be Vietnam Pro" w:cs="Be Vietnam Pro" w:eastAsia="Be Vietnam Pro" w:hAnsi="Be Vietnam Pro"/>
+          <w:color w:val="8A4B12"/>
+          <w:spacing w:val="70"/>
+          <w:sz w:val="16"/>
+          <w:szCs w:val="16"/>
+        </w:rPr>
+        <w:t xml:space="preserve">CÔNG TY PHÁT TRIỂN PHẦN MỀM</w:t>
       </w:r>
     </w:p>
     <w:p>
@@ -17188,44 +17179,16 @@
             <w:spacing w:after="0"/>
           </w:pPr>
           <w:r>
-            <w:drawing>
-              <wp:inline distT="0" distB="0" distL="0" distR="0">
-                <wp:extent cx="1009650" cy="295275"/>
-                <wp:effectExtent t="0" r="0" b="0" l="0"/>
-                <wp:docPr id="1" name="" descr="" title=""/>
-                <wp:cNvGraphicFramePr>
-                  <a:graphicFrameLocks xmlns:a="http://schemas.openxmlformats.org/drawingml/2006/main" noChangeAspect="1"/>
-                </wp:cNvGraphicFramePr>
-                <a:graphic xmlns:a="http://schemas.openxmlformats.org/drawingml/2006/main">
-                  <a:graphicData uri="http://schemas.openxmlformats.org/drawingml/2006/picture">
-                    <pic:pic xmlns:pic="http://schemas.openxmlformats.org/drawingml/2006/picture">
-                      <pic:nvPicPr>
-                        <pic:cNvPr id="0" name="" descr=""/>
-                        <pic:cNvPicPr>
-                          <a:picLocks noChangeAspect="1" noChangeArrowheads="1"/>
-                        </pic:cNvPicPr>
-                      </pic:nvPicPr>
-                      <pic:blipFill>
-                        <a:blip r:embed="rId0" cstate="none"/>
-                        <a:srcRect/>
-                        <a:stretch>
-                          <a:fillRect/>
-                        </a:stretch>
-                      </pic:blipFill>
-                      <pic:spPr bwMode="auto">
-                        <a:xfrm>
-                          <a:off x="0" y="0"/>
-                          <a:ext cx="1009650" cy="295275"/>
-                        </a:xfrm>
-                        <a:prstGeom prst="rect">
-                          <a:avLst/>
-                        </a:prstGeom>
-                      </pic:spPr>
-                    </pic:pic>
-                  </a:graphicData>
-                </a:graphic>
-              </wp:inline>
-            </w:drawing>
+            <w:rPr>
+              <w:rFonts w:ascii="Be Vietnam Pro" w:cs="Be Vietnam Pro" w:eastAsia="Be Vietnam Pro" w:hAnsi="Be Vietnam Pro"/>
+              <w:b/>
+              <w:bCs/>
+              <w:color w:val="036F3D"/>
+              <w:spacing w:val="60"/>
+              <w:sz w:val="19"/>
+              <w:szCs w:val="19"/>
+            </w:rPr>
+            <w:t xml:space="preserve">OPTIMAI</w:t>
           </w:r>
         </w:p>
       </w:tc>

--- a/docs/DA3-chatbot-ai-da-kenh/DA3-02-cd1-xac-dinh-yeu-cau.docx
+++ b/docs/DA3-chatbot-ai-da-kenh/DA3-02-cd1-xac-dinh-yeu-cau.docx
@@ -2974,8 +2974,8 @@
       </w:tblPr>
       <w:tblGrid>
         <w:gridCol w:w="1000"/>
-        <w:gridCol w:w="5542"/>
-        <w:gridCol w:w="2818"/>
+        <w:gridCol w:w="4481"/>
+        <w:gridCol w:w="3879"/>
       </w:tblGrid>
       <w:tr>
         <w:trPr>
@@ -3012,7 +3012,7 @@
         </w:tc>
         <w:tc>
           <w:tcPr>
-            <w:tcW w:type="dxa" w:w="5542"/>
+            <w:tcW w:type="dxa" w:w="4481"/>
             <w:shd w:fill="EEF6F1" w:color="auto" w:val="clear"/>
             <w:tcMar>
               <w:top w:type="dxa" w:w="90"/>
@@ -3041,7 +3041,7 @@
         </w:tc>
         <w:tc>
           <w:tcPr>
-            <w:tcW w:type="dxa" w:w="2818"/>
+            <w:tcW w:type="dxa" w:w="3879"/>
             <w:shd w:fill="EEF6F1" w:color="auto" w:val="clear"/>
             <w:tcMar>
               <w:top w:type="dxa" w:w="90"/>
@@ -3101,7 +3101,7 @@
         </w:tc>
         <w:tc>
           <w:tcPr>
-            <w:tcW w:type="dxa" w:w="5542"/>
+            <w:tcW w:type="dxa" w:w="4481"/>
             <w:tcMar>
               <w:top w:type="dxa" w:w="90"/>
               <w:left w:type="dxa" w:w="120"/>
@@ -3127,27 +3127,27 @@
         </w:tc>
         <w:tc>
           <w:tcPr>
-            <w:tcW w:type="dxa" w:w="2818"/>
-            <w:tcMar>
-              <w:top w:type="dxa" w:w="90"/>
-              <w:left w:type="dxa" w:w="120"/>
-              <w:bottom w:type="dxa" w:w="90"/>
-              <w:right w:type="dxa" w:w="120"/>
-            </w:tcMar>
-            <w:vAlign w:val="center"/>
-          </w:tcPr>
-          <w:p>
-            <w:pPr>
-              <w:spacing w:after="0" w:line="280"/>
-            </w:pPr>
-            <w:r>
-              <w:rPr>
-                <w:rFonts w:ascii="Be Vietnam Pro" w:cs="Be Vietnam Pro" w:eastAsia="Be Vietnam Pro" w:hAnsi="Be Vietnam Pro"/>
-                <w:color w:val="101814"/>
-                <w:sz w:val="20"/>
-                <w:szCs w:val="20"/>
-              </w:rPr>
-              <w:t xml:space="preserve">Ban giám đốc</w:t>
+            <w:tcW w:type="dxa" w:w="3879"/>
+            <w:tcMar>
+              <w:top w:type="dxa" w:w="90"/>
+              <w:left w:type="dxa" w:w="120"/>
+              <w:bottom w:type="dxa" w:w="90"/>
+              <w:right w:type="dxa" w:w="120"/>
+            </w:tcMar>
+            <w:vAlign w:val="center"/>
+          </w:tcPr>
+          <w:p>
+            <w:pPr>
+              <w:spacing w:after="0" w:line="280"/>
+            </w:pPr>
+            <w:r>
+              <w:rPr>
+                <w:rFonts w:ascii="Be Vietnam Pro" w:cs="Be Vietnam Pro" w:eastAsia="Be Vietnam Pro" w:hAnsi="Be Vietnam Pro"/>
+                <w:color w:val="101814"/>
+                <w:sz w:val="20"/>
+                <w:szCs w:val="20"/>
+              </w:rPr>
+              <w:t xml:space="preserve">Ban giám đốc Bioscope</w:t>
             </w:r>
           </w:p>
         </w:tc>
@@ -3184,7 +3184,7 @@
         </w:tc>
         <w:tc>
           <w:tcPr>
-            <w:tcW w:type="dxa" w:w="5542"/>
+            <w:tcW w:type="dxa" w:w="4481"/>
             <w:tcMar>
               <w:top w:type="dxa" w:w="90"/>
               <w:left w:type="dxa" w:w="120"/>
@@ -3210,27 +3210,27 @@
         </w:tc>
         <w:tc>
           <w:tcPr>
-            <w:tcW w:type="dxa" w:w="2818"/>
-            <w:tcMar>
-              <w:top w:type="dxa" w:w="90"/>
-              <w:left w:type="dxa" w:w="120"/>
-              <w:bottom w:type="dxa" w:w="90"/>
-              <w:right w:type="dxa" w:w="120"/>
-            </w:tcMar>
-            <w:vAlign w:val="center"/>
-          </w:tcPr>
-          <w:p>
-            <w:pPr>
-              <w:spacing w:after="0" w:line="280"/>
-            </w:pPr>
-            <w:r>
-              <w:rPr>
-                <w:rFonts w:ascii="Be Vietnam Pro" w:cs="Be Vietnam Pro" w:eastAsia="Be Vietnam Pro" w:hAnsi="Be Vietnam Pro"/>
-                <w:color w:val="101814"/>
-                <w:sz w:val="20"/>
-                <w:szCs w:val="20"/>
-              </w:rPr>
-              <w:t xml:space="preserve">Bộ phận kinh doanh</w:t>
+            <w:tcW w:type="dxa" w:w="3879"/>
+            <w:tcMar>
+              <w:top w:type="dxa" w:w="90"/>
+              <w:left w:type="dxa" w:w="120"/>
+              <w:bottom w:type="dxa" w:w="90"/>
+              <w:right w:type="dxa" w:w="120"/>
+            </w:tcMar>
+            <w:vAlign w:val="center"/>
+          </w:tcPr>
+          <w:p>
+            <w:pPr>
+              <w:spacing w:after="0" w:line="280"/>
+            </w:pPr>
+            <w:r>
+              <w:rPr>
+                <w:rFonts w:ascii="Be Vietnam Pro" w:cs="Be Vietnam Pro" w:eastAsia="Be Vietnam Pro" w:hAnsi="Be Vietnam Pro"/>
+                <w:color w:val="101814"/>
+                <w:sz w:val="20"/>
+                <w:szCs w:val="20"/>
+              </w:rPr>
+              <w:t xml:space="preserve">Bộ phận kinh doanh Bioscope</w:t>
             </w:r>
           </w:p>
         </w:tc>
@@ -3267,7 +3267,7 @@
         </w:tc>
         <w:tc>
           <w:tcPr>
-            <w:tcW w:type="dxa" w:w="5542"/>
+            <w:tcW w:type="dxa" w:w="4481"/>
             <w:tcMar>
               <w:top w:type="dxa" w:w="90"/>
               <w:left w:type="dxa" w:w="120"/>
@@ -3293,27 +3293,27 @@
         </w:tc>
         <w:tc>
           <w:tcPr>
-            <w:tcW w:type="dxa" w:w="2818"/>
-            <w:tcMar>
-              <w:top w:type="dxa" w:w="90"/>
-              <w:left w:type="dxa" w:w="120"/>
-              <w:bottom w:type="dxa" w:w="90"/>
-              <w:right w:type="dxa" w:w="120"/>
-            </w:tcMar>
-            <w:vAlign w:val="center"/>
-          </w:tcPr>
-          <w:p>
-            <w:pPr>
-              <w:spacing w:after="0" w:line="280"/>
-            </w:pPr>
-            <w:r>
-              <w:rPr>
-                <w:rFonts w:ascii="Be Vietnam Pro" w:cs="Be Vietnam Pro" w:eastAsia="Be Vietnam Pro" w:hAnsi="Be Vietnam Pro"/>
-                <w:color w:val="101814"/>
-                <w:sz w:val="20"/>
-                <w:szCs w:val="20"/>
-              </w:rPr>
-              <w:t xml:space="preserve">Ban giám đốc</w:t>
+            <w:tcW w:type="dxa" w:w="3879"/>
+            <w:tcMar>
+              <w:top w:type="dxa" w:w="90"/>
+              <w:left w:type="dxa" w:w="120"/>
+              <w:bottom w:type="dxa" w:w="90"/>
+              <w:right w:type="dxa" w:w="120"/>
+            </w:tcMar>
+            <w:vAlign w:val="center"/>
+          </w:tcPr>
+          <w:p>
+            <w:pPr>
+              <w:spacing w:after="0" w:line="280"/>
+            </w:pPr>
+            <w:r>
+              <w:rPr>
+                <w:rFonts w:ascii="Be Vietnam Pro" w:cs="Be Vietnam Pro" w:eastAsia="Be Vietnam Pro" w:hAnsi="Be Vietnam Pro"/>
+                <w:color w:val="101814"/>
+                <w:sz w:val="20"/>
+                <w:szCs w:val="20"/>
+              </w:rPr>
+              <w:t xml:space="preserve">Ban giám đốc Bioscope</w:t>
             </w:r>
           </w:p>
         </w:tc>
@@ -3350,7 +3350,7 @@
         </w:tc>
         <w:tc>
           <w:tcPr>
-            <w:tcW w:type="dxa" w:w="5542"/>
+            <w:tcW w:type="dxa" w:w="4481"/>
             <w:tcMar>
               <w:top w:type="dxa" w:w="90"/>
               <w:left w:type="dxa" w:w="120"/>
@@ -3376,27 +3376,27 @@
         </w:tc>
         <w:tc>
           <w:tcPr>
-            <w:tcW w:type="dxa" w:w="2818"/>
-            <w:tcMar>
-              <w:top w:type="dxa" w:w="90"/>
-              <w:left w:type="dxa" w:w="120"/>
-              <w:bottom w:type="dxa" w:w="90"/>
-              <w:right w:type="dxa" w:w="120"/>
-            </w:tcMar>
-            <w:vAlign w:val="center"/>
-          </w:tcPr>
-          <w:p>
-            <w:pPr>
-              <w:spacing w:after="0" w:line="280"/>
-            </w:pPr>
-            <w:r>
-              <w:rPr>
-                <w:rFonts w:ascii="Be Vietnam Pro" w:cs="Be Vietnam Pro" w:eastAsia="Be Vietnam Pro" w:hAnsi="Be Vietnam Pro"/>
-                <w:color w:val="101814"/>
-                <w:sz w:val="20"/>
-                <w:szCs w:val="20"/>
-              </w:rPr>
-              <w:t xml:space="preserve">Bộ phận kinh doanh</w:t>
+            <w:tcW w:type="dxa" w:w="3879"/>
+            <w:tcMar>
+              <w:top w:type="dxa" w:w="90"/>
+              <w:left w:type="dxa" w:w="120"/>
+              <w:bottom w:type="dxa" w:w="90"/>
+              <w:right w:type="dxa" w:w="120"/>
+            </w:tcMar>
+            <w:vAlign w:val="center"/>
+          </w:tcPr>
+          <w:p>
+            <w:pPr>
+              <w:spacing w:after="0" w:line="280"/>
+            </w:pPr>
+            <w:r>
+              <w:rPr>
+                <w:rFonts w:ascii="Be Vietnam Pro" w:cs="Be Vietnam Pro" w:eastAsia="Be Vietnam Pro" w:hAnsi="Be Vietnam Pro"/>
+                <w:color w:val="101814"/>
+                <w:sz w:val="20"/>
+                <w:szCs w:val="20"/>
+              </w:rPr>
+              <w:t xml:space="preserve">Bộ phận kinh doanh Bioscope</w:t>
             </w:r>
           </w:p>
         </w:tc>
@@ -3433,7 +3433,7 @@
         </w:tc>
         <w:tc>
           <w:tcPr>
-            <w:tcW w:type="dxa" w:w="5542"/>
+            <w:tcW w:type="dxa" w:w="4481"/>
             <w:tcMar>
               <w:top w:type="dxa" w:w="90"/>
               <w:left w:type="dxa" w:w="120"/>
@@ -3461,27 +3461,27 @@
         </w:tc>
         <w:tc>
           <w:tcPr>
-            <w:tcW w:type="dxa" w:w="2818"/>
-            <w:tcMar>
-              <w:top w:type="dxa" w:w="90"/>
-              <w:left w:type="dxa" w:w="120"/>
-              <w:bottom w:type="dxa" w:w="90"/>
-              <w:right w:type="dxa" w:w="120"/>
-            </w:tcMar>
-            <w:vAlign w:val="center"/>
-          </w:tcPr>
-          <w:p>
-            <w:pPr>
-              <w:spacing w:after="0" w:line="280"/>
-            </w:pPr>
-            <w:r>
-              <w:rPr>
-                <w:rFonts w:ascii="Be Vietnam Pro" w:cs="Be Vietnam Pro" w:eastAsia="Be Vietnam Pro" w:hAnsi="Be Vietnam Pro"/>
-                <w:color w:val="101814"/>
-                <w:sz w:val="20"/>
-                <w:szCs w:val="20"/>
-              </w:rPr>
-              <w:t xml:space="preserve">Ban giám đốc</w:t>
+            <w:tcW w:type="dxa" w:w="3879"/>
+            <w:tcMar>
+              <w:top w:type="dxa" w:w="90"/>
+              <w:left w:type="dxa" w:w="120"/>
+              <w:bottom w:type="dxa" w:w="90"/>
+              <w:right w:type="dxa" w:w="120"/>
+            </w:tcMar>
+            <w:vAlign w:val="center"/>
+          </w:tcPr>
+          <w:p>
+            <w:pPr>
+              <w:spacing w:after="0" w:line="280"/>
+            </w:pPr>
+            <w:r>
+              <w:rPr>
+                <w:rFonts w:ascii="Be Vietnam Pro" w:cs="Be Vietnam Pro" w:eastAsia="Be Vietnam Pro" w:hAnsi="Be Vietnam Pro"/>
+                <w:color w:val="101814"/>
+                <w:sz w:val="20"/>
+                <w:szCs w:val="20"/>
+              </w:rPr>
+              <w:t xml:space="preserve">Ban giám đốc Bioscope</w:t>
             </w:r>
           </w:p>
         </w:tc>
@@ -3518,7 +3518,7 @@
         </w:tc>
         <w:tc>
           <w:tcPr>
-            <w:tcW w:type="dxa" w:w="5542"/>
+            <w:tcW w:type="dxa" w:w="4481"/>
             <w:tcMar>
               <w:top w:type="dxa" w:w="90"/>
               <w:left w:type="dxa" w:w="120"/>
@@ -3546,27 +3546,27 @@
         </w:tc>
         <w:tc>
           <w:tcPr>
-            <w:tcW w:type="dxa" w:w="2818"/>
-            <w:tcMar>
-              <w:top w:type="dxa" w:w="90"/>
-              <w:left w:type="dxa" w:w="120"/>
-              <w:bottom w:type="dxa" w:w="90"/>
-              <w:right w:type="dxa" w:w="120"/>
-            </w:tcMar>
-            <w:vAlign w:val="center"/>
-          </w:tcPr>
-          <w:p>
-            <w:pPr>
-              <w:spacing w:after="0" w:line="280"/>
-            </w:pPr>
-            <w:r>
-              <w:rPr>
-                <w:rFonts w:ascii="Be Vietnam Pro" w:cs="Be Vietnam Pro" w:eastAsia="Be Vietnam Pro" w:hAnsi="Be Vietnam Pro"/>
-                <w:color w:val="101814"/>
-                <w:sz w:val="20"/>
-                <w:szCs w:val="20"/>
-              </w:rPr>
-              <w:t xml:space="preserve">Ban giám đốc, kế toán trưởng</w:t>
+            <w:tcW w:type="dxa" w:w="3879"/>
+            <w:tcMar>
+              <w:top w:type="dxa" w:w="90"/>
+              <w:left w:type="dxa" w:w="120"/>
+              <w:bottom w:type="dxa" w:w="90"/>
+              <w:right w:type="dxa" w:w="120"/>
+            </w:tcMar>
+            <w:vAlign w:val="center"/>
+          </w:tcPr>
+          <w:p>
+            <w:pPr>
+              <w:spacing w:after="0" w:line="280"/>
+            </w:pPr>
+            <w:r>
+              <w:rPr>
+                <w:rFonts w:ascii="Be Vietnam Pro" w:cs="Be Vietnam Pro" w:eastAsia="Be Vietnam Pro" w:hAnsi="Be Vietnam Pro"/>
+                <w:color w:val="101814"/>
+                <w:sz w:val="20"/>
+                <w:szCs w:val="20"/>
+              </w:rPr>
+              <w:t xml:space="preserve">Ban giám đốc Bioscope, kế toán trưởng Bioscope</w:t>
             </w:r>
           </w:p>
         </w:tc>
@@ -3603,7 +3603,7 @@
         </w:tc>
         <w:tc>
           <w:tcPr>
-            <w:tcW w:type="dxa" w:w="5542"/>
+            <w:tcW w:type="dxa" w:w="4481"/>
             <w:tcMar>
               <w:top w:type="dxa" w:w="90"/>
               <w:left w:type="dxa" w:w="120"/>
@@ -3629,27 +3629,27 @@
         </w:tc>
         <w:tc>
           <w:tcPr>
-            <w:tcW w:type="dxa" w:w="2818"/>
-            <w:tcMar>
-              <w:top w:type="dxa" w:w="90"/>
-              <w:left w:type="dxa" w:w="120"/>
-              <w:bottom w:type="dxa" w:w="90"/>
-              <w:right w:type="dxa" w:w="120"/>
-            </w:tcMar>
-            <w:vAlign w:val="center"/>
-          </w:tcPr>
-          <w:p>
-            <w:pPr>
-              <w:spacing w:after="0" w:line="280"/>
-            </w:pPr>
-            <w:r>
-              <w:rPr>
-                <w:rFonts w:ascii="Be Vietnam Pro" w:cs="Be Vietnam Pro" w:eastAsia="Be Vietnam Pro" w:hAnsi="Be Vietnam Pro"/>
-                <w:color w:val="101814"/>
-                <w:sz w:val="20"/>
-                <w:szCs w:val="20"/>
-              </w:rPr>
-              <w:t xml:space="preserve">Bộ phận kinh doanh</w:t>
+            <w:tcW w:type="dxa" w:w="3879"/>
+            <w:tcMar>
+              <w:top w:type="dxa" w:w="90"/>
+              <w:left w:type="dxa" w:w="120"/>
+              <w:bottom w:type="dxa" w:w="90"/>
+              <w:right w:type="dxa" w:w="120"/>
+            </w:tcMar>
+            <w:vAlign w:val="center"/>
+          </w:tcPr>
+          <w:p>
+            <w:pPr>
+              <w:spacing w:after="0" w:line="280"/>
+            </w:pPr>
+            <w:r>
+              <w:rPr>
+                <w:rFonts w:ascii="Be Vietnam Pro" w:cs="Be Vietnam Pro" w:eastAsia="Be Vietnam Pro" w:hAnsi="Be Vietnam Pro"/>
+                <w:color w:val="101814"/>
+                <w:sz w:val="20"/>
+                <w:szCs w:val="20"/>
+              </w:rPr>
+              <w:t xml:space="preserve">Bộ phận kinh doanh Bioscope</w:t>
             </w:r>
           </w:p>
         </w:tc>
@@ -3686,7 +3686,7 @@
         </w:tc>
         <w:tc>
           <w:tcPr>
-            <w:tcW w:type="dxa" w:w="5542"/>
+            <w:tcW w:type="dxa" w:w="4481"/>
             <w:tcMar>
               <w:top w:type="dxa" w:w="90"/>
               <w:left w:type="dxa" w:w="120"/>
@@ -3712,27 +3712,27 @@
         </w:tc>
         <w:tc>
           <w:tcPr>
-            <w:tcW w:type="dxa" w:w="2818"/>
-            <w:tcMar>
-              <w:top w:type="dxa" w:w="90"/>
-              <w:left w:type="dxa" w:w="120"/>
-              <w:bottom w:type="dxa" w:w="90"/>
-              <w:right w:type="dxa" w:w="120"/>
-            </w:tcMar>
-            <w:vAlign w:val="center"/>
-          </w:tcPr>
-          <w:p>
-            <w:pPr>
-              <w:spacing w:after="0" w:line="280"/>
-            </w:pPr>
-            <w:r>
-              <w:rPr>
-                <w:rFonts w:ascii="Be Vietnam Pro" w:cs="Be Vietnam Pro" w:eastAsia="Be Vietnam Pro" w:hAnsi="Be Vietnam Pro"/>
-                <w:color w:val="101814"/>
-                <w:sz w:val="20"/>
-                <w:szCs w:val="20"/>
-              </w:rPr>
-              <w:t xml:space="preserve">Bộ phận kinh doanh</w:t>
+            <w:tcW w:type="dxa" w:w="3879"/>
+            <w:tcMar>
+              <w:top w:type="dxa" w:w="90"/>
+              <w:left w:type="dxa" w:w="120"/>
+              <w:bottom w:type="dxa" w:w="90"/>
+              <w:right w:type="dxa" w:w="120"/>
+            </w:tcMar>
+            <w:vAlign w:val="center"/>
+          </w:tcPr>
+          <w:p>
+            <w:pPr>
+              <w:spacing w:after="0" w:line="280"/>
+            </w:pPr>
+            <w:r>
+              <w:rPr>
+                <w:rFonts w:ascii="Be Vietnam Pro" w:cs="Be Vietnam Pro" w:eastAsia="Be Vietnam Pro" w:hAnsi="Be Vietnam Pro"/>
+                <w:color w:val="101814"/>
+                <w:sz w:val="20"/>
+                <w:szCs w:val="20"/>
+              </w:rPr>
+              <w:t xml:space="preserve">Bộ phận kinh doanh Bioscope</w:t>
             </w:r>
           </w:p>
         </w:tc>
@@ -3769,7 +3769,7 @@
         </w:tc>
         <w:tc>
           <w:tcPr>
-            <w:tcW w:type="dxa" w:w="5542"/>
+            <w:tcW w:type="dxa" w:w="4481"/>
             <w:tcMar>
               <w:top w:type="dxa" w:w="90"/>
               <w:left w:type="dxa" w:w="120"/>
@@ -3795,27 +3795,27 @@
         </w:tc>
         <w:tc>
           <w:tcPr>
-            <w:tcW w:type="dxa" w:w="2818"/>
-            <w:tcMar>
-              <w:top w:type="dxa" w:w="90"/>
-              <w:left w:type="dxa" w:w="120"/>
-              <w:bottom w:type="dxa" w:w="90"/>
-              <w:right w:type="dxa" w:w="120"/>
-            </w:tcMar>
-            <w:vAlign w:val="center"/>
-          </w:tcPr>
-          <w:p>
-            <w:pPr>
-              <w:spacing w:after="0" w:line="280"/>
-            </w:pPr>
-            <w:r>
-              <w:rPr>
-                <w:rFonts w:ascii="Be Vietnam Pro" w:cs="Be Vietnam Pro" w:eastAsia="Be Vietnam Pro" w:hAnsi="Be Vietnam Pro"/>
-                <w:color w:val="101814"/>
-                <w:sz w:val="20"/>
-                <w:szCs w:val="20"/>
-              </w:rPr>
-              <w:t xml:space="preserve">Ban giám đốc</w:t>
+            <w:tcW w:type="dxa" w:w="3879"/>
+            <w:tcMar>
+              <w:top w:type="dxa" w:w="90"/>
+              <w:left w:type="dxa" w:w="120"/>
+              <w:bottom w:type="dxa" w:w="90"/>
+              <w:right w:type="dxa" w:w="120"/>
+            </w:tcMar>
+            <w:vAlign w:val="center"/>
+          </w:tcPr>
+          <w:p>
+            <w:pPr>
+              <w:spacing w:after="0" w:line="280"/>
+            </w:pPr>
+            <w:r>
+              <w:rPr>
+                <w:rFonts w:ascii="Be Vietnam Pro" w:cs="Be Vietnam Pro" w:eastAsia="Be Vietnam Pro" w:hAnsi="Be Vietnam Pro"/>
+                <w:color w:val="101814"/>
+                <w:sz w:val="20"/>
+                <w:szCs w:val="20"/>
+              </w:rPr>
+              <w:t xml:space="preserve">Ban giám đốc Bioscope</w:t>
             </w:r>
           </w:p>
         </w:tc>
@@ -3852,7 +3852,7 @@
         </w:tc>
         <w:tc>
           <w:tcPr>
-            <w:tcW w:type="dxa" w:w="5542"/>
+            <w:tcW w:type="dxa" w:w="4481"/>
             <w:tcMar>
               <w:top w:type="dxa" w:w="90"/>
               <w:left w:type="dxa" w:w="120"/>
@@ -3878,27 +3878,27 @@
         </w:tc>
         <w:tc>
           <w:tcPr>
-            <w:tcW w:type="dxa" w:w="2818"/>
-            <w:tcMar>
-              <w:top w:type="dxa" w:w="90"/>
-              <w:left w:type="dxa" w:w="120"/>
-              <w:bottom w:type="dxa" w:w="90"/>
-              <w:right w:type="dxa" w:w="120"/>
-            </w:tcMar>
-            <w:vAlign w:val="center"/>
-          </w:tcPr>
-          <w:p>
-            <w:pPr>
-              <w:spacing w:after="0" w:line="280"/>
-            </w:pPr>
-            <w:r>
-              <w:rPr>
-                <w:rFonts w:ascii="Be Vietnam Pro" w:cs="Be Vietnam Pro" w:eastAsia="Be Vietnam Pro" w:hAnsi="Be Vietnam Pro"/>
-                <w:color w:val="101814"/>
-                <w:sz w:val="20"/>
-                <w:szCs w:val="20"/>
-              </w:rPr>
-              <w:t xml:space="preserve">Kế toán trưởng</w:t>
+            <w:tcW w:type="dxa" w:w="3879"/>
+            <w:tcMar>
+              <w:top w:type="dxa" w:w="90"/>
+              <w:left w:type="dxa" w:w="120"/>
+              <w:bottom w:type="dxa" w:w="90"/>
+              <w:right w:type="dxa" w:w="120"/>
+            </w:tcMar>
+            <w:vAlign w:val="center"/>
+          </w:tcPr>
+          <w:p>
+            <w:pPr>
+              <w:spacing w:after="0" w:line="280"/>
+            </w:pPr>
+            <w:r>
+              <w:rPr>
+                <w:rFonts w:ascii="Be Vietnam Pro" w:cs="Be Vietnam Pro" w:eastAsia="Be Vietnam Pro" w:hAnsi="Be Vietnam Pro"/>
+                <w:color w:val="101814"/>
+                <w:sz w:val="20"/>
+                <w:szCs w:val="20"/>
+              </w:rPr>
+              <w:t xml:space="preserve">Kế toán trưởng Bioscope</w:t>
             </w:r>
           </w:p>
         </w:tc>
@@ -16293,9 +16293,9 @@
         <w:tblLayout w:type="fixed"/>
       </w:tblPr>
       <w:tblGrid>
-        <w:gridCol w:w="5419"/>
-        <w:gridCol w:w="1248"/>
-        <w:gridCol w:w="1248"/>
+        <w:gridCol w:w="1420"/>
+        <w:gridCol w:w="5574"/>
+        <w:gridCol w:w="921"/>
         <w:gridCol w:w="860"/>
         <w:gridCol w:w="585"/>
       </w:tblGrid>
@@ -16305,7 +16305,7 @@
         </w:trPr>
         <w:tc>
           <w:tcPr>
-            <w:tcW w:type="dxa" w:w="5419"/>
+            <w:tcW w:type="dxa" w:w="1420"/>
             <w:shd w:fill="EEF6F1" w:color="auto" w:val="clear"/>
             <w:tcMar>
               <w:top w:type="dxa" w:w="90"/>
@@ -16328,13 +16328,13 @@
                 <w:sz w:val="20"/>
                 <w:szCs w:val="20"/>
               </w:rPr>
-              <w:t xml:space="preserve">Vai trò</w:t>
-            </w:r>
-          </w:p>
-        </w:tc>
-        <w:tc>
-          <w:tcPr>
-            <w:tcW w:type="dxa" w:w="1248"/>
+              <w:t xml:space="preserve">Bên</w:t>
+            </w:r>
+          </w:p>
+        </w:tc>
+        <w:tc>
+          <w:tcPr>
+            <w:tcW w:type="dxa" w:w="5574"/>
             <w:shd w:fill="EEF6F1" w:color="auto" w:val="clear"/>
             <w:tcMar>
               <w:top w:type="dxa" w:w="90"/>
@@ -16357,13 +16357,13 @@
                 <w:sz w:val="20"/>
                 <w:szCs w:val="20"/>
               </w:rPr>
-              <w:t xml:space="preserve">Họ tên</w:t>
-            </w:r>
-          </w:p>
-        </w:tc>
-        <w:tc>
-          <w:tcPr>
-            <w:tcW w:type="dxa" w:w="1248"/>
+              <w:t xml:space="preserve">Vai trò</w:t>
+            </w:r>
+          </w:p>
+        </w:tc>
+        <w:tc>
+          <w:tcPr>
+            <w:tcW w:type="dxa" w:w="921"/>
             <w:shd w:fill="EEF6F1" w:color="auto" w:val="clear"/>
             <w:tcMar>
               <w:top w:type="dxa" w:w="90"/>
@@ -16386,7 +16386,7 @@
                 <w:sz w:val="20"/>
                 <w:szCs w:val="20"/>
               </w:rPr>
-              <w:t xml:space="preserve">Ý kiến</w:t>
+              <w:t xml:space="preserve">Họ tên</w:t>
             </w:r>
           </w:p>
         </w:tc>
@@ -16455,58 +16455,59 @@
         </w:trPr>
         <w:tc>
           <w:tcPr>
-            <w:tcW w:type="dxa" w:w="5419"/>
-            <w:tcMar>
-              <w:top w:type="dxa" w:w="90"/>
-              <w:left w:type="dxa" w:w="120"/>
-              <w:bottom w:type="dxa" w:w="90"/>
-              <w:right w:type="dxa" w:w="120"/>
-            </w:tcMar>
-            <w:vAlign w:val="center"/>
-          </w:tcPr>
-          <w:p>
-            <w:pPr>
-              <w:spacing w:after="0" w:line="280"/>
-            </w:pPr>
-            <w:r>
-              <w:rPr>
-                <w:rFonts w:ascii="Be Vietnam Pro" w:cs="Be Vietnam Pro" w:eastAsia="Be Vietnam Pro" w:hAnsi="Be Vietnam Pro"/>
-                <w:color w:val="101814"/>
-                <w:sz w:val="20"/>
-                <w:szCs w:val="20"/>
-              </w:rPr>
-              <w:t xml:space="preserve">Người lập yêu cầu</w:t>
-            </w:r>
-          </w:p>
-        </w:tc>
-        <w:tc>
-          <w:tcPr>
-            <w:tcW w:type="dxa" w:w="1248"/>
-            <w:tcMar>
-              <w:top w:type="dxa" w:w="90"/>
-              <w:left w:type="dxa" w:w="120"/>
-              <w:bottom w:type="dxa" w:w="90"/>
-              <w:right w:type="dxa" w:w="120"/>
-            </w:tcMar>
-            <w:vAlign w:val="center"/>
-          </w:tcPr>
-          <w:p>
-            <w:pPr>
-              <w:spacing w:after="0" w:line="280"/>
-            </w:pPr>
-            <w:r>
-              <w:rPr>
-                <w:rFonts w:ascii="Be Vietnam Pro" w:cs="Be Vietnam Pro" w:eastAsia="Be Vietnam Pro" w:hAnsi="Be Vietnam Pro"/>
-                <w:sz w:val="21"/>
-                <w:szCs w:val="21"/>
-              </w:rPr>
-              <w:t xml:space="preserve"/>
-            </w:r>
-          </w:p>
-        </w:tc>
-        <w:tc>
-          <w:tcPr>
-            <w:tcW w:type="dxa" w:w="1248"/>
+            <w:tcW w:type="dxa" w:w="1420"/>
+            <w:tcMar>
+              <w:top w:type="dxa" w:w="90"/>
+              <w:left w:type="dxa" w:w="120"/>
+              <w:bottom w:type="dxa" w:w="90"/>
+              <w:right w:type="dxa" w:w="120"/>
+            </w:tcMar>
+            <w:vAlign w:val="center"/>
+          </w:tcPr>
+          <w:p>
+            <w:pPr>
+              <w:spacing w:after="0" w:line="280"/>
+            </w:pPr>
+            <w:r>
+              <w:rPr>
+                <w:rFonts w:ascii="Be Vietnam Pro" w:cs="Be Vietnam Pro" w:eastAsia="Be Vietnam Pro" w:hAnsi="Be Vietnam Pro"/>
+                <w:color w:val="101814"/>
+                <w:sz w:val="20"/>
+                <w:szCs w:val="20"/>
+              </w:rPr>
+              <w:t xml:space="preserve">OPTIMAI</w:t>
+            </w:r>
+          </w:p>
+        </w:tc>
+        <w:tc>
+          <w:tcPr>
+            <w:tcW w:type="dxa" w:w="5574"/>
+            <w:tcMar>
+              <w:top w:type="dxa" w:w="90"/>
+              <w:left w:type="dxa" w:w="120"/>
+              <w:bottom w:type="dxa" w:w="90"/>
+              <w:right w:type="dxa" w:w="120"/>
+            </w:tcMar>
+            <w:vAlign w:val="center"/>
+          </w:tcPr>
+          <w:p>
+            <w:pPr>
+              <w:spacing w:after="0" w:line="280"/>
+            </w:pPr>
+            <w:r>
+              <w:rPr>
+                <w:rFonts w:ascii="Be Vietnam Pro" w:cs="Be Vietnam Pro" w:eastAsia="Be Vietnam Pro" w:hAnsi="Be Vietnam Pro"/>
+                <w:color w:val="101814"/>
+                <w:sz w:val="20"/>
+                <w:szCs w:val="20"/>
+              </w:rPr>
+              <w:t xml:space="preserve">Người lập yêu cầu — HungDV, Product Owner</w:t>
+            </w:r>
+          </w:p>
+        </w:tc>
+        <w:tc>
+          <w:tcPr>
+            <w:tcW w:type="dxa" w:w="921"/>
             <w:tcMar>
               <w:top w:type="dxa" w:w="90"/>
               <w:left w:type="dxa" w:w="120"/>
@@ -16586,7 +16587,33 @@
         </w:trPr>
         <w:tc>
           <w:tcPr>
-            <w:tcW w:type="dxa" w:w="5419"/>
+            <w:tcW w:type="dxa" w:w="1420"/>
+            <w:tcMar>
+              <w:top w:type="dxa" w:w="90"/>
+              <w:left w:type="dxa" w:w="120"/>
+              <w:bottom w:type="dxa" w:w="90"/>
+              <w:right w:type="dxa" w:w="120"/>
+            </w:tcMar>
+            <w:vAlign w:val="center"/>
+          </w:tcPr>
+          <w:p>
+            <w:pPr>
+              <w:spacing w:after="0" w:line="280"/>
+            </w:pPr>
+            <w:r>
+              <w:rPr>
+                <w:rFonts w:ascii="Be Vietnam Pro" w:cs="Be Vietnam Pro" w:eastAsia="Be Vietnam Pro" w:hAnsi="Be Vietnam Pro"/>
+                <w:color w:val="101814"/>
+                <w:sz w:val="20"/>
+                <w:szCs w:val="20"/>
+              </w:rPr>
+              <w:t xml:space="preserve">Bioscope</w:t>
+            </w:r>
+          </w:p>
+        </w:tc>
+        <w:tc>
+          <w:tcPr>
+            <w:tcW w:type="dxa" w:w="5574"/>
             <w:tcMar>
               <w:top w:type="dxa" w:w="90"/>
               <w:left w:type="dxa" w:w="120"/>
@@ -16612,32 +16639,7 @@
         </w:tc>
         <w:tc>
           <w:tcPr>
-            <w:tcW w:type="dxa" w:w="1248"/>
-            <w:tcMar>
-              <w:top w:type="dxa" w:w="90"/>
-              <w:left w:type="dxa" w:w="120"/>
-              <w:bottom w:type="dxa" w:w="90"/>
-              <w:right w:type="dxa" w:w="120"/>
-            </w:tcMar>
-            <w:vAlign w:val="center"/>
-          </w:tcPr>
-          <w:p>
-            <w:pPr>
-              <w:spacing w:after="0" w:line="280"/>
-            </w:pPr>
-            <w:r>
-              <w:rPr>
-                <w:rFonts w:ascii="Be Vietnam Pro" w:cs="Be Vietnam Pro" w:eastAsia="Be Vietnam Pro" w:hAnsi="Be Vietnam Pro"/>
-                <w:sz w:val="21"/>
-                <w:szCs w:val="21"/>
-              </w:rPr>
-              <w:t xml:space="preserve"/>
-            </w:r>
-          </w:p>
-        </w:tc>
-        <w:tc>
-          <w:tcPr>
-            <w:tcW w:type="dxa" w:w="1248"/>
+            <w:tcW w:type="dxa" w:w="921"/>
             <w:tcMar>
               <w:top w:type="dxa" w:w="90"/>
               <w:left w:type="dxa" w:w="120"/>
@@ -16717,7 +16719,7 @@
         </w:trPr>
         <w:tc>
           <w:tcPr>
-            <w:tcW w:type="dxa" w:w="5419"/>
+            <w:tcW w:type="dxa" w:w="1420"/>
             <w:tcMar>
               <w:top w:type="dxa" w:w="90"/>
               <w:left w:type="dxa" w:w="120"/>
@@ -16739,38 +16741,41 @@
                 <w:sz w:val="20"/>
                 <w:szCs w:val="20"/>
               </w:rPr>
+              <w:t xml:space="preserve">Bioscope</w:t>
+            </w:r>
+          </w:p>
+        </w:tc>
+        <w:tc>
+          <w:tcPr>
+            <w:tcW w:type="dxa" w:w="5574"/>
+            <w:tcMar>
+              <w:top w:type="dxa" w:w="90"/>
+              <w:left w:type="dxa" w:w="120"/>
+              <w:bottom w:type="dxa" w:w="90"/>
+              <w:right w:type="dxa" w:w="120"/>
+            </w:tcMar>
+            <w:vAlign w:val="center"/>
+          </w:tcPr>
+          <w:p>
+            <w:pPr>
+              <w:spacing w:after="0" w:line="280"/>
+            </w:pPr>
+            <w:r>
+              <w:rPr>
+                <w:rFonts w:ascii="Be Vietnam Pro" w:cs="Be Vietnam Pro" w:eastAsia="Be Vietnam Pro" w:hAnsi="Be Vietnam Pro"/>
+                <w:b/>
+                <w:bCs/>
+                <w:color w:val="101814"/>
+                <w:sz w:val="20"/>
+                <w:szCs w:val="20"/>
+              </w:rPr>
               <w:t xml:space="preserve">Kế toán trưởng</w:t>
             </w:r>
           </w:p>
         </w:tc>
         <w:tc>
           <w:tcPr>
-            <w:tcW w:type="dxa" w:w="1248"/>
-            <w:tcMar>
-              <w:top w:type="dxa" w:w="90"/>
-              <w:left w:type="dxa" w:w="120"/>
-              <w:bottom w:type="dxa" w:w="90"/>
-              <w:right w:type="dxa" w:w="120"/>
-            </w:tcMar>
-            <w:vAlign w:val="center"/>
-          </w:tcPr>
-          <w:p>
-            <w:pPr>
-              <w:spacing w:after="0" w:line="280"/>
-            </w:pPr>
-            <w:r>
-              <w:rPr>
-                <w:rFonts w:ascii="Be Vietnam Pro" w:cs="Be Vietnam Pro" w:eastAsia="Be Vietnam Pro" w:hAnsi="Be Vietnam Pro"/>
-                <w:sz w:val="21"/>
-                <w:szCs w:val="21"/>
-              </w:rPr>
-              <w:t xml:space="preserve"/>
-            </w:r>
-          </w:p>
-        </w:tc>
-        <w:tc>
-          <w:tcPr>
-            <w:tcW w:type="dxa" w:w="1248"/>
+            <w:tcW w:type="dxa" w:w="921"/>
             <w:tcMar>
               <w:top w:type="dxa" w:w="90"/>
               <w:left w:type="dxa" w:w="120"/>
@@ -16850,33 +16855,63 @@
         </w:trPr>
         <w:tc>
           <w:tcPr>
-            <w:tcW w:type="dxa" w:w="5419"/>
-            <w:tcMar>
-              <w:top w:type="dxa" w:w="90"/>
-              <w:left w:type="dxa" w:w="120"/>
-              <w:bottom w:type="dxa" w:w="90"/>
-              <w:right w:type="dxa" w:w="120"/>
-            </w:tcMar>
-            <w:vAlign w:val="center"/>
-          </w:tcPr>
-          <w:p>
-            <w:pPr>
-              <w:spacing w:after="0" w:line="280"/>
-            </w:pPr>
-            <w:r>
-              <w:rPr>
-                <w:rFonts w:ascii="Be Vietnam Pro" w:cs="Be Vietnam Pro" w:eastAsia="Be Vietnam Pro" w:hAnsi="Be Vietnam Pro"/>
-                <w:color w:val="101814"/>
-                <w:sz w:val="20"/>
-                <w:szCs w:val="20"/>
-              </w:rPr>
-              <w:t xml:space="preserve">Ban giám đốc phê duyệt</w:t>
-            </w:r>
-          </w:p>
-        </w:tc>
-        <w:tc>
-          <w:tcPr>
-            <w:tcW w:type="dxa" w:w="1248"/>
+            <w:tcW w:type="dxa" w:w="1420"/>
+            <w:tcMar>
+              <w:top w:type="dxa" w:w="90"/>
+              <w:left w:type="dxa" w:w="120"/>
+              <w:bottom w:type="dxa" w:w="90"/>
+              <w:right w:type="dxa" w:w="120"/>
+            </w:tcMar>
+            <w:vAlign w:val="center"/>
+          </w:tcPr>
+          <w:p>
+            <w:pPr>
+              <w:spacing w:after="0" w:line="280"/>
+            </w:pPr>
+            <w:r>
+              <w:rPr>
+                <w:rFonts w:ascii="Be Vietnam Pro" w:cs="Be Vietnam Pro" w:eastAsia="Be Vietnam Pro" w:hAnsi="Be Vietnam Pro"/>
+                <w:b/>
+                <w:bCs/>
+                <w:color w:val="101814"/>
+                <w:sz w:val="20"/>
+                <w:szCs w:val="20"/>
+              </w:rPr>
+              <w:t xml:space="preserve">Bioscope</w:t>
+            </w:r>
+          </w:p>
+        </w:tc>
+        <w:tc>
+          <w:tcPr>
+            <w:tcW w:type="dxa" w:w="5574"/>
+            <w:tcMar>
+              <w:top w:type="dxa" w:w="90"/>
+              <w:left w:type="dxa" w:w="120"/>
+              <w:bottom w:type="dxa" w:w="90"/>
+              <w:right w:type="dxa" w:w="120"/>
+            </w:tcMar>
+            <w:vAlign w:val="center"/>
+          </w:tcPr>
+          <w:p>
+            <w:pPr>
+              <w:spacing w:after="0" w:line="280"/>
+            </w:pPr>
+            <w:r>
+              <w:rPr>
+                <w:rFonts w:ascii="Be Vietnam Pro" w:cs="Be Vietnam Pro" w:eastAsia="Be Vietnam Pro" w:hAnsi="Be Vietnam Pro"/>
+                <w:b/>
+                <w:bCs/>
+                <w:color w:val="101814"/>
+                <w:sz w:val="20"/>
+                <w:szCs w:val="20"/>
+              </w:rPr>
+              <w:t xml:space="preserve">Ban giám đốc phê duyệt yêu cầu</w:t>
+            </w:r>
+          </w:p>
+        </w:tc>
+        <w:tc>
+          <w:tcPr>
+            <w:tcW w:type="dxa" w:w="921"/>
             <w:tcMar>
               <w:top w:type="dxa" w:w="90"/>
               <w:left w:type="dxa" w:w="120"/>
@@ -16901,7 +16936,114 @@
         </w:tc>
         <w:tc>
           <w:tcPr>
-            <w:tcW w:type="dxa" w:w="1248"/>
+            <w:tcW w:type="dxa" w:w="860"/>
+            <w:tcMar>
+              <w:top w:type="dxa" w:w="90"/>
+              <w:left w:type="dxa" w:w="120"/>
+              <w:bottom w:type="dxa" w:w="90"/>
+              <w:right w:type="dxa" w:w="120"/>
+            </w:tcMar>
+            <w:vAlign w:val="center"/>
+          </w:tcPr>
+          <w:p>
+            <w:pPr>
+              <w:spacing w:after="0" w:line="280"/>
+            </w:pPr>
+            <w:r>
+              <w:rPr>
+                <w:rFonts w:ascii="Be Vietnam Pro" w:cs="Be Vietnam Pro" w:eastAsia="Be Vietnam Pro" w:hAnsi="Be Vietnam Pro"/>
+                <w:sz w:val="21"/>
+                <w:szCs w:val="21"/>
+              </w:rPr>
+              <w:t xml:space="preserve"/>
+            </w:r>
+          </w:p>
+        </w:tc>
+        <w:tc>
+          <w:tcPr>
+            <w:tcW w:type="dxa" w:w="585"/>
+            <w:tcMar>
+              <w:top w:type="dxa" w:w="90"/>
+              <w:left w:type="dxa" w:w="120"/>
+              <w:bottom w:type="dxa" w:w="90"/>
+              <w:right w:type="dxa" w:w="120"/>
+            </w:tcMar>
+            <w:vAlign w:val="center"/>
+          </w:tcPr>
+          <w:p>
+            <w:pPr>
+              <w:spacing w:after="0" w:line="280"/>
+            </w:pPr>
+            <w:r>
+              <w:rPr>
+                <w:rFonts w:ascii="Be Vietnam Pro" w:cs="Be Vietnam Pro" w:eastAsia="Be Vietnam Pro" w:hAnsi="Be Vietnam Pro"/>
+                <w:sz w:val="21"/>
+                <w:szCs w:val="21"/>
+              </w:rPr>
+              <w:t xml:space="preserve"/>
+            </w:r>
+          </w:p>
+        </w:tc>
+      </w:tr>
+      <w:tr>
+        <w:trPr>
+          <w:tblHeader w:val="false"/>
+        </w:trPr>
+        <w:tc>
+          <w:tcPr>
+            <w:tcW w:type="dxa" w:w="1420"/>
+            <w:tcMar>
+              <w:top w:type="dxa" w:w="90"/>
+              <w:left w:type="dxa" w:w="120"/>
+              <w:bottom w:type="dxa" w:w="90"/>
+              <w:right w:type="dxa" w:w="120"/>
+            </w:tcMar>
+            <w:vAlign w:val="center"/>
+          </w:tcPr>
+          <w:p>
+            <w:pPr>
+              <w:spacing w:after="0" w:line="280"/>
+            </w:pPr>
+            <w:r>
+              <w:rPr>
+                <w:rFonts w:ascii="Be Vietnam Pro" w:cs="Be Vietnam Pro" w:eastAsia="Be Vietnam Pro" w:hAnsi="Be Vietnam Pro"/>
+                <w:color w:val="101814"/>
+                <w:sz w:val="20"/>
+                <w:szCs w:val="20"/>
+              </w:rPr>
+              <w:t xml:space="preserve">OPTIMAI</w:t>
+            </w:r>
+          </w:p>
+        </w:tc>
+        <w:tc>
+          <w:tcPr>
+            <w:tcW w:type="dxa" w:w="5574"/>
+            <w:tcMar>
+              <w:top w:type="dxa" w:w="90"/>
+              <w:left w:type="dxa" w:w="120"/>
+              <w:bottom w:type="dxa" w:w="90"/>
+              <w:right w:type="dxa" w:w="120"/>
+            </w:tcMar>
+            <w:vAlign w:val="center"/>
+          </w:tcPr>
+          <w:p>
+            <w:pPr>
+              <w:spacing w:after="0" w:line="280"/>
+            </w:pPr>
+            <w:r>
+              <w:rPr>
+                <w:rFonts w:ascii="Be Vietnam Pro" w:cs="Be Vietnam Pro" w:eastAsia="Be Vietnam Pro" w:hAnsi="Be Vietnam Pro"/>
+                <w:color w:val="101814"/>
+                <w:sz w:val="20"/>
+                <w:szCs w:val="20"/>
+              </w:rPr>
+              <w:t xml:space="preserve">Ban giám đốc xác nhận phạm vi thực hiện</w:t>
+            </w:r>
+          </w:p>
+        </w:tc>
+        <w:tc>
+          <w:tcPr>
+            <w:tcW w:type="dxa" w:w="921"/>
             <w:tcMar>
               <w:top w:type="dxa" w:w="90"/>
               <w:left w:type="dxa" w:w="120"/>

--- a/docs/DA3-chatbot-ai-da-kenh/DA3-02-cd1-xac-dinh-yeu-cau.docx
+++ b/docs/DA3-chatbot-ai-da-kenh/DA3-02-cd1-xac-dinh-yeu-cau.docx
@@ -517,7 +517,7 @@
                 <w:sz w:val="20"/>
                 <w:szCs w:val="20"/>
               </w:rPr>
-              <w:t xml:space="preserve">HungDV — Product Owner, Công ty OPTIMAI</w:t>
+              <w:t xml:space="preserve">A Hùng — Product Owner, Công ty OPTIMAI</w:t>
             </w:r>
           </w:p>
         </w:tc>
@@ -1000,6 +1000,189 @@
           <w:docGrid w:linePitch="360"/>
         </w:sectPr>
       </w:pPr>
+    </w:p>
+    <w:p>
+      <w:pPr>
+        <w:spacing w:after="140" w:before="120"/>
+      </w:pPr>
+      <w:r>
+        <w:rPr>
+          <w:rFonts w:ascii="Be Vietnam Pro" w:cs="Be Vietnam Pro" w:eastAsia="Be Vietnam Pro" w:hAnsi="Be Vietnam Pro"/>
+          <w:b/>
+          <w:bCs/>
+          <w:color w:val="036F3D"/>
+          <w:spacing w:val="50"/>
+          <w:sz w:val="21"/>
+          <w:szCs w:val="21"/>
+        </w:rPr>
+        <w:t xml:space="preserve">MỤC LỤC</w:t>
+      </w:r>
+    </w:p>
+    <w:p>
+      <w:pPr>
+        <w:spacing w:after="40" w:line="260"/>
+        <w:ind w:left="220"/>
+      </w:pPr>
+      <w:r>
+        <w:rPr>
+          <w:rFonts w:ascii="Be Vietnam Pro" w:cs="Be Vietnam Pro" w:eastAsia="Be Vietnam Pro" w:hAnsi="Be Vietnam Pro"/>
+          <w:color w:val="4A5551"/>
+          <w:sz w:val="19"/>
+          <w:szCs w:val="19"/>
+        </w:rPr>
+        <w:t xml:space="preserve">1. Bối cảnh</w:t>
+      </w:r>
+    </w:p>
+    <w:p>
+      <w:pPr>
+        <w:spacing w:after="40" w:line="260"/>
+        <w:ind w:left="220"/>
+      </w:pPr>
+      <w:r>
+        <w:rPr>
+          <w:rFonts w:ascii="Be Vietnam Pro" w:cs="Be Vietnam Pro" w:eastAsia="Be Vietnam Pro" w:hAnsi="Be Vietnam Pro"/>
+          <w:color w:val="4A5551"/>
+          <w:sz w:val="19"/>
+          <w:szCs w:val="19"/>
+        </w:rPr>
+        <w:t xml:space="preserve">2. Yêu cầu nghiệp vụ</w:t>
+      </w:r>
+    </w:p>
+    <w:p>
+      <w:pPr>
+        <w:spacing w:after="40" w:line="260"/>
+        <w:ind w:left="220"/>
+      </w:pPr>
+      <w:r>
+        <w:rPr>
+          <w:rFonts w:ascii="Be Vietnam Pro" w:cs="Be Vietnam Pro" w:eastAsia="Be Vietnam Pro" w:hAnsi="Be Vietnam Pro"/>
+          <w:color w:val="4A5551"/>
+          <w:sz w:val="19"/>
+          <w:szCs w:val="19"/>
+        </w:rPr>
+        <w:t xml:space="preserve">3. Yêu cầu chức năng</w:t>
+      </w:r>
+    </w:p>
+    <w:p>
+      <w:pPr>
+        <w:spacing w:after="40" w:line="260"/>
+        <w:ind w:left="220"/>
+      </w:pPr>
+      <w:r>
+        <w:rPr>
+          <w:rFonts w:ascii="Be Vietnam Pro" w:cs="Be Vietnam Pro" w:eastAsia="Be Vietnam Pro" w:hAnsi="Be Vietnam Pro"/>
+          <w:color w:val="4A5551"/>
+          <w:sz w:val="19"/>
+          <w:szCs w:val="19"/>
+        </w:rPr>
+        <w:t xml:space="preserve">4. Yêu cầu phi chức năng</w:t>
+      </w:r>
+    </w:p>
+    <w:p>
+      <w:pPr>
+        <w:spacing w:after="40" w:line="260"/>
+        <w:ind w:left="220"/>
+      </w:pPr>
+      <w:r>
+        <w:rPr>
+          <w:rFonts w:ascii="Be Vietnam Pro" w:cs="Be Vietnam Pro" w:eastAsia="Be Vietnam Pro" w:hAnsi="Be Vietnam Pro"/>
+          <w:color w:val="4A5551"/>
+          <w:sz w:val="19"/>
+          <w:szCs w:val="19"/>
+        </w:rPr>
+        <w:t xml:space="preserve">5. Tiêu chí nghiệm thu</w:t>
+      </w:r>
+    </w:p>
+    <w:p>
+      <w:pPr>
+        <w:spacing w:after="40" w:line="260"/>
+        <w:ind w:left="220"/>
+      </w:pPr>
+      <w:r>
+        <w:rPr>
+          <w:rFonts w:ascii="Be Vietnam Pro" w:cs="Be Vietnam Pro" w:eastAsia="Be Vietnam Pro" w:hAnsi="Be Vietnam Pro"/>
+          <w:color w:val="4A5551"/>
+          <w:sz w:val="19"/>
+          <w:szCs w:val="19"/>
+        </w:rPr>
+        <w:t xml:space="preserve">6. Phạm vi loại trừ</w:t>
+      </w:r>
+    </w:p>
+    <w:p>
+      <w:pPr>
+        <w:spacing w:after="40" w:line="260"/>
+        <w:ind w:left="220"/>
+      </w:pPr>
+      <w:r>
+        <w:rPr>
+          <w:rFonts w:ascii="Be Vietnam Pro" w:cs="Be Vietnam Pro" w:eastAsia="Be Vietnam Pro" w:hAnsi="Be Vietnam Pro"/>
+          <w:color w:val="4A5551"/>
+          <w:sz w:val="19"/>
+          <w:szCs w:val="19"/>
+        </w:rPr>
+        <w:t xml:space="preserve">7. Ràng buộc</w:t>
+      </w:r>
+    </w:p>
+    <w:p>
+      <w:pPr>
+        <w:spacing w:after="40" w:line="260"/>
+        <w:ind w:left="220"/>
+      </w:pPr>
+      <w:r>
+        <w:rPr>
+          <w:rFonts w:ascii="Be Vietnam Pro" w:cs="Be Vietnam Pro" w:eastAsia="Be Vietnam Pro" w:hAnsi="Be Vietnam Pro"/>
+          <w:color w:val="4A5551"/>
+          <w:sz w:val="19"/>
+          <w:szCs w:val="19"/>
+        </w:rPr>
+        <w:t xml:space="preserve">8. Rủi ro nhận diện từ đầu</w:t>
+      </w:r>
+    </w:p>
+    <w:p>
+      <w:pPr>
+        <w:spacing w:after="40" w:line="260"/>
+        <w:ind w:left="220"/>
+      </w:pPr>
+      <w:r>
+        <w:rPr>
+          <w:rFonts w:ascii="Be Vietnam Pro" w:cs="Be Vietnam Pro" w:eastAsia="Be Vietnam Pro" w:hAnsi="Be Vietnam Pro"/>
+          <w:color w:val="4A5551"/>
+          <w:sz w:val="19"/>
+          <w:szCs w:val="19"/>
+        </w:rPr>
+        <w:t xml:space="preserve">Phụ lục A — Ma trận truy vết yêu cầu</w:t>
+      </w:r>
+    </w:p>
+    <w:p>
+      <w:pPr>
+        <w:spacing w:after="40" w:line="260"/>
+        <w:ind w:left="220"/>
+      </w:pPr>
+      <w:r>
+        <w:rPr>
+          <w:rFonts w:ascii="Be Vietnam Pro" w:cs="Be Vietnam Pro" w:eastAsia="Be Vietnam Pro" w:hAnsi="Be Vietnam Pro"/>
+          <w:color w:val="4A5551"/>
+          <w:sz w:val="19"/>
+          <w:szCs w:val="19"/>
+        </w:rPr>
+        <w:t xml:space="preserve">9. Phê duyệt yêu cầu</w:t>
+      </w:r>
+    </w:p>
+    <w:p>
+      <w:pPr>
+        <w:pBdr>
+          <w:bottom w:val="single" w:color="CFE3D8" w:sz="4" w:space="4"/>
+        </w:pBdr>
+        <w:spacing w:after="260" w:before="160"/>
+      </w:pPr>
+      <w:r>
+        <w:rPr>
+          <w:rFonts w:ascii="Be Vietnam Pro" w:cs="Be Vietnam Pro" w:eastAsia="Be Vietnam Pro" w:hAnsi="Be Vietnam Pro"/>
+          <w:sz w:val="2"/>
+          <w:szCs w:val="2"/>
+        </w:rPr>
+        <w:t xml:space="preserve"/>
+      </w:r>
     </w:p>
     <w:p>
       <w:pPr>
@@ -16261,6 +16444,8760 @@
     </w:p>
     <w:p>
       <w:pPr>
+        <w:pBdr>
+          <w:bottom w:val="single" w:color="CFE3D8" w:sz="4" w:space="4"/>
+        </w:pBdr>
+        <w:spacing w:after="160" w:before="160"/>
+      </w:pPr>
+      <w:r>
+        <w:rPr>
+          <w:rFonts w:ascii="Be Vietnam Pro" w:cs="Be Vietnam Pro" w:eastAsia="Be Vietnam Pro" w:hAnsi="Be Vietnam Pro"/>
+          <w:sz w:val="2"/>
+          <w:szCs w:val="2"/>
+        </w:rPr>
+        <w:t xml:space="preserve"/>
+      </w:r>
+    </w:p>
+    <w:p>
+      <w:pPr>
+        <w:pStyle w:val="Heading1"/>
+        <w:pBdr>
+          <w:bottom w:val="single" w:color="008E4D" w:sz="12" w:space="6"/>
+        </w:pBdr>
+        <w:spacing w:after="180" w:before="380"/>
+      </w:pPr>
+      <w:r>
+        <w:rPr>
+          <w:rFonts w:ascii="Be Vietnam Pro" w:cs="Be Vietnam Pro" w:eastAsia="Be Vietnam Pro" w:hAnsi="Be Vietnam Pro"/>
+          <w:b/>
+          <w:bCs/>
+          <w:color w:val="036F3D"/>
+          <w:sz w:val="28"/>
+          <w:szCs w:val="28"/>
+        </w:rPr>
+        <w:t xml:space="preserve">Phụ lục A — Ma trận truy vết yêu cầu</w:t>
+      </w:r>
+    </w:p>
+    <w:p>
+      <w:pPr>
+        <w:spacing w:after="130" w:line="300"/>
+      </w:pPr>
+      <w:r>
+        <w:rPr>
+          <w:rFonts w:ascii="Be Vietnam Pro" w:cs="Be Vietnam Pro" w:eastAsia="Be Vietnam Pro" w:hAnsi="Be Vietnam Pro"/>
+          <w:color w:val="101814"/>
+          <w:sz w:val="21"/>
+          <w:szCs w:val="21"/>
+        </w:rPr>
+        <w:t xml:space="preserve">Bảng nối </w:t>
+      </w:r>
+      <w:r>
+        <w:rPr>
+          <w:rFonts w:ascii="Be Vietnam Pro" w:cs="Be Vietnam Pro" w:eastAsia="Be Vietnam Pro" w:hAnsi="Be Vietnam Pro"/>
+          <w:b/>
+          <w:bCs/>
+          <w:color w:val="101814"/>
+          <w:sz w:val="21"/>
+          <w:szCs w:val="21"/>
+        </w:rPr>
+        <w:t xml:space="preserve">yêu cầu → thiết kế → ca kiểm thử</w:t>
+      </w:r>
+      <w:r>
+        <w:rPr>
+          <w:rFonts w:ascii="Be Vietnam Pro" w:cs="Be Vietnam Pro" w:eastAsia="Be Vietnam Pro" w:hAnsi="Be Vietnam Pro"/>
+          <w:color w:val="101814"/>
+          <w:sz w:val="21"/>
+          <w:szCs w:val="21"/>
+        </w:rPr>
+        <w:t xml:space="preserve">. Mục đích: chứng minh không yêu cầu nào bị bỏ quên, và mỗi yêu cầu đều có cách kiểm chứng độc lập.</w:t>
+      </w:r>
+    </w:p>
+    <w:p>
+      <w:pPr>
+        <w:pStyle w:val="Heading2"/>
+        <w:spacing w:after="120" w:before="280"/>
+      </w:pPr>
+      <w:r>
+        <w:rPr>
+          <w:rFonts w:ascii="Be Vietnam Pro" w:cs="Be Vietnam Pro" w:eastAsia="Be Vietnam Pro" w:hAnsi="Be Vietnam Pro"/>
+          <w:b/>
+          <w:bCs/>
+          <w:color w:val="008E4D"/>
+          <w:sz w:val="24"/>
+          <w:szCs w:val="24"/>
+        </w:rPr>
+        <w:t xml:space="preserve">A.1 Độ phủ</w:t>
+      </w:r>
+    </w:p>
+    <w:tbl>
+      <w:tblPr>
+        <w:tblW w:type="dxa" w:w="9360"/>
+        <w:tblBorders>
+          <w:top w:val="single" w:color="CFE3D8" w:sz="4"/>
+          <w:left w:val="single" w:color="CFE3D8" w:sz="4"/>
+          <w:bottom w:val="single" w:color="CFE3D8" w:sz="4"/>
+          <w:right w:val="single" w:color="CFE3D8" w:sz="4"/>
+          <w:insideH w:val="single" w:color="CFE3D8" w:sz="4"/>
+          <w:insideV w:val="single" w:color="CFE3D8" w:sz="4"/>
+        </w:tblBorders>
+        <w:tblLayout w:type="fixed"/>
+      </w:tblPr>
+      <w:tblGrid>
+        <w:gridCol w:w="6864"/>
+        <w:gridCol w:w="2496"/>
+      </w:tblGrid>
+      <w:tr>
+        <w:trPr>
+          <w:tblHeader/>
+        </w:trPr>
+        <w:tc>
+          <w:tcPr>
+            <w:tcW w:type="dxa" w:w="6864"/>
+            <w:shd w:fill="EEF6F1" w:color="auto" w:val="clear"/>
+            <w:tcMar>
+              <w:top w:type="dxa" w:w="90"/>
+              <w:left w:type="dxa" w:w="120"/>
+              <w:bottom w:type="dxa" w:w="90"/>
+              <w:right w:type="dxa" w:w="120"/>
+            </w:tcMar>
+            <w:vAlign w:val="center"/>
+          </w:tcPr>
+          <w:p>
+            <w:pPr>
+              <w:spacing w:after="0" w:line="280"/>
+            </w:pPr>
+            <w:r>
+              <w:rPr>
+                <w:rFonts w:ascii="Be Vietnam Pro" w:cs="Be Vietnam Pro" w:eastAsia="Be Vietnam Pro" w:hAnsi="Be Vietnam Pro"/>
+                <w:b/>
+                <w:bCs/>
+                <w:color w:val="036F3D"/>
+                <w:sz w:val="20"/>
+                <w:szCs w:val="20"/>
+              </w:rPr>
+              <w:t xml:space="preserve">Chỉ số</w:t>
+            </w:r>
+          </w:p>
+        </w:tc>
+        <w:tc>
+          <w:tcPr>
+            <w:tcW w:type="dxa" w:w="2496"/>
+            <w:shd w:fill="EEF6F1" w:color="auto" w:val="clear"/>
+            <w:tcMar>
+              <w:top w:type="dxa" w:w="90"/>
+              <w:left w:type="dxa" w:w="120"/>
+              <w:bottom w:type="dxa" w:w="90"/>
+              <w:right w:type="dxa" w:w="120"/>
+            </w:tcMar>
+            <w:vAlign w:val="center"/>
+          </w:tcPr>
+          <w:p>
+            <w:pPr>
+              <w:spacing w:after="0" w:line="280"/>
+              <w:jc w:val="center"/>
+            </w:pPr>
+            <w:r>
+              <w:rPr>
+                <w:rFonts w:ascii="Be Vietnam Pro" w:cs="Be Vietnam Pro" w:eastAsia="Be Vietnam Pro" w:hAnsi="Be Vietnam Pro"/>
+                <w:b/>
+                <w:bCs/>
+                <w:color w:val="036F3D"/>
+                <w:sz w:val="20"/>
+                <w:szCs w:val="20"/>
+              </w:rPr>
+              <w:t xml:space="preserve">Số lượng</w:t>
+            </w:r>
+          </w:p>
+        </w:tc>
+      </w:tr>
+      <w:tr>
+        <w:trPr>
+          <w:tblHeader w:val="false"/>
+        </w:trPr>
+        <w:tc>
+          <w:tcPr>
+            <w:tcW w:type="dxa" w:w="6864"/>
+            <w:tcMar>
+              <w:top w:type="dxa" w:w="90"/>
+              <w:left w:type="dxa" w:w="120"/>
+              <w:bottom w:type="dxa" w:w="90"/>
+              <w:right w:type="dxa" w:w="120"/>
+            </w:tcMar>
+            <w:vAlign w:val="center"/>
+          </w:tcPr>
+          <w:p>
+            <w:pPr>
+              <w:spacing w:after="0" w:line="280"/>
+            </w:pPr>
+            <w:r>
+              <w:rPr>
+                <w:rFonts w:ascii="Be Vietnam Pro" w:cs="Be Vietnam Pro" w:eastAsia="Be Vietnam Pro" w:hAnsi="Be Vietnam Pro"/>
+                <w:color w:val="101814"/>
+                <w:sz w:val="20"/>
+                <w:szCs w:val="20"/>
+              </w:rPr>
+              <w:t xml:space="preserve">Tổng yêu cầu chức năng</w:t>
+            </w:r>
+          </w:p>
+        </w:tc>
+        <w:tc>
+          <w:tcPr>
+            <w:tcW w:type="dxa" w:w="2496"/>
+            <w:tcMar>
+              <w:top w:type="dxa" w:w="90"/>
+              <w:left w:type="dxa" w:w="120"/>
+              <w:bottom w:type="dxa" w:w="90"/>
+              <w:right w:type="dxa" w:w="120"/>
+            </w:tcMar>
+            <w:vAlign w:val="center"/>
+          </w:tcPr>
+          <w:p>
+            <w:pPr>
+              <w:spacing w:after="0" w:line="280"/>
+              <w:jc w:val="center"/>
+            </w:pPr>
+            <w:r>
+              <w:rPr>
+                <w:rFonts w:ascii="Be Vietnam Pro" w:cs="Be Vietnam Pro" w:eastAsia="Be Vietnam Pro" w:hAnsi="Be Vietnam Pro"/>
+                <w:b/>
+                <w:bCs/>
+                <w:color w:val="101814"/>
+                <w:sz w:val="20"/>
+                <w:szCs w:val="20"/>
+              </w:rPr>
+              <w:t xml:space="preserve">54</w:t>
+            </w:r>
+          </w:p>
+        </w:tc>
+      </w:tr>
+      <w:tr>
+        <w:trPr>
+          <w:tblHeader w:val="false"/>
+        </w:trPr>
+        <w:tc>
+          <w:tcPr>
+            <w:tcW w:type="dxa" w:w="6864"/>
+            <w:tcMar>
+              <w:top w:type="dxa" w:w="90"/>
+              <w:left w:type="dxa" w:w="120"/>
+              <w:bottom w:type="dxa" w:w="90"/>
+              <w:right w:type="dxa" w:w="120"/>
+            </w:tcMar>
+            <w:vAlign w:val="center"/>
+          </w:tcPr>
+          <w:p>
+            <w:pPr>
+              <w:spacing w:after="0" w:line="280"/>
+            </w:pPr>
+            <w:r>
+              <w:rPr>
+                <w:rFonts w:ascii="Be Vietnam Pro" w:cs="Be Vietnam Pro" w:eastAsia="Be Vietnam Pro" w:hAnsi="Be Vietnam Pro"/>
+                <w:color w:val="101814"/>
+                <w:sz w:val="20"/>
+                <w:szCs w:val="20"/>
+              </w:rPr>
+              <w:t xml:space="preserve">Đã có ca kiểm thử</w:t>
+            </w:r>
+          </w:p>
+        </w:tc>
+        <w:tc>
+          <w:tcPr>
+            <w:tcW w:type="dxa" w:w="2496"/>
+            <w:tcMar>
+              <w:top w:type="dxa" w:w="90"/>
+              <w:left w:type="dxa" w:w="120"/>
+              <w:bottom w:type="dxa" w:w="90"/>
+              <w:right w:type="dxa" w:w="120"/>
+            </w:tcMar>
+            <w:vAlign w:val="center"/>
+          </w:tcPr>
+          <w:p>
+            <w:pPr>
+              <w:spacing w:after="0" w:line="280"/>
+              <w:jc w:val="center"/>
+            </w:pPr>
+            <w:r>
+              <w:rPr>
+                <w:rFonts w:ascii="Be Vietnam Pro" w:cs="Be Vietnam Pro" w:eastAsia="Be Vietnam Pro" w:hAnsi="Be Vietnam Pro"/>
+                <w:b/>
+                <w:bCs/>
+                <w:color w:val="101814"/>
+                <w:sz w:val="20"/>
+                <w:szCs w:val="20"/>
+              </w:rPr>
+              <w:t xml:space="preserve">54</w:t>
+            </w:r>
+          </w:p>
+        </w:tc>
+      </w:tr>
+      <w:tr>
+        <w:trPr>
+          <w:tblHeader w:val="false"/>
+        </w:trPr>
+        <w:tc>
+          <w:tcPr>
+            <w:tcW w:type="dxa" w:w="6864"/>
+            <w:tcMar>
+              <w:top w:type="dxa" w:w="90"/>
+              <w:left w:type="dxa" w:w="120"/>
+              <w:bottom w:type="dxa" w:w="90"/>
+              <w:right w:type="dxa" w:w="120"/>
+            </w:tcMar>
+            <w:vAlign w:val="center"/>
+          </w:tcPr>
+          <w:p>
+            <w:pPr>
+              <w:spacing w:after="0" w:line="280"/>
+            </w:pPr>
+            <w:r>
+              <w:rPr>
+                <w:rFonts w:ascii="Be Vietnam Pro" w:cs="Be Vietnam Pro" w:eastAsia="Be Vietnam Pro" w:hAnsi="Be Vietnam Pro"/>
+                <w:b/>
+                <w:bCs/>
+                <w:color w:val="101814"/>
+                <w:sz w:val="20"/>
+                <w:szCs w:val="20"/>
+              </w:rPr>
+              <w:t xml:space="preserve">Chưa có ca kiểm thử</w:t>
+            </w:r>
+          </w:p>
+        </w:tc>
+        <w:tc>
+          <w:tcPr>
+            <w:tcW w:type="dxa" w:w="2496"/>
+            <w:tcMar>
+              <w:top w:type="dxa" w:w="90"/>
+              <w:left w:type="dxa" w:w="120"/>
+              <w:bottom w:type="dxa" w:w="90"/>
+              <w:right w:type="dxa" w:w="120"/>
+            </w:tcMar>
+            <w:vAlign w:val="center"/>
+          </w:tcPr>
+          <w:p>
+            <w:pPr>
+              <w:spacing w:after="0" w:line="280"/>
+              <w:jc w:val="center"/>
+            </w:pPr>
+            <w:r>
+              <w:rPr>
+                <w:rFonts w:ascii="Be Vietnam Pro" w:cs="Be Vietnam Pro" w:eastAsia="Be Vietnam Pro" w:hAnsi="Be Vietnam Pro"/>
+                <w:b/>
+                <w:bCs/>
+                <w:color w:val="101814"/>
+                <w:sz w:val="20"/>
+                <w:szCs w:val="20"/>
+              </w:rPr>
+              <w:t xml:space="preserve">0</w:t>
+            </w:r>
+          </w:p>
+        </w:tc>
+      </w:tr>
+      <w:tr>
+        <w:trPr>
+          <w:tblHeader w:val="false"/>
+        </w:trPr>
+        <w:tc>
+          <w:tcPr>
+            <w:tcW w:type="dxa" w:w="6864"/>
+            <w:tcMar>
+              <w:top w:type="dxa" w:w="90"/>
+              <w:left w:type="dxa" w:w="120"/>
+              <w:bottom w:type="dxa" w:w="90"/>
+              <w:right w:type="dxa" w:w="120"/>
+            </w:tcMar>
+            <w:vAlign w:val="center"/>
+          </w:tcPr>
+          <w:p>
+            <w:pPr>
+              <w:spacing w:after="0" w:line="280"/>
+            </w:pPr>
+            <w:r>
+              <w:rPr>
+                <w:rFonts w:ascii="Be Vietnam Pro" w:cs="Be Vietnam Pro" w:eastAsia="Be Vietnam Pro" w:hAnsi="Be Vietnam Pro"/>
+                <w:color w:val="101814"/>
+                <w:sz w:val="20"/>
+                <w:szCs w:val="20"/>
+              </w:rPr>
+              <w:t xml:space="preserve">Độ phủ</w:t>
+            </w:r>
+          </w:p>
+        </w:tc>
+        <w:tc>
+          <w:tcPr>
+            <w:tcW w:type="dxa" w:w="2496"/>
+            <w:tcMar>
+              <w:top w:type="dxa" w:w="90"/>
+              <w:left w:type="dxa" w:w="120"/>
+              <w:bottom w:type="dxa" w:w="90"/>
+              <w:right w:type="dxa" w:w="120"/>
+            </w:tcMar>
+            <w:vAlign w:val="center"/>
+          </w:tcPr>
+          <w:p>
+            <w:pPr>
+              <w:spacing w:after="0" w:line="280"/>
+              <w:jc w:val="center"/>
+            </w:pPr>
+            <w:r>
+              <w:rPr>
+                <w:rFonts w:ascii="Be Vietnam Pro" w:cs="Be Vietnam Pro" w:eastAsia="Be Vietnam Pro" w:hAnsi="Be Vietnam Pro"/>
+                <w:b/>
+                <w:bCs/>
+                <w:color w:val="101814"/>
+                <w:sz w:val="20"/>
+                <w:szCs w:val="20"/>
+              </w:rPr>
+              <w:t xml:space="preserve">100%</w:t>
+            </w:r>
+          </w:p>
+        </w:tc>
+      </w:tr>
+    </w:tbl>
+    <w:p>
+      <w:pPr>
+        <w:spacing w:after="180"/>
+      </w:pPr>
+    </w:p>
+    <w:p>
+      <w:pPr>
+        <w:spacing w:after="130" w:line="300"/>
+      </w:pPr>
+      <w:r>
+        <w:rPr>
+          <w:rFonts w:ascii="Be Vietnam Pro" w:cs="Be Vietnam Pro" w:eastAsia="Be Vietnam Pro" w:hAnsi="Be Vietnam Pro"/>
+          <w:color w:val="101814"/>
+          <w:sz w:val="21"/>
+          <w:szCs w:val="21"/>
+        </w:rPr>
+        <w:t xml:space="preserve">Tài liệu thiết kế tương ứng: </w:t>
+      </w:r>
+      <w:r>
+        <w:rPr>
+          <w:rFonts w:ascii="Menlo" w:cs="Menlo" w:eastAsia="Menlo" w:hAnsi="Menlo"/>
+          <w:color w:val="036F3D"/>
+          <w:sz w:val="19"/>
+          <w:szCs w:val="19"/>
+          <w:shd w:fill="F1F5F3" w:color="auto" w:val="clear"/>
+        </w:rPr>
+        <w:t xml:space="preserve">DA3-03</w:t>
+      </w:r>
+      <w:r>
+        <w:rPr>
+          <w:rFonts w:ascii="Be Vietnam Pro" w:cs="Be Vietnam Pro" w:eastAsia="Be Vietnam Pro" w:hAnsi="Be Vietnam Pro"/>
+          <w:color w:val="101814"/>
+          <w:sz w:val="21"/>
+          <w:szCs w:val="21"/>
+        </w:rPr>
+        <w:t xml:space="preserve"> kiến trúc · </w:t>
+      </w:r>
+      <w:r>
+        <w:rPr>
+          <w:rFonts w:ascii="Menlo" w:cs="Menlo" w:eastAsia="Menlo" w:hAnsi="Menlo"/>
+          <w:color w:val="036F3D"/>
+          <w:sz w:val="19"/>
+          <w:szCs w:val="19"/>
+          <w:shd w:fill="F1F5F3" w:color="auto" w:val="clear"/>
+        </w:rPr>
+        <w:t xml:space="preserve">DA3-04</w:t>
+      </w:r>
+      <w:r>
+        <w:rPr>
+          <w:rFonts w:ascii="Be Vietnam Pro" w:cs="Be Vietnam Pro" w:eastAsia="Be Vietnam Pro" w:hAnsi="Be Vietnam Pro"/>
+          <w:color w:val="101814"/>
+          <w:sz w:val="21"/>
+          <w:szCs w:val="21"/>
+        </w:rPr>
+        <w:t xml:space="preserve"> dữ liệu · </w:t>
+      </w:r>
+      <w:r>
+        <w:rPr>
+          <w:rFonts w:ascii="Menlo" w:cs="Menlo" w:eastAsia="Menlo" w:hAnsi="Menlo"/>
+          <w:color w:val="036F3D"/>
+          <w:sz w:val="19"/>
+          <w:szCs w:val="19"/>
+          <w:shd w:fill="F1F5F3" w:color="auto" w:val="clear"/>
+        </w:rPr>
+        <w:t xml:space="preserve">DA3-05</w:t>
+      </w:r>
+      <w:r>
+        <w:rPr>
+          <w:rFonts w:ascii="Be Vietnam Pro" w:cs="Be Vietnam Pro" w:eastAsia="Be Vietnam Pro" w:hAnsi="Be Vietnam Pro"/>
+          <w:color w:val="101814"/>
+          <w:sz w:val="21"/>
+          <w:szCs w:val="21"/>
+        </w:rPr>
+        <w:t xml:space="preserve"> giao diện.</w:t>
+      </w:r>
+    </w:p>
+    <w:p>
+      <w:pPr>
+        <w:pStyle w:val="Heading2"/>
+        <w:spacing w:after="120" w:before="280"/>
+      </w:pPr>
+      <w:r>
+        <w:rPr>
+          <w:rFonts w:ascii="Be Vietnam Pro" w:cs="Be Vietnam Pro" w:eastAsia="Be Vietnam Pro" w:hAnsi="Be Vietnam Pro"/>
+          <w:b/>
+          <w:bCs/>
+          <w:color w:val="008E4D"/>
+          <w:sz w:val="24"/>
+          <w:szCs w:val="24"/>
+        </w:rPr>
+        <w:t xml:space="preserve">A.2 Bảng truy vết</w:t>
+      </w:r>
+    </w:p>
+    <w:tbl>
+      <w:tblPr>
+        <w:tblW w:type="dxa" w:w="9360"/>
+        <w:tblBorders>
+          <w:top w:val="single" w:color="CFE3D8" w:sz="4"/>
+          <w:left w:val="single" w:color="CFE3D8" w:sz="4"/>
+          <w:bottom w:val="single" w:color="CFE3D8" w:sz="4"/>
+          <w:right w:val="single" w:color="CFE3D8" w:sz="4"/>
+          <w:insideH w:val="single" w:color="CFE3D8" w:sz="4"/>
+          <w:insideV w:val="single" w:color="CFE3D8" w:sz="4"/>
+        </w:tblBorders>
+        <w:tblLayout w:type="fixed"/>
+      </w:tblPr>
+      <w:tblGrid>
+        <w:gridCol w:w="1000"/>
+        <w:gridCol w:w="4600"/>
+        <w:gridCol w:w="1671"/>
+        <w:gridCol w:w="2089"/>
+      </w:tblGrid>
+      <w:tr>
+        <w:trPr>
+          <w:tblHeader/>
+        </w:trPr>
+        <w:tc>
+          <w:tcPr>
+            <w:tcW w:type="dxa" w:w="1000"/>
+            <w:shd w:fill="EEF6F1" w:color="auto" w:val="clear"/>
+            <w:tcMar>
+              <w:top w:type="dxa" w:w="90"/>
+              <w:left w:type="dxa" w:w="120"/>
+              <w:bottom w:type="dxa" w:w="90"/>
+              <w:right w:type="dxa" w:w="120"/>
+            </w:tcMar>
+            <w:vAlign w:val="center"/>
+          </w:tcPr>
+          <w:p>
+            <w:pPr>
+              <w:spacing w:after="0" w:line="280"/>
+            </w:pPr>
+            <w:r>
+              <w:rPr>
+                <w:rFonts w:ascii="Be Vietnam Pro" w:cs="Be Vietnam Pro" w:eastAsia="Be Vietnam Pro" w:hAnsi="Be Vietnam Pro"/>
+                <w:b/>
+                <w:bCs/>
+                <w:color w:val="036F3D"/>
+                <w:sz w:val="20"/>
+                <w:szCs w:val="20"/>
+              </w:rPr>
+              <w:t xml:space="preserve">Yêu cầu</w:t>
+            </w:r>
+          </w:p>
+        </w:tc>
+        <w:tc>
+          <w:tcPr>
+            <w:tcW w:type="dxa" w:w="4600"/>
+            <w:shd w:fill="EEF6F1" w:color="auto" w:val="clear"/>
+            <w:tcMar>
+              <w:top w:type="dxa" w:w="90"/>
+              <w:left w:type="dxa" w:w="120"/>
+              <w:bottom w:type="dxa" w:w="90"/>
+              <w:right w:type="dxa" w:w="120"/>
+            </w:tcMar>
+            <w:vAlign w:val="center"/>
+          </w:tcPr>
+          <w:p>
+            <w:pPr>
+              <w:spacing w:after="0" w:line="280"/>
+            </w:pPr>
+            <w:r>
+              <w:rPr>
+                <w:rFonts w:ascii="Be Vietnam Pro" w:cs="Be Vietnam Pro" w:eastAsia="Be Vietnam Pro" w:hAnsi="Be Vietnam Pro"/>
+                <w:b/>
+                <w:bCs/>
+                <w:color w:val="036F3D"/>
+                <w:sz w:val="20"/>
+                <w:szCs w:val="20"/>
+              </w:rPr>
+              <w:t xml:space="preserve">Nội dung</w:t>
+            </w:r>
+          </w:p>
+        </w:tc>
+        <w:tc>
+          <w:tcPr>
+            <w:tcW w:type="dxa" w:w="1671"/>
+            <w:shd w:fill="EEF6F1" w:color="auto" w:val="clear"/>
+            <w:tcMar>
+              <w:top w:type="dxa" w:w="90"/>
+              <w:left w:type="dxa" w:w="120"/>
+              <w:bottom w:type="dxa" w:w="90"/>
+              <w:right w:type="dxa" w:w="120"/>
+            </w:tcMar>
+            <w:vAlign w:val="center"/>
+          </w:tcPr>
+          <w:p>
+            <w:pPr>
+              <w:spacing w:after="0" w:line="280"/>
+            </w:pPr>
+            <w:r>
+              <w:rPr>
+                <w:rFonts w:ascii="Be Vietnam Pro" w:cs="Be Vietnam Pro" w:eastAsia="Be Vietnam Pro" w:hAnsi="Be Vietnam Pro"/>
+                <w:b/>
+                <w:bCs/>
+                <w:color w:val="036F3D"/>
+                <w:sz w:val="20"/>
+                <w:szCs w:val="20"/>
+              </w:rPr>
+              <w:t xml:space="preserve">Thiết kế</w:t>
+            </w:r>
+          </w:p>
+        </w:tc>
+        <w:tc>
+          <w:tcPr>
+            <w:tcW w:type="dxa" w:w="2089"/>
+            <w:shd w:fill="EEF6F1" w:color="auto" w:val="clear"/>
+            <w:tcMar>
+              <w:top w:type="dxa" w:w="90"/>
+              <w:left w:type="dxa" w:w="120"/>
+              <w:bottom w:type="dxa" w:w="90"/>
+              <w:right w:type="dxa" w:w="120"/>
+            </w:tcMar>
+            <w:vAlign w:val="center"/>
+          </w:tcPr>
+          <w:p>
+            <w:pPr>
+              <w:spacing w:after="0" w:line="280"/>
+            </w:pPr>
+            <w:r>
+              <w:rPr>
+                <w:rFonts w:ascii="Be Vietnam Pro" w:cs="Be Vietnam Pro" w:eastAsia="Be Vietnam Pro" w:hAnsi="Be Vietnam Pro"/>
+                <w:b/>
+                <w:bCs/>
+                <w:color w:val="036F3D"/>
+                <w:sz w:val="20"/>
+                <w:szCs w:val="20"/>
+              </w:rPr>
+              <w:t xml:space="preserve">Ca kiểm thử</w:t>
+            </w:r>
+          </w:p>
+        </w:tc>
+      </w:tr>
+      <w:tr>
+        <w:trPr>
+          <w:tblHeader w:val="false"/>
+        </w:trPr>
+        <w:tc>
+          <w:tcPr>
+            <w:tcW w:type="dxa" w:w="1000"/>
+            <w:tcMar>
+              <w:top w:type="dxa" w:w="90"/>
+              <w:left w:type="dxa" w:w="120"/>
+              <w:bottom w:type="dxa" w:w="90"/>
+              <w:right w:type="dxa" w:w="120"/>
+            </w:tcMar>
+            <w:vAlign w:val="center"/>
+          </w:tcPr>
+          <w:p>
+            <w:pPr>
+              <w:spacing w:after="0" w:line="280"/>
+            </w:pPr>
+            <w:r>
+              <w:rPr>
+                <w:rFonts w:ascii="Menlo" w:cs="Menlo" w:eastAsia="Menlo" w:hAnsi="Menlo"/>
+                <w:color w:val="036F3D"/>
+                <w:sz w:val="20"/>
+                <w:szCs w:val="20"/>
+                <w:shd w:fill="F1F5F3" w:color="auto" w:val="clear"/>
+              </w:rPr>
+              <w:t xml:space="preserve">YC-01</w:t>
+            </w:r>
+          </w:p>
+        </w:tc>
+        <w:tc>
+          <w:tcPr>
+            <w:tcW w:type="dxa" w:w="4600"/>
+            <w:tcMar>
+              <w:top w:type="dxa" w:w="90"/>
+              <w:left w:type="dxa" w:w="120"/>
+              <w:bottom w:type="dxa" w:w="90"/>
+              <w:right w:type="dxa" w:w="120"/>
+            </w:tcMar>
+            <w:vAlign w:val="center"/>
+          </w:tcPr>
+          <w:p>
+            <w:pPr>
+              <w:spacing w:after="0" w:line="280"/>
+            </w:pPr>
+            <w:r>
+              <w:rPr>
+                <w:rFonts w:ascii="Be Vietnam Pro" w:cs="Be Vietnam Pro" w:eastAsia="Be Vietnam Pro" w:hAnsi="Be Vietnam Pro"/>
+                <w:color w:val="101814"/>
+                <w:sz w:val="20"/>
+                <w:szCs w:val="20"/>
+              </w:rPr>
+              <w:t xml:space="preserve">Nhận câu hỏi bằng tiếng Việt tự nhiên</w:t>
+            </w:r>
+          </w:p>
+        </w:tc>
+        <w:tc>
+          <w:tcPr>
+            <w:tcW w:type="dxa" w:w="1671"/>
+            <w:tcMar>
+              <w:top w:type="dxa" w:w="90"/>
+              <w:left w:type="dxa" w:w="120"/>
+              <w:bottom w:type="dxa" w:w="90"/>
+              <w:right w:type="dxa" w:w="120"/>
+            </w:tcMar>
+            <w:vAlign w:val="center"/>
+          </w:tcPr>
+          <w:p>
+            <w:pPr>
+              <w:spacing w:after="0" w:line="280"/>
+            </w:pPr>
+            <w:r>
+              <w:rPr>
+                <w:rFonts w:ascii="Menlo" w:cs="Menlo" w:eastAsia="Menlo" w:hAnsi="Menlo"/>
+                <w:color w:val="036F3D"/>
+                <w:sz w:val="20"/>
+                <w:szCs w:val="20"/>
+                <w:shd w:fill="F1F5F3" w:color="auto" w:val="clear"/>
+              </w:rPr>
+              <w:t xml:space="preserve">DA3-03</w:t>
+            </w:r>
+            <w:r>
+              <w:rPr>
+                <w:rFonts w:ascii="Be Vietnam Pro" w:cs="Be Vietnam Pro" w:eastAsia="Be Vietnam Pro" w:hAnsi="Be Vietnam Pro"/>
+                <w:color w:val="101814"/>
+                <w:sz w:val="20"/>
+                <w:szCs w:val="20"/>
+              </w:rPr>
+              <w:t xml:space="preserve"> </w:t>
+            </w:r>
+            <w:r>
+              <w:rPr>
+                <w:rFonts w:ascii="Menlo" w:cs="Menlo" w:eastAsia="Menlo" w:hAnsi="Menlo"/>
+                <w:color w:val="036F3D"/>
+                <w:sz w:val="20"/>
+                <w:szCs w:val="20"/>
+                <w:shd w:fill="F1F5F3" w:color="auto" w:val="clear"/>
+              </w:rPr>
+              <w:t xml:space="preserve">DA3-04</w:t>
+            </w:r>
+            <w:r>
+              <w:rPr>
+                <w:rFonts w:ascii="Be Vietnam Pro" w:cs="Be Vietnam Pro" w:eastAsia="Be Vietnam Pro" w:hAnsi="Be Vietnam Pro"/>
+                <w:color w:val="101814"/>
+                <w:sz w:val="20"/>
+                <w:szCs w:val="20"/>
+              </w:rPr>
+              <w:t xml:space="preserve"> </w:t>
+            </w:r>
+            <w:r>
+              <w:rPr>
+                <w:rFonts w:ascii="Menlo" w:cs="Menlo" w:eastAsia="Menlo" w:hAnsi="Menlo"/>
+                <w:color w:val="036F3D"/>
+                <w:sz w:val="20"/>
+                <w:szCs w:val="20"/>
+                <w:shd w:fill="F1F5F3" w:color="auto" w:val="clear"/>
+              </w:rPr>
+              <w:t xml:space="preserve">DA3-05</w:t>
+            </w:r>
+          </w:p>
+        </w:tc>
+        <w:tc>
+          <w:tcPr>
+            <w:tcW w:type="dxa" w:w="2089"/>
+            <w:tcMar>
+              <w:top w:type="dxa" w:w="90"/>
+              <w:left w:type="dxa" w:w="120"/>
+              <w:bottom w:type="dxa" w:w="90"/>
+              <w:right w:type="dxa" w:w="120"/>
+            </w:tcMar>
+            <w:vAlign w:val="center"/>
+          </w:tcPr>
+          <w:p>
+            <w:pPr>
+              <w:spacing w:after="0" w:line="280"/>
+            </w:pPr>
+            <w:r>
+              <w:rPr>
+                <w:rFonts w:ascii="Be Vietnam Pro" w:cs="Be Vietnam Pro" w:eastAsia="Be Vietnam Pro" w:hAnsi="Be Vietnam Pro"/>
+                <w:color w:val="101814"/>
+                <w:sz w:val="20"/>
+                <w:szCs w:val="20"/>
+              </w:rPr>
+              <w:t xml:space="preserve">TC-41–TC-50</w:t>
+            </w:r>
+          </w:p>
+        </w:tc>
+      </w:tr>
+      <w:tr>
+        <w:trPr>
+          <w:tblHeader w:val="false"/>
+        </w:trPr>
+        <w:tc>
+          <w:tcPr>
+            <w:tcW w:type="dxa" w:w="1000"/>
+            <w:tcMar>
+              <w:top w:type="dxa" w:w="90"/>
+              <w:left w:type="dxa" w:w="120"/>
+              <w:bottom w:type="dxa" w:w="90"/>
+              <w:right w:type="dxa" w:w="120"/>
+            </w:tcMar>
+            <w:vAlign w:val="center"/>
+          </w:tcPr>
+          <w:p>
+            <w:pPr>
+              <w:spacing w:after="0" w:line="280"/>
+            </w:pPr>
+            <w:r>
+              <w:rPr>
+                <w:rFonts w:ascii="Menlo" w:cs="Menlo" w:eastAsia="Menlo" w:hAnsi="Menlo"/>
+                <w:color w:val="036F3D"/>
+                <w:sz w:val="20"/>
+                <w:szCs w:val="20"/>
+                <w:shd w:fill="F1F5F3" w:color="auto" w:val="clear"/>
+              </w:rPr>
+              <w:t xml:space="preserve">YC-02</w:t>
+            </w:r>
+          </w:p>
+        </w:tc>
+        <w:tc>
+          <w:tcPr>
+            <w:tcW w:type="dxa" w:w="4600"/>
+            <w:tcMar>
+              <w:top w:type="dxa" w:w="90"/>
+              <w:left w:type="dxa" w:w="120"/>
+              <w:bottom w:type="dxa" w:w="90"/>
+              <w:right w:type="dxa" w:w="120"/>
+            </w:tcMar>
+            <w:vAlign w:val="center"/>
+          </w:tcPr>
+          <w:p>
+            <w:pPr>
+              <w:spacing w:after="0" w:line="280"/>
+            </w:pPr>
+            <w:r>
+              <w:rPr>
+                <w:rFonts w:ascii="Be Vietnam Pro" w:cs="Be Vietnam Pro" w:eastAsia="Be Vietnam Pro" w:hAnsi="Be Vietnam Pro"/>
+                <w:color w:val="101814"/>
+                <w:sz w:val="20"/>
+                <w:szCs w:val="20"/>
+              </w:rPr>
+              <w:t xml:space="preserve">Trợ lý tự chọn công cụ tra dữ liệu phù hợp câu hỏi</w:t>
+            </w:r>
+          </w:p>
+        </w:tc>
+        <w:tc>
+          <w:tcPr>
+            <w:tcW w:type="dxa" w:w="1671"/>
+            <w:tcMar>
+              <w:top w:type="dxa" w:w="90"/>
+              <w:left w:type="dxa" w:w="120"/>
+              <w:bottom w:type="dxa" w:w="90"/>
+              <w:right w:type="dxa" w:w="120"/>
+            </w:tcMar>
+            <w:vAlign w:val="center"/>
+          </w:tcPr>
+          <w:p>
+            <w:pPr>
+              <w:spacing w:after="0" w:line="280"/>
+            </w:pPr>
+            <w:r>
+              <w:rPr>
+                <w:rFonts w:ascii="Menlo" w:cs="Menlo" w:eastAsia="Menlo" w:hAnsi="Menlo"/>
+                <w:color w:val="036F3D"/>
+                <w:sz w:val="20"/>
+                <w:szCs w:val="20"/>
+                <w:shd w:fill="F1F5F3" w:color="auto" w:val="clear"/>
+              </w:rPr>
+              <w:t xml:space="preserve">DA3-03</w:t>
+            </w:r>
+            <w:r>
+              <w:rPr>
+                <w:rFonts w:ascii="Be Vietnam Pro" w:cs="Be Vietnam Pro" w:eastAsia="Be Vietnam Pro" w:hAnsi="Be Vietnam Pro"/>
+                <w:color w:val="101814"/>
+                <w:sz w:val="20"/>
+                <w:szCs w:val="20"/>
+              </w:rPr>
+              <w:t xml:space="preserve"> </w:t>
+            </w:r>
+            <w:r>
+              <w:rPr>
+                <w:rFonts w:ascii="Menlo" w:cs="Menlo" w:eastAsia="Menlo" w:hAnsi="Menlo"/>
+                <w:color w:val="036F3D"/>
+                <w:sz w:val="20"/>
+                <w:szCs w:val="20"/>
+                <w:shd w:fill="F1F5F3" w:color="auto" w:val="clear"/>
+              </w:rPr>
+              <w:t xml:space="preserve">DA3-04</w:t>
+            </w:r>
+            <w:r>
+              <w:rPr>
+                <w:rFonts w:ascii="Be Vietnam Pro" w:cs="Be Vietnam Pro" w:eastAsia="Be Vietnam Pro" w:hAnsi="Be Vietnam Pro"/>
+                <w:color w:val="101814"/>
+                <w:sz w:val="20"/>
+                <w:szCs w:val="20"/>
+              </w:rPr>
+              <w:t xml:space="preserve"> </w:t>
+            </w:r>
+            <w:r>
+              <w:rPr>
+                <w:rFonts w:ascii="Menlo" w:cs="Menlo" w:eastAsia="Menlo" w:hAnsi="Menlo"/>
+                <w:color w:val="036F3D"/>
+                <w:sz w:val="20"/>
+                <w:szCs w:val="20"/>
+                <w:shd w:fill="F1F5F3" w:color="auto" w:val="clear"/>
+              </w:rPr>
+              <w:t xml:space="preserve">DA3-05</w:t>
+            </w:r>
+          </w:p>
+        </w:tc>
+        <w:tc>
+          <w:tcPr>
+            <w:tcW w:type="dxa" w:w="2089"/>
+            <w:tcMar>
+              <w:top w:type="dxa" w:w="90"/>
+              <w:left w:type="dxa" w:w="120"/>
+              <w:bottom w:type="dxa" w:w="90"/>
+              <w:right w:type="dxa" w:w="120"/>
+            </w:tcMar>
+            <w:vAlign w:val="center"/>
+          </w:tcPr>
+          <w:p>
+            <w:pPr>
+              <w:spacing w:after="0" w:line="280"/>
+            </w:pPr>
+            <w:r>
+              <w:rPr>
+                <w:rFonts w:ascii="Be Vietnam Pro" w:cs="Be Vietnam Pro" w:eastAsia="Be Vietnam Pro" w:hAnsi="Be Vietnam Pro"/>
+                <w:color w:val="101814"/>
+                <w:sz w:val="20"/>
+                <w:szCs w:val="20"/>
+              </w:rPr>
+              <w:t xml:space="preserve">TC-41, TC-41–TC-50</w:t>
+            </w:r>
+          </w:p>
+        </w:tc>
+      </w:tr>
+      <w:tr>
+        <w:trPr>
+          <w:tblHeader w:val="false"/>
+        </w:trPr>
+        <w:tc>
+          <w:tcPr>
+            <w:tcW w:type="dxa" w:w="1000"/>
+            <w:tcMar>
+              <w:top w:type="dxa" w:w="90"/>
+              <w:left w:type="dxa" w:w="120"/>
+              <w:bottom w:type="dxa" w:w="90"/>
+              <w:right w:type="dxa" w:w="120"/>
+            </w:tcMar>
+            <w:vAlign w:val="center"/>
+          </w:tcPr>
+          <w:p>
+            <w:pPr>
+              <w:spacing w:after="0" w:line="280"/>
+            </w:pPr>
+            <w:r>
+              <w:rPr>
+                <w:rFonts w:ascii="Menlo" w:cs="Menlo" w:eastAsia="Menlo" w:hAnsi="Menlo"/>
+                <w:color w:val="036F3D"/>
+                <w:sz w:val="20"/>
+                <w:szCs w:val="20"/>
+                <w:shd w:fill="F1F5F3" w:color="auto" w:val="clear"/>
+              </w:rPr>
+              <w:t xml:space="preserve">YC-03</w:t>
+            </w:r>
+          </w:p>
+        </w:tc>
+        <w:tc>
+          <w:tcPr>
+            <w:tcW w:type="dxa" w:w="4600"/>
+            <w:tcMar>
+              <w:top w:type="dxa" w:w="90"/>
+              <w:left w:type="dxa" w:w="120"/>
+              <w:bottom w:type="dxa" w:w="90"/>
+              <w:right w:type="dxa" w:w="120"/>
+            </w:tcMar>
+            <w:vAlign w:val="center"/>
+          </w:tcPr>
+          <w:p>
+            <w:pPr>
+              <w:spacing w:after="0" w:line="280"/>
+            </w:pPr>
+            <w:r>
+              <w:rPr>
+                <w:rFonts w:ascii="Be Vietnam Pro" w:cs="Be Vietnam Pro" w:eastAsia="Be Vietnam Pro" w:hAnsi="Be Vietnam Pro"/>
+                <w:color w:val="101814"/>
+                <w:sz w:val="20"/>
+                <w:szCs w:val="20"/>
+              </w:rPr>
+              <w:t xml:space="preserve">Gọi được nhiều công cụ liên tiếp cho một câu hỏi</w:t>
+            </w:r>
+          </w:p>
+        </w:tc>
+        <w:tc>
+          <w:tcPr>
+            <w:tcW w:type="dxa" w:w="1671"/>
+            <w:tcMar>
+              <w:top w:type="dxa" w:w="90"/>
+              <w:left w:type="dxa" w:w="120"/>
+              <w:bottom w:type="dxa" w:w="90"/>
+              <w:right w:type="dxa" w:w="120"/>
+            </w:tcMar>
+            <w:vAlign w:val="center"/>
+          </w:tcPr>
+          <w:p>
+            <w:pPr>
+              <w:spacing w:after="0" w:line="280"/>
+            </w:pPr>
+            <w:r>
+              <w:rPr>
+                <w:rFonts w:ascii="Menlo" w:cs="Menlo" w:eastAsia="Menlo" w:hAnsi="Menlo"/>
+                <w:color w:val="036F3D"/>
+                <w:sz w:val="20"/>
+                <w:szCs w:val="20"/>
+                <w:shd w:fill="F1F5F3" w:color="auto" w:val="clear"/>
+              </w:rPr>
+              <w:t xml:space="preserve">DA3-03</w:t>
+            </w:r>
+            <w:r>
+              <w:rPr>
+                <w:rFonts w:ascii="Be Vietnam Pro" w:cs="Be Vietnam Pro" w:eastAsia="Be Vietnam Pro" w:hAnsi="Be Vietnam Pro"/>
+                <w:color w:val="101814"/>
+                <w:sz w:val="20"/>
+                <w:szCs w:val="20"/>
+              </w:rPr>
+              <w:t xml:space="preserve"> </w:t>
+            </w:r>
+            <w:r>
+              <w:rPr>
+                <w:rFonts w:ascii="Menlo" w:cs="Menlo" w:eastAsia="Menlo" w:hAnsi="Menlo"/>
+                <w:color w:val="036F3D"/>
+                <w:sz w:val="20"/>
+                <w:szCs w:val="20"/>
+                <w:shd w:fill="F1F5F3" w:color="auto" w:val="clear"/>
+              </w:rPr>
+              <w:t xml:space="preserve">DA3-04</w:t>
+            </w:r>
+            <w:r>
+              <w:rPr>
+                <w:rFonts w:ascii="Be Vietnam Pro" w:cs="Be Vietnam Pro" w:eastAsia="Be Vietnam Pro" w:hAnsi="Be Vietnam Pro"/>
+                <w:color w:val="101814"/>
+                <w:sz w:val="20"/>
+                <w:szCs w:val="20"/>
+              </w:rPr>
+              <w:t xml:space="preserve"> </w:t>
+            </w:r>
+            <w:r>
+              <w:rPr>
+                <w:rFonts w:ascii="Menlo" w:cs="Menlo" w:eastAsia="Menlo" w:hAnsi="Menlo"/>
+                <w:color w:val="036F3D"/>
+                <w:sz w:val="20"/>
+                <w:szCs w:val="20"/>
+                <w:shd w:fill="F1F5F3" w:color="auto" w:val="clear"/>
+              </w:rPr>
+              <w:t xml:space="preserve">DA3-05</w:t>
+            </w:r>
+          </w:p>
+        </w:tc>
+        <w:tc>
+          <w:tcPr>
+            <w:tcW w:type="dxa" w:w="2089"/>
+            <w:tcMar>
+              <w:top w:type="dxa" w:w="90"/>
+              <w:left w:type="dxa" w:w="120"/>
+              <w:bottom w:type="dxa" w:w="90"/>
+              <w:right w:type="dxa" w:w="120"/>
+            </w:tcMar>
+            <w:vAlign w:val="center"/>
+          </w:tcPr>
+          <w:p>
+            <w:pPr>
+              <w:spacing w:after="0" w:line="280"/>
+            </w:pPr>
+            <w:r>
+              <w:rPr>
+                <w:rFonts w:ascii="Be Vietnam Pro" w:cs="Be Vietnam Pro" w:eastAsia="Be Vietnam Pro" w:hAnsi="Be Vietnam Pro"/>
+                <w:color w:val="101814"/>
+                <w:sz w:val="20"/>
+                <w:szCs w:val="20"/>
+              </w:rPr>
+              <w:t xml:space="preserve">TC-41–TC-50, TC-42</w:t>
+            </w:r>
+          </w:p>
+        </w:tc>
+      </w:tr>
+      <w:tr>
+        <w:trPr>
+          <w:tblHeader w:val="false"/>
+        </w:trPr>
+        <w:tc>
+          <w:tcPr>
+            <w:tcW w:type="dxa" w:w="1000"/>
+            <w:tcMar>
+              <w:top w:type="dxa" w:w="90"/>
+              <w:left w:type="dxa" w:w="120"/>
+              <w:bottom w:type="dxa" w:w="90"/>
+              <w:right w:type="dxa" w:w="120"/>
+            </w:tcMar>
+            <w:vAlign w:val="center"/>
+          </w:tcPr>
+          <w:p>
+            <w:pPr>
+              <w:spacing w:after="0" w:line="280"/>
+            </w:pPr>
+            <w:r>
+              <w:rPr>
+                <w:rFonts w:ascii="Menlo" w:cs="Menlo" w:eastAsia="Menlo" w:hAnsi="Menlo"/>
+                <w:color w:val="036F3D"/>
+                <w:sz w:val="20"/>
+                <w:szCs w:val="20"/>
+                <w:shd w:fill="F1F5F3" w:color="auto" w:val="clear"/>
+              </w:rPr>
+              <w:t xml:space="preserve">YC-04</w:t>
+            </w:r>
+          </w:p>
+        </w:tc>
+        <w:tc>
+          <w:tcPr>
+            <w:tcW w:type="dxa" w:w="4600"/>
+            <w:tcMar>
+              <w:top w:type="dxa" w:w="90"/>
+              <w:left w:type="dxa" w:w="120"/>
+              <w:bottom w:type="dxa" w:w="90"/>
+              <w:right w:type="dxa" w:w="120"/>
+            </w:tcMar>
+            <w:vAlign w:val="center"/>
+          </w:tcPr>
+          <w:p>
+            <w:pPr>
+              <w:spacing w:after="0" w:line="280"/>
+            </w:pPr>
+            <w:r>
+              <w:rPr>
+                <w:rFonts w:ascii="Be Vietnam Pro" w:cs="Be Vietnam Pro" w:eastAsia="Be Vietnam Pro" w:hAnsi="Be Vietnam Pro"/>
+                <w:color w:val="101814"/>
+                <w:sz w:val="20"/>
+                <w:szCs w:val="20"/>
+              </w:rPr>
+              <w:t xml:space="preserve">Giới hạn số lượt gọi công cụ mỗi câu hỏi</w:t>
+            </w:r>
+          </w:p>
+        </w:tc>
+        <w:tc>
+          <w:tcPr>
+            <w:tcW w:type="dxa" w:w="1671"/>
+            <w:tcMar>
+              <w:top w:type="dxa" w:w="90"/>
+              <w:left w:type="dxa" w:w="120"/>
+              <w:bottom w:type="dxa" w:w="90"/>
+              <w:right w:type="dxa" w:w="120"/>
+            </w:tcMar>
+            <w:vAlign w:val="center"/>
+          </w:tcPr>
+          <w:p>
+            <w:pPr>
+              <w:spacing w:after="0" w:line="280"/>
+            </w:pPr>
+            <w:r>
+              <w:rPr>
+                <w:rFonts w:ascii="Menlo" w:cs="Menlo" w:eastAsia="Menlo" w:hAnsi="Menlo"/>
+                <w:color w:val="036F3D"/>
+                <w:sz w:val="20"/>
+                <w:szCs w:val="20"/>
+                <w:shd w:fill="F1F5F3" w:color="auto" w:val="clear"/>
+              </w:rPr>
+              <w:t xml:space="preserve">DA3-03</w:t>
+            </w:r>
+            <w:r>
+              <w:rPr>
+                <w:rFonts w:ascii="Be Vietnam Pro" w:cs="Be Vietnam Pro" w:eastAsia="Be Vietnam Pro" w:hAnsi="Be Vietnam Pro"/>
+                <w:color w:val="101814"/>
+                <w:sz w:val="20"/>
+                <w:szCs w:val="20"/>
+              </w:rPr>
+              <w:t xml:space="preserve"> </w:t>
+            </w:r>
+            <w:r>
+              <w:rPr>
+                <w:rFonts w:ascii="Menlo" w:cs="Menlo" w:eastAsia="Menlo" w:hAnsi="Menlo"/>
+                <w:color w:val="036F3D"/>
+                <w:sz w:val="20"/>
+                <w:szCs w:val="20"/>
+                <w:shd w:fill="F1F5F3" w:color="auto" w:val="clear"/>
+              </w:rPr>
+              <w:t xml:space="preserve">DA3-04</w:t>
+            </w:r>
+            <w:r>
+              <w:rPr>
+                <w:rFonts w:ascii="Be Vietnam Pro" w:cs="Be Vietnam Pro" w:eastAsia="Be Vietnam Pro" w:hAnsi="Be Vietnam Pro"/>
+                <w:color w:val="101814"/>
+                <w:sz w:val="20"/>
+                <w:szCs w:val="20"/>
+              </w:rPr>
+              <w:t xml:space="preserve"> </w:t>
+            </w:r>
+            <w:r>
+              <w:rPr>
+                <w:rFonts w:ascii="Menlo" w:cs="Menlo" w:eastAsia="Menlo" w:hAnsi="Menlo"/>
+                <w:color w:val="036F3D"/>
+                <w:sz w:val="20"/>
+                <w:szCs w:val="20"/>
+                <w:shd w:fill="F1F5F3" w:color="auto" w:val="clear"/>
+              </w:rPr>
+              <w:t xml:space="preserve">DA3-05</w:t>
+            </w:r>
+          </w:p>
+        </w:tc>
+        <w:tc>
+          <w:tcPr>
+            <w:tcW w:type="dxa" w:w="2089"/>
+            <w:tcMar>
+              <w:top w:type="dxa" w:w="90"/>
+              <w:left w:type="dxa" w:w="120"/>
+              <w:bottom w:type="dxa" w:w="90"/>
+              <w:right w:type="dxa" w:w="120"/>
+            </w:tcMar>
+            <w:vAlign w:val="center"/>
+          </w:tcPr>
+          <w:p>
+            <w:pPr>
+              <w:spacing w:after="0" w:line="280"/>
+            </w:pPr>
+            <w:r>
+              <w:rPr>
+                <w:rFonts w:ascii="Be Vietnam Pro" w:cs="Be Vietnam Pro" w:eastAsia="Be Vietnam Pro" w:hAnsi="Be Vietnam Pro"/>
+                <w:color w:val="101814"/>
+                <w:sz w:val="20"/>
+                <w:szCs w:val="20"/>
+              </w:rPr>
+              <w:t xml:space="preserve">TC-41–TC-50, TC-43</w:t>
+            </w:r>
+          </w:p>
+        </w:tc>
+      </w:tr>
+      <w:tr>
+        <w:trPr>
+          <w:tblHeader w:val="false"/>
+        </w:trPr>
+        <w:tc>
+          <w:tcPr>
+            <w:tcW w:type="dxa" w:w="1000"/>
+            <w:tcMar>
+              <w:top w:type="dxa" w:w="90"/>
+              <w:left w:type="dxa" w:w="120"/>
+              <w:bottom w:type="dxa" w:w="90"/>
+              <w:right w:type="dxa" w:w="120"/>
+            </w:tcMar>
+            <w:vAlign w:val="center"/>
+          </w:tcPr>
+          <w:p>
+            <w:pPr>
+              <w:spacing w:after="0" w:line="280"/>
+            </w:pPr>
+            <w:r>
+              <w:rPr>
+                <w:rFonts w:ascii="Menlo" w:cs="Menlo" w:eastAsia="Menlo" w:hAnsi="Menlo"/>
+                <w:color w:val="036F3D"/>
+                <w:sz w:val="20"/>
+                <w:szCs w:val="20"/>
+                <w:shd w:fill="F1F5F3" w:color="auto" w:val="clear"/>
+              </w:rPr>
+              <w:t xml:space="preserve">YC-05</w:t>
+            </w:r>
+          </w:p>
+        </w:tc>
+        <w:tc>
+          <w:tcPr>
+            <w:tcW w:type="dxa" w:w="4600"/>
+            <w:tcMar>
+              <w:top w:type="dxa" w:w="90"/>
+              <w:left w:type="dxa" w:w="120"/>
+              <w:bottom w:type="dxa" w:w="90"/>
+              <w:right w:type="dxa" w:w="120"/>
+            </w:tcMar>
+            <w:vAlign w:val="center"/>
+          </w:tcPr>
+          <w:p>
+            <w:pPr>
+              <w:spacing w:after="0" w:line="280"/>
+            </w:pPr>
+            <w:r>
+              <w:rPr>
+                <w:rFonts w:ascii="Be Vietnam Pro" w:cs="Be Vietnam Pro" w:eastAsia="Be Vietnam Pro" w:hAnsi="Be Vietnam Pro"/>
+                <w:color w:val="101814"/>
+                <w:sz w:val="20"/>
+                <w:szCs w:val="20"/>
+              </w:rPr>
+              <w:t xml:space="preserve">Trả lời chỉ dựa trên dữ liệu công cụ trả về</w:t>
+            </w:r>
+          </w:p>
+        </w:tc>
+        <w:tc>
+          <w:tcPr>
+            <w:tcW w:type="dxa" w:w="1671"/>
+            <w:tcMar>
+              <w:top w:type="dxa" w:w="90"/>
+              <w:left w:type="dxa" w:w="120"/>
+              <w:bottom w:type="dxa" w:w="90"/>
+              <w:right w:type="dxa" w:w="120"/>
+            </w:tcMar>
+            <w:vAlign w:val="center"/>
+          </w:tcPr>
+          <w:p>
+            <w:pPr>
+              <w:spacing w:after="0" w:line="280"/>
+            </w:pPr>
+            <w:r>
+              <w:rPr>
+                <w:rFonts w:ascii="Menlo" w:cs="Menlo" w:eastAsia="Menlo" w:hAnsi="Menlo"/>
+                <w:color w:val="036F3D"/>
+                <w:sz w:val="20"/>
+                <w:szCs w:val="20"/>
+                <w:shd w:fill="F1F5F3" w:color="auto" w:val="clear"/>
+              </w:rPr>
+              <w:t xml:space="preserve">DA3-03</w:t>
+            </w:r>
+            <w:r>
+              <w:rPr>
+                <w:rFonts w:ascii="Be Vietnam Pro" w:cs="Be Vietnam Pro" w:eastAsia="Be Vietnam Pro" w:hAnsi="Be Vietnam Pro"/>
+                <w:color w:val="101814"/>
+                <w:sz w:val="20"/>
+                <w:szCs w:val="20"/>
+              </w:rPr>
+              <w:t xml:space="preserve"> </w:t>
+            </w:r>
+            <w:r>
+              <w:rPr>
+                <w:rFonts w:ascii="Menlo" w:cs="Menlo" w:eastAsia="Menlo" w:hAnsi="Menlo"/>
+                <w:color w:val="036F3D"/>
+                <w:sz w:val="20"/>
+                <w:szCs w:val="20"/>
+                <w:shd w:fill="F1F5F3" w:color="auto" w:val="clear"/>
+              </w:rPr>
+              <w:t xml:space="preserve">DA3-04</w:t>
+            </w:r>
+            <w:r>
+              <w:rPr>
+                <w:rFonts w:ascii="Be Vietnam Pro" w:cs="Be Vietnam Pro" w:eastAsia="Be Vietnam Pro" w:hAnsi="Be Vietnam Pro"/>
+                <w:color w:val="101814"/>
+                <w:sz w:val="20"/>
+                <w:szCs w:val="20"/>
+              </w:rPr>
+              <w:t xml:space="preserve"> </w:t>
+            </w:r>
+            <w:r>
+              <w:rPr>
+                <w:rFonts w:ascii="Menlo" w:cs="Menlo" w:eastAsia="Menlo" w:hAnsi="Menlo"/>
+                <w:color w:val="036F3D"/>
+                <w:sz w:val="20"/>
+                <w:szCs w:val="20"/>
+                <w:shd w:fill="F1F5F3" w:color="auto" w:val="clear"/>
+              </w:rPr>
+              <w:t xml:space="preserve">DA3-05</w:t>
+            </w:r>
+          </w:p>
+        </w:tc>
+        <w:tc>
+          <w:tcPr>
+            <w:tcW w:type="dxa" w:w="2089"/>
+            <w:tcMar>
+              <w:top w:type="dxa" w:w="90"/>
+              <w:left w:type="dxa" w:w="120"/>
+              <w:bottom w:type="dxa" w:w="90"/>
+              <w:right w:type="dxa" w:w="120"/>
+            </w:tcMar>
+            <w:vAlign w:val="center"/>
+          </w:tcPr>
+          <w:p>
+            <w:pPr>
+              <w:spacing w:after="0" w:line="280"/>
+            </w:pPr>
+            <w:r>
+              <w:rPr>
+                <w:rFonts w:ascii="Be Vietnam Pro" w:cs="Be Vietnam Pro" w:eastAsia="Be Vietnam Pro" w:hAnsi="Be Vietnam Pro"/>
+                <w:color w:val="101814"/>
+                <w:sz w:val="20"/>
+                <w:szCs w:val="20"/>
+              </w:rPr>
+              <w:t xml:space="preserve">TC-36–TC-40</w:t>
+            </w:r>
+          </w:p>
+        </w:tc>
+      </w:tr>
+      <w:tr>
+        <w:trPr>
+          <w:tblHeader w:val="false"/>
+        </w:trPr>
+        <w:tc>
+          <w:tcPr>
+            <w:tcW w:type="dxa" w:w="1000"/>
+            <w:tcMar>
+              <w:top w:type="dxa" w:w="90"/>
+              <w:left w:type="dxa" w:w="120"/>
+              <w:bottom w:type="dxa" w:w="90"/>
+              <w:right w:type="dxa" w:w="120"/>
+            </w:tcMar>
+            <w:vAlign w:val="center"/>
+          </w:tcPr>
+          <w:p>
+            <w:pPr>
+              <w:spacing w:after="0" w:line="280"/>
+            </w:pPr>
+            <w:r>
+              <w:rPr>
+                <w:rFonts w:ascii="Menlo" w:cs="Menlo" w:eastAsia="Menlo" w:hAnsi="Menlo"/>
+                <w:color w:val="036F3D"/>
+                <w:sz w:val="20"/>
+                <w:szCs w:val="20"/>
+                <w:shd w:fill="F1F5F3" w:color="auto" w:val="clear"/>
+              </w:rPr>
+              <w:t xml:space="preserve">YC-06</w:t>
+            </w:r>
+          </w:p>
+        </w:tc>
+        <w:tc>
+          <w:tcPr>
+            <w:tcW w:type="dxa" w:w="4600"/>
+            <w:tcMar>
+              <w:top w:type="dxa" w:w="90"/>
+              <w:left w:type="dxa" w:w="120"/>
+              <w:bottom w:type="dxa" w:w="90"/>
+              <w:right w:type="dxa" w:w="120"/>
+            </w:tcMar>
+            <w:vAlign w:val="center"/>
+          </w:tcPr>
+          <w:p>
+            <w:pPr>
+              <w:spacing w:after="0" w:line="280"/>
+            </w:pPr>
+            <w:r>
+              <w:rPr>
+                <w:rFonts w:ascii="Be Vietnam Pro" w:cs="Be Vietnam Pro" w:eastAsia="Be Vietnam Pro" w:hAnsi="Be Vietnam Pro"/>
+                <w:color w:val="101814"/>
+                <w:sz w:val="20"/>
+                <w:szCs w:val="20"/>
+              </w:rPr>
+              <w:t xml:space="preserve">Trả lời theo dòng, chữ hiện dần</w:t>
+            </w:r>
+          </w:p>
+        </w:tc>
+        <w:tc>
+          <w:tcPr>
+            <w:tcW w:type="dxa" w:w="1671"/>
+            <w:tcMar>
+              <w:top w:type="dxa" w:w="90"/>
+              <w:left w:type="dxa" w:w="120"/>
+              <w:bottom w:type="dxa" w:w="90"/>
+              <w:right w:type="dxa" w:w="120"/>
+            </w:tcMar>
+            <w:vAlign w:val="center"/>
+          </w:tcPr>
+          <w:p>
+            <w:pPr>
+              <w:spacing w:after="0" w:line="280"/>
+            </w:pPr>
+            <w:r>
+              <w:rPr>
+                <w:rFonts w:ascii="Menlo" w:cs="Menlo" w:eastAsia="Menlo" w:hAnsi="Menlo"/>
+                <w:color w:val="036F3D"/>
+                <w:sz w:val="20"/>
+                <w:szCs w:val="20"/>
+                <w:shd w:fill="F1F5F3" w:color="auto" w:val="clear"/>
+              </w:rPr>
+              <w:t xml:space="preserve">DA3-03</w:t>
+            </w:r>
+            <w:r>
+              <w:rPr>
+                <w:rFonts w:ascii="Be Vietnam Pro" w:cs="Be Vietnam Pro" w:eastAsia="Be Vietnam Pro" w:hAnsi="Be Vietnam Pro"/>
+                <w:color w:val="101814"/>
+                <w:sz w:val="20"/>
+                <w:szCs w:val="20"/>
+              </w:rPr>
+              <w:t xml:space="preserve"> </w:t>
+            </w:r>
+            <w:r>
+              <w:rPr>
+                <w:rFonts w:ascii="Menlo" w:cs="Menlo" w:eastAsia="Menlo" w:hAnsi="Menlo"/>
+                <w:color w:val="036F3D"/>
+                <w:sz w:val="20"/>
+                <w:szCs w:val="20"/>
+                <w:shd w:fill="F1F5F3" w:color="auto" w:val="clear"/>
+              </w:rPr>
+              <w:t xml:space="preserve">DA3-04</w:t>
+            </w:r>
+            <w:r>
+              <w:rPr>
+                <w:rFonts w:ascii="Be Vietnam Pro" w:cs="Be Vietnam Pro" w:eastAsia="Be Vietnam Pro" w:hAnsi="Be Vietnam Pro"/>
+                <w:color w:val="101814"/>
+                <w:sz w:val="20"/>
+                <w:szCs w:val="20"/>
+              </w:rPr>
+              <w:t xml:space="preserve"> </w:t>
+            </w:r>
+            <w:r>
+              <w:rPr>
+                <w:rFonts w:ascii="Menlo" w:cs="Menlo" w:eastAsia="Menlo" w:hAnsi="Menlo"/>
+                <w:color w:val="036F3D"/>
+                <w:sz w:val="20"/>
+                <w:szCs w:val="20"/>
+                <w:shd w:fill="F1F5F3" w:color="auto" w:val="clear"/>
+              </w:rPr>
+              <w:t xml:space="preserve">DA3-05</w:t>
+            </w:r>
+          </w:p>
+        </w:tc>
+        <w:tc>
+          <w:tcPr>
+            <w:tcW w:type="dxa" w:w="2089"/>
+            <w:tcMar>
+              <w:top w:type="dxa" w:w="90"/>
+              <w:left w:type="dxa" w:w="120"/>
+              <w:bottom w:type="dxa" w:w="90"/>
+              <w:right w:type="dxa" w:w="120"/>
+            </w:tcMar>
+            <w:vAlign w:val="center"/>
+          </w:tcPr>
+          <w:p>
+            <w:pPr>
+              <w:spacing w:after="0" w:line="280"/>
+            </w:pPr>
+            <w:r>
+              <w:rPr>
+                <w:rFonts w:ascii="Be Vietnam Pro" w:cs="Be Vietnam Pro" w:eastAsia="Be Vietnam Pro" w:hAnsi="Be Vietnam Pro"/>
+                <w:color w:val="101814"/>
+                <w:sz w:val="20"/>
+                <w:szCs w:val="20"/>
+              </w:rPr>
+              <w:t xml:space="preserve">TC-41–TC-50, TC-44</w:t>
+            </w:r>
+          </w:p>
+        </w:tc>
+      </w:tr>
+      <w:tr>
+        <w:trPr>
+          <w:tblHeader w:val="false"/>
+        </w:trPr>
+        <w:tc>
+          <w:tcPr>
+            <w:tcW w:type="dxa" w:w="1000"/>
+            <w:tcMar>
+              <w:top w:type="dxa" w:w="90"/>
+              <w:left w:type="dxa" w:w="120"/>
+              <w:bottom w:type="dxa" w:w="90"/>
+              <w:right w:type="dxa" w:w="120"/>
+            </w:tcMar>
+            <w:vAlign w:val="center"/>
+          </w:tcPr>
+          <w:p>
+            <w:pPr>
+              <w:spacing w:after="0" w:line="280"/>
+            </w:pPr>
+            <w:r>
+              <w:rPr>
+                <w:rFonts w:ascii="Menlo" w:cs="Menlo" w:eastAsia="Menlo" w:hAnsi="Menlo"/>
+                <w:color w:val="036F3D"/>
+                <w:sz w:val="20"/>
+                <w:szCs w:val="20"/>
+                <w:shd w:fill="F1F5F3" w:color="auto" w:val="clear"/>
+              </w:rPr>
+              <w:t xml:space="preserve">YC-07</w:t>
+            </w:r>
+          </w:p>
+        </w:tc>
+        <w:tc>
+          <w:tcPr>
+            <w:tcW w:type="dxa" w:w="4600"/>
+            <w:tcMar>
+              <w:top w:type="dxa" w:w="90"/>
+              <w:left w:type="dxa" w:w="120"/>
+              <w:bottom w:type="dxa" w:w="90"/>
+              <w:right w:type="dxa" w:w="120"/>
+            </w:tcMar>
+            <w:vAlign w:val="center"/>
+          </w:tcPr>
+          <w:p>
+            <w:pPr>
+              <w:spacing w:after="0" w:line="280"/>
+            </w:pPr>
+            <w:r>
+              <w:rPr>
+                <w:rFonts w:ascii="Be Vietnam Pro" w:cs="Be Vietnam Pro" w:eastAsia="Be Vietnam Pro" w:hAnsi="Be Vietnam Pro"/>
+                <w:color w:val="101814"/>
+                <w:sz w:val="20"/>
+                <w:szCs w:val="20"/>
+              </w:rPr>
+              <w:t xml:space="preserve">Nhớ ngữ cảnh hội thoại</w:t>
+            </w:r>
+          </w:p>
+        </w:tc>
+        <w:tc>
+          <w:tcPr>
+            <w:tcW w:type="dxa" w:w="1671"/>
+            <w:tcMar>
+              <w:top w:type="dxa" w:w="90"/>
+              <w:left w:type="dxa" w:w="120"/>
+              <w:bottom w:type="dxa" w:w="90"/>
+              <w:right w:type="dxa" w:w="120"/>
+            </w:tcMar>
+            <w:vAlign w:val="center"/>
+          </w:tcPr>
+          <w:p>
+            <w:pPr>
+              <w:spacing w:after="0" w:line="280"/>
+            </w:pPr>
+            <w:r>
+              <w:rPr>
+                <w:rFonts w:ascii="Menlo" w:cs="Menlo" w:eastAsia="Menlo" w:hAnsi="Menlo"/>
+                <w:color w:val="036F3D"/>
+                <w:sz w:val="20"/>
+                <w:szCs w:val="20"/>
+                <w:shd w:fill="F1F5F3" w:color="auto" w:val="clear"/>
+              </w:rPr>
+              <w:t xml:space="preserve">DA3-03</w:t>
+            </w:r>
+            <w:r>
+              <w:rPr>
+                <w:rFonts w:ascii="Be Vietnam Pro" w:cs="Be Vietnam Pro" w:eastAsia="Be Vietnam Pro" w:hAnsi="Be Vietnam Pro"/>
+                <w:color w:val="101814"/>
+                <w:sz w:val="20"/>
+                <w:szCs w:val="20"/>
+              </w:rPr>
+              <w:t xml:space="preserve"> </w:t>
+            </w:r>
+            <w:r>
+              <w:rPr>
+                <w:rFonts w:ascii="Menlo" w:cs="Menlo" w:eastAsia="Menlo" w:hAnsi="Menlo"/>
+                <w:color w:val="036F3D"/>
+                <w:sz w:val="20"/>
+                <w:szCs w:val="20"/>
+                <w:shd w:fill="F1F5F3" w:color="auto" w:val="clear"/>
+              </w:rPr>
+              <w:t xml:space="preserve">DA3-04</w:t>
+            </w:r>
+            <w:r>
+              <w:rPr>
+                <w:rFonts w:ascii="Be Vietnam Pro" w:cs="Be Vietnam Pro" w:eastAsia="Be Vietnam Pro" w:hAnsi="Be Vietnam Pro"/>
+                <w:color w:val="101814"/>
+                <w:sz w:val="20"/>
+                <w:szCs w:val="20"/>
+              </w:rPr>
+              <w:t xml:space="preserve"> </w:t>
+            </w:r>
+            <w:r>
+              <w:rPr>
+                <w:rFonts w:ascii="Menlo" w:cs="Menlo" w:eastAsia="Menlo" w:hAnsi="Menlo"/>
+                <w:color w:val="036F3D"/>
+                <w:sz w:val="20"/>
+                <w:szCs w:val="20"/>
+                <w:shd w:fill="F1F5F3" w:color="auto" w:val="clear"/>
+              </w:rPr>
+              <w:t xml:space="preserve">DA3-05</w:t>
+            </w:r>
+          </w:p>
+        </w:tc>
+        <w:tc>
+          <w:tcPr>
+            <w:tcW w:type="dxa" w:w="2089"/>
+            <w:tcMar>
+              <w:top w:type="dxa" w:w="90"/>
+              <w:left w:type="dxa" w:w="120"/>
+              <w:bottom w:type="dxa" w:w="90"/>
+              <w:right w:type="dxa" w:w="120"/>
+            </w:tcMar>
+            <w:vAlign w:val="center"/>
+          </w:tcPr>
+          <w:p>
+            <w:pPr>
+              <w:spacing w:after="0" w:line="280"/>
+            </w:pPr>
+            <w:r>
+              <w:rPr>
+                <w:rFonts w:ascii="Be Vietnam Pro" w:cs="Be Vietnam Pro" w:eastAsia="Be Vietnam Pro" w:hAnsi="Be Vietnam Pro"/>
+                <w:color w:val="101814"/>
+                <w:sz w:val="20"/>
+                <w:szCs w:val="20"/>
+              </w:rPr>
+              <w:t xml:space="preserve">TC-41–TC-50, TC-45</w:t>
+            </w:r>
+          </w:p>
+        </w:tc>
+      </w:tr>
+      <w:tr>
+        <w:trPr>
+          <w:tblHeader w:val="false"/>
+        </w:trPr>
+        <w:tc>
+          <w:tcPr>
+            <w:tcW w:type="dxa" w:w="1000"/>
+            <w:tcMar>
+              <w:top w:type="dxa" w:w="90"/>
+              <w:left w:type="dxa" w:w="120"/>
+              <w:bottom w:type="dxa" w:w="90"/>
+              <w:right w:type="dxa" w:w="120"/>
+            </w:tcMar>
+            <w:vAlign w:val="center"/>
+          </w:tcPr>
+          <w:p>
+            <w:pPr>
+              <w:spacing w:after="0" w:line="280"/>
+            </w:pPr>
+            <w:r>
+              <w:rPr>
+                <w:rFonts w:ascii="Menlo" w:cs="Menlo" w:eastAsia="Menlo" w:hAnsi="Menlo"/>
+                <w:color w:val="036F3D"/>
+                <w:sz w:val="20"/>
+                <w:szCs w:val="20"/>
+                <w:shd w:fill="F1F5F3" w:color="auto" w:val="clear"/>
+              </w:rPr>
+              <w:t xml:space="preserve">YC-08</w:t>
+            </w:r>
+          </w:p>
+        </w:tc>
+        <w:tc>
+          <w:tcPr>
+            <w:tcW w:type="dxa" w:w="4600"/>
+            <w:tcMar>
+              <w:top w:type="dxa" w:w="90"/>
+              <w:left w:type="dxa" w:w="120"/>
+              <w:bottom w:type="dxa" w:w="90"/>
+              <w:right w:type="dxa" w:w="120"/>
+            </w:tcMar>
+            <w:vAlign w:val="center"/>
+          </w:tcPr>
+          <w:p>
+            <w:pPr>
+              <w:spacing w:after="0" w:line="280"/>
+            </w:pPr>
+            <w:r>
+              <w:rPr>
+                <w:rFonts w:ascii="Be Vietnam Pro" w:cs="Be Vietnam Pro" w:eastAsia="Be Vietnam Pro" w:hAnsi="Be Vietnam Pro"/>
+                <w:color w:val="101814"/>
+                <w:sz w:val="20"/>
+                <w:szCs w:val="20"/>
+              </w:rPr>
+              <w:t xml:space="preserve">Hiểu câu trả lời ngắn theo ngữ cảnh trước</w:t>
+            </w:r>
+          </w:p>
+        </w:tc>
+        <w:tc>
+          <w:tcPr>
+            <w:tcW w:type="dxa" w:w="1671"/>
+            <w:tcMar>
+              <w:top w:type="dxa" w:w="90"/>
+              <w:left w:type="dxa" w:w="120"/>
+              <w:bottom w:type="dxa" w:w="90"/>
+              <w:right w:type="dxa" w:w="120"/>
+            </w:tcMar>
+            <w:vAlign w:val="center"/>
+          </w:tcPr>
+          <w:p>
+            <w:pPr>
+              <w:spacing w:after="0" w:line="280"/>
+            </w:pPr>
+            <w:r>
+              <w:rPr>
+                <w:rFonts w:ascii="Menlo" w:cs="Menlo" w:eastAsia="Menlo" w:hAnsi="Menlo"/>
+                <w:color w:val="036F3D"/>
+                <w:sz w:val="20"/>
+                <w:szCs w:val="20"/>
+                <w:shd w:fill="F1F5F3" w:color="auto" w:val="clear"/>
+              </w:rPr>
+              <w:t xml:space="preserve">DA3-03</w:t>
+            </w:r>
+            <w:r>
+              <w:rPr>
+                <w:rFonts w:ascii="Be Vietnam Pro" w:cs="Be Vietnam Pro" w:eastAsia="Be Vietnam Pro" w:hAnsi="Be Vietnam Pro"/>
+                <w:color w:val="101814"/>
+                <w:sz w:val="20"/>
+                <w:szCs w:val="20"/>
+              </w:rPr>
+              <w:t xml:space="preserve"> </w:t>
+            </w:r>
+            <w:r>
+              <w:rPr>
+                <w:rFonts w:ascii="Menlo" w:cs="Menlo" w:eastAsia="Menlo" w:hAnsi="Menlo"/>
+                <w:color w:val="036F3D"/>
+                <w:sz w:val="20"/>
+                <w:szCs w:val="20"/>
+                <w:shd w:fill="F1F5F3" w:color="auto" w:val="clear"/>
+              </w:rPr>
+              <w:t xml:space="preserve">DA3-04</w:t>
+            </w:r>
+            <w:r>
+              <w:rPr>
+                <w:rFonts w:ascii="Be Vietnam Pro" w:cs="Be Vietnam Pro" w:eastAsia="Be Vietnam Pro" w:hAnsi="Be Vietnam Pro"/>
+                <w:color w:val="101814"/>
+                <w:sz w:val="20"/>
+                <w:szCs w:val="20"/>
+              </w:rPr>
+              <w:t xml:space="preserve"> </w:t>
+            </w:r>
+            <w:r>
+              <w:rPr>
+                <w:rFonts w:ascii="Menlo" w:cs="Menlo" w:eastAsia="Menlo" w:hAnsi="Menlo"/>
+                <w:color w:val="036F3D"/>
+                <w:sz w:val="20"/>
+                <w:szCs w:val="20"/>
+                <w:shd w:fill="F1F5F3" w:color="auto" w:val="clear"/>
+              </w:rPr>
+              <w:t xml:space="preserve">DA3-05</w:t>
+            </w:r>
+          </w:p>
+        </w:tc>
+        <w:tc>
+          <w:tcPr>
+            <w:tcW w:type="dxa" w:w="2089"/>
+            <w:tcMar>
+              <w:top w:type="dxa" w:w="90"/>
+              <w:left w:type="dxa" w:w="120"/>
+              <w:bottom w:type="dxa" w:w="90"/>
+              <w:right w:type="dxa" w:w="120"/>
+            </w:tcMar>
+            <w:vAlign w:val="center"/>
+          </w:tcPr>
+          <w:p>
+            <w:pPr>
+              <w:spacing w:after="0" w:line="280"/>
+            </w:pPr>
+            <w:r>
+              <w:rPr>
+                <w:rFonts w:ascii="Be Vietnam Pro" w:cs="Be Vietnam Pro" w:eastAsia="Be Vietnam Pro" w:hAnsi="Be Vietnam Pro"/>
+                <w:color w:val="101814"/>
+                <w:sz w:val="20"/>
+                <w:szCs w:val="20"/>
+              </w:rPr>
+              <w:t xml:space="preserve">TC-41–TC-50, TC-46, TC-47</w:t>
+            </w:r>
+          </w:p>
+        </w:tc>
+      </w:tr>
+      <w:tr>
+        <w:trPr>
+          <w:tblHeader w:val="false"/>
+        </w:trPr>
+        <w:tc>
+          <w:tcPr>
+            <w:tcW w:type="dxa" w:w="1000"/>
+            <w:tcMar>
+              <w:top w:type="dxa" w:w="90"/>
+              <w:left w:type="dxa" w:w="120"/>
+              <w:bottom w:type="dxa" w:w="90"/>
+              <w:right w:type="dxa" w:w="120"/>
+            </w:tcMar>
+            <w:vAlign w:val="center"/>
+          </w:tcPr>
+          <w:p>
+            <w:pPr>
+              <w:spacing w:after="0" w:line="280"/>
+            </w:pPr>
+            <w:r>
+              <w:rPr>
+                <w:rFonts w:ascii="Menlo" w:cs="Menlo" w:eastAsia="Menlo" w:hAnsi="Menlo"/>
+                <w:color w:val="036F3D"/>
+                <w:sz w:val="20"/>
+                <w:szCs w:val="20"/>
+                <w:shd w:fill="F1F5F3" w:color="auto" w:val="clear"/>
+              </w:rPr>
+              <w:t xml:space="preserve">YC-09</w:t>
+            </w:r>
+          </w:p>
+        </w:tc>
+        <w:tc>
+          <w:tcPr>
+            <w:tcW w:type="dxa" w:w="4600"/>
+            <w:tcMar>
+              <w:top w:type="dxa" w:w="90"/>
+              <w:left w:type="dxa" w:w="120"/>
+              <w:bottom w:type="dxa" w:w="90"/>
+              <w:right w:type="dxa" w:w="120"/>
+            </w:tcMar>
+            <w:vAlign w:val="center"/>
+          </w:tcPr>
+          <w:p>
+            <w:pPr>
+              <w:spacing w:after="0" w:line="280"/>
+            </w:pPr>
+            <w:r>
+              <w:rPr>
+                <w:rFonts w:ascii="Be Vietnam Pro" w:cs="Be Vietnam Pro" w:eastAsia="Be Vietnam Pro" w:hAnsi="Be Vietnam Pro"/>
+                <w:color w:val="101814"/>
+                <w:sz w:val="20"/>
+                <w:szCs w:val="20"/>
+              </w:rPr>
+              <w:t xml:space="preserve">Câu hỏi rõ ràng thì gọi thẳng công cụ đúng, không để mô hình chọ…</w:t>
+            </w:r>
+          </w:p>
+        </w:tc>
+        <w:tc>
+          <w:tcPr>
+            <w:tcW w:type="dxa" w:w="1671"/>
+            <w:tcMar>
+              <w:top w:type="dxa" w:w="90"/>
+              <w:left w:type="dxa" w:w="120"/>
+              <w:bottom w:type="dxa" w:w="90"/>
+              <w:right w:type="dxa" w:w="120"/>
+            </w:tcMar>
+            <w:vAlign w:val="center"/>
+          </w:tcPr>
+          <w:p>
+            <w:pPr>
+              <w:spacing w:after="0" w:line="280"/>
+            </w:pPr>
+            <w:r>
+              <w:rPr>
+                <w:rFonts w:ascii="Menlo" w:cs="Menlo" w:eastAsia="Menlo" w:hAnsi="Menlo"/>
+                <w:color w:val="036F3D"/>
+                <w:sz w:val="20"/>
+                <w:szCs w:val="20"/>
+                <w:shd w:fill="F1F5F3" w:color="auto" w:val="clear"/>
+              </w:rPr>
+              <w:t xml:space="preserve">DA3-03</w:t>
+            </w:r>
+            <w:r>
+              <w:rPr>
+                <w:rFonts w:ascii="Be Vietnam Pro" w:cs="Be Vietnam Pro" w:eastAsia="Be Vietnam Pro" w:hAnsi="Be Vietnam Pro"/>
+                <w:color w:val="101814"/>
+                <w:sz w:val="20"/>
+                <w:szCs w:val="20"/>
+              </w:rPr>
+              <w:t xml:space="preserve"> </w:t>
+            </w:r>
+            <w:r>
+              <w:rPr>
+                <w:rFonts w:ascii="Menlo" w:cs="Menlo" w:eastAsia="Menlo" w:hAnsi="Menlo"/>
+                <w:color w:val="036F3D"/>
+                <w:sz w:val="20"/>
+                <w:szCs w:val="20"/>
+                <w:shd w:fill="F1F5F3" w:color="auto" w:val="clear"/>
+              </w:rPr>
+              <w:t xml:space="preserve">DA3-04</w:t>
+            </w:r>
+            <w:r>
+              <w:rPr>
+                <w:rFonts w:ascii="Be Vietnam Pro" w:cs="Be Vietnam Pro" w:eastAsia="Be Vietnam Pro" w:hAnsi="Be Vietnam Pro"/>
+                <w:color w:val="101814"/>
+                <w:sz w:val="20"/>
+                <w:szCs w:val="20"/>
+              </w:rPr>
+              <w:t xml:space="preserve"> </w:t>
+            </w:r>
+            <w:r>
+              <w:rPr>
+                <w:rFonts w:ascii="Menlo" w:cs="Menlo" w:eastAsia="Menlo" w:hAnsi="Menlo"/>
+                <w:color w:val="036F3D"/>
+                <w:sz w:val="20"/>
+                <w:szCs w:val="20"/>
+                <w:shd w:fill="F1F5F3" w:color="auto" w:val="clear"/>
+              </w:rPr>
+              <w:t xml:space="preserve">DA3-05</w:t>
+            </w:r>
+          </w:p>
+        </w:tc>
+        <w:tc>
+          <w:tcPr>
+            <w:tcW w:type="dxa" w:w="2089"/>
+            <w:tcMar>
+              <w:top w:type="dxa" w:w="90"/>
+              <w:left w:type="dxa" w:w="120"/>
+              <w:bottom w:type="dxa" w:w="90"/>
+              <w:right w:type="dxa" w:w="120"/>
+            </w:tcMar>
+            <w:vAlign w:val="center"/>
+          </w:tcPr>
+          <w:p>
+            <w:pPr>
+              <w:spacing w:after="0" w:line="280"/>
+            </w:pPr>
+            <w:r>
+              <w:rPr>
+                <w:rFonts w:ascii="Be Vietnam Pro" w:cs="Be Vietnam Pro" w:eastAsia="Be Vietnam Pro" w:hAnsi="Be Vietnam Pro"/>
+                <w:color w:val="101814"/>
+                <w:sz w:val="20"/>
+                <w:szCs w:val="20"/>
+              </w:rPr>
+              <w:t xml:space="preserve">TC-41–TC-50, TC-48</w:t>
+            </w:r>
+          </w:p>
+        </w:tc>
+      </w:tr>
+      <w:tr>
+        <w:trPr>
+          <w:tblHeader w:val="false"/>
+        </w:trPr>
+        <w:tc>
+          <w:tcPr>
+            <w:tcW w:type="dxa" w:w="1000"/>
+            <w:tcMar>
+              <w:top w:type="dxa" w:w="90"/>
+              <w:left w:type="dxa" w:w="120"/>
+              <w:bottom w:type="dxa" w:w="90"/>
+              <w:right w:type="dxa" w:w="120"/>
+            </w:tcMar>
+            <w:vAlign w:val="center"/>
+          </w:tcPr>
+          <w:p>
+            <w:pPr>
+              <w:spacing w:after="0" w:line="280"/>
+            </w:pPr>
+            <w:r>
+              <w:rPr>
+                <w:rFonts w:ascii="Menlo" w:cs="Menlo" w:eastAsia="Menlo" w:hAnsi="Menlo"/>
+                <w:color w:val="036F3D"/>
+                <w:sz w:val="20"/>
+                <w:szCs w:val="20"/>
+                <w:shd w:fill="F1F5F3" w:color="auto" w:val="clear"/>
+              </w:rPr>
+              <w:t xml:space="preserve">YC-10</w:t>
+            </w:r>
+          </w:p>
+        </w:tc>
+        <w:tc>
+          <w:tcPr>
+            <w:tcW w:type="dxa" w:w="4600"/>
+            <w:tcMar>
+              <w:top w:type="dxa" w:w="90"/>
+              <w:left w:type="dxa" w:w="120"/>
+              <w:bottom w:type="dxa" w:w="90"/>
+              <w:right w:type="dxa" w:w="120"/>
+            </w:tcMar>
+            <w:vAlign w:val="center"/>
+          </w:tcPr>
+          <w:p>
+            <w:pPr>
+              <w:spacing w:after="0" w:line="280"/>
+            </w:pPr>
+            <w:r>
+              <w:rPr>
+                <w:rFonts w:ascii="Be Vietnam Pro" w:cs="Be Vietnam Pro" w:eastAsia="Be Vietnam Pro" w:hAnsi="Be Vietnam Pro"/>
+                <w:color w:val="101814"/>
+                <w:sz w:val="20"/>
+                <w:szCs w:val="20"/>
+              </w:rPr>
+              <w:t xml:space="preserve">Phân loại ý định câu hỏi trước khi xử lý</w:t>
+            </w:r>
+          </w:p>
+        </w:tc>
+        <w:tc>
+          <w:tcPr>
+            <w:tcW w:type="dxa" w:w="1671"/>
+            <w:tcMar>
+              <w:top w:type="dxa" w:w="90"/>
+              <w:left w:type="dxa" w:w="120"/>
+              <w:bottom w:type="dxa" w:w="90"/>
+              <w:right w:type="dxa" w:w="120"/>
+            </w:tcMar>
+            <w:vAlign w:val="center"/>
+          </w:tcPr>
+          <w:p>
+            <w:pPr>
+              <w:spacing w:after="0" w:line="280"/>
+            </w:pPr>
+            <w:r>
+              <w:rPr>
+                <w:rFonts w:ascii="Menlo" w:cs="Menlo" w:eastAsia="Menlo" w:hAnsi="Menlo"/>
+                <w:color w:val="036F3D"/>
+                <w:sz w:val="20"/>
+                <w:szCs w:val="20"/>
+                <w:shd w:fill="F1F5F3" w:color="auto" w:val="clear"/>
+              </w:rPr>
+              <w:t xml:space="preserve">DA3-03</w:t>
+            </w:r>
+            <w:r>
+              <w:rPr>
+                <w:rFonts w:ascii="Be Vietnam Pro" w:cs="Be Vietnam Pro" w:eastAsia="Be Vietnam Pro" w:hAnsi="Be Vietnam Pro"/>
+                <w:color w:val="101814"/>
+                <w:sz w:val="20"/>
+                <w:szCs w:val="20"/>
+              </w:rPr>
+              <w:t xml:space="preserve"> </w:t>
+            </w:r>
+            <w:r>
+              <w:rPr>
+                <w:rFonts w:ascii="Menlo" w:cs="Menlo" w:eastAsia="Menlo" w:hAnsi="Menlo"/>
+                <w:color w:val="036F3D"/>
+                <w:sz w:val="20"/>
+                <w:szCs w:val="20"/>
+                <w:shd w:fill="F1F5F3" w:color="auto" w:val="clear"/>
+              </w:rPr>
+              <w:t xml:space="preserve">DA3-04</w:t>
+            </w:r>
+            <w:r>
+              <w:rPr>
+                <w:rFonts w:ascii="Be Vietnam Pro" w:cs="Be Vietnam Pro" w:eastAsia="Be Vietnam Pro" w:hAnsi="Be Vietnam Pro"/>
+                <w:color w:val="101814"/>
+                <w:sz w:val="20"/>
+                <w:szCs w:val="20"/>
+              </w:rPr>
+              <w:t xml:space="preserve"> </w:t>
+            </w:r>
+            <w:r>
+              <w:rPr>
+                <w:rFonts w:ascii="Menlo" w:cs="Menlo" w:eastAsia="Menlo" w:hAnsi="Menlo"/>
+                <w:color w:val="036F3D"/>
+                <w:sz w:val="20"/>
+                <w:szCs w:val="20"/>
+                <w:shd w:fill="F1F5F3" w:color="auto" w:val="clear"/>
+              </w:rPr>
+              <w:t xml:space="preserve">DA3-05</w:t>
+            </w:r>
+          </w:p>
+        </w:tc>
+        <w:tc>
+          <w:tcPr>
+            <w:tcW w:type="dxa" w:w="2089"/>
+            <w:tcMar>
+              <w:top w:type="dxa" w:w="90"/>
+              <w:left w:type="dxa" w:w="120"/>
+              <w:bottom w:type="dxa" w:w="90"/>
+              <w:right w:type="dxa" w:w="120"/>
+            </w:tcMar>
+            <w:vAlign w:val="center"/>
+          </w:tcPr>
+          <w:p>
+            <w:pPr>
+              <w:spacing w:after="0" w:line="280"/>
+            </w:pPr>
+            <w:r>
+              <w:rPr>
+                <w:rFonts w:ascii="Be Vietnam Pro" w:cs="Be Vietnam Pro" w:eastAsia="Be Vietnam Pro" w:hAnsi="Be Vietnam Pro"/>
+                <w:color w:val="101814"/>
+                <w:sz w:val="20"/>
+                <w:szCs w:val="20"/>
+              </w:rPr>
+              <w:t xml:space="preserve">TC-41–TC-50</w:t>
+            </w:r>
+          </w:p>
+        </w:tc>
+      </w:tr>
+      <w:tr>
+        <w:trPr>
+          <w:tblHeader w:val="false"/>
+        </w:trPr>
+        <w:tc>
+          <w:tcPr>
+            <w:tcW w:type="dxa" w:w="1000"/>
+            <w:tcMar>
+              <w:top w:type="dxa" w:w="90"/>
+              <w:left w:type="dxa" w:w="120"/>
+              <w:bottom w:type="dxa" w:w="90"/>
+              <w:right w:type="dxa" w:w="120"/>
+            </w:tcMar>
+            <w:vAlign w:val="center"/>
+          </w:tcPr>
+          <w:p>
+            <w:pPr>
+              <w:spacing w:after="0" w:line="280"/>
+            </w:pPr>
+            <w:r>
+              <w:rPr>
+                <w:rFonts w:ascii="Menlo" w:cs="Menlo" w:eastAsia="Menlo" w:hAnsi="Menlo"/>
+                <w:color w:val="036F3D"/>
+                <w:sz w:val="20"/>
+                <w:szCs w:val="20"/>
+                <w:shd w:fill="F1F5F3" w:color="auto" w:val="clear"/>
+              </w:rPr>
+              <w:t xml:space="preserve">YC-11</w:t>
+            </w:r>
+          </w:p>
+        </w:tc>
+        <w:tc>
+          <w:tcPr>
+            <w:tcW w:type="dxa" w:w="4600"/>
+            <w:tcMar>
+              <w:top w:type="dxa" w:w="90"/>
+              <w:left w:type="dxa" w:w="120"/>
+              <w:bottom w:type="dxa" w:w="90"/>
+              <w:right w:type="dxa" w:w="120"/>
+            </w:tcMar>
+            <w:vAlign w:val="center"/>
+          </w:tcPr>
+          <w:p>
+            <w:pPr>
+              <w:spacing w:after="0" w:line="280"/>
+            </w:pPr>
+            <w:r>
+              <w:rPr>
+                <w:rFonts w:ascii="Be Vietnam Pro" w:cs="Be Vietnam Pro" w:eastAsia="Be Vietnam Pro" w:hAnsi="Be Vietnam Pro"/>
+                <w:color w:val="101814"/>
+                <w:sz w:val="20"/>
+                <w:szCs w:val="20"/>
+              </w:rPr>
+              <w:t xml:space="preserve">Nói rõ khi không có dữ liệu, thay vì bịa</w:t>
+            </w:r>
+          </w:p>
+        </w:tc>
+        <w:tc>
+          <w:tcPr>
+            <w:tcW w:type="dxa" w:w="1671"/>
+            <w:tcMar>
+              <w:top w:type="dxa" w:w="90"/>
+              <w:left w:type="dxa" w:w="120"/>
+              <w:bottom w:type="dxa" w:w="90"/>
+              <w:right w:type="dxa" w:w="120"/>
+            </w:tcMar>
+            <w:vAlign w:val="center"/>
+          </w:tcPr>
+          <w:p>
+            <w:pPr>
+              <w:spacing w:after="0" w:line="280"/>
+            </w:pPr>
+            <w:r>
+              <w:rPr>
+                <w:rFonts w:ascii="Menlo" w:cs="Menlo" w:eastAsia="Menlo" w:hAnsi="Menlo"/>
+                <w:color w:val="036F3D"/>
+                <w:sz w:val="20"/>
+                <w:szCs w:val="20"/>
+                <w:shd w:fill="F1F5F3" w:color="auto" w:val="clear"/>
+              </w:rPr>
+              <w:t xml:space="preserve">DA3-03</w:t>
+            </w:r>
+            <w:r>
+              <w:rPr>
+                <w:rFonts w:ascii="Be Vietnam Pro" w:cs="Be Vietnam Pro" w:eastAsia="Be Vietnam Pro" w:hAnsi="Be Vietnam Pro"/>
+                <w:color w:val="101814"/>
+                <w:sz w:val="20"/>
+                <w:szCs w:val="20"/>
+              </w:rPr>
+              <w:t xml:space="preserve"> </w:t>
+            </w:r>
+            <w:r>
+              <w:rPr>
+                <w:rFonts w:ascii="Menlo" w:cs="Menlo" w:eastAsia="Menlo" w:hAnsi="Menlo"/>
+                <w:color w:val="036F3D"/>
+                <w:sz w:val="20"/>
+                <w:szCs w:val="20"/>
+                <w:shd w:fill="F1F5F3" w:color="auto" w:val="clear"/>
+              </w:rPr>
+              <w:t xml:space="preserve">DA3-04</w:t>
+            </w:r>
+            <w:r>
+              <w:rPr>
+                <w:rFonts w:ascii="Be Vietnam Pro" w:cs="Be Vietnam Pro" w:eastAsia="Be Vietnam Pro" w:hAnsi="Be Vietnam Pro"/>
+                <w:color w:val="101814"/>
+                <w:sz w:val="20"/>
+                <w:szCs w:val="20"/>
+              </w:rPr>
+              <w:t xml:space="preserve"> </w:t>
+            </w:r>
+            <w:r>
+              <w:rPr>
+                <w:rFonts w:ascii="Menlo" w:cs="Menlo" w:eastAsia="Menlo" w:hAnsi="Menlo"/>
+                <w:color w:val="036F3D"/>
+                <w:sz w:val="20"/>
+                <w:szCs w:val="20"/>
+                <w:shd w:fill="F1F5F3" w:color="auto" w:val="clear"/>
+              </w:rPr>
+              <w:t xml:space="preserve">DA3-05</w:t>
+            </w:r>
+          </w:p>
+        </w:tc>
+        <w:tc>
+          <w:tcPr>
+            <w:tcW w:type="dxa" w:w="2089"/>
+            <w:tcMar>
+              <w:top w:type="dxa" w:w="90"/>
+              <w:left w:type="dxa" w:w="120"/>
+              <w:bottom w:type="dxa" w:w="90"/>
+              <w:right w:type="dxa" w:w="120"/>
+            </w:tcMar>
+            <w:vAlign w:val="center"/>
+          </w:tcPr>
+          <w:p>
+            <w:pPr>
+              <w:spacing w:after="0" w:line="280"/>
+            </w:pPr>
+            <w:r>
+              <w:rPr>
+                <w:rFonts w:ascii="Be Vietnam Pro" w:cs="Be Vietnam Pro" w:eastAsia="Be Vietnam Pro" w:hAnsi="Be Vietnam Pro"/>
+                <w:color w:val="101814"/>
+                <w:sz w:val="20"/>
+                <w:szCs w:val="20"/>
+              </w:rPr>
+              <w:t xml:space="preserve">TC-36–TC-40</w:t>
+            </w:r>
+          </w:p>
+        </w:tc>
+      </w:tr>
+      <w:tr>
+        <w:trPr>
+          <w:tblHeader w:val="false"/>
+        </w:trPr>
+        <w:tc>
+          <w:tcPr>
+            <w:tcW w:type="dxa" w:w="1000"/>
+            <w:tcMar>
+              <w:top w:type="dxa" w:w="90"/>
+              <w:left w:type="dxa" w:w="120"/>
+              <w:bottom w:type="dxa" w:w="90"/>
+              <w:right w:type="dxa" w:w="120"/>
+            </w:tcMar>
+            <w:vAlign w:val="center"/>
+          </w:tcPr>
+          <w:p>
+            <w:pPr>
+              <w:spacing w:after="0" w:line="280"/>
+            </w:pPr>
+            <w:r>
+              <w:rPr>
+                <w:rFonts w:ascii="Menlo" w:cs="Menlo" w:eastAsia="Menlo" w:hAnsi="Menlo"/>
+                <w:color w:val="036F3D"/>
+                <w:sz w:val="20"/>
+                <w:szCs w:val="20"/>
+                <w:shd w:fill="F1F5F3" w:color="auto" w:val="clear"/>
+              </w:rPr>
+              <w:t xml:space="preserve">YC-12</w:t>
+            </w:r>
+          </w:p>
+        </w:tc>
+        <w:tc>
+          <w:tcPr>
+            <w:tcW w:type="dxa" w:w="4600"/>
+            <w:tcMar>
+              <w:top w:type="dxa" w:w="90"/>
+              <w:left w:type="dxa" w:w="120"/>
+              <w:bottom w:type="dxa" w:w="90"/>
+              <w:right w:type="dxa" w:w="120"/>
+            </w:tcMar>
+            <w:vAlign w:val="center"/>
+          </w:tcPr>
+          <w:p>
+            <w:pPr>
+              <w:spacing w:after="0" w:line="280"/>
+            </w:pPr>
+            <w:r>
+              <w:rPr>
+                <w:rFonts w:ascii="Be Vietnam Pro" w:cs="Be Vietnam Pro" w:eastAsia="Be Vietnam Pro" w:hAnsi="Be Vietnam Pro"/>
+                <w:color w:val="101814"/>
+                <w:sz w:val="20"/>
+                <w:szCs w:val="20"/>
+              </w:rPr>
+              <w:t xml:space="preserve">Hỏi lại khi câu hỏi mơ hồ</w:t>
+            </w:r>
+          </w:p>
+        </w:tc>
+        <w:tc>
+          <w:tcPr>
+            <w:tcW w:type="dxa" w:w="1671"/>
+            <w:tcMar>
+              <w:top w:type="dxa" w:w="90"/>
+              <w:left w:type="dxa" w:w="120"/>
+              <w:bottom w:type="dxa" w:w="90"/>
+              <w:right w:type="dxa" w:w="120"/>
+            </w:tcMar>
+            <w:vAlign w:val="center"/>
+          </w:tcPr>
+          <w:p>
+            <w:pPr>
+              <w:spacing w:after="0" w:line="280"/>
+            </w:pPr>
+            <w:r>
+              <w:rPr>
+                <w:rFonts w:ascii="Menlo" w:cs="Menlo" w:eastAsia="Menlo" w:hAnsi="Menlo"/>
+                <w:color w:val="036F3D"/>
+                <w:sz w:val="20"/>
+                <w:szCs w:val="20"/>
+                <w:shd w:fill="F1F5F3" w:color="auto" w:val="clear"/>
+              </w:rPr>
+              <w:t xml:space="preserve">DA3-03</w:t>
+            </w:r>
+            <w:r>
+              <w:rPr>
+                <w:rFonts w:ascii="Be Vietnam Pro" w:cs="Be Vietnam Pro" w:eastAsia="Be Vietnam Pro" w:hAnsi="Be Vietnam Pro"/>
+                <w:color w:val="101814"/>
+                <w:sz w:val="20"/>
+                <w:szCs w:val="20"/>
+              </w:rPr>
+              <w:t xml:space="preserve"> </w:t>
+            </w:r>
+            <w:r>
+              <w:rPr>
+                <w:rFonts w:ascii="Menlo" w:cs="Menlo" w:eastAsia="Menlo" w:hAnsi="Menlo"/>
+                <w:color w:val="036F3D"/>
+                <w:sz w:val="20"/>
+                <w:szCs w:val="20"/>
+                <w:shd w:fill="F1F5F3" w:color="auto" w:val="clear"/>
+              </w:rPr>
+              <w:t xml:space="preserve">DA3-04</w:t>
+            </w:r>
+            <w:r>
+              <w:rPr>
+                <w:rFonts w:ascii="Be Vietnam Pro" w:cs="Be Vietnam Pro" w:eastAsia="Be Vietnam Pro" w:hAnsi="Be Vietnam Pro"/>
+                <w:color w:val="101814"/>
+                <w:sz w:val="20"/>
+                <w:szCs w:val="20"/>
+              </w:rPr>
+              <w:t xml:space="preserve"> </w:t>
+            </w:r>
+            <w:r>
+              <w:rPr>
+                <w:rFonts w:ascii="Menlo" w:cs="Menlo" w:eastAsia="Menlo" w:hAnsi="Menlo"/>
+                <w:color w:val="036F3D"/>
+                <w:sz w:val="20"/>
+                <w:szCs w:val="20"/>
+                <w:shd w:fill="F1F5F3" w:color="auto" w:val="clear"/>
+              </w:rPr>
+              <w:t xml:space="preserve">DA3-05</w:t>
+            </w:r>
+          </w:p>
+        </w:tc>
+        <w:tc>
+          <w:tcPr>
+            <w:tcW w:type="dxa" w:w="2089"/>
+            <w:tcMar>
+              <w:top w:type="dxa" w:w="90"/>
+              <w:left w:type="dxa" w:w="120"/>
+              <w:bottom w:type="dxa" w:w="90"/>
+              <w:right w:type="dxa" w:w="120"/>
+            </w:tcMar>
+            <w:vAlign w:val="center"/>
+          </w:tcPr>
+          <w:p>
+            <w:pPr>
+              <w:spacing w:after="0" w:line="280"/>
+            </w:pPr>
+            <w:r>
+              <w:rPr>
+                <w:rFonts w:ascii="Be Vietnam Pro" w:cs="Be Vietnam Pro" w:eastAsia="Be Vietnam Pro" w:hAnsi="Be Vietnam Pro"/>
+                <w:color w:val="101814"/>
+                <w:sz w:val="20"/>
+                <w:szCs w:val="20"/>
+              </w:rPr>
+              <w:t xml:space="preserve">TC-41–TC-50, TC-49</w:t>
+            </w:r>
+          </w:p>
+        </w:tc>
+      </w:tr>
+      <w:tr>
+        <w:trPr>
+          <w:tblHeader w:val="false"/>
+        </w:trPr>
+        <w:tc>
+          <w:tcPr>
+            <w:tcW w:type="dxa" w:w="1000"/>
+            <w:tcMar>
+              <w:top w:type="dxa" w:w="90"/>
+              <w:left w:type="dxa" w:w="120"/>
+              <w:bottom w:type="dxa" w:w="90"/>
+              <w:right w:type="dxa" w:w="120"/>
+            </w:tcMar>
+            <w:vAlign w:val="center"/>
+          </w:tcPr>
+          <w:p>
+            <w:pPr>
+              <w:spacing w:after="0" w:line="280"/>
+            </w:pPr>
+            <w:r>
+              <w:rPr>
+                <w:rFonts w:ascii="Menlo" w:cs="Menlo" w:eastAsia="Menlo" w:hAnsi="Menlo"/>
+                <w:color w:val="036F3D"/>
+                <w:sz w:val="20"/>
+                <w:szCs w:val="20"/>
+                <w:shd w:fill="F1F5F3" w:color="auto" w:val="clear"/>
+              </w:rPr>
+              <w:t xml:space="preserve">YC-13</w:t>
+            </w:r>
+          </w:p>
+        </w:tc>
+        <w:tc>
+          <w:tcPr>
+            <w:tcW w:type="dxa" w:w="4600"/>
+            <w:tcMar>
+              <w:top w:type="dxa" w:w="90"/>
+              <w:left w:type="dxa" w:w="120"/>
+              <w:bottom w:type="dxa" w:w="90"/>
+              <w:right w:type="dxa" w:w="120"/>
+            </w:tcMar>
+            <w:vAlign w:val="center"/>
+          </w:tcPr>
+          <w:p>
+            <w:pPr>
+              <w:spacing w:after="0" w:line="280"/>
+            </w:pPr>
+            <w:r>
+              <w:rPr>
+                <w:rFonts w:ascii="Be Vietnam Pro" w:cs="Be Vietnam Pro" w:eastAsia="Be Vietnam Pro" w:hAnsi="Be Vietnam Pro"/>
+                <w:color w:val="101814"/>
+                <w:sz w:val="20"/>
+                <w:szCs w:val="20"/>
+              </w:rPr>
+              <w:t xml:space="preserve">Chặn câu hỏi y tế, dược lý</w:t>
+            </w:r>
+          </w:p>
+        </w:tc>
+        <w:tc>
+          <w:tcPr>
+            <w:tcW w:type="dxa" w:w="1671"/>
+            <w:tcMar>
+              <w:top w:type="dxa" w:w="90"/>
+              <w:left w:type="dxa" w:w="120"/>
+              <w:bottom w:type="dxa" w:w="90"/>
+              <w:right w:type="dxa" w:w="120"/>
+            </w:tcMar>
+            <w:vAlign w:val="center"/>
+          </w:tcPr>
+          <w:p>
+            <w:pPr>
+              <w:spacing w:after="0" w:line="280"/>
+            </w:pPr>
+            <w:r>
+              <w:rPr>
+                <w:rFonts w:ascii="Menlo" w:cs="Menlo" w:eastAsia="Menlo" w:hAnsi="Menlo"/>
+                <w:color w:val="036F3D"/>
+                <w:sz w:val="20"/>
+                <w:szCs w:val="20"/>
+                <w:shd w:fill="F1F5F3" w:color="auto" w:val="clear"/>
+              </w:rPr>
+              <w:t xml:space="preserve">DA3-03</w:t>
+            </w:r>
+            <w:r>
+              <w:rPr>
+                <w:rFonts w:ascii="Be Vietnam Pro" w:cs="Be Vietnam Pro" w:eastAsia="Be Vietnam Pro" w:hAnsi="Be Vietnam Pro"/>
+                <w:color w:val="101814"/>
+                <w:sz w:val="20"/>
+                <w:szCs w:val="20"/>
+              </w:rPr>
+              <w:t xml:space="preserve"> </w:t>
+            </w:r>
+            <w:r>
+              <w:rPr>
+                <w:rFonts w:ascii="Menlo" w:cs="Menlo" w:eastAsia="Menlo" w:hAnsi="Menlo"/>
+                <w:color w:val="036F3D"/>
+                <w:sz w:val="20"/>
+                <w:szCs w:val="20"/>
+                <w:shd w:fill="F1F5F3" w:color="auto" w:val="clear"/>
+              </w:rPr>
+              <w:t xml:space="preserve">DA3-04</w:t>
+            </w:r>
+            <w:r>
+              <w:rPr>
+                <w:rFonts w:ascii="Be Vietnam Pro" w:cs="Be Vietnam Pro" w:eastAsia="Be Vietnam Pro" w:hAnsi="Be Vietnam Pro"/>
+                <w:color w:val="101814"/>
+                <w:sz w:val="20"/>
+                <w:szCs w:val="20"/>
+              </w:rPr>
+              <w:t xml:space="preserve"> </w:t>
+            </w:r>
+            <w:r>
+              <w:rPr>
+                <w:rFonts w:ascii="Menlo" w:cs="Menlo" w:eastAsia="Menlo" w:hAnsi="Menlo"/>
+                <w:color w:val="036F3D"/>
+                <w:sz w:val="20"/>
+                <w:szCs w:val="20"/>
+                <w:shd w:fill="F1F5F3" w:color="auto" w:val="clear"/>
+              </w:rPr>
+              <w:t xml:space="preserve">DA3-05</w:t>
+            </w:r>
+          </w:p>
+        </w:tc>
+        <w:tc>
+          <w:tcPr>
+            <w:tcW w:type="dxa" w:w="2089"/>
+            <w:tcMar>
+              <w:top w:type="dxa" w:w="90"/>
+              <w:left w:type="dxa" w:w="120"/>
+              <w:bottom w:type="dxa" w:w="90"/>
+              <w:right w:type="dxa" w:w="120"/>
+            </w:tcMar>
+            <w:vAlign w:val="center"/>
+          </w:tcPr>
+          <w:p>
+            <w:pPr>
+              <w:spacing w:after="0" w:line="280"/>
+            </w:pPr>
+            <w:r>
+              <w:rPr>
+                <w:rFonts w:ascii="Be Vietnam Pro" w:cs="Be Vietnam Pro" w:eastAsia="Be Vietnam Pro" w:hAnsi="Be Vietnam Pro"/>
+                <w:color w:val="101814"/>
+                <w:sz w:val="20"/>
+                <w:szCs w:val="20"/>
+              </w:rPr>
+              <w:t xml:space="preserve">TC-01–TC-23</w:t>
+            </w:r>
+          </w:p>
+        </w:tc>
+      </w:tr>
+      <w:tr>
+        <w:trPr>
+          <w:tblHeader w:val="false"/>
+        </w:trPr>
+        <w:tc>
+          <w:tcPr>
+            <w:tcW w:type="dxa" w:w="1000"/>
+            <w:tcMar>
+              <w:top w:type="dxa" w:w="90"/>
+              <w:left w:type="dxa" w:w="120"/>
+              <w:bottom w:type="dxa" w:w="90"/>
+              <w:right w:type="dxa" w:w="120"/>
+            </w:tcMar>
+            <w:vAlign w:val="center"/>
+          </w:tcPr>
+          <w:p>
+            <w:pPr>
+              <w:spacing w:after="0" w:line="280"/>
+            </w:pPr>
+            <w:r>
+              <w:rPr>
+                <w:rFonts w:ascii="Menlo" w:cs="Menlo" w:eastAsia="Menlo" w:hAnsi="Menlo"/>
+                <w:color w:val="036F3D"/>
+                <w:sz w:val="20"/>
+                <w:szCs w:val="20"/>
+                <w:shd w:fill="F1F5F3" w:color="auto" w:val="clear"/>
+              </w:rPr>
+              <w:t xml:space="preserve">YC-14</w:t>
+            </w:r>
+          </w:p>
+        </w:tc>
+        <w:tc>
+          <w:tcPr>
+            <w:tcW w:type="dxa" w:w="4600"/>
+            <w:tcMar>
+              <w:top w:type="dxa" w:w="90"/>
+              <w:left w:type="dxa" w:w="120"/>
+              <w:bottom w:type="dxa" w:w="90"/>
+              <w:right w:type="dxa" w:w="120"/>
+            </w:tcMar>
+            <w:vAlign w:val="center"/>
+          </w:tcPr>
+          <w:p>
+            <w:pPr>
+              <w:spacing w:after="0" w:line="280"/>
+            </w:pPr>
+            <w:r>
+              <w:rPr>
+                <w:rFonts w:ascii="Be Vietnam Pro" w:cs="Be Vietnam Pro" w:eastAsia="Be Vietnam Pro" w:hAnsi="Be Vietnam Pro"/>
+                <w:color w:val="101814"/>
+                <w:sz w:val="20"/>
+                <w:szCs w:val="20"/>
+              </w:rPr>
+              <w:t xml:space="preserve">Chốt chặn dược không phụ thuộc mô hình, không thể vượt bằng cách…</w:t>
+            </w:r>
+          </w:p>
+        </w:tc>
+        <w:tc>
+          <w:tcPr>
+            <w:tcW w:type="dxa" w:w="1671"/>
+            <w:tcMar>
+              <w:top w:type="dxa" w:w="90"/>
+              <w:left w:type="dxa" w:w="120"/>
+              <w:bottom w:type="dxa" w:w="90"/>
+              <w:right w:type="dxa" w:w="120"/>
+            </w:tcMar>
+            <w:vAlign w:val="center"/>
+          </w:tcPr>
+          <w:p>
+            <w:pPr>
+              <w:spacing w:after="0" w:line="280"/>
+            </w:pPr>
+            <w:r>
+              <w:rPr>
+                <w:rFonts w:ascii="Menlo" w:cs="Menlo" w:eastAsia="Menlo" w:hAnsi="Menlo"/>
+                <w:color w:val="036F3D"/>
+                <w:sz w:val="20"/>
+                <w:szCs w:val="20"/>
+                <w:shd w:fill="F1F5F3" w:color="auto" w:val="clear"/>
+              </w:rPr>
+              <w:t xml:space="preserve">DA3-03</w:t>
+            </w:r>
+            <w:r>
+              <w:rPr>
+                <w:rFonts w:ascii="Be Vietnam Pro" w:cs="Be Vietnam Pro" w:eastAsia="Be Vietnam Pro" w:hAnsi="Be Vietnam Pro"/>
+                <w:color w:val="101814"/>
+                <w:sz w:val="20"/>
+                <w:szCs w:val="20"/>
+              </w:rPr>
+              <w:t xml:space="preserve"> </w:t>
+            </w:r>
+            <w:r>
+              <w:rPr>
+                <w:rFonts w:ascii="Menlo" w:cs="Menlo" w:eastAsia="Menlo" w:hAnsi="Menlo"/>
+                <w:color w:val="036F3D"/>
+                <w:sz w:val="20"/>
+                <w:szCs w:val="20"/>
+                <w:shd w:fill="F1F5F3" w:color="auto" w:val="clear"/>
+              </w:rPr>
+              <w:t xml:space="preserve">DA3-04</w:t>
+            </w:r>
+            <w:r>
+              <w:rPr>
+                <w:rFonts w:ascii="Be Vietnam Pro" w:cs="Be Vietnam Pro" w:eastAsia="Be Vietnam Pro" w:hAnsi="Be Vietnam Pro"/>
+                <w:color w:val="101814"/>
+                <w:sz w:val="20"/>
+                <w:szCs w:val="20"/>
+              </w:rPr>
+              <w:t xml:space="preserve"> </w:t>
+            </w:r>
+            <w:r>
+              <w:rPr>
+                <w:rFonts w:ascii="Menlo" w:cs="Menlo" w:eastAsia="Menlo" w:hAnsi="Menlo"/>
+                <w:color w:val="036F3D"/>
+                <w:sz w:val="20"/>
+                <w:szCs w:val="20"/>
+                <w:shd w:fill="F1F5F3" w:color="auto" w:val="clear"/>
+              </w:rPr>
+              <w:t xml:space="preserve">DA3-05</w:t>
+            </w:r>
+          </w:p>
+        </w:tc>
+        <w:tc>
+          <w:tcPr>
+            <w:tcW w:type="dxa" w:w="2089"/>
+            <w:tcMar>
+              <w:top w:type="dxa" w:w="90"/>
+              <w:left w:type="dxa" w:w="120"/>
+              <w:bottom w:type="dxa" w:w="90"/>
+              <w:right w:type="dxa" w:w="120"/>
+            </w:tcMar>
+            <w:vAlign w:val="center"/>
+          </w:tcPr>
+          <w:p>
+            <w:pPr>
+              <w:spacing w:after="0" w:line="280"/>
+            </w:pPr>
+            <w:r>
+              <w:rPr>
+                <w:rFonts w:ascii="Be Vietnam Pro" w:cs="Be Vietnam Pro" w:eastAsia="Be Vietnam Pro" w:hAnsi="Be Vietnam Pro"/>
+                <w:color w:val="101814"/>
+                <w:sz w:val="20"/>
+                <w:szCs w:val="20"/>
+              </w:rPr>
+              <w:t xml:space="preserve">TC-01–TC-23</w:t>
+            </w:r>
+          </w:p>
+        </w:tc>
+      </w:tr>
+      <w:tr>
+        <w:trPr>
+          <w:tblHeader w:val="false"/>
+        </w:trPr>
+        <w:tc>
+          <w:tcPr>
+            <w:tcW w:type="dxa" w:w="1000"/>
+            <w:tcMar>
+              <w:top w:type="dxa" w:w="90"/>
+              <w:left w:type="dxa" w:w="120"/>
+              <w:bottom w:type="dxa" w:w="90"/>
+              <w:right w:type="dxa" w:w="120"/>
+            </w:tcMar>
+            <w:vAlign w:val="center"/>
+          </w:tcPr>
+          <w:p>
+            <w:pPr>
+              <w:spacing w:after="0" w:line="280"/>
+            </w:pPr>
+            <w:r>
+              <w:rPr>
+                <w:rFonts w:ascii="Menlo" w:cs="Menlo" w:eastAsia="Menlo" w:hAnsi="Menlo"/>
+                <w:color w:val="036F3D"/>
+                <w:sz w:val="20"/>
+                <w:szCs w:val="20"/>
+                <w:shd w:fill="F1F5F3" w:color="auto" w:val="clear"/>
+              </w:rPr>
+              <w:t xml:space="preserve">YC-15</w:t>
+            </w:r>
+          </w:p>
+        </w:tc>
+        <w:tc>
+          <w:tcPr>
+            <w:tcW w:type="dxa" w:w="4600"/>
+            <w:tcMar>
+              <w:top w:type="dxa" w:w="90"/>
+              <w:left w:type="dxa" w:w="120"/>
+              <w:bottom w:type="dxa" w:w="90"/>
+              <w:right w:type="dxa" w:w="120"/>
+            </w:tcMar>
+            <w:vAlign w:val="center"/>
+          </w:tcPr>
+          <w:p>
+            <w:pPr>
+              <w:spacing w:after="0" w:line="280"/>
+            </w:pPr>
+            <w:r>
+              <w:rPr>
+                <w:rFonts w:ascii="Be Vietnam Pro" w:cs="Be Vietnam Pro" w:eastAsia="Be Vietnam Pro" w:hAnsi="Be Vietnam Pro"/>
+                <w:color w:val="101814"/>
+                <w:sz w:val="20"/>
+                <w:szCs w:val="20"/>
+              </w:rPr>
+              <w:t xml:space="preserve">Khi chặn, hướng người hỏi tới nguồn đúng</w:t>
+            </w:r>
+          </w:p>
+        </w:tc>
+        <w:tc>
+          <w:tcPr>
+            <w:tcW w:type="dxa" w:w="1671"/>
+            <w:tcMar>
+              <w:top w:type="dxa" w:w="90"/>
+              <w:left w:type="dxa" w:w="120"/>
+              <w:bottom w:type="dxa" w:w="90"/>
+              <w:right w:type="dxa" w:w="120"/>
+            </w:tcMar>
+            <w:vAlign w:val="center"/>
+          </w:tcPr>
+          <w:p>
+            <w:pPr>
+              <w:spacing w:after="0" w:line="280"/>
+            </w:pPr>
+            <w:r>
+              <w:rPr>
+                <w:rFonts w:ascii="Menlo" w:cs="Menlo" w:eastAsia="Menlo" w:hAnsi="Menlo"/>
+                <w:color w:val="036F3D"/>
+                <w:sz w:val="20"/>
+                <w:szCs w:val="20"/>
+                <w:shd w:fill="F1F5F3" w:color="auto" w:val="clear"/>
+              </w:rPr>
+              <w:t xml:space="preserve">DA3-03</w:t>
+            </w:r>
+            <w:r>
+              <w:rPr>
+                <w:rFonts w:ascii="Be Vietnam Pro" w:cs="Be Vietnam Pro" w:eastAsia="Be Vietnam Pro" w:hAnsi="Be Vietnam Pro"/>
+                <w:color w:val="101814"/>
+                <w:sz w:val="20"/>
+                <w:szCs w:val="20"/>
+              </w:rPr>
+              <w:t xml:space="preserve"> </w:t>
+            </w:r>
+            <w:r>
+              <w:rPr>
+                <w:rFonts w:ascii="Menlo" w:cs="Menlo" w:eastAsia="Menlo" w:hAnsi="Menlo"/>
+                <w:color w:val="036F3D"/>
+                <w:sz w:val="20"/>
+                <w:szCs w:val="20"/>
+                <w:shd w:fill="F1F5F3" w:color="auto" w:val="clear"/>
+              </w:rPr>
+              <w:t xml:space="preserve">DA3-04</w:t>
+            </w:r>
+            <w:r>
+              <w:rPr>
+                <w:rFonts w:ascii="Be Vietnam Pro" w:cs="Be Vietnam Pro" w:eastAsia="Be Vietnam Pro" w:hAnsi="Be Vietnam Pro"/>
+                <w:color w:val="101814"/>
+                <w:sz w:val="20"/>
+                <w:szCs w:val="20"/>
+              </w:rPr>
+              <w:t xml:space="preserve"> </w:t>
+            </w:r>
+            <w:r>
+              <w:rPr>
+                <w:rFonts w:ascii="Menlo" w:cs="Menlo" w:eastAsia="Menlo" w:hAnsi="Menlo"/>
+                <w:color w:val="036F3D"/>
+                <w:sz w:val="20"/>
+                <w:szCs w:val="20"/>
+                <w:shd w:fill="F1F5F3" w:color="auto" w:val="clear"/>
+              </w:rPr>
+              <w:t xml:space="preserve">DA3-05</w:t>
+            </w:r>
+          </w:p>
+        </w:tc>
+        <w:tc>
+          <w:tcPr>
+            <w:tcW w:type="dxa" w:w="2089"/>
+            <w:tcMar>
+              <w:top w:type="dxa" w:w="90"/>
+              <w:left w:type="dxa" w:w="120"/>
+              <w:bottom w:type="dxa" w:w="90"/>
+              <w:right w:type="dxa" w:w="120"/>
+            </w:tcMar>
+            <w:vAlign w:val="center"/>
+          </w:tcPr>
+          <w:p>
+            <w:pPr>
+              <w:spacing w:after="0" w:line="280"/>
+            </w:pPr>
+            <w:r>
+              <w:rPr>
+                <w:rFonts w:ascii="Be Vietnam Pro" w:cs="Be Vietnam Pro" w:eastAsia="Be Vietnam Pro" w:hAnsi="Be Vietnam Pro"/>
+                <w:color w:val="101814"/>
+                <w:sz w:val="20"/>
+                <w:szCs w:val="20"/>
+              </w:rPr>
+              <w:t xml:space="preserve">TC-01–TC-23</w:t>
+            </w:r>
+          </w:p>
+        </w:tc>
+      </w:tr>
+      <w:tr>
+        <w:trPr>
+          <w:tblHeader w:val="false"/>
+        </w:trPr>
+        <w:tc>
+          <w:tcPr>
+            <w:tcW w:type="dxa" w:w="1000"/>
+            <w:tcMar>
+              <w:top w:type="dxa" w:w="90"/>
+              <w:left w:type="dxa" w:w="120"/>
+              <w:bottom w:type="dxa" w:w="90"/>
+              <w:right w:type="dxa" w:w="120"/>
+            </w:tcMar>
+            <w:vAlign w:val="center"/>
+          </w:tcPr>
+          <w:p>
+            <w:pPr>
+              <w:spacing w:after="0" w:line="280"/>
+            </w:pPr>
+            <w:r>
+              <w:rPr>
+                <w:rFonts w:ascii="Menlo" w:cs="Menlo" w:eastAsia="Menlo" w:hAnsi="Menlo"/>
+                <w:color w:val="036F3D"/>
+                <w:sz w:val="20"/>
+                <w:szCs w:val="20"/>
+                <w:shd w:fill="F1F5F3" w:color="auto" w:val="clear"/>
+              </w:rPr>
+              <w:t xml:space="preserve">YC-16</w:t>
+            </w:r>
+          </w:p>
+        </w:tc>
+        <w:tc>
+          <w:tcPr>
+            <w:tcW w:type="dxa" w:w="4600"/>
+            <w:tcMar>
+              <w:top w:type="dxa" w:w="90"/>
+              <w:left w:type="dxa" w:w="120"/>
+              <w:bottom w:type="dxa" w:w="90"/>
+              <w:right w:type="dxa" w:w="120"/>
+            </w:tcMar>
+            <w:vAlign w:val="center"/>
+          </w:tcPr>
+          <w:p>
+            <w:pPr>
+              <w:spacing w:after="0" w:line="280"/>
+            </w:pPr>
+            <w:r>
+              <w:rPr>
+                <w:rFonts w:ascii="Be Vietnam Pro" w:cs="Be Vietnam Pro" w:eastAsia="Be Vietnam Pro" w:hAnsi="Be Vietnam Pro"/>
+                <w:color w:val="101814"/>
+                <w:sz w:val="20"/>
+                <w:szCs w:val="20"/>
+              </w:rPr>
+              <w:t xml:space="preserve">Lọc danh sách công cụ theo vai trò trước khi gửi cho mô hình</w:t>
+            </w:r>
+          </w:p>
+        </w:tc>
+        <w:tc>
+          <w:tcPr>
+            <w:tcW w:type="dxa" w:w="1671"/>
+            <w:tcMar>
+              <w:top w:type="dxa" w:w="90"/>
+              <w:left w:type="dxa" w:w="120"/>
+              <w:bottom w:type="dxa" w:w="90"/>
+              <w:right w:type="dxa" w:w="120"/>
+            </w:tcMar>
+            <w:vAlign w:val="center"/>
+          </w:tcPr>
+          <w:p>
+            <w:pPr>
+              <w:spacing w:after="0" w:line="280"/>
+            </w:pPr>
+            <w:r>
+              <w:rPr>
+                <w:rFonts w:ascii="Menlo" w:cs="Menlo" w:eastAsia="Menlo" w:hAnsi="Menlo"/>
+                <w:color w:val="036F3D"/>
+                <w:sz w:val="20"/>
+                <w:szCs w:val="20"/>
+                <w:shd w:fill="F1F5F3" w:color="auto" w:val="clear"/>
+              </w:rPr>
+              <w:t xml:space="preserve">DA3-03</w:t>
+            </w:r>
+            <w:r>
+              <w:rPr>
+                <w:rFonts w:ascii="Be Vietnam Pro" w:cs="Be Vietnam Pro" w:eastAsia="Be Vietnam Pro" w:hAnsi="Be Vietnam Pro"/>
+                <w:color w:val="101814"/>
+                <w:sz w:val="20"/>
+                <w:szCs w:val="20"/>
+              </w:rPr>
+              <w:t xml:space="preserve"> </w:t>
+            </w:r>
+            <w:r>
+              <w:rPr>
+                <w:rFonts w:ascii="Menlo" w:cs="Menlo" w:eastAsia="Menlo" w:hAnsi="Menlo"/>
+                <w:color w:val="036F3D"/>
+                <w:sz w:val="20"/>
+                <w:szCs w:val="20"/>
+                <w:shd w:fill="F1F5F3" w:color="auto" w:val="clear"/>
+              </w:rPr>
+              <w:t xml:space="preserve">DA3-04</w:t>
+            </w:r>
+            <w:r>
+              <w:rPr>
+                <w:rFonts w:ascii="Be Vietnam Pro" w:cs="Be Vietnam Pro" w:eastAsia="Be Vietnam Pro" w:hAnsi="Be Vietnam Pro"/>
+                <w:color w:val="101814"/>
+                <w:sz w:val="20"/>
+                <w:szCs w:val="20"/>
+              </w:rPr>
+              <w:t xml:space="preserve"> </w:t>
+            </w:r>
+            <w:r>
+              <w:rPr>
+                <w:rFonts w:ascii="Menlo" w:cs="Menlo" w:eastAsia="Menlo" w:hAnsi="Menlo"/>
+                <w:color w:val="036F3D"/>
+                <w:sz w:val="20"/>
+                <w:szCs w:val="20"/>
+                <w:shd w:fill="F1F5F3" w:color="auto" w:val="clear"/>
+              </w:rPr>
+              <w:t xml:space="preserve">DA3-05</w:t>
+            </w:r>
+          </w:p>
+        </w:tc>
+        <w:tc>
+          <w:tcPr>
+            <w:tcW w:type="dxa" w:w="2089"/>
+            <w:tcMar>
+              <w:top w:type="dxa" w:w="90"/>
+              <w:left w:type="dxa" w:w="120"/>
+              <w:bottom w:type="dxa" w:w="90"/>
+              <w:right w:type="dxa" w:w="120"/>
+            </w:tcMar>
+            <w:vAlign w:val="center"/>
+          </w:tcPr>
+          <w:p>
+            <w:pPr>
+              <w:spacing w:after="0" w:line="280"/>
+            </w:pPr>
+            <w:r>
+              <w:rPr>
+                <w:rFonts w:ascii="Be Vietnam Pro" w:cs="Be Vietnam Pro" w:eastAsia="Be Vietnam Pro" w:hAnsi="Be Vietnam Pro"/>
+                <w:color w:val="101814"/>
+                <w:sz w:val="20"/>
+                <w:szCs w:val="20"/>
+              </w:rPr>
+              <w:t xml:space="preserve">TC-24–TC-35</w:t>
+            </w:r>
+          </w:p>
+        </w:tc>
+      </w:tr>
+      <w:tr>
+        <w:trPr>
+          <w:tblHeader w:val="false"/>
+        </w:trPr>
+        <w:tc>
+          <w:tcPr>
+            <w:tcW w:type="dxa" w:w="1000"/>
+            <w:tcMar>
+              <w:top w:type="dxa" w:w="90"/>
+              <w:left w:type="dxa" w:w="120"/>
+              <w:bottom w:type="dxa" w:w="90"/>
+              <w:right w:type="dxa" w:w="120"/>
+            </w:tcMar>
+            <w:vAlign w:val="center"/>
+          </w:tcPr>
+          <w:p>
+            <w:pPr>
+              <w:spacing w:after="0" w:line="280"/>
+            </w:pPr>
+            <w:r>
+              <w:rPr>
+                <w:rFonts w:ascii="Menlo" w:cs="Menlo" w:eastAsia="Menlo" w:hAnsi="Menlo"/>
+                <w:color w:val="036F3D"/>
+                <w:sz w:val="20"/>
+                <w:szCs w:val="20"/>
+                <w:shd w:fill="F1F5F3" w:color="auto" w:val="clear"/>
+              </w:rPr>
+              <w:t xml:space="preserve">YC-17</w:t>
+            </w:r>
+          </w:p>
+        </w:tc>
+        <w:tc>
+          <w:tcPr>
+            <w:tcW w:type="dxa" w:w="4600"/>
+            <w:tcMar>
+              <w:top w:type="dxa" w:w="90"/>
+              <w:left w:type="dxa" w:w="120"/>
+              <w:bottom w:type="dxa" w:w="90"/>
+              <w:right w:type="dxa" w:w="120"/>
+            </w:tcMar>
+            <w:vAlign w:val="center"/>
+          </w:tcPr>
+          <w:p>
+            <w:pPr>
+              <w:spacing w:after="0" w:line="280"/>
+            </w:pPr>
+            <w:r>
+              <w:rPr>
+                <w:rFonts w:ascii="Be Vietnam Pro" w:cs="Be Vietnam Pro" w:eastAsia="Be Vietnam Pro" w:hAnsi="Be Vietnam Pro"/>
+                <w:color w:val="101814"/>
+                <w:sz w:val="20"/>
+                <w:szCs w:val="20"/>
+              </w:rPr>
+              <w:t xml:space="preserve">Nhân viên kinh doanh không truy cập được công cụ kế toán</w:t>
+            </w:r>
+          </w:p>
+        </w:tc>
+        <w:tc>
+          <w:tcPr>
+            <w:tcW w:type="dxa" w:w="1671"/>
+            <w:tcMar>
+              <w:top w:type="dxa" w:w="90"/>
+              <w:left w:type="dxa" w:w="120"/>
+              <w:bottom w:type="dxa" w:w="90"/>
+              <w:right w:type="dxa" w:w="120"/>
+            </w:tcMar>
+            <w:vAlign w:val="center"/>
+          </w:tcPr>
+          <w:p>
+            <w:pPr>
+              <w:spacing w:after="0" w:line="280"/>
+            </w:pPr>
+            <w:r>
+              <w:rPr>
+                <w:rFonts w:ascii="Menlo" w:cs="Menlo" w:eastAsia="Menlo" w:hAnsi="Menlo"/>
+                <w:color w:val="036F3D"/>
+                <w:sz w:val="20"/>
+                <w:szCs w:val="20"/>
+                <w:shd w:fill="F1F5F3" w:color="auto" w:val="clear"/>
+              </w:rPr>
+              <w:t xml:space="preserve">DA3-03</w:t>
+            </w:r>
+            <w:r>
+              <w:rPr>
+                <w:rFonts w:ascii="Be Vietnam Pro" w:cs="Be Vietnam Pro" w:eastAsia="Be Vietnam Pro" w:hAnsi="Be Vietnam Pro"/>
+                <w:color w:val="101814"/>
+                <w:sz w:val="20"/>
+                <w:szCs w:val="20"/>
+              </w:rPr>
+              <w:t xml:space="preserve"> </w:t>
+            </w:r>
+            <w:r>
+              <w:rPr>
+                <w:rFonts w:ascii="Menlo" w:cs="Menlo" w:eastAsia="Menlo" w:hAnsi="Menlo"/>
+                <w:color w:val="036F3D"/>
+                <w:sz w:val="20"/>
+                <w:szCs w:val="20"/>
+                <w:shd w:fill="F1F5F3" w:color="auto" w:val="clear"/>
+              </w:rPr>
+              <w:t xml:space="preserve">DA3-04</w:t>
+            </w:r>
+            <w:r>
+              <w:rPr>
+                <w:rFonts w:ascii="Be Vietnam Pro" w:cs="Be Vietnam Pro" w:eastAsia="Be Vietnam Pro" w:hAnsi="Be Vietnam Pro"/>
+                <w:color w:val="101814"/>
+                <w:sz w:val="20"/>
+                <w:szCs w:val="20"/>
+              </w:rPr>
+              <w:t xml:space="preserve"> </w:t>
+            </w:r>
+            <w:r>
+              <w:rPr>
+                <w:rFonts w:ascii="Menlo" w:cs="Menlo" w:eastAsia="Menlo" w:hAnsi="Menlo"/>
+                <w:color w:val="036F3D"/>
+                <w:sz w:val="20"/>
+                <w:szCs w:val="20"/>
+                <w:shd w:fill="F1F5F3" w:color="auto" w:val="clear"/>
+              </w:rPr>
+              <w:t xml:space="preserve">DA3-05</w:t>
+            </w:r>
+          </w:p>
+        </w:tc>
+        <w:tc>
+          <w:tcPr>
+            <w:tcW w:type="dxa" w:w="2089"/>
+            <w:tcMar>
+              <w:top w:type="dxa" w:w="90"/>
+              <w:left w:type="dxa" w:w="120"/>
+              <w:bottom w:type="dxa" w:w="90"/>
+              <w:right w:type="dxa" w:w="120"/>
+            </w:tcMar>
+            <w:vAlign w:val="center"/>
+          </w:tcPr>
+          <w:p>
+            <w:pPr>
+              <w:spacing w:after="0" w:line="280"/>
+            </w:pPr>
+            <w:r>
+              <w:rPr>
+                <w:rFonts w:ascii="Be Vietnam Pro" w:cs="Be Vietnam Pro" w:eastAsia="Be Vietnam Pro" w:hAnsi="Be Vietnam Pro"/>
+                <w:color w:val="101814"/>
+                <w:sz w:val="20"/>
+                <w:szCs w:val="20"/>
+              </w:rPr>
+              <w:t xml:space="preserve">TC-24–TC-35</w:t>
+            </w:r>
+          </w:p>
+        </w:tc>
+      </w:tr>
+      <w:tr>
+        <w:trPr>
+          <w:tblHeader w:val="false"/>
+        </w:trPr>
+        <w:tc>
+          <w:tcPr>
+            <w:tcW w:type="dxa" w:w="1000"/>
+            <w:tcMar>
+              <w:top w:type="dxa" w:w="90"/>
+              <w:left w:type="dxa" w:w="120"/>
+              <w:bottom w:type="dxa" w:w="90"/>
+              <w:right w:type="dxa" w:w="120"/>
+            </w:tcMar>
+            <w:vAlign w:val="center"/>
+          </w:tcPr>
+          <w:p>
+            <w:pPr>
+              <w:spacing w:after="0" w:line="280"/>
+            </w:pPr>
+            <w:r>
+              <w:rPr>
+                <w:rFonts w:ascii="Menlo" w:cs="Menlo" w:eastAsia="Menlo" w:hAnsi="Menlo"/>
+                <w:color w:val="036F3D"/>
+                <w:sz w:val="20"/>
+                <w:szCs w:val="20"/>
+                <w:shd w:fill="F1F5F3" w:color="auto" w:val="clear"/>
+              </w:rPr>
+              <w:t xml:space="preserve">YC-18</w:t>
+            </w:r>
+          </w:p>
+        </w:tc>
+        <w:tc>
+          <w:tcPr>
+            <w:tcW w:type="dxa" w:w="4600"/>
+            <w:tcMar>
+              <w:top w:type="dxa" w:w="90"/>
+              <w:left w:type="dxa" w:w="120"/>
+              <w:bottom w:type="dxa" w:w="90"/>
+              <w:right w:type="dxa" w:w="120"/>
+            </w:tcMar>
+            <w:vAlign w:val="center"/>
+          </w:tcPr>
+          <w:p>
+            <w:pPr>
+              <w:spacing w:after="0" w:line="280"/>
+            </w:pPr>
+            <w:r>
+              <w:rPr>
+                <w:rFonts w:ascii="Be Vietnam Pro" w:cs="Be Vietnam Pro" w:eastAsia="Be Vietnam Pro" w:hAnsi="Be Vietnam Pro"/>
+                <w:color w:val="101814"/>
+                <w:sz w:val="20"/>
+                <w:szCs w:val="20"/>
+              </w:rPr>
+              <w:t xml:space="preserve">Nhân viên kế toán không truy cập được dữ liệu khách hàng của kin…</w:t>
+            </w:r>
+          </w:p>
+        </w:tc>
+        <w:tc>
+          <w:tcPr>
+            <w:tcW w:type="dxa" w:w="1671"/>
+            <w:tcMar>
+              <w:top w:type="dxa" w:w="90"/>
+              <w:left w:type="dxa" w:w="120"/>
+              <w:bottom w:type="dxa" w:w="90"/>
+              <w:right w:type="dxa" w:w="120"/>
+            </w:tcMar>
+            <w:vAlign w:val="center"/>
+          </w:tcPr>
+          <w:p>
+            <w:pPr>
+              <w:spacing w:after="0" w:line="280"/>
+            </w:pPr>
+            <w:r>
+              <w:rPr>
+                <w:rFonts w:ascii="Menlo" w:cs="Menlo" w:eastAsia="Menlo" w:hAnsi="Menlo"/>
+                <w:color w:val="036F3D"/>
+                <w:sz w:val="20"/>
+                <w:szCs w:val="20"/>
+                <w:shd w:fill="F1F5F3" w:color="auto" w:val="clear"/>
+              </w:rPr>
+              <w:t xml:space="preserve">DA3-03</w:t>
+            </w:r>
+            <w:r>
+              <w:rPr>
+                <w:rFonts w:ascii="Be Vietnam Pro" w:cs="Be Vietnam Pro" w:eastAsia="Be Vietnam Pro" w:hAnsi="Be Vietnam Pro"/>
+                <w:color w:val="101814"/>
+                <w:sz w:val="20"/>
+                <w:szCs w:val="20"/>
+              </w:rPr>
+              <w:t xml:space="preserve"> </w:t>
+            </w:r>
+            <w:r>
+              <w:rPr>
+                <w:rFonts w:ascii="Menlo" w:cs="Menlo" w:eastAsia="Menlo" w:hAnsi="Menlo"/>
+                <w:color w:val="036F3D"/>
+                <w:sz w:val="20"/>
+                <w:szCs w:val="20"/>
+                <w:shd w:fill="F1F5F3" w:color="auto" w:val="clear"/>
+              </w:rPr>
+              <w:t xml:space="preserve">DA3-04</w:t>
+            </w:r>
+            <w:r>
+              <w:rPr>
+                <w:rFonts w:ascii="Be Vietnam Pro" w:cs="Be Vietnam Pro" w:eastAsia="Be Vietnam Pro" w:hAnsi="Be Vietnam Pro"/>
+                <w:color w:val="101814"/>
+                <w:sz w:val="20"/>
+                <w:szCs w:val="20"/>
+              </w:rPr>
+              <w:t xml:space="preserve"> </w:t>
+            </w:r>
+            <w:r>
+              <w:rPr>
+                <w:rFonts w:ascii="Menlo" w:cs="Menlo" w:eastAsia="Menlo" w:hAnsi="Menlo"/>
+                <w:color w:val="036F3D"/>
+                <w:sz w:val="20"/>
+                <w:szCs w:val="20"/>
+                <w:shd w:fill="F1F5F3" w:color="auto" w:val="clear"/>
+              </w:rPr>
+              <w:t xml:space="preserve">DA3-05</w:t>
+            </w:r>
+          </w:p>
+        </w:tc>
+        <w:tc>
+          <w:tcPr>
+            <w:tcW w:type="dxa" w:w="2089"/>
+            <w:tcMar>
+              <w:top w:type="dxa" w:w="90"/>
+              <w:left w:type="dxa" w:w="120"/>
+              <w:bottom w:type="dxa" w:w="90"/>
+              <w:right w:type="dxa" w:w="120"/>
+            </w:tcMar>
+            <w:vAlign w:val="center"/>
+          </w:tcPr>
+          <w:p>
+            <w:pPr>
+              <w:spacing w:after="0" w:line="280"/>
+            </w:pPr>
+            <w:r>
+              <w:rPr>
+                <w:rFonts w:ascii="Be Vietnam Pro" w:cs="Be Vietnam Pro" w:eastAsia="Be Vietnam Pro" w:hAnsi="Be Vietnam Pro"/>
+                <w:color w:val="101814"/>
+                <w:sz w:val="20"/>
+                <w:szCs w:val="20"/>
+              </w:rPr>
+              <w:t xml:space="preserve">TC-24–TC-35</w:t>
+            </w:r>
+          </w:p>
+        </w:tc>
+      </w:tr>
+      <w:tr>
+        <w:trPr>
+          <w:tblHeader w:val="false"/>
+        </w:trPr>
+        <w:tc>
+          <w:tcPr>
+            <w:tcW w:type="dxa" w:w="1000"/>
+            <w:tcMar>
+              <w:top w:type="dxa" w:w="90"/>
+              <w:left w:type="dxa" w:w="120"/>
+              <w:bottom w:type="dxa" w:w="90"/>
+              <w:right w:type="dxa" w:w="120"/>
+            </w:tcMar>
+            <w:vAlign w:val="center"/>
+          </w:tcPr>
+          <w:p>
+            <w:pPr>
+              <w:spacing w:after="0" w:line="280"/>
+            </w:pPr>
+            <w:r>
+              <w:rPr>
+                <w:rFonts w:ascii="Menlo" w:cs="Menlo" w:eastAsia="Menlo" w:hAnsi="Menlo"/>
+                <w:color w:val="036F3D"/>
+                <w:sz w:val="20"/>
+                <w:szCs w:val="20"/>
+                <w:shd w:fill="F1F5F3" w:color="auto" w:val="clear"/>
+              </w:rPr>
+              <w:t xml:space="preserve">YC-19</w:t>
+            </w:r>
+          </w:p>
+        </w:tc>
+        <w:tc>
+          <w:tcPr>
+            <w:tcW w:type="dxa" w:w="4600"/>
+            <w:tcMar>
+              <w:top w:type="dxa" w:w="90"/>
+              <w:left w:type="dxa" w:w="120"/>
+              <w:bottom w:type="dxa" w:w="90"/>
+              <w:right w:type="dxa" w:w="120"/>
+            </w:tcMar>
+            <w:vAlign w:val="center"/>
+          </w:tcPr>
+          <w:p>
+            <w:pPr>
+              <w:spacing w:after="0" w:line="280"/>
+            </w:pPr>
+            <w:r>
+              <w:rPr>
+                <w:rFonts w:ascii="Be Vietnam Pro" w:cs="Be Vietnam Pro" w:eastAsia="Be Vietnam Pro" w:hAnsi="Be Vietnam Pro"/>
+                <w:color w:val="101814"/>
+                <w:sz w:val="20"/>
+                <w:szCs w:val="20"/>
+              </w:rPr>
+              <w:t xml:space="preserve">Ghi nhật ký mọi lượt gọi mô hình và gọi công cụ</w:t>
+            </w:r>
+          </w:p>
+        </w:tc>
+        <w:tc>
+          <w:tcPr>
+            <w:tcW w:type="dxa" w:w="1671"/>
+            <w:tcMar>
+              <w:top w:type="dxa" w:w="90"/>
+              <w:left w:type="dxa" w:w="120"/>
+              <w:bottom w:type="dxa" w:w="90"/>
+              <w:right w:type="dxa" w:w="120"/>
+            </w:tcMar>
+            <w:vAlign w:val="center"/>
+          </w:tcPr>
+          <w:p>
+            <w:pPr>
+              <w:spacing w:after="0" w:line="280"/>
+            </w:pPr>
+            <w:r>
+              <w:rPr>
+                <w:rFonts w:ascii="Menlo" w:cs="Menlo" w:eastAsia="Menlo" w:hAnsi="Menlo"/>
+                <w:color w:val="036F3D"/>
+                <w:sz w:val="20"/>
+                <w:szCs w:val="20"/>
+                <w:shd w:fill="F1F5F3" w:color="auto" w:val="clear"/>
+              </w:rPr>
+              <w:t xml:space="preserve">DA3-03</w:t>
+            </w:r>
+            <w:r>
+              <w:rPr>
+                <w:rFonts w:ascii="Be Vietnam Pro" w:cs="Be Vietnam Pro" w:eastAsia="Be Vietnam Pro" w:hAnsi="Be Vietnam Pro"/>
+                <w:color w:val="101814"/>
+                <w:sz w:val="20"/>
+                <w:szCs w:val="20"/>
+              </w:rPr>
+              <w:t xml:space="preserve"> </w:t>
+            </w:r>
+            <w:r>
+              <w:rPr>
+                <w:rFonts w:ascii="Menlo" w:cs="Menlo" w:eastAsia="Menlo" w:hAnsi="Menlo"/>
+                <w:color w:val="036F3D"/>
+                <w:sz w:val="20"/>
+                <w:szCs w:val="20"/>
+                <w:shd w:fill="F1F5F3" w:color="auto" w:val="clear"/>
+              </w:rPr>
+              <w:t xml:space="preserve">DA3-04</w:t>
+            </w:r>
+            <w:r>
+              <w:rPr>
+                <w:rFonts w:ascii="Be Vietnam Pro" w:cs="Be Vietnam Pro" w:eastAsia="Be Vietnam Pro" w:hAnsi="Be Vietnam Pro"/>
+                <w:color w:val="101814"/>
+                <w:sz w:val="20"/>
+                <w:szCs w:val="20"/>
+              </w:rPr>
+              <w:t xml:space="preserve"> </w:t>
+            </w:r>
+            <w:r>
+              <w:rPr>
+                <w:rFonts w:ascii="Menlo" w:cs="Menlo" w:eastAsia="Menlo" w:hAnsi="Menlo"/>
+                <w:color w:val="036F3D"/>
+                <w:sz w:val="20"/>
+                <w:szCs w:val="20"/>
+                <w:shd w:fill="F1F5F3" w:color="auto" w:val="clear"/>
+              </w:rPr>
+              <w:t xml:space="preserve">DA3-05</w:t>
+            </w:r>
+          </w:p>
+        </w:tc>
+        <w:tc>
+          <w:tcPr>
+            <w:tcW w:type="dxa" w:w="2089"/>
+            <w:tcMar>
+              <w:top w:type="dxa" w:w="90"/>
+              <w:left w:type="dxa" w:w="120"/>
+              <w:bottom w:type="dxa" w:w="90"/>
+              <w:right w:type="dxa" w:w="120"/>
+            </w:tcMar>
+            <w:vAlign w:val="center"/>
+          </w:tcPr>
+          <w:p>
+            <w:pPr>
+              <w:spacing w:after="0" w:line="280"/>
+            </w:pPr>
+            <w:r>
+              <w:rPr>
+                <w:rFonts w:ascii="Be Vietnam Pro" w:cs="Be Vietnam Pro" w:eastAsia="Be Vietnam Pro" w:hAnsi="Be Vietnam Pro"/>
+                <w:color w:val="101814"/>
+                <w:sz w:val="20"/>
+                <w:szCs w:val="20"/>
+              </w:rPr>
+              <w:t xml:space="preserve">TC-51–TC-60</w:t>
+            </w:r>
+          </w:p>
+        </w:tc>
+      </w:tr>
+      <w:tr>
+        <w:trPr>
+          <w:tblHeader w:val="false"/>
+        </w:trPr>
+        <w:tc>
+          <w:tcPr>
+            <w:tcW w:type="dxa" w:w="1000"/>
+            <w:tcMar>
+              <w:top w:type="dxa" w:w="90"/>
+              <w:left w:type="dxa" w:w="120"/>
+              <w:bottom w:type="dxa" w:w="90"/>
+              <w:right w:type="dxa" w:w="120"/>
+            </w:tcMar>
+            <w:vAlign w:val="center"/>
+          </w:tcPr>
+          <w:p>
+            <w:pPr>
+              <w:spacing w:after="0" w:line="280"/>
+            </w:pPr>
+            <w:r>
+              <w:rPr>
+                <w:rFonts w:ascii="Menlo" w:cs="Menlo" w:eastAsia="Menlo" w:hAnsi="Menlo"/>
+                <w:color w:val="036F3D"/>
+                <w:sz w:val="20"/>
+                <w:szCs w:val="20"/>
+                <w:shd w:fill="F1F5F3" w:color="auto" w:val="clear"/>
+              </w:rPr>
+              <w:t xml:space="preserve">YC-20</w:t>
+            </w:r>
+          </w:p>
+        </w:tc>
+        <w:tc>
+          <w:tcPr>
+            <w:tcW w:type="dxa" w:w="4600"/>
+            <w:tcMar>
+              <w:top w:type="dxa" w:w="90"/>
+              <w:left w:type="dxa" w:w="120"/>
+              <w:bottom w:type="dxa" w:w="90"/>
+              <w:right w:type="dxa" w:w="120"/>
+            </w:tcMar>
+            <w:vAlign w:val="center"/>
+          </w:tcPr>
+          <w:p>
+            <w:pPr>
+              <w:spacing w:after="0" w:line="280"/>
+            </w:pPr>
+            <w:r>
+              <w:rPr>
+                <w:rFonts w:ascii="Be Vietnam Pro" w:cs="Be Vietnam Pro" w:eastAsia="Be Vietnam Pro" w:hAnsi="Be Vietnam Pro"/>
+                <w:color w:val="101814"/>
+                <w:sz w:val="20"/>
+                <w:szCs w:val="20"/>
+              </w:rPr>
+              <w:t xml:space="preserve">Chống xử lý trùng khi nền tảng nhắn tin gửi lặp sự kiện</w:t>
+            </w:r>
+          </w:p>
+        </w:tc>
+        <w:tc>
+          <w:tcPr>
+            <w:tcW w:type="dxa" w:w="1671"/>
+            <w:tcMar>
+              <w:top w:type="dxa" w:w="90"/>
+              <w:left w:type="dxa" w:w="120"/>
+              <w:bottom w:type="dxa" w:w="90"/>
+              <w:right w:type="dxa" w:w="120"/>
+            </w:tcMar>
+            <w:vAlign w:val="center"/>
+          </w:tcPr>
+          <w:p>
+            <w:pPr>
+              <w:spacing w:after="0" w:line="280"/>
+            </w:pPr>
+            <w:r>
+              <w:rPr>
+                <w:rFonts w:ascii="Menlo" w:cs="Menlo" w:eastAsia="Menlo" w:hAnsi="Menlo"/>
+                <w:color w:val="036F3D"/>
+                <w:sz w:val="20"/>
+                <w:szCs w:val="20"/>
+                <w:shd w:fill="F1F5F3" w:color="auto" w:val="clear"/>
+              </w:rPr>
+              <w:t xml:space="preserve">DA3-03</w:t>
+            </w:r>
+            <w:r>
+              <w:rPr>
+                <w:rFonts w:ascii="Be Vietnam Pro" w:cs="Be Vietnam Pro" w:eastAsia="Be Vietnam Pro" w:hAnsi="Be Vietnam Pro"/>
+                <w:color w:val="101814"/>
+                <w:sz w:val="20"/>
+                <w:szCs w:val="20"/>
+              </w:rPr>
+              <w:t xml:space="preserve"> </w:t>
+            </w:r>
+            <w:r>
+              <w:rPr>
+                <w:rFonts w:ascii="Menlo" w:cs="Menlo" w:eastAsia="Menlo" w:hAnsi="Menlo"/>
+                <w:color w:val="036F3D"/>
+                <w:sz w:val="20"/>
+                <w:szCs w:val="20"/>
+                <w:shd w:fill="F1F5F3" w:color="auto" w:val="clear"/>
+              </w:rPr>
+              <w:t xml:space="preserve">DA3-04</w:t>
+            </w:r>
+            <w:r>
+              <w:rPr>
+                <w:rFonts w:ascii="Be Vietnam Pro" w:cs="Be Vietnam Pro" w:eastAsia="Be Vietnam Pro" w:hAnsi="Be Vietnam Pro"/>
+                <w:color w:val="101814"/>
+                <w:sz w:val="20"/>
+                <w:szCs w:val="20"/>
+              </w:rPr>
+              <w:t xml:space="preserve"> </w:t>
+            </w:r>
+            <w:r>
+              <w:rPr>
+                <w:rFonts w:ascii="Menlo" w:cs="Menlo" w:eastAsia="Menlo" w:hAnsi="Menlo"/>
+                <w:color w:val="036F3D"/>
+                <w:sz w:val="20"/>
+                <w:szCs w:val="20"/>
+                <w:shd w:fill="F1F5F3" w:color="auto" w:val="clear"/>
+              </w:rPr>
+              <w:t xml:space="preserve">DA3-05</w:t>
+            </w:r>
+          </w:p>
+        </w:tc>
+        <w:tc>
+          <w:tcPr>
+            <w:tcW w:type="dxa" w:w="2089"/>
+            <w:tcMar>
+              <w:top w:type="dxa" w:w="90"/>
+              <w:left w:type="dxa" w:w="120"/>
+              <w:bottom w:type="dxa" w:w="90"/>
+              <w:right w:type="dxa" w:w="120"/>
+            </w:tcMar>
+            <w:vAlign w:val="center"/>
+          </w:tcPr>
+          <w:p>
+            <w:pPr>
+              <w:spacing w:after="0" w:line="280"/>
+            </w:pPr>
+            <w:r>
+              <w:rPr>
+                <w:rFonts w:ascii="Be Vietnam Pro" w:cs="Be Vietnam Pro" w:eastAsia="Be Vietnam Pro" w:hAnsi="Be Vietnam Pro"/>
+                <w:color w:val="101814"/>
+                <w:sz w:val="20"/>
+                <w:szCs w:val="20"/>
+              </w:rPr>
+              <w:t xml:space="preserve">TC-51–TC-60</w:t>
+            </w:r>
+          </w:p>
+        </w:tc>
+      </w:tr>
+      <w:tr>
+        <w:trPr>
+          <w:tblHeader w:val="false"/>
+        </w:trPr>
+        <w:tc>
+          <w:tcPr>
+            <w:tcW w:type="dxa" w:w="1000"/>
+            <w:tcMar>
+              <w:top w:type="dxa" w:w="90"/>
+              <w:left w:type="dxa" w:w="120"/>
+              <w:bottom w:type="dxa" w:w="90"/>
+              <w:right w:type="dxa" w:w="120"/>
+            </w:tcMar>
+            <w:vAlign w:val="center"/>
+          </w:tcPr>
+          <w:p>
+            <w:pPr>
+              <w:spacing w:after="0" w:line="280"/>
+            </w:pPr>
+            <w:r>
+              <w:rPr>
+                <w:rFonts w:ascii="Menlo" w:cs="Menlo" w:eastAsia="Menlo" w:hAnsi="Menlo"/>
+                <w:color w:val="036F3D"/>
+                <w:sz w:val="20"/>
+                <w:szCs w:val="20"/>
+                <w:shd w:fill="F1F5F3" w:color="auto" w:val="clear"/>
+              </w:rPr>
+              <w:t xml:space="preserve">YC-21</w:t>
+            </w:r>
+          </w:p>
+        </w:tc>
+        <w:tc>
+          <w:tcPr>
+            <w:tcW w:type="dxa" w:w="4600"/>
+            <w:tcMar>
+              <w:top w:type="dxa" w:w="90"/>
+              <w:left w:type="dxa" w:w="120"/>
+              <w:bottom w:type="dxa" w:w="90"/>
+              <w:right w:type="dxa" w:w="120"/>
+            </w:tcMar>
+            <w:vAlign w:val="center"/>
+          </w:tcPr>
+          <w:p>
+            <w:pPr>
+              <w:spacing w:after="0" w:line="280"/>
+            </w:pPr>
+            <w:r>
+              <w:rPr>
+                <w:rFonts w:ascii="Be Vietnam Pro" w:cs="Be Vietnam Pro" w:eastAsia="Be Vietnam Pro" w:hAnsi="Be Vietnam Pro"/>
+                <w:color w:val="101814"/>
+                <w:sz w:val="20"/>
+                <w:szCs w:val="20"/>
+              </w:rPr>
+              <w:t xml:space="preserve">Kênh web</w:t>
+            </w:r>
+          </w:p>
+        </w:tc>
+        <w:tc>
+          <w:tcPr>
+            <w:tcW w:type="dxa" w:w="1671"/>
+            <w:tcMar>
+              <w:top w:type="dxa" w:w="90"/>
+              <w:left w:type="dxa" w:w="120"/>
+              <w:bottom w:type="dxa" w:w="90"/>
+              <w:right w:type="dxa" w:w="120"/>
+            </w:tcMar>
+            <w:vAlign w:val="center"/>
+          </w:tcPr>
+          <w:p>
+            <w:pPr>
+              <w:spacing w:after="0" w:line="280"/>
+            </w:pPr>
+            <w:r>
+              <w:rPr>
+                <w:rFonts w:ascii="Menlo" w:cs="Menlo" w:eastAsia="Menlo" w:hAnsi="Menlo"/>
+                <w:color w:val="036F3D"/>
+                <w:sz w:val="20"/>
+                <w:szCs w:val="20"/>
+                <w:shd w:fill="F1F5F3" w:color="auto" w:val="clear"/>
+              </w:rPr>
+              <w:t xml:space="preserve">DA3-03</w:t>
+            </w:r>
+            <w:r>
+              <w:rPr>
+                <w:rFonts w:ascii="Be Vietnam Pro" w:cs="Be Vietnam Pro" w:eastAsia="Be Vietnam Pro" w:hAnsi="Be Vietnam Pro"/>
+                <w:color w:val="101814"/>
+                <w:sz w:val="20"/>
+                <w:szCs w:val="20"/>
+              </w:rPr>
+              <w:t xml:space="preserve"> </w:t>
+            </w:r>
+            <w:r>
+              <w:rPr>
+                <w:rFonts w:ascii="Menlo" w:cs="Menlo" w:eastAsia="Menlo" w:hAnsi="Menlo"/>
+                <w:color w:val="036F3D"/>
+                <w:sz w:val="20"/>
+                <w:szCs w:val="20"/>
+                <w:shd w:fill="F1F5F3" w:color="auto" w:val="clear"/>
+              </w:rPr>
+              <w:t xml:space="preserve">DA3-04</w:t>
+            </w:r>
+            <w:r>
+              <w:rPr>
+                <w:rFonts w:ascii="Be Vietnam Pro" w:cs="Be Vietnam Pro" w:eastAsia="Be Vietnam Pro" w:hAnsi="Be Vietnam Pro"/>
+                <w:color w:val="101814"/>
+                <w:sz w:val="20"/>
+                <w:szCs w:val="20"/>
+              </w:rPr>
+              <w:t xml:space="preserve"> </w:t>
+            </w:r>
+            <w:r>
+              <w:rPr>
+                <w:rFonts w:ascii="Menlo" w:cs="Menlo" w:eastAsia="Menlo" w:hAnsi="Menlo"/>
+                <w:color w:val="036F3D"/>
+                <w:sz w:val="20"/>
+                <w:szCs w:val="20"/>
+                <w:shd w:fill="F1F5F3" w:color="auto" w:val="clear"/>
+              </w:rPr>
+              <w:t xml:space="preserve">DA3-05</w:t>
+            </w:r>
+          </w:p>
+        </w:tc>
+        <w:tc>
+          <w:tcPr>
+            <w:tcW w:type="dxa" w:w="2089"/>
+            <w:tcMar>
+              <w:top w:type="dxa" w:w="90"/>
+              <w:left w:type="dxa" w:w="120"/>
+              <w:bottom w:type="dxa" w:w="90"/>
+              <w:right w:type="dxa" w:w="120"/>
+            </w:tcMar>
+            <w:vAlign w:val="center"/>
+          </w:tcPr>
+          <w:p>
+            <w:pPr>
+              <w:spacing w:after="0" w:line="280"/>
+            </w:pPr>
+            <w:r>
+              <w:rPr>
+                <w:rFonts w:ascii="Be Vietnam Pro" w:cs="Be Vietnam Pro" w:eastAsia="Be Vietnam Pro" w:hAnsi="Be Vietnam Pro"/>
+                <w:color w:val="101814"/>
+                <w:sz w:val="20"/>
+                <w:szCs w:val="20"/>
+              </w:rPr>
+              <w:t xml:space="preserve">TC-51–TC-60</w:t>
+            </w:r>
+          </w:p>
+        </w:tc>
+      </w:tr>
+      <w:tr>
+        <w:trPr>
+          <w:tblHeader w:val="false"/>
+        </w:trPr>
+        <w:tc>
+          <w:tcPr>
+            <w:tcW w:type="dxa" w:w="1000"/>
+            <w:tcMar>
+              <w:top w:type="dxa" w:w="90"/>
+              <w:left w:type="dxa" w:w="120"/>
+              <w:bottom w:type="dxa" w:w="90"/>
+              <w:right w:type="dxa" w:w="120"/>
+            </w:tcMar>
+            <w:vAlign w:val="center"/>
+          </w:tcPr>
+          <w:p>
+            <w:pPr>
+              <w:spacing w:after="0" w:line="280"/>
+            </w:pPr>
+            <w:r>
+              <w:rPr>
+                <w:rFonts w:ascii="Menlo" w:cs="Menlo" w:eastAsia="Menlo" w:hAnsi="Menlo"/>
+                <w:color w:val="036F3D"/>
+                <w:sz w:val="20"/>
+                <w:szCs w:val="20"/>
+                <w:shd w:fill="F1F5F3" w:color="auto" w:val="clear"/>
+              </w:rPr>
+              <w:t xml:space="preserve">YC-22</w:t>
+            </w:r>
+          </w:p>
+        </w:tc>
+        <w:tc>
+          <w:tcPr>
+            <w:tcW w:type="dxa" w:w="4600"/>
+            <w:tcMar>
+              <w:top w:type="dxa" w:w="90"/>
+              <w:left w:type="dxa" w:w="120"/>
+              <w:bottom w:type="dxa" w:w="90"/>
+              <w:right w:type="dxa" w:w="120"/>
+            </w:tcMar>
+            <w:vAlign w:val="center"/>
+          </w:tcPr>
+          <w:p>
+            <w:pPr>
+              <w:spacing w:after="0" w:line="280"/>
+            </w:pPr>
+            <w:r>
+              <w:rPr>
+                <w:rFonts w:ascii="Be Vietnam Pro" w:cs="Be Vietnam Pro" w:eastAsia="Be Vietnam Pro" w:hAnsi="Be Vietnam Pro"/>
+                <w:color w:val="101814"/>
+                <w:sz w:val="20"/>
+                <w:szCs w:val="20"/>
+              </w:rPr>
+              <w:t xml:space="preserve">Kênh Zalo</w:t>
+            </w:r>
+          </w:p>
+        </w:tc>
+        <w:tc>
+          <w:tcPr>
+            <w:tcW w:type="dxa" w:w="1671"/>
+            <w:tcMar>
+              <w:top w:type="dxa" w:w="90"/>
+              <w:left w:type="dxa" w:w="120"/>
+              <w:bottom w:type="dxa" w:w="90"/>
+              <w:right w:type="dxa" w:w="120"/>
+            </w:tcMar>
+            <w:vAlign w:val="center"/>
+          </w:tcPr>
+          <w:p>
+            <w:pPr>
+              <w:spacing w:after="0" w:line="280"/>
+            </w:pPr>
+            <w:r>
+              <w:rPr>
+                <w:rFonts w:ascii="Menlo" w:cs="Menlo" w:eastAsia="Menlo" w:hAnsi="Menlo"/>
+                <w:color w:val="036F3D"/>
+                <w:sz w:val="20"/>
+                <w:szCs w:val="20"/>
+                <w:shd w:fill="F1F5F3" w:color="auto" w:val="clear"/>
+              </w:rPr>
+              <w:t xml:space="preserve">DA3-03</w:t>
+            </w:r>
+            <w:r>
+              <w:rPr>
+                <w:rFonts w:ascii="Be Vietnam Pro" w:cs="Be Vietnam Pro" w:eastAsia="Be Vietnam Pro" w:hAnsi="Be Vietnam Pro"/>
+                <w:color w:val="101814"/>
+                <w:sz w:val="20"/>
+                <w:szCs w:val="20"/>
+              </w:rPr>
+              <w:t xml:space="preserve"> </w:t>
+            </w:r>
+            <w:r>
+              <w:rPr>
+                <w:rFonts w:ascii="Menlo" w:cs="Menlo" w:eastAsia="Menlo" w:hAnsi="Menlo"/>
+                <w:color w:val="036F3D"/>
+                <w:sz w:val="20"/>
+                <w:szCs w:val="20"/>
+                <w:shd w:fill="F1F5F3" w:color="auto" w:val="clear"/>
+              </w:rPr>
+              <w:t xml:space="preserve">DA3-04</w:t>
+            </w:r>
+            <w:r>
+              <w:rPr>
+                <w:rFonts w:ascii="Be Vietnam Pro" w:cs="Be Vietnam Pro" w:eastAsia="Be Vietnam Pro" w:hAnsi="Be Vietnam Pro"/>
+                <w:color w:val="101814"/>
+                <w:sz w:val="20"/>
+                <w:szCs w:val="20"/>
+              </w:rPr>
+              <w:t xml:space="preserve"> </w:t>
+            </w:r>
+            <w:r>
+              <w:rPr>
+                <w:rFonts w:ascii="Menlo" w:cs="Menlo" w:eastAsia="Menlo" w:hAnsi="Menlo"/>
+                <w:color w:val="036F3D"/>
+                <w:sz w:val="20"/>
+                <w:szCs w:val="20"/>
+                <w:shd w:fill="F1F5F3" w:color="auto" w:val="clear"/>
+              </w:rPr>
+              <w:t xml:space="preserve">DA3-05</w:t>
+            </w:r>
+          </w:p>
+        </w:tc>
+        <w:tc>
+          <w:tcPr>
+            <w:tcW w:type="dxa" w:w="2089"/>
+            <w:tcMar>
+              <w:top w:type="dxa" w:w="90"/>
+              <w:left w:type="dxa" w:w="120"/>
+              <w:bottom w:type="dxa" w:w="90"/>
+              <w:right w:type="dxa" w:w="120"/>
+            </w:tcMar>
+            <w:vAlign w:val="center"/>
+          </w:tcPr>
+          <w:p>
+            <w:pPr>
+              <w:spacing w:after="0" w:line="280"/>
+            </w:pPr>
+            <w:r>
+              <w:rPr>
+                <w:rFonts w:ascii="Be Vietnam Pro" w:cs="Be Vietnam Pro" w:eastAsia="Be Vietnam Pro" w:hAnsi="Be Vietnam Pro"/>
+                <w:color w:val="101814"/>
+                <w:sz w:val="20"/>
+                <w:szCs w:val="20"/>
+              </w:rPr>
+              <w:t xml:space="preserve">TC-51–TC-60</w:t>
+            </w:r>
+          </w:p>
+        </w:tc>
+      </w:tr>
+      <w:tr>
+        <w:trPr>
+          <w:tblHeader w:val="false"/>
+        </w:trPr>
+        <w:tc>
+          <w:tcPr>
+            <w:tcW w:type="dxa" w:w="1000"/>
+            <w:tcMar>
+              <w:top w:type="dxa" w:w="90"/>
+              <w:left w:type="dxa" w:w="120"/>
+              <w:bottom w:type="dxa" w:w="90"/>
+              <w:right w:type="dxa" w:w="120"/>
+            </w:tcMar>
+            <w:vAlign w:val="center"/>
+          </w:tcPr>
+          <w:p>
+            <w:pPr>
+              <w:spacing w:after="0" w:line="280"/>
+            </w:pPr>
+            <w:r>
+              <w:rPr>
+                <w:rFonts w:ascii="Menlo" w:cs="Menlo" w:eastAsia="Menlo" w:hAnsi="Menlo"/>
+                <w:color w:val="036F3D"/>
+                <w:sz w:val="20"/>
+                <w:szCs w:val="20"/>
+                <w:shd w:fill="F1F5F3" w:color="auto" w:val="clear"/>
+              </w:rPr>
+              <w:t xml:space="preserve">YC-23</w:t>
+            </w:r>
+          </w:p>
+        </w:tc>
+        <w:tc>
+          <w:tcPr>
+            <w:tcW w:type="dxa" w:w="4600"/>
+            <w:tcMar>
+              <w:top w:type="dxa" w:w="90"/>
+              <w:left w:type="dxa" w:w="120"/>
+              <w:bottom w:type="dxa" w:w="90"/>
+              <w:right w:type="dxa" w:w="120"/>
+            </w:tcMar>
+            <w:vAlign w:val="center"/>
+          </w:tcPr>
+          <w:p>
+            <w:pPr>
+              <w:spacing w:after="0" w:line="280"/>
+            </w:pPr>
+            <w:r>
+              <w:rPr>
+                <w:rFonts w:ascii="Be Vietnam Pro" w:cs="Be Vietnam Pro" w:eastAsia="Be Vietnam Pro" w:hAnsi="Be Vietnam Pro"/>
+                <w:color w:val="101814"/>
+                <w:sz w:val="20"/>
+                <w:szCs w:val="20"/>
+              </w:rPr>
+              <w:t xml:space="preserve">Kênh Telegram</w:t>
+            </w:r>
+          </w:p>
+        </w:tc>
+        <w:tc>
+          <w:tcPr>
+            <w:tcW w:type="dxa" w:w="1671"/>
+            <w:tcMar>
+              <w:top w:type="dxa" w:w="90"/>
+              <w:left w:type="dxa" w:w="120"/>
+              <w:bottom w:type="dxa" w:w="90"/>
+              <w:right w:type="dxa" w:w="120"/>
+            </w:tcMar>
+            <w:vAlign w:val="center"/>
+          </w:tcPr>
+          <w:p>
+            <w:pPr>
+              <w:spacing w:after="0" w:line="280"/>
+            </w:pPr>
+            <w:r>
+              <w:rPr>
+                <w:rFonts w:ascii="Menlo" w:cs="Menlo" w:eastAsia="Menlo" w:hAnsi="Menlo"/>
+                <w:color w:val="036F3D"/>
+                <w:sz w:val="20"/>
+                <w:szCs w:val="20"/>
+                <w:shd w:fill="F1F5F3" w:color="auto" w:val="clear"/>
+              </w:rPr>
+              <w:t xml:space="preserve">DA3-03</w:t>
+            </w:r>
+            <w:r>
+              <w:rPr>
+                <w:rFonts w:ascii="Be Vietnam Pro" w:cs="Be Vietnam Pro" w:eastAsia="Be Vietnam Pro" w:hAnsi="Be Vietnam Pro"/>
+                <w:color w:val="101814"/>
+                <w:sz w:val="20"/>
+                <w:szCs w:val="20"/>
+              </w:rPr>
+              <w:t xml:space="preserve"> </w:t>
+            </w:r>
+            <w:r>
+              <w:rPr>
+                <w:rFonts w:ascii="Menlo" w:cs="Menlo" w:eastAsia="Menlo" w:hAnsi="Menlo"/>
+                <w:color w:val="036F3D"/>
+                <w:sz w:val="20"/>
+                <w:szCs w:val="20"/>
+                <w:shd w:fill="F1F5F3" w:color="auto" w:val="clear"/>
+              </w:rPr>
+              <w:t xml:space="preserve">DA3-04</w:t>
+            </w:r>
+            <w:r>
+              <w:rPr>
+                <w:rFonts w:ascii="Be Vietnam Pro" w:cs="Be Vietnam Pro" w:eastAsia="Be Vietnam Pro" w:hAnsi="Be Vietnam Pro"/>
+                <w:color w:val="101814"/>
+                <w:sz w:val="20"/>
+                <w:szCs w:val="20"/>
+              </w:rPr>
+              <w:t xml:space="preserve"> </w:t>
+            </w:r>
+            <w:r>
+              <w:rPr>
+                <w:rFonts w:ascii="Menlo" w:cs="Menlo" w:eastAsia="Menlo" w:hAnsi="Menlo"/>
+                <w:color w:val="036F3D"/>
+                <w:sz w:val="20"/>
+                <w:szCs w:val="20"/>
+                <w:shd w:fill="F1F5F3" w:color="auto" w:val="clear"/>
+              </w:rPr>
+              <w:t xml:space="preserve">DA3-05</w:t>
+            </w:r>
+          </w:p>
+        </w:tc>
+        <w:tc>
+          <w:tcPr>
+            <w:tcW w:type="dxa" w:w="2089"/>
+            <w:tcMar>
+              <w:top w:type="dxa" w:w="90"/>
+              <w:left w:type="dxa" w:w="120"/>
+              <w:bottom w:type="dxa" w:w="90"/>
+              <w:right w:type="dxa" w:w="120"/>
+            </w:tcMar>
+            <w:vAlign w:val="center"/>
+          </w:tcPr>
+          <w:p>
+            <w:pPr>
+              <w:spacing w:after="0" w:line="280"/>
+            </w:pPr>
+            <w:r>
+              <w:rPr>
+                <w:rFonts w:ascii="Be Vietnam Pro" w:cs="Be Vietnam Pro" w:eastAsia="Be Vietnam Pro" w:hAnsi="Be Vietnam Pro"/>
+                <w:color w:val="101814"/>
+                <w:sz w:val="20"/>
+                <w:szCs w:val="20"/>
+              </w:rPr>
+              <w:t xml:space="preserve">TC-51–TC-60</w:t>
+            </w:r>
+          </w:p>
+        </w:tc>
+      </w:tr>
+      <w:tr>
+        <w:trPr>
+          <w:tblHeader w:val="false"/>
+        </w:trPr>
+        <w:tc>
+          <w:tcPr>
+            <w:tcW w:type="dxa" w:w="1000"/>
+            <w:tcMar>
+              <w:top w:type="dxa" w:w="90"/>
+              <w:left w:type="dxa" w:w="120"/>
+              <w:bottom w:type="dxa" w:w="90"/>
+              <w:right w:type="dxa" w:w="120"/>
+            </w:tcMar>
+            <w:vAlign w:val="center"/>
+          </w:tcPr>
+          <w:p>
+            <w:pPr>
+              <w:spacing w:after="0" w:line="280"/>
+            </w:pPr>
+            <w:r>
+              <w:rPr>
+                <w:rFonts w:ascii="Menlo" w:cs="Menlo" w:eastAsia="Menlo" w:hAnsi="Menlo"/>
+                <w:color w:val="036F3D"/>
+                <w:sz w:val="20"/>
+                <w:szCs w:val="20"/>
+                <w:shd w:fill="F1F5F3" w:color="auto" w:val="clear"/>
+              </w:rPr>
+              <w:t xml:space="preserve">YC-24</w:t>
+            </w:r>
+          </w:p>
+        </w:tc>
+        <w:tc>
+          <w:tcPr>
+            <w:tcW w:type="dxa" w:w="4600"/>
+            <w:tcMar>
+              <w:top w:type="dxa" w:w="90"/>
+              <w:left w:type="dxa" w:w="120"/>
+              <w:bottom w:type="dxa" w:w="90"/>
+              <w:right w:type="dxa" w:w="120"/>
+            </w:tcMar>
+            <w:vAlign w:val="center"/>
+          </w:tcPr>
+          <w:p>
+            <w:pPr>
+              <w:spacing w:after="0" w:line="280"/>
+            </w:pPr>
+            <w:r>
+              <w:rPr>
+                <w:rFonts w:ascii="Be Vietnam Pro" w:cs="Be Vietnam Pro" w:eastAsia="Be Vietnam Pro" w:hAnsi="Be Vietnam Pro"/>
+                <w:color w:val="101814"/>
+                <w:sz w:val="20"/>
+                <w:szCs w:val="20"/>
+              </w:rPr>
+              <w:t xml:space="preserve">Kênh Messenger</w:t>
+            </w:r>
+          </w:p>
+        </w:tc>
+        <w:tc>
+          <w:tcPr>
+            <w:tcW w:type="dxa" w:w="1671"/>
+            <w:tcMar>
+              <w:top w:type="dxa" w:w="90"/>
+              <w:left w:type="dxa" w:w="120"/>
+              <w:bottom w:type="dxa" w:w="90"/>
+              <w:right w:type="dxa" w:w="120"/>
+            </w:tcMar>
+            <w:vAlign w:val="center"/>
+          </w:tcPr>
+          <w:p>
+            <w:pPr>
+              <w:spacing w:after="0" w:line="280"/>
+            </w:pPr>
+            <w:r>
+              <w:rPr>
+                <w:rFonts w:ascii="Menlo" w:cs="Menlo" w:eastAsia="Menlo" w:hAnsi="Menlo"/>
+                <w:color w:val="036F3D"/>
+                <w:sz w:val="20"/>
+                <w:szCs w:val="20"/>
+                <w:shd w:fill="F1F5F3" w:color="auto" w:val="clear"/>
+              </w:rPr>
+              <w:t xml:space="preserve">DA3-03</w:t>
+            </w:r>
+            <w:r>
+              <w:rPr>
+                <w:rFonts w:ascii="Be Vietnam Pro" w:cs="Be Vietnam Pro" w:eastAsia="Be Vietnam Pro" w:hAnsi="Be Vietnam Pro"/>
+                <w:color w:val="101814"/>
+                <w:sz w:val="20"/>
+                <w:szCs w:val="20"/>
+              </w:rPr>
+              <w:t xml:space="preserve"> </w:t>
+            </w:r>
+            <w:r>
+              <w:rPr>
+                <w:rFonts w:ascii="Menlo" w:cs="Menlo" w:eastAsia="Menlo" w:hAnsi="Menlo"/>
+                <w:color w:val="036F3D"/>
+                <w:sz w:val="20"/>
+                <w:szCs w:val="20"/>
+                <w:shd w:fill="F1F5F3" w:color="auto" w:val="clear"/>
+              </w:rPr>
+              <w:t xml:space="preserve">DA3-04</w:t>
+            </w:r>
+            <w:r>
+              <w:rPr>
+                <w:rFonts w:ascii="Be Vietnam Pro" w:cs="Be Vietnam Pro" w:eastAsia="Be Vietnam Pro" w:hAnsi="Be Vietnam Pro"/>
+                <w:color w:val="101814"/>
+                <w:sz w:val="20"/>
+                <w:szCs w:val="20"/>
+              </w:rPr>
+              <w:t xml:space="preserve"> </w:t>
+            </w:r>
+            <w:r>
+              <w:rPr>
+                <w:rFonts w:ascii="Menlo" w:cs="Menlo" w:eastAsia="Menlo" w:hAnsi="Menlo"/>
+                <w:color w:val="036F3D"/>
+                <w:sz w:val="20"/>
+                <w:szCs w:val="20"/>
+                <w:shd w:fill="F1F5F3" w:color="auto" w:val="clear"/>
+              </w:rPr>
+              <w:t xml:space="preserve">DA3-05</w:t>
+            </w:r>
+          </w:p>
+        </w:tc>
+        <w:tc>
+          <w:tcPr>
+            <w:tcW w:type="dxa" w:w="2089"/>
+            <w:tcMar>
+              <w:top w:type="dxa" w:w="90"/>
+              <w:left w:type="dxa" w:w="120"/>
+              <w:bottom w:type="dxa" w:w="90"/>
+              <w:right w:type="dxa" w:w="120"/>
+            </w:tcMar>
+            <w:vAlign w:val="center"/>
+          </w:tcPr>
+          <w:p>
+            <w:pPr>
+              <w:spacing w:after="0" w:line="280"/>
+            </w:pPr>
+            <w:r>
+              <w:rPr>
+                <w:rFonts w:ascii="Be Vietnam Pro" w:cs="Be Vietnam Pro" w:eastAsia="Be Vietnam Pro" w:hAnsi="Be Vietnam Pro"/>
+                <w:color w:val="101814"/>
+                <w:sz w:val="20"/>
+                <w:szCs w:val="20"/>
+              </w:rPr>
+              <w:t xml:space="preserve">TC-51–TC-60</w:t>
+            </w:r>
+          </w:p>
+        </w:tc>
+      </w:tr>
+      <w:tr>
+        <w:trPr>
+          <w:tblHeader w:val="false"/>
+        </w:trPr>
+        <w:tc>
+          <w:tcPr>
+            <w:tcW w:type="dxa" w:w="1000"/>
+            <w:tcMar>
+              <w:top w:type="dxa" w:w="90"/>
+              <w:left w:type="dxa" w:w="120"/>
+              <w:bottom w:type="dxa" w:w="90"/>
+              <w:right w:type="dxa" w:w="120"/>
+            </w:tcMar>
+            <w:vAlign w:val="center"/>
+          </w:tcPr>
+          <w:p>
+            <w:pPr>
+              <w:spacing w:after="0" w:line="280"/>
+            </w:pPr>
+            <w:r>
+              <w:rPr>
+                <w:rFonts w:ascii="Menlo" w:cs="Menlo" w:eastAsia="Menlo" w:hAnsi="Menlo"/>
+                <w:color w:val="036F3D"/>
+                <w:sz w:val="20"/>
+                <w:szCs w:val="20"/>
+                <w:shd w:fill="F1F5F3" w:color="auto" w:val="clear"/>
+              </w:rPr>
+              <w:t xml:space="preserve">YC-25</w:t>
+            </w:r>
+          </w:p>
+        </w:tc>
+        <w:tc>
+          <w:tcPr>
+            <w:tcW w:type="dxa" w:w="4600"/>
+            <w:tcMar>
+              <w:top w:type="dxa" w:w="90"/>
+              <w:left w:type="dxa" w:w="120"/>
+              <w:bottom w:type="dxa" w:w="90"/>
+              <w:right w:type="dxa" w:w="120"/>
+            </w:tcMar>
+            <w:vAlign w:val="center"/>
+          </w:tcPr>
+          <w:p>
+            <w:pPr>
+              <w:spacing w:after="0" w:line="280"/>
+            </w:pPr>
+            <w:r>
+              <w:rPr>
+                <w:rFonts w:ascii="Be Vietnam Pro" w:cs="Be Vietnam Pro" w:eastAsia="Be Vietnam Pro" w:hAnsi="Be Vietnam Pro"/>
+                <w:color w:val="101814"/>
+                <w:sz w:val="20"/>
+                <w:szCs w:val="20"/>
+              </w:rPr>
+              <w:t xml:space="preserve">Kênh WhatsApp</w:t>
+            </w:r>
+          </w:p>
+        </w:tc>
+        <w:tc>
+          <w:tcPr>
+            <w:tcW w:type="dxa" w:w="1671"/>
+            <w:tcMar>
+              <w:top w:type="dxa" w:w="90"/>
+              <w:left w:type="dxa" w:w="120"/>
+              <w:bottom w:type="dxa" w:w="90"/>
+              <w:right w:type="dxa" w:w="120"/>
+            </w:tcMar>
+            <w:vAlign w:val="center"/>
+          </w:tcPr>
+          <w:p>
+            <w:pPr>
+              <w:spacing w:after="0" w:line="280"/>
+            </w:pPr>
+            <w:r>
+              <w:rPr>
+                <w:rFonts w:ascii="Menlo" w:cs="Menlo" w:eastAsia="Menlo" w:hAnsi="Menlo"/>
+                <w:color w:val="036F3D"/>
+                <w:sz w:val="20"/>
+                <w:szCs w:val="20"/>
+                <w:shd w:fill="F1F5F3" w:color="auto" w:val="clear"/>
+              </w:rPr>
+              <w:t xml:space="preserve">DA3-03</w:t>
+            </w:r>
+            <w:r>
+              <w:rPr>
+                <w:rFonts w:ascii="Be Vietnam Pro" w:cs="Be Vietnam Pro" w:eastAsia="Be Vietnam Pro" w:hAnsi="Be Vietnam Pro"/>
+                <w:color w:val="101814"/>
+                <w:sz w:val="20"/>
+                <w:szCs w:val="20"/>
+              </w:rPr>
+              <w:t xml:space="preserve"> </w:t>
+            </w:r>
+            <w:r>
+              <w:rPr>
+                <w:rFonts w:ascii="Menlo" w:cs="Menlo" w:eastAsia="Menlo" w:hAnsi="Menlo"/>
+                <w:color w:val="036F3D"/>
+                <w:sz w:val="20"/>
+                <w:szCs w:val="20"/>
+                <w:shd w:fill="F1F5F3" w:color="auto" w:val="clear"/>
+              </w:rPr>
+              <w:t xml:space="preserve">DA3-04</w:t>
+            </w:r>
+            <w:r>
+              <w:rPr>
+                <w:rFonts w:ascii="Be Vietnam Pro" w:cs="Be Vietnam Pro" w:eastAsia="Be Vietnam Pro" w:hAnsi="Be Vietnam Pro"/>
+                <w:color w:val="101814"/>
+                <w:sz w:val="20"/>
+                <w:szCs w:val="20"/>
+              </w:rPr>
+              <w:t xml:space="preserve"> </w:t>
+            </w:r>
+            <w:r>
+              <w:rPr>
+                <w:rFonts w:ascii="Menlo" w:cs="Menlo" w:eastAsia="Menlo" w:hAnsi="Menlo"/>
+                <w:color w:val="036F3D"/>
+                <w:sz w:val="20"/>
+                <w:szCs w:val="20"/>
+                <w:shd w:fill="F1F5F3" w:color="auto" w:val="clear"/>
+              </w:rPr>
+              <w:t xml:space="preserve">DA3-05</w:t>
+            </w:r>
+          </w:p>
+        </w:tc>
+        <w:tc>
+          <w:tcPr>
+            <w:tcW w:type="dxa" w:w="2089"/>
+            <w:tcMar>
+              <w:top w:type="dxa" w:w="90"/>
+              <w:left w:type="dxa" w:w="120"/>
+              <w:bottom w:type="dxa" w:w="90"/>
+              <w:right w:type="dxa" w:w="120"/>
+            </w:tcMar>
+            <w:vAlign w:val="center"/>
+          </w:tcPr>
+          <w:p>
+            <w:pPr>
+              <w:spacing w:after="0" w:line="280"/>
+            </w:pPr>
+            <w:r>
+              <w:rPr>
+                <w:rFonts w:ascii="Be Vietnam Pro" w:cs="Be Vietnam Pro" w:eastAsia="Be Vietnam Pro" w:hAnsi="Be Vietnam Pro"/>
+                <w:color w:val="101814"/>
+                <w:sz w:val="20"/>
+                <w:szCs w:val="20"/>
+              </w:rPr>
+              <w:t xml:space="preserve">TC-51–TC-60</w:t>
+            </w:r>
+          </w:p>
+        </w:tc>
+      </w:tr>
+      <w:tr>
+        <w:trPr>
+          <w:tblHeader w:val="false"/>
+        </w:trPr>
+        <w:tc>
+          <w:tcPr>
+            <w:tcW w:type="dxa" w:w="1000"/>
+            <w:tcMar>
+              <w:top w:type="dxa" w:w="90"/>
+              <w:left w:type="dxa" w:w="120"/>
+              <w:bottom w:type="dxa" w:w="90"/>
+              <w:right w:type="dxa" w:w="120"/>
+            </w:tcMar>
+            <w:vAlign w:val="center"/>
+          </w:tcPr>
+          <w:p>
+            <w:pPr>
+              <w:spacing w:after="0" w:line="280"/>
+            </w:pPr>
+            <w:r>
+              <w:rPr>
+                <w:rFonts w:ascii="Menlo" w:cs="Menlo" w:eastAsia="Menlo" w:hAnsi="Menlo"/>
+                <w:color w:val="036F3D"/>
+                <w:sz w:val="20"/>
+                <w:szCs w:val="20"/>
+                <w:shd w:fill="F1F5F3" w:color="auto" w:val="clear"/>
+              </w:rPr>
+              <w:t xml:space="preserve">YC-26</w:t>
+            </w:r>
+          </w:p>
+        </w:tc>
+        <w:tc>
+          <w:tcPr>
+            <w:tcW w:type="dxa" w:w="4600"/>
+            <w:tcMar>
+              <w:top w:type="dxa" w:w="90"/>
+              <w:left w:type="dxa" w:w="120"/>
+              <w:bottom w:type="dxa" w:w="90"/>
+              <w:right w:type="dxa" w:w="120"/>
+            </w:tcMar>
+            <w:vAlign w:val="center"/>
+          </w:tcPr>
+          <w:p>
+            <w:pPr>
+              <w:spacing w:after="0" w:line="280"/>
+            </w:pPr>
+            <w:r>
+              <w:rPr>
+                <w:rFonts w:ascii="Be Vietnam Pro" w:cs="Be Vietnam Pro" w:eastAsia="Be Vietnam Pro" w:hAnsi="Be Vietnam Pro"/>
+                <w:color w:val="101814"/>
+                <w:sz w:val="20"/>
+                <w:szCs w:val="20"/>
+              </w:rPr>
+              <w:t xml:space="preserve">Kênh thư điện tử, cả nhận và gửi</w:t>
+            </w:r>
+          </w:p>
+        </w:tc>
+        <w:tc>
+          <w:tcPr>
+            <w:tcW w:type="dxa" w:w="1671"/>
+            <w:tcMar>
+              <w:top w:type="dxa" w:w="90"/>
+              <w:left w:type="dxa" w:w="120"/>
+              <w:bottom w:type="dxa" w:w="90"/>
+              <w:right w:type="dxa" w:w="120"/>
+            </w:tcMar>
+            <w:vAlign w:val="center"/>
+          </w:tcPr>
+          <w:p>
+            <w:pPr>
+              <w:spacing w:after="0" w:line="280"/>
+            </w:pPr>
+            <w:r>
+              <w:rPr>
+                <w:rFonts w:ascii="Menlo" w:cs="Menlo" w:eastAsia="Menlo" w:hAnsi="Menlo"/>
+                <w:color w:val="036F3D"/>
+                <w:sz w:val="20"/>
+                <w:szCs w:val="20"/>
+                <w:shd w:fill="F1F5F3" w:color="auto" w:val="clear"/>
+              </w:rPr>
+              <w:t xml:space="preserve">DA3-03</w:t>
+            </w:r>
+            <w:r>
+              <w:rPr>
+                <w:rFonts w:ascii="Be Vietnam Pro" w:cs="Be Vietnam Pro" w:eastAsia="Be Vietnam Pro" w:hAnsi="Be Vietnam Pro"/>
+                <w:color w:val="101814"/>
+                <w:sz w:val="20"/>
+                <w:szCs w:val="20"/>
+              </w:rPr>
+              <w:t xml:space="preserve"> </w:t>
+            </w:r>
+            <w:r>
+              <w:rPr>
+                <w:rFonts w:ascii="Menlo" w:cs="Menlo" w:eastAsia="Menlo" w:hAnsi="Menlo"/>
+                <w:color w:val="036F3D"/>
+                <w:sz w:val="20"/>
+                <w:szCs w:val="20"/>
+                <w:shd w:fill="F1F5F3" w:color="auto" w:val="clear"/>
+              </w:rPr>
+              <w:t xml:space="preserve">DA3-04</w:t>
+            </w:r>
+            <w:r>
+              <w:rPr>
+                <w:rFonts w:ascii="Be Vietnam Pro" w:cs="Be Vietnam Pro" w:eastAsia="Be Vietnam Pro" w:hAnsi="Be Vietnam Pro"/>
+                <w:color w:val="101814"/>
+                <w:sz w:val="20"/>
+                <w:szCs w:val="20"/>
+              </w:rPr>
+              <w:t xml:space="preserve"> </w:t>
+            </w:r>
+            <w:r>
+              <w:rPr>
+                <w:rFonts w:ascii="Menlo" w:cs="Menlo" w:eastAsia="Menlo" w:hAnsi="Menlo"/>
+                <w:color w:val="036F3D"/>
+                <w:sz w:val="20"/>
+                <w:szCs w:val="20"/>
+                <w:shd w:fill="F1F5F3" w:color="auto" w:val="clear"/>
+              </w:rPr>
+              <w:t xml:space="preserve">DA3-05</w:t>
+            </w:r>
+          </w:p>
+        </w:tc>
+        <w:tc>
+          <w:tcPr>
+            <w:tcW w:type="dxa" w:w="2089"/>
+            <w:tcMar>
+              <w:top w:type="dxa" w:w="90"/>
+              <w:left w:type="dxa" w:w="120"/>
+              <w:bottom w:type="dxa" w:w="90"/>
+              <w:right w:type="dxa" w:w="120"/>
+            </w:tcMar>
+            <w:vAlign w:val="center"/>
+          </w:tcPr>
+          <w:p>
+            <w:pPr>
+              <w:spacing w:after="0" w:line="280"/>
+            </w:pPr>
+            <w:r>
+              <w:rPr>
+                <w:rFonts w:ascii="Be Vietnam Pro" w:cs="Be Vietnam Pro" w:eastAsia="Be Vietnam Pro" w:hAnsi="Be Vietnam Pro"/>
+                <w:color w:val="101814"/>
+                <w:sz w:val="20"/>
+                <w:szCs w:val="20"/>
+              </w:rPr>
+              <w:t xml:space="preserve">TC-51–TC-60</w:t>
+            </w:r>
+          </w:p>
+        </w:tc>
+      </w:tr>
+      <w:tr>
+        <w:trPr>
+          <w:tblHeader w:val="false"/>
+        </w:trPr>
+        <w:tc>
+          <w:tcPr>
+            <w:tcW w:type="dxa" w:w="1000"/>
+            <w:tcMar>
+              <w:top w:type="dxa" w:w="90"/>
+              <w:left w:type="dxa" w:w="120"/>
+              <w:bottom w:type="dxa" w:w="90"/>
+              <w:right w:type="dxa" w:w="120"/>
+            </w:tcMar>
+            <w:vAlign w:val="center"/>
+          </w:tcPr>
+          <w:p>
+            <w:pPr>
+              <w:spacing w:after="0" w:line="280"/>
+            </w:pPr>
+            <w:r>
+              <w:rPr>
+                <w:rFonts w:ascii="Menlo" w:cs="Menlo" w:eastAsia="Menlo" w:hAnsi="Menlo"/>
+                <w:color w:val="036F3D"/>
+                <w:sz w:val="20"/>
+                <w:szCs w:val="20"/>
+                <w:shd w:fill="F1F5F3" w:color="auto" w:val="clear"/>
+              </w:rPr>
+              <w:t xml:space="preserve">YC-27</w:t>
+            </w:r>
+          </w:p>
+        </w:tc>
+        <w:tc>
+          <w:tcPr>
+            <w:tcW w:type="dxa" w:w="4600"/>
+            <w:tcMar>
+              <w:top w:type="dxa" w:w="90"/>
+              <w:left w:type="dxa" w:w="120"/>
+              <w:bottom w:type="dxa" w:w="90"/>
+              <w:right w:type="dxa" w:w="120"/>
+            </w:tcMar>
+            <w:vAlign w:val="center"/>
+          </w:tcPr>
+          <w:p>
+            <w:pPr>
+              <w:spacing w:after="0" w:line="280"/>
+            </w:pPr>
+            <w:r>
+              <w:rPr>
+                <w:rFonts w:ascii="Be Vietnam Pro" w:cs="Be Vietnam Pro" w:eastAsia="Be Vietnam Pro" w:hAnsi="Be Vietnam Pro"/>
+                <w:color w:val="101814"/>
+                <w:sz w:val="20"/>
+                <w:szCs w:val="20"/>
+              </w:rPr>
+              <w:t xml:space="preserve">Sáu kênh dùng chung một bộ xử lý nghiệp vụ</w:t>
+            </w:r>
+          </w:p>
+        </w:tc>
+        <w:tc>
+          <w:tcPr>
+            <w:tcW w:type="dxa" w:w="1671"/>
+            <w:tcMar>
+              <w:top w:type="dxa" w:w="90"/>
+              <w:left w:type="dxa" w:w="120"/>
+              <w:bottom w:type="dxa" w:w="90"/>
+              <w:right w:type="dxa" w:w="120"/>
+            </w:tcMar>
+            <w:vAlign w:val="center"/>
+          </w:tcPr>
+          <w:p>
+            <w:pPr>
+              <w:spacing w:after="0" w:line="280"/>
+            </w:pPr>
+            <w:r>
+              <w:rPr>
+                <w:rFonts w:ascii="Menlo" w:cs="Menlo" w:eastAsia="Menlo" w:hAnsi="Menlo"/>
+                <w:color w:val="036F3D"/>
+                <w:sz w:val="20"/>
+                <w:szCs w:val="20"/>
+                <w:shd w:fill="F1F5F3" w:color="auto" w:val="clear"/>
+              </w:rPr>
+              <w:t xml:space="preserve">DA3-03</w:t>
+            </w:r>
+            <w:r>
+              <w:rPr>
+                <w:rFonts w:ascii="Be Vietnam Pro" w:cs="Be Vietnam Pro" w:eastAsia="Be Vietnam Pro" w:hAnsi="Be Vietnam Pro"/>
+                <w:color w:val="101814"/>
+                <w:sz w:val="20"/>
+                <w:szCs w:val="20"/>
+              </w:rPr>
+              <w:t xml:space="preserve"> </w:t>
+            </w:r>
+            <w:r>
+              <w:rPr>
+                <w:rFonts w:ascii="Menlo" w:cs="Menlo" w:eastAsia="Menlo" w:hAnsi="Menlo"/>
+                <w:color w:val="036F3D"/>
+                <w:sz w:val="20"/>
+                <w:szCs w:val="20"/>
+                <w:shd w:fill="F1F5F3" w:color="auto" w:val="clear"/>
+              </w:rPr>
+              <w:t xml:space="preserve">DA3-04</w:t>
+            </w:r>
+            <w:r>
+              <w:rPr>
+                <w:rFonts w:ascii="Be Vietnam Pro" w:cs="Be Vietnam Pro" w:eastAsia="Be Vietnam Pro" w:hAnsi="Be Vietnam Pro"/>
+                <w:color w:val="101814"/>
+                <w:sz w:val="20"/>
+                <w:szCs w:val="20"/>
+              </w:rPr>
+              <w:t xml:space="preserve"> </w:t>
+            </w:r>
+            <w:r>
+              <w:rPr>
+                <w:rFonts w:ascii="Menlo" w:cs="Menlo" w:eastAsia="Menlo" w:hAnsi="Menlo"/>
+                <w:color w:val="036F3D"/>
+                <w:sz w:val="20"/>
+                <w:szCs w:val="20"/>
+                <w:shd w:fill="F1F5F3" w:color="auto" w:val="clear"/>
+              </w:rPr>
+              <w:t xml:space="preserve">DA3-05</w:t>
+            </w:r>
+          </w:p>
+        </w:tc>
+        <w:tc>
+          <w:tcPr>
+            <w:tcW w:type="dxa" w:w="2089"/>
+            <w:tcMar>
+              <w:top w:type="dxa" w:w="90"/>
+              <w:left w:type="dxa" w:w="120"/>
+              <w:bottom w:type="dxa" w:w="90"/>
+              <w:right w:type="dxa" w:w="120"/>
+            </w:tcMar>
+            <w:vAlign w:val="center"/>
+          </w:tcPr>
+          <w:p>
+            <w:pPr>
+              <w:spacing w:after="0" w:line="280"/>
+            </w:pPr>
+            <w:r>
+              <w:rPr>
+                <w:rFonts w:ascii="Be Vietnam Pro" w:cs="Be Vietnam Pro" w:eastAsia="Be Vietnam Pro" w:hAnsi="Be Vietnam Pro"/>
+                <w:color w:val="101814"/>
+                <w:sz w:val="20"/>
+                <w:szCs w:val="20"/>
+              </w:rPr>
+              <w:t xml:space="preserve">TC-51–TC-60</w:t>
+            </w:r>
+          </w:p>
+        </w:tc>
+      </w:tr>
+      <w:tr>
+        <w:trPr>
+          <w:tblHeader w:val="false"/>
+        </w:trPr>
+        <w:tc>
+          <w:tcPr>
+            <w:tcW w:type="dxa" w:w="1000"/>
+            <w:tcMar>
+              <w:top w:type="dxa" w:w="90"/>
+              <w:left w:type="dxa" w:w="120"/>
+              <w:bottom w:type="dxa" w:w="90"/>
+              <w:right w:type="dxa" w:w="120"/>
+            </w:tcMar>
+            <w:vAlign w:val="center"/>
+          </w:tcPr>
+          <w:p>
+            <w:pPr>
+              <w:spacing w:after="0" w:line="280"/>
+            </w:pPr>
+            <w:r>
+              <w:rPr>
+                <w:rFonts w:ascii="Menlo" w:cs="Menlo" w:eastAsia="Menlo" w:hAnsi="Menlo"/>
+                <w:color w:val="036F3D"/>
+                <w:sz w:val="20"/>
+                <w:szCs w:val="20"/>
+                <w:shd w:fill="F1F5F3" w:color="auto" w:val="clear"/>
+              </w:rPr>
+              <w:t xml:space="preserve">YC-28</w:t>
+            </w:r>
+          </w:p>
+        </w:tc>
+        <w:tc>
+          <w:tcPr>
+            <w:tcW w:type="dxa" w:w="4600"/>
+            <w:tcMar>
+              <w:top w:type="dxa" w:w="90"/>
+              <w:left w:type="dxa" w:w="120"/>
+              <w:bottom w:type="dxa" w:w="90"/>
+              <w:right w:type="dxa" w:w="120"/>
+            </w:tcMar>
+            <w:vAlign w:val="center"/>
+          </w:tcPr>
+          <w:p>
+            <w:pPr>
+              <w:spacing w:after="0" w:line="280"/>
+            </w:pPr>
+            <w:r>
+              <w:rPr>
+                <w:rFonts w:ascii="Be Vietnam Pro" w:cs="Be Vietnam Pro" w:eastAsia="Be Vietnam Pro" w:hAnsi="Be Vietnam Pro"/>
+                <w:color w:val="101814"/>
+                <w:sz w:val="20"/>
+                <w:szCs w:val="20"/>
+              </w:rPr>
+              <w:t xml:space="preserve">Tự làm mới khoá truy cập của các nền tảng</w:t>
+            </w:r>
+          </w:p>
+        </w:tc>
+        <w:tc>
+          <w:tcPr>
+            <w:tcW w:type="dxa" w:w="1671"/>
+            <w:tcMar>
+              <w:top w:type="dxa" w:w="90"/>
+              <w:left w:type="dxa" w:w="120"/>
+              <w:bottom w:type="dxa" w:w="90"/>
+              <w:right w:type="dxa" w:w="120"/>
+            </w:tcMar>
+            <w:vAlign w:val="center"/>
+          </w:tcPr>
+          <w:p>
+            <w:pPr>
+              <w:spacing w:after="0" w:line="280"/>
+            </w:pPr>
+            <w:r>
+              <w:rPr>
+                <w:rFonts w:ascii="Menlo" w:cs="Menlo" w:eastAsia="Menlo" w:hAnsi="Menlo"/>
+                <w:color w:val="036F3D"/>
+                <w:sz w:val="20"/>
+                <w:szCs w:val="20"/>
+                <w:shd w:fill="F1F5F3" w:color="auto" w:val="clear"/>
+              </w:rPr>
+              <w:t xml:space="preserve">DA3-03</w:t>
+            </w:r>
+            <w:r>
+              <w:rPr>
+                <w:rFonts w:ascii="Be Vietnam Pro" w:cs="Be Vietnam Pro" w:eastAsia="Be Vietnam Pro" w:hAnsi="Be Vietnam Pro"/>
+                <w:color w:val="101814"/>
+                <w:sz w:val="20"/>
+                <w:szCs w:val="20"/>
+              </w:rPr>
+              <w:t xml:space="preserve"> </w:t>
+            </w:r>
+            <w:r>
+              <w:rPr>
+                <w:rFonts w:ascii="Menlo" w:cs="Menlo" w:eastAsia="Menlo" w:hAnsi="Menlo"/>
+                <w:color w:val="036F3D"/>
+                <w:sz w:val="20"/>
+                <w:szCs w:val="20"/>
+                <w:shd w:fill="F1F5F3" w:color="auto" w:val="clear"/>
+              </w:rPr>
+              <w:t xml:space="preserve">DA3-04</w:t>
+            </w:r>
+            <w:r>
+              <w:rPr>
+                <w:rFonts w:ascii="Be Vietnam Pro" w:cs="Be Vietnam Pro" w:eastAsia="Be Vietnam Pro" w:hAnsi="Be Vietnam Pro"/>
+                <w:color w:val="101814"/>
+                <w:sz w:val="20"/>
+                <w:szCs w:val="20"/>
+              </w:rPr>
+              <w:t xml:space="preserve"> </w:t>
+            </w:r>
+            <w:r>
+              <w:rPr>
+                <w:rFonts w:ascii="Menlo" w:cs="Menlo" w:eastAsia="Menlo" w:hAnsi="Menlo"/>
+                <w:color w:val="036F3D"/>
+                <w:sz w:val="20"/>
+                <w:szCs w:val="20"/>
+                <w:shd w:fill="F1F5F3" w:color="auto" w:val="clear"/>
+              </w:rPr>
+              <w:t xml:space="preserve">DA3-05</w:t>
+            </w:r>
+          </w:p>
+        </w:tc>
+        <w:tc>
+          <w:tcPr>
+            <w:tcW w:type="dxa" w:w="2089"/>
+            <w:tcMar>
+              <w:top w:type="dxa" w:w="90"/>
+              <w:left w:type="dxa" w:w="120"/>
+              <w:bottom w:type="dxa" w:w="90"/>
+              <w:right w:type="dxa" w:w="120"/>
+            </w:tcMar>
+            <w:vAlign w:val="center"/>
+          </w:tcPr>
+          <w:p>
+            <w:pPr>
+              <w:spacing w:after="0" w:line="280"/>
+            </w:pPr>
+            <w:r>
+              <w:rPr>
+                <w:rFonts w:ascii="Be Vietnam Pro" w:cs="Be Vietnam Pro" w:eastAsia="Be Vietnam Pro" w:hAnsi="Be Vietnam Pro"/>
+                <w:color w:val="101814"/>
+                <w:sz w:val="20"/>
+                <w:szCs w:val="20"/>
+              </w:rPr>
+              <w:t xml:space="preserve">TC-51–TC-60</w:t>
+            </w:r>
+          </w:p>
+        </w:tc>
+      </w:tr>
+      <w:tr>
+        <w:trPr>
+          <w:tblHeader w:val="false"/>
+        </w:trPr>
+        <w:tc>
+          <w:tcPr>
+            <w:tcW w:type="dxa" w:w="1000"/>
+            <w:tcMar>
+              <w:top w:type="dxa" w:w="90"/>
+              <w:left w:type="dxa" w:w="120"/>
+              <w:bottom w:type="dxa" w:w="90"/>
+              <w:right w:type="dxa" w:w="120"/>
+            </w:tcMar>
+            <w:vAlign w:val="center"/>
+          </w:tcPr>
+          <w:p>
+            <w:pPr>
+              <w:spacing w:after="0" w:line="280"/>
+            </w:pPr>
+            <w:r>
+              <w:rPr>
+                <w:rFonts w:ascii="Menlo" w:cs="Menlo" w:eastAsia="Menlo" w:hAnsi="Menlo"/>
+                <w:color w:val="036F3D"/>
+                <w:sz w:val="20"/>
+                <w:szCs w:val="20"/>
+                <w:shd w:fill="F1F5F3" w:color="auto" w:val="clear"/>
+              </w:rPr>
+              <w:t xml:space="preserve">YC-29</w:t>
+            </w:r>
+          </w:p>
+        </w:tc>
+        <w:tc>
+          <w:tcPr>
+            <w:tcW w:type="dxa" w:w="4600"/>
+            <w:tcMar>
+              <w:top w:type="dxa" w:w="90"/>
+              <w:left w:type="dxa" w:w="120"/>
+              <w:bottom w:type="dxa" w:w="90"/>
+              <w:right w:type="dxa" w:w="120"/>
+            </w:tcMar>
+            <w:vAlign w:val="center"/>
+          </w:tcPr>
+          <w:p>
+            <w:pPr>
+              <w:spacing w:after="0" w:line="280"/>
+            </w:pPr>
+            <w:r>
+              <w:rPr>
+                <w:rFonts w:ascii="Be Vietnam Pro" w:cs="Be Vietnam Pro" w:eastAsia="Be Vietnam Pro" w:hAnsi="Be Vietnam Pro"/>
+                <w:color w:val="101814"/>
+                <w:sz w:val="20"/>
+                <w:szCs w:val="20"/>
+              </w:rPr>
+              <w:t xml:space="preserve">Chuyển hội thoại cho người thật khi cần</w:t>
+            </w:r>
+          </w:p>
+        </w:tc>
+        <w:tc>
+          <w:tcPr>
+            <w:tcW w:type="dxa" w:w="1671"/>
+            <w:tcMar>
+              <w:top w:type="dxa" w:w="90"/>
+              <w:left w:type="dxa" w:w="120"/>
+              <w:bottom w:type="dxa" w:w="90"/>
+              <w:right w:type="dxa" w:w="120"/>
+            </w:tcMar>
+            <w:vAlign w:val="center"/>
+          </w:tcPr>
+          <w:p>
+            <w:pPr>
+              <w:spacing w:after="0" w:line="280"/>
+            </w:pPr>
+            <w:r>
+              <w:rPr>
+                <w:rFonts w:ascii="Menlo" w:cs="Menlo" w:eastAsia="Menlo" w:hAnsi="Menlo"/>
+                <w:color w:val="036F3D"/>
+                <w:sz w:val="20"/>
+                <w:szCs w:val="20"/>
+                <w:shd w:fill="F1F5F3" w:color="auto" w:val="clear"/>
+              </w:rPr>
+              <w:t xml:space="preserve">DA3-03</w:t>
+            </w:r>
+            <w:r>
+              <w:rPr>
+                <w:rFonts w:ascii="Be Vietnam Pro" w:cs="Be Vietnam Pro" w:eastAsia="Be Vietnam Pro" w:hAnsi="Be Vietnam Pro"/>
+                <w:color w:val="101814"/>
+                <w:sz w:val="20"/>
+                <w:szCs w:val="20"/>
+              </w:rPr>
+              <w:t xml:space="preserve"> </w:t>
+            </w:r>
+            <w:r>
+              <w:rPr>
+                <w:rFonts w:ascii="Menlo" w:cs="Menlo" w:eastAsia="Menlo" w:hAnsi="Menlo"/>
+                <w:color w:val="036F3D"/>
+                <w:sz w:val="20"/>
+                <w:szCs w:val="20"/>
+                <w:shd w:fill="F1F5F3" w:color="auto" w:val="clear"/>
+              </w:rPr>
+              <w:t xml:space="preserve">DA3-04</w:t>
+            </w:r>
+            <w:r>
+              <w:rPr>
+                <w:rFonts w:ascii="Be Vietnam Pro" w:cs="Be Vietnam Pro" w:eastAsia="Be Vietnam Pro" w:hAnsi="Be Vietnam Pro"/>
+                <w:color w:val="101814"/>
+                <w:sz w:val="20"/>
+                <w:szCs w:val="20"/>
+              </w:rPr>
+              <w:t xml:space="preserve"> </w:t>
+            </w:r>
+            <w:r>
+              <w:rPr>
+                <w:rFonts w:ascii="Menlo" w:cs="Menlo" w:eastAsia="Menlo" w:hAnsi="Menlo"/>
+                <w:color w:val="036F3D"/>
+                <w:sz w:val="20"/>
+                <w:szCs w:val="20"/>
+                <w:shd w:fill="F1F5F3" w:color="auto" w:val="clear"/>
+              </w:rPr>
+              <w:t xml:space="preserve">DA3-05</w:t>
+            </w:r>
+          </w:p>
+        </w:tc>
+        <w:tc>
+          <w:tcPr>
+            <w:tcW w:type="dxa" w:w="2089"/>
+            <w:tcMar>
+              <w:top w:type="dxa" w:w="90"/>
+              <w:left w:type="dxa" w:w="120"/>
+              <w:bottom w:type="dxa" w:w="90"/>
+              <w:right w:type="dxa" w:w="120"/>
+            </w:tcMar>
+            <w:vAlign w:val="center"/>
+          </w:tcPr>
+          <w:p>
+            <w:pPr>
+              <w:spacing w:after="0" w:line="280"/>
+            </w:pPr>
+            <w:r>
+              <w:rPr>
+                <w:rFonts w:ascii="Be Vietnam Pro" w:cs="Be Vietnam Pro" w:eastAsia="Be Vietnam Pro" w:hAnsi="Be Vietnam Pro"/>
+                <w:color w:val="101814"/>
+                <w:sz w:val="20"/>
+                <w:szCs w:val="20"/>
+              </w:rPr>
+              <w:t xml:space="preserve">TC-71–TC-74</w:t>
+            </w:r>
+          </w:p>
+        </w:tc>
+      </w:tr>
+      <w:tr>
+        <w:trPr>
+          <w:tblHeader w:val="false"/>
+        </w:trPr>
+        <w:tc>
+          <w:tcPr>
+            <w:tcW w:type="dxa" w:w="1000"/>
+            <w:tcMar>
+              <w:top w:type="dxa" w:w="90"/>
+              <w:left w:type="dxa" w:w="120"/>
+              <w:bottom w:type="dxa" w:w="90"/>
+              <w:right w:type="dxa" w:w="120"/>
+            </w:tcMar>
+            <w:vAlign w:val="center"/>
+          </w:tcPr>
+          <w:p>
+            <w:pPr>
+              <w:spacing w:after="0" w:line="280"/>
+            </w:pPr>
+            <w:r>
+              <w:rPr>
+                <w:rFonts w:ascii="Menlo" w:cs="Menlo" w:eastAsia="Menlo" w:hAnsi="Menlo"/>
+                <w:color w:val="036F3D"/>
+                <w:sz w:val="20"/>
+                <w:szCs w:val="20"/>
+                <w:shd w:fill="F1F5F3" w:color="auto" w:val="clear"/>
+              </w:rPr>
+              <w:t xml:space="preserve">YC-30</w:t>
+            </w:r>
+          </w:p>
+        </w:tc>
+        <w:tc>
+          <w:tcPr>
+            <w:tcW w:type="dxa" w:w="4600"/>
+            <w:tcMar>
+              <w:top w:type="dxa" w:w="90"/>
+              <w:left w:type="dxa" w:w="120"/>
+              <w:bottom w:type="dxa" w:w="90"/>
+              <w:right w:type="dxa" w:w="120"/>
+            </w:tcMar>
+            <w:vAlign w:val="center"/>
+          </w:tcPr>
+          <w:p>
+            <w:pPr>
+              <w:spacing w:after="0" w:line="280"/>
+            </w:pPr>
+            <w:r>
+              <w:rPr>
+                <w:rFonts w:ascii="Be Vietnam Pro" w:cs="Be Vietnam Pro" w:eastAsia="Be Vietnam Pro" w:hAnsi="Be Vietnam Pro"/>
+                <w:color w:val="101814"/>
+                <w:sz w:val="20"/>
+                <w:szCs w:val="20"/>
+              </w:rPr>
+              <w:t xml:space="preserve">Quét kho tài liệu, phát hiện tệp mới và tệp đã sửa</w:t>
+            </w:r>
+          </w:p>
+        </w:tc>
+        <w:tc>
+          <w:tcPr>
+            <w:tcW w:type="dxa" w:w="1671"/>
+            <w:tcMar>
+              <w:top w:type="dxa" w:w="90"/>
+              <w:left w:type="dxa" w:w="120"/>
+              <w:bottom w:type="dxa" w:w="90"/>
+              <w:right w:type="dxa" w:w="120"/>
+            </w:tcMar>
+            <w:vAlign w:val="center"/>
+          </w:tcPr>
+          <w:p>
+            <w:pPr>
+              <w:spacing w:after="0" w:line="280"/>
+            </w:pPr>
+            <w:r>
+              <w:rPr>
+                <w:rFonts w:ascii="Menlo" w:cs="Menlo" w:eastAsia="Menlo" w:hAnsi="Menlo"/>
+                <w:color w:val="036F3D"/>
+                <w:sz w:val="20"/>
+                <w:szCs w:val="20"/>
+                <w:shd w:fill="F1F5F3" w:color="auto" w:val="clear"/>
+              </w:rPr>
+              <w:t xml:space="preserve">DA3-03</w:t>
+            </w:r>
+            <w:r>
+              <w:rPr>
+                <w:rFonts w:ascii="Be Vietnam Pro" w:cs="Be Vietnam Pro" w:eastAsia="Be Vietnam Pro" w:hAnsi="Be Vietnam Pro"/>
+                <w:color w:val="101814"/>
+                <w:sz w:val="20"/>
+                <w:szCs w:val="20"/>
+              </w:rPr>
+              <w:t xml:space="preserve"> </w:t>
+            </w:r>
+            <w:r>
+              <w:rPr>
+                <w:rFonts w:ascii="Menlo" w:cs="Menlo" w:eastAsia="Menlo" w:hAnsi="Menlo"/>
+                <w:color w:val="036F3D"/>
+                <w:sz w:val="20"/>
+                <w:szCs w:val="20"/>
+                <w:shd w:fill="F1F5F3" w:color="auto" w:val="clear"/>
+              </w:rPr>
+              <w:t xml:space="preserve">DA3-04</w:t>
+            </w:r>
+            <w:r>
+              <w:rPr>
+                <w:rFonts w:ascii="Be Vietnam Pro" w:cs="Be Vietnam Pro" w:eastAsia="Be Vietnam Pro" w:hAnsi="Be Vietnam Pro"/>
+                <w:color w:val="101814"/>
+                <w:sz w:val="20"/>
+                <w:szCs w:val="20"/>
+              </w:rPr>
+              <w:t xml:space="preserve"> </w:t>
+            </w:r>
+            <w:r>
+              <w:rPr>
+                <w:rFonts w:ascii="Menlo" w:cs="Menlo" w:eastAsia="Menlo" w:hAnsi="Menlo"/>
+                <w:color w:val="036F3D"/>
+                <w:sz w:val="20"/>
+                <w:szCs w:val="20"/>
+                <w:shd w:fill="F1F5F3" w:color="auto" w:val="clear"/>
+              </w:rPr>
+              <w:t xml:space="preserve">DA3-05</w:t>
+            </w:r>
+          </w:p>
+        </w:tc>
+        <w:tc>
+          <w:tcPr>
+            <w:tcW w:type="dxa" w:w="2089"/>
+            <w:tcMar>
+              <w:top w:type="dxa" w:w="90"/>
+              <w:left w:type="dxa" w:w="120"/>
+              <w:bottom w:type="dxa" w:w="90"/>
+              <w:right w:type="dxa" w:w="120"/>
+            </w:tcMar>
+            <w:vAlign w:val="center"/>
+          </w:tcPr>
+          <w:p>
+            <w:pPr>
+              <w:spacing w:after="0" w:line="280"/>
+            </w:pPr>
+            <w:r>
+              <w:rPr>
+                <w:rFonts w:ascii="Be Vietnam Pro" w:cs="Be Vietnam Pro" w:eastAsia="Be Vietnam Pro" w:hAnsi="Be Vietnam Pro"/>
+                <w:color w:val="101814"/>
+                <w:sz w:val="20"/>
+                <w:szCs w:val="20"/>
+              </w:rPr>
+              <w:t xml:space="preserve">TC-61, TC-61–TC-70</w:t>
+            </w:r>
+          </w:p>
+        </w:tc>
+      </w:tr>
+      <w:tr>
+        <w:trPr>
+          <w:tblHeader w:val="false"/>
+        </w:trPr>
+        <w:tc>
+          <w:tcPr>
+            <w:tcW w:type="dxa" w:w="1000"/>
+            <w:tcMar>
+              <w:top w:type="dxa" w:w="90"/>
+              <w:left w:type="dxa" w:w="120"/>
+              <w:bottom w:type="dxa" w:w="90"/>
+              <w:right w:type="dxa" w:w="120"/>
+            </w:tcMar>
+            <w:vAlign w:val="center"/>
+          </w:tcPr>
+          <w:p>
+            <w:pPr>
+              <w:spacing w:after="0" w:line="280"/>
+            </w:pPr>
+            <w:r>
+              <w:rPr>
+                <w:rFonts w:ascii="Menlo" w:cs="Menlo" w:eastAsia="Menlo" w:hAnsi="Menlo"/>
+                <w:color w:val="036F3D"/>
+                <w:sz w:val="20"/>
+                <w:szCs w:val="20"/>
+                <w:shd w:fill="F1F5F3" w:color="auto" w:val="clear"/>
+              </w:rPr>
+              <w:t xml:space="preserve">YC-31</w:t>
+            </w:r>
+          </w:p>
+        </w:tc>
+        <w:tc>
+          <w:tcPr>
+            <w:tcW w:type="dxa" w:w="4600"/>
+            <w:tcMar>
+              <w:top w:type="dxa" w:w="90"/>
+              <w:left w:type="dxa" w:w="120"/>
+              <w:bottom w:type="dxa" w:w="90"/>
+              <w:right w:type="dxa" w:w="120"/>
+            </w:tcMar>
+            <w:vAlign w:val="center"/>
+          </w:tcPr>
+          <w:p>
+            <w:pPr>
+              <w:spacing w:after="0" w:line="280"/>
+            </w:pPr>
+            <w:r>
+              <w:rPr>
+                <w:rFonts w:ascii="Be Vietnam Pro" w:cs="Be Vietnam Pro" w:eastAsia="Be Vietnam Pro" w:hAnsi="Be Vietnam Pro"/>
+                <w:color w:val="101814"/>
+                <w:sz w:val="20"/>
+                <w:szCs w:val="20"/>
+              </w:rPr>
+              <w:t xml:space="preserve">Bóc tách nội dung nhiều định dạng</w:t>
+            </w:r>
+          </w:p>
+        </w:tc>
+        <w:tc>
+          <w:tcPr>
+            <w:tcW w:type="dxa" w:w="1671"/>
+            <w:tcMar>
+              <w:top w:type="dxa" w:w="90"/>
+              <w:left w:type="dxa" w:w="120"/>
+              <w:bottom w:type="dxa" w:w="90"/>
+              <w:right w:type="dxa" w:w="120"/>
+            </w:tcMar>
+            <w:vAlign w:val="center"/>
+          </w:tcPr>
+          <w:p>
+            <w:pPr>
+              <w:spacing w:after="0" w:line="280"/>
+            </w:pPr>
+            <w:r>
+              <w:rPr>
+                <w:rFonts w:ascii="Menlo" w:cs="Menlo" w:eastAsia="Menlo" w:hAnsi="Menlo"/>
+                <w:color w:val="036F3D"/>
+                <w:sz w:val="20"/>
+                <w:szCs w:val="20"/>
+                <w:shd w:fill="F1F5F3" w:color="auto" w:val="clear"/>
+              </w:rPr>
+              <w:t xml:space="preserve">DA3-03</w:t>
+            </w:r>
+            <w:r>
+              <w:rPr>
+                <w:rFonts w:ascii="Be Vietnam Pro" w:cs="Be Vietnam Pro" w:eastAsia="Be Vietnam Pro" w:hAnsi="Be Vietnam Pro"/>
+                <w:color w:val="101814"/>
+                <w:sz w:val="20"/>
+                <w:szCs w:val="20"/>
+              </w:rPr>
+              <w:t xml:space="preserve"> </w:t>
+            </w:r>
+            <w:r>
+              <w:rPr>
+                <w:rFonts w:ascii="Menlo" w:cs="Menlo" w:eastAsia="Menlo" w:hAnsi="Menlo"/>
+                <w:color w:val="036F3D"/>
+                <w:sz w:val="20"/>
+                <w:szCs w:val="20"/>
+                <w:shd w:fill="F1F5F3" w:color="auto" w:val="clear"/>
+              </w:rPr>
+              <w:t xml:space="preserve">DA3-04</w:t>
+            </w:r>
+            <w:r>
+              <w:rPr>
+                <w:rFonts w:ascii="Be Vietnam Pro" w:cs="Be Vietnam Pro" w:eastAsia="Be Vietnam Pro" w:hAnsi="Be Vietnam Pro"/>
+                <w:color w:val="101814"/>
+                <w:sz w:val="20"/>
+                <w:szCs w:val="20"/>
+              </w:rPr>
+              <w:t xml:space="preserve"> </w:t>
+            </w:r>
+            <w:r>
+              <w:rPr>
+                <w:rFonts w:ascii="Menlo" w:cs="Menlo" w:eastAsia="Menlo" w:hAnsi="Menlo"/>
+                <w:color w:val="036F3D"/>
+                <w:sz w:val="20"/>
+                <w:szCs w:val="20"/>
+                <w:shd w:fill="F1F5F3" w:color="auto" w:val="clear"/>
+              </w:rPr>
+              <w:t xml:space="preserve">DA3-05</w:t>
+            </w:r>
+          </w:p>
+        </w:tc>
+        <w:tc>
+          <w:tcPr>
+            <w:tcW w:type="dxa" w:w="2089"/>
+            <w:tcMar>
+              <w:top w:type="dxa" w:w="90"/>
+              <w:left w:type="dxa" w:w="120"/>
+              <w:bottom w:type="dxa" w:w="90"/>
+              <w:right w:type="dxa" w:w="120"/>
+            </w:tcMar>
+            <w:vAlign w:val="center"/>
+          </w:tcPr>
+          <w:p>
+            <w:pPr>
+              <w:spacing w:after="0" w:line="280"/>
+            </w:pPr>
+            <w:r>
+              <w:rPr>
+                <w:rFonts w:ascii="Be Vietnam Pro" w:cs="Be Vietnam Pro" w:eastAsia="Be Vietnam Pro" w:hAnsi="Be Vietnam Pro"/>
+                <w:color w:val="101814"/>
+                <w:sz w:val="20"/>
+                <w:szCs w:val="20"/>
+              </w:rPr>
+              <w:t xml:space="preserve">TC-61–TC-70, TC-62</w:t>
+            </w:r>
+          </w:p>
+        </w:tc>
+      </w:tr>
+      <w:tr>
+        <w:trPr>
+          <w:tblHeader w:val="false"/>
+        </w:trPr>
+        <w:tc>
+          <w:tcPr>
+            <w:tcW w:type="dxa" w:w="1000"/>
+            <w:tcMar>
+              <w:top w:type="dxa" w:w="90"/>
+              <w:left w:type="dxa" w:w="120"/>
+              <w:bottom w:type="dxa" w:w="90"/>
+              <w:right w:type="dxa" w:w="120"/>
+            </w:tcMar>
+            <w:vAlign w:val="center"/>
+          </w:tcPr>
+          <w:p>
+            <w:pPr>
+              <w:spacing w:after="0" w:line="280"/>
+            </w:pPr>
+            <w:r>
+              <w:rPr>
+                <w:rFonts w:ascii="Menlo" w:cs="Menlo" w:eastAsia="Menlo" w:hAnsi="Menlo"/>
+                <w:color w:val="036F3D"/>
+                <w:sz w:val="20"/>
+                <w:szCs w:val="20"/>
+                <w:shd w:fill="F1F5F3" w:color="auto" w:val="clear"/>
+              </w:rPr>
+              <w:t xml:space="preserve">YC-32</w:t>
+            </w:r>
+          </w:p>
+        </w:tc>
+        <w:tc>
+          <w:tcPr>
+            <w:tcW w:type="dxa" w:w="4600"/>
+            <w:tcMar>
+              <w:top w:type="dxa" w:w="90"/>
+              <w:left w:type="dxa" w:w="120"/>
+              <w:bottom w:type="dxa" w:w="90"/>
+              <w:right w:type="dxa" w:w="120"/>
+            </w:tcMar>
+            <w:vAlign w:val="center"/>
+          </w:tcPr>
+          <w:p>
+            <w:pPr>
+              <w:spacing w:after="0" w:line="280"/>
+            </w:pPr>
+            <w:r>
+              <w:rPr>
+                <w:rFonts w:ascii="Be Vietnam Pro" w:cs="Be Vietnam Pro" w:eastAsia="Be Vietnam Pro" w:hAnsi="Be Vietnam Pro"/>
+                <w:color w:val="101814"/>
+                <w:sz w:val="20"/>
+                <w:szCs w:val="20"/>
+              </w:rPr>
+              <w:t xml:space="preserve">Đọc chữ trong ảnh và tài liệu scan</w:t>
+            </w:r>
+          </w:p>
+        </w:tc>
+        <w:tc>
+          <w:tcPr>
+            <w:tcW w:type="dxa" w:w="1671"/>
+            <w:tcMar>
+              <w:top w:type="dxa" w:w="90"/>
+              <w:left w:type="dxa" w:w="120"/>
+              <w:bottom w:type="dxa" w:w="90"/>
+              <w:right w:type="dxa" w:w="120"/>
+            </w:tcMar>
+            <w:vAlign w:val="center"/>
+          </w:tcPr>
+          <w:p>
+            <w:pPr>
+              <w:spacing w:after="0" w:line="280"/>
+            </w:pPr>
+            <w:r>
+              <w:rPr>
+                <w:rFonts w:ascii="Menlo" w:cs="Menlo" w:eastAsia="Menlo" w:hAnsi="Menlo"/>
+                <w:color w:val="036F3D"/>
+                <w:sz w:val="20"/>
+                <w:szCs w:val="20"/>
+                <w:shd w:fill="F1F5F3" w:color="auto" w:val="clear"/>
+              </w:rPr>
+              <w:t xml:space="preserve">DA3-03</w:t>
+            </w:r>
+            <w:r>
+              <w:rPr>
+                <w:rFonts w:ascii="Be Vietnam Pro" w:cs="Be Vietnam Pro" w:eastAsia="Be Vietnam Pro" w:hAnsi="Be Vietnam Pro"/>
+                <w:color w:val="101814"/>
+                <w:sz w:val="20"/>
+                <w:szCs w:val="20"/>
+              </w:rPr>
+              <w:t xml:space="preserve"> </w:t>
+            </w:r>
+            <w:r>
+              <w:rPr>
+                <w:rFonts w:ascii="Menlo" w:cs="Menlo" w:eastAsia="Menlo" w:hAnsi="Menlo"/>
+                <w:color w:val="036F3D"/>
+                <w:sz w:val="20"/>
+                <w:szCs w:val="20"/>
+                <w:shd w:fill="F1F5F3" w:color="auto" w:val="clear"/>
+              </w:rPr>
+              <w:t xml:space="preserve">DA3-04</w:t>
+            </w:r>
+            <w:r>
+              <w:rPr>
+                <w:rFonts w:ascii="Be Vietnam Pro" w:cs="Be Vietnam Pro" w:eastAsia="Be Vietnam Pro" w:hAnsi="Be Vietnam Pro"/>
+                <w:color w:val="101814"/>
+                <w:sz w:val="20"/>
+                <w:szCs w:val="20"/>
+              </w:rPr>
+              <w:t xml:space="preserve"> </w:t>
+            </w:r>
+            <w:r>
+              <w:rPr>
+                <w:rFonts w:ascii="Menlo" w:cs="Menlo" w:eastAsia="Menlo" w:hAnsi="Menlo"/>
+                <w:color w:val="036F3D"/>
+                <w:sz w:val="20"/>
+                <w:szCs w:val="20"/>
+                <w:shd w:fill="F1F5F3" w:color="auto" w:val="clear"/>
+              </w:rPr>
+              <w:t xml:space="preserve">DA3-05</w:t>
+            </w:r>
+          </w:p>
+        </w:tc>
+        <w:tc>
+          <w:tcPr>
+            <w:tcW w:type="dxa" w:w="2089"/>
+            <w:tcMar>
+              <w:top w:type="dxa" w:w="90"/>
+              <w:left w:type="dxa" w:w="120"/>
+              <w:bottom w:type="dxa" w:w="90"/>
+              <w:right w:type="dxa" w:w="120"/>
+            </w:tcMar>
+            <w:vAlign w:val="center"/>
+          </w:tcPr>
+          <w:p>
+            <w:pPr>
+              <w:spacing w:after="0" w:line="280"/>
+            </w:pPr>
+            <w:r>
+              <w:rPr>
+                <w:rFonts w:ascii="Be Vietnam Pro" w:cs="Be Vietnam Pro" w:eastAsia="Be Vietnam Pro" w:hAnsi="Be Vietnam Pro"/>
+                <w:color w:val="101814"/>
+                <w:sz w:val="20"/>
+                <w:szCs w:val="20"/>
+              </w:rPr>
+              <w:t xml:space="preserve">TC-61–TC-70, TC-63</w:t>
+            </w:r>
+          </w:p>
+        </w:tc>
+      </w:tr>
+      <w:tr>
+        <w:trPr>
+          <w:tblHeader w:val="false"/>
+        </w:trPr>
+        <w:tc>
+          <w:tcPr>
+            <w:tcW w:type="dxa" w:w="1000"/>
+            <w:tcMar>
+              <w:top w:type="dxa" w:w="90"/>
+              <w:left w:type="dxa" w:w="120"/>
+              <w:bottom w:type="dxa" w:w="90"/>
+              <w:right w:type="dxa" w:w="120"/>
+            </w:tcMar>
+            <w:vAlign w:val="center"/>
+          </w:tcPr>
+          <w:p>
+            <w:pPr>
+              <w:spacing w:after="0" w:line="280"/>
+            </w:pPr>
+            <w:r>
+              <w:rPr>
+                <w:rFonts w:ascii="Menlo" w:cs="Menlo" w:eastAsia="Menlo" w:hAnsi="Menlo"/>
+                <w:color w:val="036F3D"/>
+                <w:sz w:val="20"/>
+                <w:szCs w:val="20"/>
+                <w:shd w:fill="F1F5F3" w:color="auto" w:val="clear"/>
+              </w:rPr>
+              <w:t xml:space="preserve">YC-33</w:t>
+            </w:r>
+          </w:p>
+        </w:tc>
+        <w:tc>
+          <w:tcPr>
+            <w:tcW w:type="dxa" w:w="4600"/>
+            <w:tcMar>
+              <w:top w:type="dxa" w:w="90"/>
+              <w:left w:type="dxa" w:w="120"/>
+              <w:bottom w:type="dxa" w:w="90"/>
+              <w:right w:type="dxa" w:w="120"/>
+            </w:tcMar>
+            <w:vAlign w:val="center"/>
+          </w:tcPr>
+          <w:p>
+            <w:pPr>
+              <w:spacing w:after="0" w:line="280"/>
+            </w:pPr>
+            <w:r>
+              <w:rPr>
+                <w:rFonts w:ascii="Be Vietnam Pro" w:cs="Be Vietnam Pro" w:eastAsia="Be Vietnam Pro" w:hAnsi="Be Vietnam Pro"/>
+                <w:color w:val="101814"/>
+                <w:sz w:val="20"/>
+                <w:szCs w:val="20"/>
+              </w:rPr>
+              <w:t xml:space="preserve">Cắt tài liệu thành đoạn, sinh vectơ, nạp vào kho</w:t>
+            </w:r>
+          </w:p>
+        </w:tc>
+        <w:tc>
+          <w:tcPr>
+            <w:tcW w:type="dxa" w:w="1671"/>
+            <w:tcMar>
+              <w:top w:type="dxa" w:w="90"/>
+              <w:left w:type="dxa" w:w="120"/>
+              <w:bottom w:type="dxa" w:w="90"/>
+              <w:right w:type="dxa" w:w="120"/>
+            </w:tcMar>
+            <w:vAlign w:val="center"/>
+          </w:tcPr>
+          <w:p>
+            <w:pPr>
+              <w:spacing w:after="0" w:line="280"/>
+            </w:pPr>
+            <w:r>
+              <w:rPr>
+                <w:rFonts w:ascii="Menlo" w:cs="Menlo" w:eastAsia="Menlo" w:hAnsi="Menlo"/>
+                <w:color w:val="036F3D"/>
+                <w:sz w:val="20"/>
+                <w:szCs w:val="20"/>
+                <w:shd w:fill="F1F5F3" w:color="auto" w:val="clear"/>
+              </w:rPr>
+              <w:t xml:space="preserve">DA3-03</w:t>
+            </w:r>
+            <w:r>
+              <w:rPr>
+                <w:rFonts w:ascii="Be Vietnam Pro" w:cs="Be Vietnam Pro" w:eastAsia="Be Vietnam Pro" w:hAnsi="Be Vietnam Pro"/>
+                <w:color w:val="101814"/>
+                <w:sz w:val="20"/>
+                <w:szCs w:val="20"/>
+              </w:rPr>
+              <w:t xml:space="preserve"> </w:t>
+            </w:r>
+            <w:r>
+              <w:rPr>
+                <w:rFonts w:ascii="Menlo" w:cs="Menlo" w:eastAsia="Menlo" w:hAnsi="Menlo"/>
+                <w:color w:val="036F3D"/>
+                <w:sz w:val="20"/>
+                <w:szCs w:val="20"/>
+                <w:shd w:fill="F1F5F3" w:color="auto" w:val="clear"/>
+              </w:rPr>
+              <w:t xml:space="preserve">DA3-04</w:t>
+            </w:r>
+            <w:r>
+              <w:rPr>
+                <w:rFonts w:ascii="Be Vietnam Pro" w:cs="Be Vietnam Pro" w:eastAsia="Be Vietnam Pro" w:hAnsi="Be Vietnam Pro"/>
+                <w:color w:val="101814"/>
+                <w:sz w:val="20"/>
+                <w:szCs w:val="20"/>
+              </w:rPr>
+              <w:t xml:space="preserve"> </w:t>
+            </w:r>
+            <w:r>
+              <w:rPr>
+                <w:rFonts w:ascii="Menlo" w:cs="Menlo" w:eastAsia="Menlo" w:hAnsi="Menlo"/>
+                <w:color w:val="036F3D"/>
+                <w:sz w:val="20"/>
+                <w:szCs w:val="20"/>
+                <w:shd w:fill="F1F5F3" w:color="auto" w:val="clear"/>
+              </w:rPr>
+              <w:t xml:space="preserve">DA3-05</w:t>
+            </w:r>
+          </w:p>
+        </w:tc>
+        <w:tc>
+          <w:tcPr>
+            <w:tcW w:type="dxa" w:w="2089"/>
+            <w:tcMar>
+              <w:top w:type="dxa" w:w="90"/>
+              <w:left w:type="dxa" w:w="120"/>
+              <w:bottom w:type="dxa" w:w="90"/>
+              <w:right w:type="dxa" w:w="120"/>
+            </w:tcMar>
+            <w:vAlign w:val="center"/>
+          </w:tcPr>
+          <w:p>
+            <w:pPr>
+              <w:spacing w:after="0" w:line="280"/>
+            </w:pPr>
+            <w:r>
+              <w:rPr>
+                <w:rFonts w:ascii="Be Vietnam Pro" w:cs="Be Vietnam Pro" w:eastAsia="Be Vietnam Pro" w:hAnsi="Be Vietnam Pro"/>
+                <w:color w:val="101814"/>
+                <w:sz w:val="20"/>
+                <w:szCs w:val="20"/>
+              </w:rPr>
+              <w:t xml:space="preserve">TC-61–TC-70, TC-64</w:t>
+            </w:r>
+          </w:p>
+        </w:tc>
+      </w:tr>
+      <w:tr>
+        <w:trPr>
+          <w:tblHeader w:val="false"/>
+        </w:trPr>
+        <w:tc>
+          <w:tcPr>
+            <w:tcW w:type="dxa" w:w="1000"/>
+            <w:tcMar>
+              <w:top w:type="dxa" w:w="90"/>
+              <w:left w:type="dxa" w:w="120"/>
+              <w:bottom w:type="dxa" w:w="90"/>
+              <w:right w:type="dxa" w:w="120"/>
+            </w:tcMar>
+            <w:vAlign w:val="center"/>
+          </w:tcPr>
+          <w:p>
+            <w:pPr>
+              <w:spacing w:after="0" w:line="280"/>
+            </w:pPr>
+            <w:r>
+              <w:rPr>
+                <w:rFonts w:ascii="Menlo" w:cs="Menlo" w:eastAsia="Menlo" w:hAnsi="Menlo"/>
+                <w:color w:val="036F3D"/>
+                <w:sz w:val="20"/>
+                <w:szCs w:val="20"/>
+                <w:shd w:fill="F1F5F3" w:color="auto" w:val="clear"/>
+              </w:rPr>
+              <w:t xml:space="preserve">YC-34</w:t>
+            </w:r>
+          </w:p>
+        </w:tc>
+        <w:tc>
+          <w:tcPr>
+            <w:tcW w:type="dxa" w:w="4600"/>
+            <w:tcMar>
+              <w:top w:type="dxa" w:w="90"/>
+              <w:left w:type="dxa" w:w="120"/>
+              <w:bottom w:type="dxa" w:w="90"/>
+              <w:right w:type="dxa" w:w="120"/>
+            </w:tcMar>
+            <w:vAlign w:val="center"/>
+          </w:tcPr>
+          <w:p>
+            <w:pPr>
+              <w:spacing w:after="0" w:line="280"/>
+            </w:pPr>
+            <w:r>
+              <w:rPr>
+                <w:rFonts w:ascii="Be Vietnam Pro" w:cs="Be Vietnam Pro" w:eastAsia="Be Vietnam Pro" w:hAnsi="Be Vietnam Pro"/>
+                <w:color w:val="101814"/>
+                <w:sz w:val="20"/>
+                <w:szCs w:val="20"/>
+              </w:rPr>
+              <w:t xml:space="preserve">Tìm theo ngữ nghĩa, không chỉ khớp từ khoá</w:t>
+            </w:r>
+          </w:p>
+        </w:tc>
+        <w:tc>
+          <w:tcPr>
+            <w:tcW w:type="dxa" w:w="1671"/>
+            <w:tcMar>
+              <w:top w:type="dxa" w:w="90"/>
+              <w:left w:type="dxa" w:w="120"/>
+              <w:bottom w:type="dxa" w:w="90"/>
+              <w:right w:type="dxa" w:w="120"/>
+            </w:tcMar>
+            <w:vAlign w:val="center"/>
+          </w:tcPr>
+          <w:p>
+            <w:pPr>
+              <w:spacing w:after="0" w:line="280"/>
+            </w:pPr>
+            <w:r>
+              <w:rPr>
+                <w:rFonts w:ascii="Menlo" w:cs="Menlo" w:eastAsia="Menlo" w:hAnsi="Menlo"/>
+                <w:color w:val="036F3D"/>
+                <w:sz w:val="20"/>
+                <w:szCs w:val="20"/>
+                <w:shd w:fill="F1F5F3" w:color="auto" w:val="clear"/>
+              </w:rPr>
+              <w:t xml:space="preserve">DA3-03</w:t>
+            </w:r>
+            <w:r>
+              <w:rPr>
+                <w:rFonts w:ascii="Be Vietnam Pro" w:cs="Be Vietnam Pro" w:eastAsia="Be Vietnam Pro" w:hAnsi="Be Vietnam Pro"/>
+                <w:color w:val="101814"/>
+                <w:sz w:val="20"/>
+                <w:szCs w:val="20"/>
+              </w:rPr>
+              <w:t xml:space="preserve"> </w:t>
+            </w:r>
+            <w:r>
+              <w:rPr>
+                <w:rFonts w:ascii="Menlo" w:cs="Menlo" w:eastAsia="Menlo" w:hAnsi="Menlo"/>
+                <w:color w:val="036F3D"/>
+                <w:sz w:val="20"/>
+                <w:szCs w:val="20"/>
+                <w:shd w:fill="F1F5F3" w:color="auto" w:val="clear"/>
+              </w:rPr>
+              <w:t xml:space="preserve">DA3-04</w:t>
+            </w:r>
+            <w:r>
+              <w:rPr>
+                <w:rFonts w:ascii="Be Vietnam Pro" w:cs="Be Vietnam Pro" w:eastAsia="Be Vietnam Pro" w:hAnsi="Be Vietnam Pro"/>
+                <w:color w:val="101814"/>
+                <w:sz w:val="20"/>
+                <w:szCs w:val="20"/>
+              </w:rPr>
+              <w:t xml:space="preserve"> </w:t>
+            </w:r>
+            <w:r>
+              <w:rPr>
+                <w:rFonts w:ascii="Menlo" w:cs="Menlo" w:eastAsia="Menlo" w:hAnsi="Menlo"/>
+                <w:color w:val="036F3D"/>
+                <w:sz w:val="20"/>
+                <w:szCs w:val="20"/>
+                <w:shd w:fill="F1F5F3" w:color="auto" w:val="clear"/>
+              </w:rPr>
+              <w:t xml:space="preserve">DA3-05</w:t>
+            </w:r>
+          </w:p>
+        </w:tc>
+        <w:tc>
+          <w:tcPr>
+            <w:tcW w:type="dxa" w:w="2089"/>
+            <w:tcMar>
+              <w:top w:type="dxa" w:w="90"/>
+              <w:left w:type="dxa" w:w="120"/>
+              <w:bottom w:type="dxa" w:w="90"/>
+              <w:right w:type="dxa" w:w="120"/>
+            </w:tcMar>
+            <w:vAlign w:val="center"/>
+          </w:tcPr>
+          <w:p>
+            <w:pPr>
+              <w:spacing w:after="0" w:line="280"/>
+            </w:pPr>
+            <w:r>
+              <w:rPr>
+                <w:rFonts w:ascii="Be Vietnam Pro" w:cs="Be Vietnam Pro" w:eastAsia="Be Vietnam Pro" w:hAnsi="Be Vietnam Pro"/>
+                <w:color w:val="101814"/>
+                <w:sz w:val="20"/>
+                <w:szCs w:val="20"/>
+              </w:rPr>
+              <w:t xml:space="preserve">TC-61–TC-70, TC-65</w:t>
+            </w:r>
+          </w:p>
+        </w:tc>
+      </w:tr>
+      <w:tr>
+        <w:trPr>
+          <w:tblHeader w:val="false"/>
+        </w:trPr>
+        <w:tc>
+          <w:tcPr>
+            <w:tcW w:type="dxa" w:w="1000"/>
+            <w:tcMar>
+              <w:top w:type="dxa" w:w="90"/>
+              <w:left w:type="dxa" w:w="120"/>
+              <w:bottom w:type="dxa" w:w="90"/>
+              <w:right w:type="dxa" w:w="120"/>
+            </w:tcMar>
+            <w:vAlign w:val="center"/>
+          </w:tcPr>
+          <w:p>
+            <w:pPr>
+              <w:spacing w:after="0" w:line="280"/>
+            </w:pPr>
+            <w:r>
+              <w:rPr>
+                <w:rFonts w:ascii="Menlo" w:cs="Menlo" w:eastAsia="Menlo" w:hAnsi="Menlo"/>
+                <w:color w:val="036F3D"/>
+                <w:sz w:val="20"/>
+                <w:szCs w:val="20"/>
+                <w:shd w:fill="F1F5F3" w:color="auto" w:val="clear"/>
+              </w:rPr>
+              <w:t xml:space="preserve">YC-35</w:t>
+            </w:r>
+          </w:p>
+        </w:tc>
+        <w:tc>
+          <w:tcPr>
+            <w:tcW w:type="dxa" w:w="4600"/>
+            <w:tcMar>
+              <w:top w:type="dxa" w:w="90"/>
+              <w:left w:type="dxa" w:w="120"/>
+              <w:bottom w:type="dxa" w:w="90"/>
+              <w:right w:type="dxa" w:w="120"/>
+            </w:tcMar>
+            <w:vAlign w:val="center"/>
+          </w:tcPr>
+          <w:p>
+            <w:pPr>
+              <w:spacing w:after="0" w:line="280"/>
+            </w:pPr>
+            <w:r>
+              <w:rPr>
+                <w:rFonts w:ascii="Be Vietnam Pro" w:cs="Be Vietnam Pro" w:eastAsia="Be Vietnam Pro" w:hAnsi="Be Vietnam Pro"/>
+                <w:color w:val="101814"/>
+                <w:sz w:val="20"/>
+                <w:szCs w:val="20"/>
+              </w:rPr>
+              <w:t xml:space="preserve">Tách kho tri thức theo miền nghiệp vụ</w:t>
+            </w:r>
+          </w:p>
+        </w:tc>
+        <w:tc>
+          <w:tcPr>
+            <w:tcW w:type="dxa" w:w="1671"/>
+            <w:tcMar>
+              <w:top w:type="dxa" w:w="90"/>
+              <w:left w:type="dxa" w:w="120"/>
+              <w:bottom w:type="dxa" w:w="90"/>
+              <w:right w:type="dxa" w:w="120"/>
+            </w:tcMar>
+            <w:vAlign w:val="center"/>
+          </w:tcPr>
+          <w:p>
+            <w:pPr>
+              <w:spacing w:after="0" w:line="280"/>
+            </w:pPr>
+            <w:r>
+              <w:rPr>
+                <w:rFonts w:ascii="Menlo" w:cs="Menlo" w:eastAsia="Menlo" w:hAnsi="Menlo"/>
+                <w:color w:val="036F3D"/>
+                <w:sz w:val="20"/>
+                <w:szCs w:val="20"/>
+                <w:shd w:fill="F1F5F3" w:color="auto" w:val="clear"/>
+              </w:rPr>
+              <w:t xml:space="preserve">DA3-03</w:t>
+            </w:r>
+            <w:r>
+              <w:rPr>
+                <w:rFonts w:ascii="Be Vietnam Pro" w:cs="Be Vietnam Pro" w:eastAsia="Be Vietnam Pro" w:hAnsi="Be Vietnam Pro"/>
+                <w:color w:val="101814"/>
+                <w:sz w:val="20"/>
+                <w:szCs w:val="20"/>
+              </w:rPr>
+              <w:t xml:space="preserve"> </w:t>
+            </w:r>
+            <w:r>
+              <w:rPr>
+                <w:rFonts w:ascii="Menlo" w:cs="Menlo" w:eastAsia="Menlo" w:hAnsi="Menlo"/>
+                <w:color w:val="036F3D"/>
+                <w:sz w:val="20"/>
+                <w:szCs w:val="20"/>
+                <w:shd w:fill="F1F5F3" w:color="auto" w:val="clear"/>
+              </w:rPr>
+              <w:t xml:space="preserve">DA3-04</w:t>
+            </w:r>
+            <w:r>
+              <w:rPr>
+                <w:rFonts w:ascii="Be Vietnam Pro" w:cs="Be Vietnam Pro" w:eastAsia="Be Vietnam Pro" w:hAnsi="Be Vietnam Pro"/>
+                <w:color w:val="101814"/>
+                <w:sz w:val="20"/>
+                <w:szCs w:val="20"/>
+              </w:rPr>
+              <w:t xml:space="preserve"> </w:t>
+            </w:r>
+            <w:r>
+              <w:rPr>
+                <w:rFonts w:ascii="Menlo" w:cs="Menlo" w:eastAsia="Menlo" w:hAnsi="Menlo"/>
+                <w:color w:val="036F3D"/>
+                <w:sz w:val="20"/>
+                <w:szCs w:val="20"/>
+                <w:shd w:fill="F1F5F3" w:color="auto" w:val="clear"/>
+              </w:rPr>
+              <w:t xml:space="preserve">DA3-05</w:t>
+            </w:r>
+          </w:p>
+        </w:tc>
+        <w:tc>
+          <w:tcPr>
+            <w:tcW w:type="dxa" w:w="2089"/>
+            <w:tcMar>
+              <w:top w:type="dxa" w:w="90"/>
+              <w:left w:type="dxa" w:w="120"/>
+              <w:bottom w:type="dxa" w:w="90"/>
+              <w:right w:type="dxa" w:w="120"/>
+            </w:tcMar>
+            <w:vAlign w:val="center"/>
+          </w:tcPr>
+          <w:p>
+            <w:pPr>
+              <w:spacing w:after="0" w:line="280"/>
+            </w:pPr>
+            <w:r>
+              <w:rPr>
+                <w:rFonts w:ascii="Be Vietnam Pro" w:cs="Be Vietnam Pro" w:eastAsia="Be Vietnam Pro" w:hAnsi="Be Vietnam Pro"/>
+                <w:color w:val="101814"/>
+                <w:sz w:val="20"/>
+                <w:szCs w:val="20"/>
+              </w:rPr>
+              <w:t xml:space="preserve">TC-61–TC-70, TC-66</w:t>
+            </w:r>
+          </w:p>
+        </w:tc>
+      </w:tr>
+      <w:tr>
+        <w:trPr>
+          <w:tblHeader w:val="false"/>
+        </w:trPr>
+        <w:tc>
+          <w:tcPr>
+            <w:tcW w:type="dxa" w:w="1000"/>
+            <w:tcMar>
+              <w:top w:type="dxa" w:w="90"/>
+              <w:left w:type="dxa" w:w="120"/>
+              <w:bottom w:type="dxa" w:w="90"/>
+              <w:right w:type="dxa" w:w="120"/>
+            </w:tcMar>
+            <w:vAlign w:val="center"/>
+          </w:tcPr>
+          <w:p>
+            <w:pPr>
+              <w:spacing w:after="0" w:line="280"/>
+            </w:pPr>
+            <w:r>
+              <w:rPr>
+                <w:rFonts w:ascii="Menlo" w:cs="Menlo" w:eastAsia="Menlo" w:hAnsi="Menlo"/>
+                <w:color w:val="036F3D"/>
+                <w:sz w:val="20"/>
+                <w:szCs w:val="20"/>
+                <w:shd w:fill="F1F5F3" w:color="auto" w:val="clear"/>
+              </w:rPr>
+              <w:t xml:space="preserve">YC-36</w:t>
+            </w:r>
+          </w:p>
+        </w:tc>
+        <w:tc>
+          <w:tcPr>
+            <w:tcW w:type="dxa" w:w="4600"/>
+            <w:tcMar>
+              <w:top w:type="dxa" w:w="90"/>
+              <w:left w:type="dxa" w:w="120"/>
+              <w:bottom w:type="dxa" w:w="90"/>
+              <w:right w:type="dxa" w:w="120"/>
+            </w:tcMar>
+            <w:vAlign w:val="center"/>
+          </w:tcPr>
+          <w:p>
+            <w:pPr>
+              <w:spacing w:after="0" w:line="280"/>
+            </w:pPr>
+            <w:r>
+              <w:rPr>
+                <w:rFonts w:ascii="Be Vietnam Pro" w:cs="Be Vietnam Pro" w:eastAsia="Be Vietnam Pro" w:hAnsi="Be Vietnam Pro"/>
+                <w:color w:val="101814"/>
+                <w:sz w:val="20"/>
+                <w:szCs w:val="20"/>
+              </w:rPr>
+              <w:t xml:space="preserve">Đồng bộ bộ câu hỏi thường gặp</w:t>
+            </w:r>
+          </w:p>
+        </w:tc>
+        <w:tc>
+          <w:tcPr>
+            <w:tcW w:type="dxa" w:w="1671"/>
+            <w:tcMar>
+              <w:top w:type="dxa" w:w="90"/>
+              <w:left w:type="dxa" w:w="120"/>
+              <w:bottom w:type="dxa" w:w="90"/>
+              <w:right w:type="dxa" w:w="120"/>
+            </w:tcMar>
+            <w:vAlign w:val="center"/>
+          </w:tcPr>
+          <w:p>
+            <w:pPr>
+              <w:spacing w:after="0" w:line="280"/>
+            </w:pPr>
+            <w:r>
+              <w:rPr>
+                <w:rFonts w:ascii="Menlo" w:cs="Menlo" w:eastAsia="Menlo" w:hAnsi="Menlo"/>
+                <w:color w:val="036F3D"/>
+                <w:sz w:val="20"/>
+                <w:szCs w:val="20"/>
+                <w:shd w:fill="F1F5F3" w:color="auto" w:val="clear"/>
+              </w:rPr>
+              <w:t xml:space="preserve">DA3-03</w:t>
+            </w:r>
+            <w:r>
+              <w:rPr>
+                <w:rFonts w:ascii="Be Vietnam Pro" w:cs="Be Vietnam Pro" w:eastAsia="Be Vietnam Pro" w:hAnsi="Be Vietnam Pro"/>
+                <w:color w:val="101814"/>
+                <w:sz w:val="20"/>
+                <w:szCs w:val="20"/>
+              </w:rPr>
+              <w:t xml:space="preserve"> </w:t>
+            </w:r>
+            <w:r>
+              <w:rPr>
+                <w:rFonts w:ascii="Menlo" w:cs="Menlo" w:eastAsia="Menlo" w:hAnsi="Menlo"/>
+                <w:color w:val="036F3D"/>
+                <w:sz w:val="20"/>
+                <w:szCs w:val="20"/>
+                <w:shd w:fill="F1F5F3" w:color="auto" w:val="clear"/>
+              </w:rPr>
+              <w:t xml:space="preserve">DA3-04</w:t>
+            </w:r>
+            <w:r>
+              <w:rPr>
+                <w:rFonts w:ascii="Be Vietnam Pro" w:cs="Be Vietnam Pro" w:eastAsia="Be Vietnam Pro" w:hAnsi="Be Vietnam Pro"/>
+                <w:color w:val="101814"/>
+                <w:sz w:val="20"/>
+                <w:szCs w:val="20"/>
+              </w:rPr>
+              <w:t xml:space="preserve"> </w:t>
+            </w:r>
+            <w:r>
+              <w:rPr>
+                <w:rFonts w:ascii="Menlo" w:cs="Menlo" w:eastAsia="Menlo" w:hAnsi="Menlo"/>
+                <w:color w:val="036F3D"/>
+                <w:sz w:val="20"/>
+                <w:szCs w:val="20"/>
+                <w:shd w:fill="F1F5F3" w:color="auto" w:val="clear"/>
+              </w:rPr>
+              <w:t xml:space="preserve">DA3-05</w:t>
+            </w:r>
+          </w:p>
+        </w:tc>
+        <w:tc>
+          <w:tcPr>
+            <w:tcW w:type="dxa" w:w="2089"/>
+            <w:tcMar>
+              <w:top w:type="dxa" w:w="90"/>
+              <w:left w:type="dxa" w:w="120"/>
+              <w:bottom w:type="dxa" w:w="90"/>
+              <w:right w:type="dxa" w:w="120"/>
+            </w:tcMar>
+            <w:vAlign w:val="center"/>
+          </w:tcPr>
+          <w:p>
+            <w:pPr>
+              <w:spacing w:after="0" w:line="280"/>
+            </w:pPr>
+            <w:r>
+              <w:rPr>
+                <w:rFonts w:ascii="Be Vietnam Pro" w:cs="Be Vietnam Pro" w:eastAsia="Be Vietnam Pro" w:hAnsi="Be Vietnam Pro"/>
+                <w:color w:val="101814"/>
+                <w:sz w:val="20"/>
+                <w:szCs w:val="20"/>
+              </w:rPr>
+              <w:t xml:space="preserve">TC-61–TC-70</w:t>
+            </w:r>
+          </w:p>
+        </w:tc>
+      </w:tr>
+      <w:tr>
+        <w:trPr>
+          <w:tblHeader w:val="false"/>
+        </w:trPr>
+        <w:tc>
+          <w:tcPr>
+            <w:tcW w:type="dxa" w:w="1000"/>
+            <w:tcMar>
+              <w:top w:type="dxa" w:w="90"/>
+              <w:left w:type="dxa" w:w="120"/>
+              <w:bottom w:type="dxa" w:w="90"/>
+              <w:right w:type="dxa" w:w="120"/>
+            </w:tcMar>
+            <w:vAlign w:val="center"/>
+          </w:tcPr>
+          <w:p>
+            <w:pPr>
+              <w:spacing w:after="0" w:line="280"/>
+            </w:pPr>
+            <w:r>
+              <w:rPr>
+                <w:rFonts w:ascii="Menlo" w:cs="Menlo" w:eastAsia="Menlo" w:hAnsi="Menlo"/>
+                <w:color w:val="036F3D"/>
+                <w:sz w:val="20"/>
+                <w:szCs w:val="20"/>
+                <w:shd w:fill="F1F5F3" w:color="auto" w:val="clear"/>
+              </w:rPr>
+              <w:t xml:space="preserve">YC-37</w:t>
+            </w:r>
+          </w:p>
+        </w:tc>
+        <w:tc>
+          <w:tcPr>
+            <w:tcW w:type="dxa" w:w="4600"/>
+            <w:tcMar>
+              <w:top w:type="dxa" w:w="90"/>
+              <w:left w:type="dxa" w:w="120"/>
+              <w:bottom w:type="dxa" w:w="90"/>
+              <w:right w:type="dxa" w:w="120"/>
+            </w:tcMar>
+            <w:vAlign w:val="center"/>
+          </w:tcPr>
+          <w:p>
+            <w:pPr>
+              <w:spacing w:after="0" w:line="280"/>
+            </w:pPr>
+            <w:r>
+              <w:rPr>
+                <w:rFonts w:ascii="Be Vietnam Pro" w:cs="Be Vietnam Pro" w:eastAsia="Be Vietnam Pro" w:hAnsi="Be Vietnam Pro"/>
+                <w:color w:val="101814"/>
+                <w:sz w:val="20"/>
+                <w:szCs w:val="20"/>
+              </w:rPr>
+              <w:t xml:space="preserve">Kiểm chứng dữ liệu đã nạp đúng</w:t>
+            </w:r>
+          </w:p>
+        </w:tc>
+        <w:tc>
+          <w:tcPr>
+            <w:tcW w:type="dxa" w:w="1671"/>
+            <w:tcMar>
+              <w:top w:type="dxa" w:w="90"/>
+              <w:left w:type="dxa" w:w="120"/>
+              <w:bottom w:type="dxa" w:w="90"/>
+              <w:right w:type="dxa" w:w="120"/>
+            </w:tcMar>
+            <w:vAlign w:val="center"/>
+          </w:tcPr>
+          <w:p>
+            <w:pPr>
+              <w:spacing w:after="0" w:line="280"/>
+            </w:pPr>
+            <w:r>
+              <w:rPr>
+                <w:rFonts w:ascii="Menlo" w:cs="Menlo" w:eastAsia="Menlo" w:hAnsi="Menlo"/>
+                <w:color w:val="036F3D"/>
+                <w:sz w:val="20"/>
+                <w:szCs w:val="20"/>
+                <w:shd w:fill="F1F5F3" w:color="auto" w:val="clear"/>
+              </w:rPr>
+              <w:t xml:space="preserve">DA3-03</w:t>
+            </w:r>
+            <w:r>
+              <w:rPr>
+                <w:rFonts w:ascii="Be Vietnam Pro" w:cs="Be Vietnam Pro" w:eastAsia="Be Vietnam Pro" w:hAnsi="Be Vietnam Pro"/>
+                <w:color w:val="101814"/>
+                <w:sz w:val="20"/>
+                <w:szCs w:val="20"/>
+              </w:rPr>
+              <w:t xml:space="preserve"> </w:t>
+            </w:r>
+            <w:r>
+              <w:rPr>
+                <w:rFonts w:ascii="Menlo" w:cs="Menlo" w:eastAsia="Menlo" w:hAnsi="Menlo"/>
+                <w:color w:val="036F3D"/>
+                <w:sz w:val="20"/>
+                <w:szCs w:val="20"/>
+                <w:shd w:fill="F1F5F3" w:color="auto" w:val="clear"/>
+              </w:rPr>
+              <w:t xml:space="preserve">DA3-04</w:t>
+            </w:r>
+            <w:r>
+              <w:rPr>
+                <w:rFonts w:ascii="Be Vietnam Pro" w:cs="Be Vietnam Pro" w:eastAsia="Be Vietnam Pro" w:hAnsi="Be Vietnam Pro"/>
+                <w:color w:val="101814"/>
+                <w:sz w:val="20"/>
+                <w:szCs w:val="20"/>
+              </w:rPr>
+              <w:t xml:space="preserve"> </w:t>
+            </w:r>
+            <w:r>
+              <w:rPr>
+                <w:rFonts w:ascii="Menlo" w:cs="Menlo" w:eastAsia="Menlo" w:hAnsi="Menlo"/>
+                <w:color w:val="036F3D"/>
+                <w:sz w:val="20"/>
+                <w:szCs w:val="20"/>
+                <w:shd w:fill="F1F5F3" w:color="auto" w:val="clear"/>
+              </w:rPr>
+              <w:t xml:space="preserve">DA3-05</w:t>
+            </w:r>
+          </w:p>
+        </w:tc>
+        <w:tc>
+          <w:tcPr>
+            <w:tcW w:type="dxa" w:w="2089"/>
+            <w:tcMar>
+              <w:top w:type="dxa" w:w="90"/>
+              <w:left w:type="dxa" w:w="120"/>
+              <w:bottom w:type="dxa" w:w="90"/>
+              <w:right w:type="dxa" w:w="120"/>
+            </w:tcMar>
+            <w:vAlign w:val="center"/>
+          </w:tcPr>
+          <w:p>
+            <w:pPr>
+              <w:spacing w:after="0" w:line="280"/>
+            </w:pPr>
+            <w:r>
+              <w:rPr>
+                <w:rFonts w:ascii="Be Vietnam Pro" w:cs="Be Vietnam Pro" w:eastAsia="Be Vietnam Pro" w:hAnsi="Be Vietnam Pro"/>
+                <w:color w:val="101814"/>
+                <w:sz w:val="20"/>
+                <w:szCs w:val="20"/>
+              </w:rPr>
+              <w:t xml:space="preserve">TC-61–TC-70, TC-67</w:t>
+            </w:r>
+          </w:p>
+        </w:tc>
+      </w:tr>
+      <w:tr>
+        <w:trPr>
+          <w:tblHeader w:val="false"/>
+        </w:trPr>
+        <w:tc>
+          <w:tcPr>
+            <w:tcW w:type="dxa" w:w="1000"/>
+            <w:tcMar>
+              <w:top w:type="dxa" w:w="90"/>
+              <w:left w:type="dxa" w:w="120"/>
+              <w:bottom w:type="dxa" w:w="90"/>
+              <w:right w:type="dxa" w:w="120"/>
+            </w:tcMar>
+            <w:vAlign w:val="center"/>
+          </w:tcPr>
+          <w:p>
+            <w:pPr>
+              <w:spacing w:after="0" w:line="280"/>
+            </w:pPr>
+            <w:r>
+              <w:rPr>
+                <w:rFonts w:ascii="Menlo" w:cs="Menlo" w:eastAsia="Menlo" w:hAnsi="Menlo"/>
+                <w:color w:val="036F3D"/>
+                <w:sz w:val="20"/>
+                <w:szCs w:val="20"/>
+                <w:shd w:fill="F1F5F3" w:color="auto" w:val="clear"/>
+              </w:rPr>
+              <w:t xml:space="preserve">YC-38</w:t>
+            </w:r>
+          </w:p>
+        </w:tc>
+        <w:tc>
+          <w:tcPr>
+            <w:tcW w:type="dxa" w:w="4600"/>
+            <w:tcMar>
+              <w:top w:type="dxa" w:w="90"/>
+              <w:left w:type="dxa" w:w="120"/>
+              <w:bottom w:type="dxa" w:w="90"/>
+              <w:right w:type="dxa" w:w="120"/>
+            </w:tcMar>
+            <w:vAlign w:val="center"/>
+          </w:tcPr>
+          <w:p>
+            <w:pPr>
+              <w:spacing w:after="0" w:line="280"/>
+            </w:pPr>
+            <w:r>
+              <w:rPr>
+                <w:rFonts w:ascii="Be Vietnam Pro" w:cs="Be Vietnam Pro" w:eastAsia="Be Vietnam Pro" w:hAnsi="Be Vietnam Pro"/>
+                <w:color w:val="101814"/>
+                <w:sz w:val="20"/>
+                <w:szCs w:val="20"/>
+              </w:rPr>
+              <w:t xml:space="preserve">Xuất kho tri thức ra tài liệu đọc được để rà soát</w:t>
+            </w:r>
+          </w:p>
+        </w:tc>
+        <w:tc>
+          <w:tcPr>
+            <w:tcW w:type="dxa" w:w="1671"/>
+            <w:tcMar>
+              <w:top w:type="dxa" w:w="90"/>
+              <w:left w:type="dxa" w:w="120"/>
+              <w:bottom w:type="dxa" w:w="90"/>
+              <w:right w:type="dxa" w:w="120"/>
+            </w:tcMar>
+            <w:vAlign w:val="center"/>
+          </w:tcPr>
+          <w:p>
+            <w:pPr>
+              <w:spacing w:after="0" w:line="280"/>
+            </w:pPr>
+            <w:r>
+              <w:rPr>
+                <w:rFonts w:ascii="Menlo" w:cs="Menlo" w:eastAsia="Menlo" w:hAnsi="Menlo"/>
+                <w:color w:val="036F3D"/>
+                <w:sz w:val="20"/>
+                <w:szCs w:val="20"/>
+                <w:shd w:fill="F1F5F3" w:color="auto" w:val="clear"/>
+              </w:rPr>
+              <w:t xml:space="preserve">DA3-03</w:t>
+            </w:r>
+            <w:r>
+              <w:rPr>
+                <w:rFonts w:ascii="Be Vietnam Pro" w:cs="Be Vietnam Pro" w:eastAsia="Be Vietnam Pro" w:hAnsi="Be Vietnam Pro"/>
+                <w:color w:val="101814"/>
+                <w:sz w:val="20"/>
+                <w:szCs w:val="20"/>
+              </w:rPr>
+              <w:t xml:space="preserve"> </w:t>
+            </w:r>
+            <w:r>
+              <w:rPr>
+                <w:rFonts w:ascii="Menlo" w:cs="Menlo" w:eastAsia="Menlo" w:hAnsi="Menlo"/>
+                <w:color w:val="036F3D"/>
+                <w:sz w:val="20"/>
+                <w:szCs w:val="20"/>
+                <w:shd w:fill="F1F5F3" w:color="auto" w:val="clear"/>
+              </w:rPr>
+              <w:t xml:space="preserve">DA3-04</w:t>
+            </w:r>
+            <w:r>
+              <w:rPr>
+                <w:rFonts w:ascii="Be Vietnam Pro" w:cs="Be Vietnam Pro" w:eastAsia="Be Vietnam Pro" w:hAnsi="Be Vietnam Pro"/>
+                <w:color w:val="101814"/>
+                <w:sz w:val="20"/>
+                <w:szCs w:val="20"/>
+              </w:rPr>
+              <w:t xml:space="preserve"> </w:t>
+            </w:r>
+            <w:r>
+              <w:rPr>
+                <w:rFonts w:ascii="Menlo" w:cs="Menlo" w:eastAsia="Menlo" w:hAnsi="Menlo"/>
+                <w:color w:val="036F3D"/>
+                <w:sz w:val="20"/>
+                <w:szCs w:val="20"/>
+                <w:shd w:fill="F1F5F3" w:color="auto" w:val="clear"/>
+              </w:rPr>
+              <w:t xml:space="preserve">DA3-05</w:t>
+            </w:r>
+          </w:p>
+        </w:tc>
+        <w:tc>
+          <w:tcPr>
+            <w:tcW w:type="dxa" w:w="2089"/>
+            <w:tcMar>
+              <w:top w:type="dxa" w:w="90"/>
+              <w:left w:type="dxa" w:w="120"/>
+              <w:bottom w:type="dxa" w:w="90"/>
+              <w:right w:type="dxa" w:w="120"/>
+            </w:tcMar>
+            <w:vAlign w:val="center"/>
+          </w:tcPr>
+          <w:p>
+            <w:pPr>
+              <w:spacing w:after="0" w:line="280"/>
+            </w:pPr>
+            <w:r>
+              <w:rPr>
+                <w:rFonts w:ascii="Be Vietnam Pro" w:cs="Be Vietnam Pro" w:eastAsia="Be Vietnam Pro" w:hAnsi="Be Vietnam Pro"/>
+                <w:color w:val="101814"/>
+                <w:sz w:val="20"/>
+                <w:szCs w:val="20"/>
+              </w:rPr>
+              <w:t xml:space="preserve">TC-61–TC-70, TC-70</w:t>
+            </w:r>
+          </w:p>
+        </w:tc>
+      </w:tr>
+      <w:tr>
+        <w:trPr>
+          <w:tblHeader w:val="false"/>
+        </w:trPr>
+        <w:tc>
+          <w:tcPr>
+            <w:tcW w:type="dxa" w:w="1000"/>
+            <w:tcMar>
+              <w:top w:type="dxa" w:w="90"/>
+              <w:left w:type="dxa" w:w="120"/>
+              <w:bottom w:type="dxa" w:w="90"/>
+              <w:right w:type="dxa" w:w="120"/>
+            </w:tcMar>
+            <w:vAlign w:val="center"/>
+          </w:tcPr>
+          <w:p>
+            <w:pPr>
+              <w:spacing w:after="0" w:line="280"/>
+            </w:pPr>
+            <w:r>
+              <w:rPr>
+                <w:rFonts w:ascii="Menlo" w:cs="Menlo" w:eastAsia="Menlo" w:hAnsi="Menlo"/>
+                <w:color w:val="036F3D"/>
+                <w:sz w:val="20"/>
+                <w:szCs w:val="20"/>
+                <w:shd w:fill="F1F5F3" w:color="auto" w:val="clear"/>
+              </w:rPr>
+              <w:t xml:space="preserve">YC-39</w:t>
+            </w:r>
+          </w:p>
+        </w:tc>
+        <w:tc>
+          <w:tcPr>
+            <w:tcW w:type="dxa" w:w="4600"/>
+            <w:tcMar>
+              <w:top w:type="dxa" w:w="90"/>
+              <w:left w:type="dxa" w:w="120"/>
+              <w:bottom w:type="dxa" w:w="90"/>
+              <w:right w:type="dxa" w:w="120"/>
+            </w:tcMar>
+            <w:vAlign w:val="center"/>
+          </w:tcPr>
+          <w:p>
+            <w:pPr>
+              <w:spacing w:after="0" w:line="280"/>
+            </w:pPr>
+            <w:r>
+              <w:rPr>
+                <w:rFonts w:ascii="Be Vietnam Pro" w:cs="Be Vietnam Pro" w:eastAsia="Be Vietnam Pro" w:hAnsi="Be Vietnam Pro"/>
+                <w:color w:val="101814"/>
+                <w:sz w:val="20"/>
+                <w:szCs w:val="20"/>
+              </w:rPr>
+              <w:t xml:space="preserve">Đệm kết quả câu hỏi lặp lại</w:t>
+            </w:r>
+          </w:p>
+        </w:tc>
+        <w:tc>
+          <w:tcPr>
+            <w:tcW w:type="dxa" w:w="1671"/>
+            <w:tcMar>
+              <w:top w:type="dxa" w:w="90"/>
+              <w:left w:type="dxa" w:w="120"/>
+              <w:bottom w:type="dxa" w:w="90"/>
+              <w:right w:type="dxa" w:w="120"/>
+            </w:tcMar>
+            <w:vAlign w:val="center"/>
+          </w:tcPr>
+          <w:p>
+            <w:pPr>
+              <w:spacing w:after="0" w:line="280"/>
+            </w:pPr>
+            <w:r>
+              <w:rPr>
+                <w:rFonts w:ascii="Menlo" w:cs="Menlo" w:eastAsia="Menlo" w:hAnsi="Menlo"/>
+                <w:color w:val="036F3D"/>
+                <w:sz w:val="20"/>
+                <w:szCs w:val="20"/>
+                <w:shd w:fill="F1F5F3" w:color="auto" w:val="clear"/>
+              </w:rPr>
+              <w:t xml:space="preserve">DA3-03</w:t>
+            </w:r>
+            <w:r>
+              <w:rPr>
+                <w:rFonts w:ascii="Be Vietnam Pro" w:cs="Be Vietnam Pro" w:eastAsia="Be Vietnam Pro" w:hAnsi="Be Vietnam Pro"/>
+                <w:color w:val="101814"/>
+                <w:sz w:val="20"/>
+                <w:szCs w:val="20"/>
+              </w:rPr>
+              <w:t xml:space="preserve"> </w:t>
+            </w:r>
+            <w:r>
+              <w:rPr>
+                <w:rFonts w:ascii="Menlo" w:cs="Menlo" w:eastAsia="Menlo" w:hAnsi="Menlo"/>
+                <w:color w:val="036F3D"/>
+                <w:sz w:val="20"/>
+                <w:szCs w:val="20"/>
+                <w:shd w:fill="F1F5F3" w:color="auto" w:val="clear"/>
+              </w:rPr>
+              <w:t xml:space="preserve">DA3-04</w:t>
+            </w:r>
+            <w:r>
+              <w:rPr>
+                <w:rFonts w:ascii="Be Vietnam Pro" w:cs="Be Vietnam Pro" w:eastAsia="Be Vietnam Pro" w:hAnsi="Be Vietnam Pro"/>
+                <w:color w:val="101814"/>
+                <w:sz w:val="20"/>
+                <w:szCs w:val="20"/>
+              </w:rPr>
+              <w:t xml:space="preserve"> </w:t>
+            </w:r>
+            <w:r>
+              <w:rPr>
+                <w:rFonts w:ascii="Menlo" w:cs="Menlo" w:eastAsia="Menlo" w:hAnsi="Menlo"/>
+                <w:color w:val="036F3D"/>
+                <w:sz w:val="20"/>
+                <w:szCs w:val="20"/>
+                <w:shd w:fill="F1F5F3" w:color="auto" w:val="clear"/>
+              </w:rPr>
+              <w:t xml:space="preserve">DA3-05</w:t>
+            </w:r>
+          </w:p>
+        </w:tc>
+        <w:tc>
+          <w:tcPr>
+            <w:tcW w:type="dxa" w:w="2089"/>
+            <w:tcMar>
+              <w:top w:type="dxa" w:w="90"/>
+              <w:left w:type="dxa" w:w="120"/>
+              <w:bottom w:type="dxa" w:w="90"/>
+              <w:right w:type="dxa" w:w="120"/>
+            </w:tcMar>
+            <w:vAlign w:val="center"/>
+          </w:tcPr>
+          <w:p>
+            <w:pPr>
+              <w:spacing w:after="0" w:line="280"/>
+            </w:pPr>
+            <w:r>
+              <w:rPr>
+                <w:rFonts w:ascii="Be Vietnam Pro" w:cs="Be Vietnam Pro" w:eastAsia="Be Vietnam Pro" w:hAnsi="Be Vietnam Pro"/>
+                <w:color w:val="101814"/>
+                <w:sz w:val="20"/>
+                <w:szCs w:val="20"/>
+              </w:rPr>
+              <w:t xml:space="preserve">TC-61–TC-70</w:t>
+            </w:r>
+          </w:p>
+        </w:tc>
+      </w:tr>
+      <w:tr>
+        <w:trPr>
+          <w:tblHeader w:val="false"/>
+        </w:trPr>
+        <w:tc>
+          <w:tcPr>
+            <w:tcW w:type="dxa" w:w="1000"/>
+            <w:tcMar>
+              <w:top w:type="dxa" w:w="90"/>
+              <w:left w:type="dxa" w:w="120"/>
+              <w:bottom w:type="dxa" w:w="90"/>
+              <w:right w:type="dxa" w:w="120"/>
+            </w:tcMar>
+            <w:vAlign w:val="center"/>
+          </w:tcPr>
+          <w:p>
+            <w:pPr>
+              <w:spacing w:after="0" w:line="280"/>
+            </w:pPr>
+            <w:r>
+              <w:rPr>
+                <w:rFonts w:ascii="Menlo" w:cs="Menlo" w:eastAsia="Menlo" w:hAnsi="Menlo"/>
+                <w:color w:val="036F3D"/>
+                <w:sz w:val="20"/>
+                <w:szCs w:val="20"/>
+                <w:shd w:fill="F1F5F3" w:color="auto" w:val="clear"/>
+              </w:rPr>
+              <w:t xml:space="preserve">YC-40</w:t>
+            </w:r>
+          </w:p>
+        </w:tc>
+        <w:tc>
+          <w:tcPr>
+            <w:tcW w:type="dxa" w:w="4600"/>
+            <w:tcMar>
+              <w:top w:type="dxa" w:w="90"/>
+              <w:left w:type="dxa" w:w="120"/>
+              <w:bottom w:type="dxa" w:w="90"/>
+              <w:right w:type="dxa" w:w="120"/>
+            </w:tcMar>
+            <w:vAlign w:val="center"/>
+          </w:tcPr>
+          <w:p>
+            <w:pPr>
+              <w:spacing w:after="0" w:line="280"/>
+            </w:pPr>
+            <w:r>
+              <w:rPr>
+                <w:rFonts w:ascii="Be Vietnam Pro" w:cs="Be Vietnam Pro" w:eastAsia="Be Vietnam Pro" w:hAnsi="Be Vietnam Pro"/>
+                <w:color w:val="101814"/>
+                <w:sz w:val="20"/>
+                <w:szCs w:val="20"/>
+              </w:rPr>
+              <w:t xml:space="preserve">Tra cứu, so sánh, phân tích sản phẩm</w:t>
+            </w:r>
+          </w:p>
+        </w:tc>
+        <w:tc>
+          <w:tcPr>
+            <w:tcW w:type="dxa" w:w="1671"/>
+            <w:tcMar>
+              <w:top w:type="dxa" w:w="90"/>
+              <w:left w:type="dxa" w:w="120"/>
+              <w:bottom w:type="dxa" w:w="90"/>
+              <w:right w:type="dxa" w:w="120"/>
+            </w:tcMar>
+            <w:vAlign w:val="center"/>
+          </w:tcPr>
+          <w:p>
+            <w:pPr>
+              <w:spacing w:after="0" w:line="280"/>
+            </w:pPr>
+            <w:r>
+              <w:rPr>
+                <w:rFonts w:ascii="Menlo" w:cs="Menlo" w:eastAsia="Menlo" w:hAnsi="Menlo"/>
+                <w:color w:val="036F3D"/>
+                <w:sz w:val="20"/>
+                <w:szCs w:val="20"/>
+                <w:shd w:fill="F1F5F3" w:color="auto" w:val="clear"/>
+              </w:rPr>
+              <w:t xml:space="preserve">DA3-03</w:t>
+            </w:r>
+            <w:r>
+              <w:rPr>
+                <w:rFonts w:ascii="Be Vietnam Pro" w:cs="Be Vietnam Pro" w:eastAsia="Be Vietnam Pro" w:hAnsi="Be Vietnam Pro"/>
+                <w:color w:val="101814"/>
+                <w:sz w:val="20"/>
+                <w:szCs w:val="20"/>
+              </w:rPr>
+              <w:t xml:space="preserve"> </w:t>
+            </w:r>
+            <w:r>
+              <w:rPr>
+                <w:rFonts w:ascii="Menlo" w:cs="Menlo" w:eastAsia="Menlo" w:hAnsi="Menlo"/>
+                <w:color w:val="036F3D"/>
+                <w:sz w:val="20"/>
+                <w:szCs w:val="20"/>
+                <w:shd w:fill="F1F5F3" w:color="auto" w:val="clear"/>
+              </w:rPr>
+              <w:t xml:space="preserve">DA3-04</w:t>
+            </w:r>
+            <w:r>
+              <w:rPr>
+                <w:rFonts w:ascii="Be Vietnam Pro" w:cs="Be Vietnam Pro" w:eastAsia="Be Vietnam Pro" w:hAnsi="Be Vietnam Pro"/>
+                <w:color w:val="101814"/>
+                <w:sz w:val="20"/>
+                <w:szCs w:val="20"/>
+              </w:rPr>
+              <w:t xml:space="preserve"> </w:t>
+            </w:r>
+            <w:r>
+              <w:rPr>
+                <w:rFonts w:ascii="Menlo" w:cs="Menlo" w:eastAsia="Menlo" w:hAnsi="Menlo"/>
+                <w:color w:val="036F3D"/>
+                <w:sz w:val="20"/>
+                <w:szCs w:val="20"/>
+                <w:shd w:fill="F1F5F3" w:color="auto" w:val="clear"/>
+              </w:rPr>
+              <w:t xml:space="preserve">DA3-05</w:t>
+            </w:r>
+          </w:p>
+        </w:tc>
+        <w:tc>
+          <w:tcPr>
+            <w:tcW w:type="dxa" w:w="2089"/>
+            <w:tcMar>
+              <w:top w:type="dxa" w:w="90"/>
+              <w:left w:type="dxa" w:w="120"/>
+              <w:bottom w:type="dxa" w:w="90"/>
+              <w:right w:type="dxa" w:w="120"/>
+            </w:tcMar>
+            <w:vAlign w:val="center"/>
+          </w:tcPr>
+          <w:p>
+            <w:pPr>
+              <w:spacing w:after="0" w:line="280"/>
+            </w:pPr>
+            <w:r>
+              <w:rPr>
+                <w:rFonts w:ascii="Be Vietnam Pro" w:cs="Be Vietnam Pro" w:eastAsia="Be Vietnam Pro" w:hAnsi="Be Vietnam Pro"/>
+                <w:color w:val="101814"/>
+                <w:sz w:val="20"/>
+                <w:szCs w:val="20"/>
+              </w:rPr>
+              <w:t xml:space="preserve">TC-84–TC-91</w:t>
+            </w:r>
+          </w:p>
+        </w:tc>
+      </w:tr>
+      <w:tr>
+        <w:trPr>
+          <w:tblHeader w:val="false"/>
+        </w:trPr>
+        <w:tc>
+          <w:tcPr>
+            <w:tcW w:type="dxa" w:w="1000"/>
+            <w:tcMar>
+              <w:top w:type="dxa" w:w="90"/>
+              <w:left w:type="dxa" w:w="120"/>
+              <w:bottom w:type="dxa" w:w="90"/>
+              <w:right w:type="dxa" w:w="120"/>
+            </w:tcMar>
+            <w:vAlign w:val="center"/>
+          </w:tcPr>
+          <w:p>
+            <w:pPr>
+              <w:spacing w:after="0" w:line="280"/>
+            </w:pPr>
+            <w:r>
+              <w:rPr>
+                <w:rFonts w:ascii="Menlo" w:cs="Menlo" w:eastAsia="Menlo" w:hAnsi="Menlo"/>
+                <w:color w:val="036F3D"/>
+                <w:sz w:val="20"/>
+                <w:szCs w:val="20"/>
+                <w:shd w:fill="F1F5F3" w:color="auto" w:val="clear"/>
+              </w:rPr>
+              <w:t xml:space="preserve">YC-41</w:t>
+            </w:r>
+          </w:p>
+        </w:tc>
+        <w:tc>
+          <w:tcPr>
+            <w:tcW w:type="dxa" w:w="4600"/>
+            <w:tcMar>
+              <w:top w:type="dxa" w:w="90"/>
+              <w:left w:type="dxa" w:w="120"/>
+              <w:bottom w:type="dxa" w:w="90"/>
+              <w:right w:type="dxa" w:w="120"/>
+            </w:tcMar>
+            <w:vAlign w:val="center"/>
+          </w:tcPr>
+          <w:p>
+            <w:pPr>
+              <w:spacing w:after="0" w:line="280"/>
+            </w:pPr>
+            <w:r>
+              <w:rPr>
+                <w:rFonts w:ascii="Be Vietnam Pro" w:cs="Be Vietnam Pro" w:eastAsia="Be Vietnam Pro" w:hAnsi="Be Vietnam Pro"/>
+                <w:color w:val="101814"/>
+                <w:sz w:val="20"/>
+                <w:szCs w:val="20"/>
+              </w:rPr>
+              <w:t xml:space="preserve">Tra cứu khách hàng và lịch sử trao đổi</w:t>
+            </w:r>
+          </w:p>
+        </w:tc>
+        <w:tc>
+          <w:tcPr>
+            <w:tcW w:type="dxa" w:w="1671"/>
+            <w:tcMar>
+              <w:top w:type="dxa" w:w="90"/>
+              <w:left w:type="dxa" w:w="120"/>
+              <w:bottom w:type="dxa" w:w="90"/>
+              <w:right w:type="dxa" w:w="120"/>
+            </w:tcMar>
+            <w:vAlign w:val="center"/>
+          </w:tcPr>
+          <w:p>
+            <w:pPr>
+              <w:spacing w:after="0" w:line="280"/>
+            </w:pPr>
+            <w:r>
+              <w:rPr>
+                <w:rFonts w:ascii="Menlo" w:cs="Menlo" w:eastAsia="Menlo" w:hAnsi="Menlo"/>
+                <w:color w:val="036F3D"/>
+                <w:sz w:val="20"/>
+                <w:szCs w:val="20"/>
+                <w:shd w:fill="F1F5F3" w:color="auto" w:val="clear"/>
+              </w:rPr>
+              <w:t xml:space="preserve">DA3-03</w:t>
+            </w:r>
+            <w:r>
+              <w:rPr>
+                <w:rFonts w:ascii="Be Vietnam Pro" w:cs="Be Vietnam Pro" w:eastAsia="Be Vietnam Pro" w:hAnsi="Be Vietnam Pro"/>
+                <w:color w:val="101814"/>
+                <w:sz w:val="20"/>
+                <w:szCs w:val="20"/>
+              </w:rPr>
+              <w:t xml:space="preserve"> </w:t>
+            </w:r>
+            <w:r>
+              <w:rPr>
+                <w:rFonts w:ascii="Menlo" w:cs="Menlo" w:eastAsia="Menlo" w:hAnsi="Menlo"/>
+                <w:color w:val="036F3D"/>
+                <w:sz w:val="20"/>
+                <w:szCs w:val="20"/>
+                <w:shd w:fill="F1F5F3" w:color="auto" w:val="clear"/>
+              </w:rPr>
+              <w:t xml:space="preserve">DA3-04</w:t>
+            </w:r>
+            <w:r>
+              <w:rPr>
+                <w:rFonts w:ascii="Be Vietnam Pro" w:cs="Be Vietnam Pro" w:eastAsia="Be Vietnam Pro" w:hAnsi="Be Vietnam Pro"/>
+                <w:color w:val="101814"/>
+                <w:sz w:val="20"/>
+                <w:szCs w:val="20"/>
+              </w:rPr>
+              <w:t xml:space="preserve"> </w:t>
+            </w:r>
+            <w:r>
+              <w:rPr>
+                <w:rFonts w:ascii="Menlo" w:cs="Menlo" w:eastAsia="Menlo" w:hAnsi="Menlo"/>
+                <w:color w:val="036F3D"/>
+                <w:sz w:val="20"/>
+                <w:szCs w:val="20"/>
+                <w:shd w:fill="F1F5F3" w:color="auto" w:val="clear"/>
+              </w:rPr>
+              <w:t xml:space="preserve">DA3-05</w:t>
+            </w:r>
+          </w:p>
+        </w:tc>
+        <w:tc>
+          <w:tcPr>
+            <w:tcW w:type="dxa" w:w="2089"/>
+            <w:tcMar>
+              <w:top w:type="dxa" w:w="90"/>
+              <w:left w:type="dxa" w:w="120"/>
+              <w:bottom w:type="dxa" w:w="90"/>
+              <w:right w:type="dxa" w:w="120"/>
+            </w:tcMar>
+            <w:vAlign w:val="center"/>
+          </w:tcPr>
+          <w:p>
+            <w:pPr>
+              <w:spacing w:after="0" w:line="280"/>
+            </w:pPr>
+            <w:r>
+              <w:rPr>
+                <w:rFonts w:ascii="Be Vietnam Pro" w:cs="Be Vietnam Pro" w:eastAsia="Be Vietnam Pro" w:hAnsi="Be Vietnam Pro"/>
+                <w:color w:val="101814"/>
+                <w:sz w:val="20"/>
+                <w:szCs w:val="20"/>
+              </w:rPr>
+              <w:t xml:space="preserve">TC-84–TC-91</w:t>
+            </w:r>
+          </w:p>
+        </w:tc>
+      </w:tr>
+      <w:tr>
+        <w:trPr>
+          <w:tblHeader w:val="false"/>
+        </w:trPr>
+        <w:tc>
+          <w:tcPr>
+            <w:tcW w:type="dxa" w:w="1000"/>
+            <w:tcMar>
+              <w:top w:type="dxa" w:w="90"/>
+              <w:left w:type="dxa" w:w="120"/>
+              <w:bottom w:type="dxa" w:w="90"/>
+              <w:right w:type="dxa" w:w="120"/>
+            </w:tcMar>
+            <w:vAlign w:val="center"/>
+          </w:tcPr>
+          <w:p>
+            <w:pPr>
+              <w:spacing w:after="0" w:line="280"/>
+            </w:pPr>
+            <w:r>
+              <w:rPr>
+                <w:rFonts w:ascii="Menlo" w:cs="Menlo" w:eastAsia="Menlo" w:hAnsi="Menlo"/>
+                <w:color w:val="036F3D"/>
+                <w:sz w:val="20"/>
+                <w:szCs w:val="20"/>
+                <w:shd w:fill="F1F5F3" w:color="auto" w:val="clear"/>
+              </w:rPr>
+              <w:t xml:space="preserve">YC-42</w:t>
+            </w:r>
+          </w:p>
+        </w:tc>
+        <w:tc>
+          <w:tcPr>
+            <w:tcW w:type="dxa" w:w="4600"/>
+            <w:tcMar>
+              <w:top w:type="dxa" w:w="90"/>
+              <w:left w:type="dxa" w:w="120"/>
+              <w:bottom w:type="dxa" w:w="90"/>
+              <w:right w:type="dxa" w:w="120"/>
+            </w:tcMar>
+            <w:vAlign w:val="center"/>
+          </w:tcPr>
+          <w:p>
+            <w:pPr>
+              <w:spacing w:after="0" w:line="280"/>
+            </w:pPr>
+            <w:r>
+              <w:rPr>
+                <w:rFonts w:ascii="Be Vietnam Pro" w:cs="Be Vietnam Pro" w:eastAsia="Be Vietnam Pro" w:hAnsi="Be Vietnam Pro"/>
+                <w:color w:val="101814"/>
+                <w:sz w:val="20"/>
+                <w:szCs w:val="20"/>
+              </w:rPr>
+              <w:t xml:space="preserve">Phân khúc khách hàng</w:t>
+            </w:r>
+          </w:p>
+        </w:tc>
+        <w:tc>
+          <w:tcPr>
+            <w:tcW w:type="dxa" w:w="1671"/>
+            <w:tcMar>
+              <w:top w:type="dxa" w:w="90"/>
+              <w:left w:type="dxa" w:w="120"/>
+              <w:bottom w:type="dxa" w:w="90"/>
+              <w:right w:type="dxa" w:w="120"/>
+            </w:tcMar>
+            <w:vAlign w:val="center"/>
+          </w:tcPr>
+          <w:p>
+            <w:pPr>
+              <w:spacing w:after="0" w:line="280"/>
+            </w:pPr>
+            <w:r>
+              <w:rPr>
+                <w:rFonts w:ascii="Menlo" w:cs="Menlo" w:eastAsia="Menlo" w:hAnsi="Menlo"/>
+                <w:color w:val="036F3D"/>
+                <w:sz w:val="20"/>
+                <w:szCs w:val="20"/>
+                <w:shd w:fill="F1F5F3" w:color="auto" w:val="clear"/>
+              </w:rPr>
+              <w:t xml:space="preserve">DA3-03</w:t>
+            </w:r>
+            <w:r>
+              <w:rPr>
+                <w:rFonts w:ascii="Be Vietnam Pro" w:cs="Be Vietnam Pro" w:eastAsia="Be Vietnam Pro" w:hAnsi="Be Vietnam Pro"/>
+                <w:color w:val="101814"/>
+                <w:sz w:val="20"/>
+                <w:szCs w:val="20"/>
+              </w:rPr>
+              <w:t xml:space="preserve"> </w:t>
+            </w:r>
+            <w:r>
+              <w:rPr>
+                <w:rFonts w:ascii="Menlo" w:cs="Menlo" w:eastAsia="Menlo" w:hAnsi="Menlo"/>
+                <w:color w:val="036F3D"/>
+                <w:sz w:val="20"/>
+                <w:szCs w:val="20"/>
+                <w:shd w:fill="F1F5F3" w:color="auto" w:val="clear"/>
+              </w:rPr>
+              <w:t xml:space="preserve">DA3-04</w:t>
+            </w:r>
+            <w:r>
+              <w:rPr>
+                <w:rFonts w:ascii="Be Vietnam Pro" w:cs="Be Vietnam Pro" w:eastAsia="Be Vietnam Pro" w:hAnsi="Be Vietnam Pro"/>
+                <w:color w:val="101814"/>
+                <w:sz w:val="20"/>
+                <w:szCs w:val="20"/>
+              </w:rPr>
+              <w:t xml:space="preserve"> </w:t>
+            </w:r>
+            <w:r>
+              <w:rPr>
+                <w:rFonts w:ascii="Menlo" w:cs="Menlo" w:eastAsia="Menlo" w:hAnsi="Menlo"/>
+                <w:color w:val="036F3D"/>
+                <w:sz w:val="20"/>
+                <w:szCs w:val="20"/>
+                <w:shd w:fill="F1F5F3" w:color="auto" w:val="clear"/>
+              </w:rPr>
+              <w:t xml:space="preserve">DA3-05</w:t>
+            </w:r>
+          </w:p>
+        </w:tc>
+        <w:tc>
+          <w:tcPr>
+            <w:tcW w:type="dxa" w:w="2089"/>
+            <w:tcMar>
+              <w:top w:type="dxa" w:w="90"/>
+              <w:left w:type="dxa" w:w="120"/>
+              <w:bottom w:type="dxa" w:w="90"/>
+              <w:right w:type="dxa" w:w="120"/>
+            </w:tcMar>
+            <w:vAlign w:val="center"/>
+          </w:tcPr>
+          <w:p>
+            <w:pPr>
+              <w:spacing w:after="0" w:line="280"/>
+            </w:pPr>
+            <w:r>
+              <w:rPr>
+                <w:rFonts w:ascii="Be Vietnam Pro" w:cs="Be Vietnam Pro" w:eastAsia="Be Vietnam Pro" w:hAnsi="Be Vietnam Pro"/>
+                <w:color w:val="101814"/>
+                <w:sz w:val="20"/>
+                <w:szCs w:val="20"/>
+              </w:rPr>
+              <w:t xml:space="preserve">TC-84–TC-91</w:t>
+            </w:r>
+          </w:p>
+        </w:tc>
+      </w:tr>
+      <w:tr>
+        <w:trPr>
+          <w:tblHeader w:val="false"/>
+        </w:trPr>
+        <w:tc>
+          <w:tcPr>
+            <w:tcW w:type="dxa" w:w="1000"/>
+            <w:tcMar>
+              <w:top w:type="dxa" w:w="90"/>
+              <w:left w:type="dxa" w:w="120"/>
+              <w:bottom w:type="dxa" w:w="90"/>
+              <w:right w:type="dxa" w:w="120"/>
+            </w:tcMar>
+            <w:vAlign w:val="center"/>
+          </w:tcPr>
+          <w:p>
+            <w:pPr>
+              <w:spacing w:after="0" w:line="280"/>
+            </w:pPr>
+            <w:r>
+              <w:rPr>
+                <w:rFonts w:ascii="Menlo" w:cs="Menlo" w:eastAsia="Menlo" w:hAnsi="Menlo"/>
+                <w:color w:val="036F3D"/>
+                <w:sz w:val="20"/>
+                <w:szCs w:val="20"/>
+                <w:shd w:fill="F1F5F3" w:color="auto" w:val="clear"/>
+              </w:rPr>
+              <w:t xml:space="preserve">YC-43</w:t>
+            </w:r>
+          </w:p>
+        </w:tc>
+        <w:tc>
+          <w:tcPr>
+            <w:tcW w:type="dxa" w:w="4600"/>
+            <w:tcMar>
+              <w:top w:type="dxa" w:w="90"/>
+              <w:left w:type="dxa" w:w="120"/>
+              <w:bottom w:type="dxa" w:w="90"/>
+              <w:right w:type="dxa" w:w="120"/>
+            </w:tcMar>
+            <w:vAlign w:val="center"/>
+          </w:tcPr>
+          <w:p>
+            <w:pPr>
+              <w:spacing w:after="0" w:line="280"/>
+            </w:pPr>
+            <w:r>
+              <w:rPr>
+                <w:rFonts w:ascii="Be Vietnam Pro" w:cs="Be Vietnam Pro" w:eastAsia="Be Vietnam Pro" w:hAnsi="Be Vietnam Pro"/>
+                <w:color w:val="101814"/>
+                <w:sz w:val="20"/>
+                <w:szCs w:val="20"/>
+              </w:rPr>
+              <w:t xml:space="preserve">Luồng đơn hàng</w:t>
+            </w:r>
+          </w:p>
+        </w:tc>
+        <w:tc>
+          <w:tcPr>
+            <w:tcW w:type="dxa" w:w="1671"/>
+            <w:tcMar>
+              <w:top w:type="dxa" w:w="90"/>
+              <w:left w:type="dxa" w:w="120"/>
+              <w:bottom w:type="dxa" w:w="90"/>
+              <w:right w:type="dxa" w:w="120"/>
+            </w:tcMar>
+            <w:vAlign w:val="center"/>
+          </w:tcPr>
+          <w:p>
+            <w:pPr>
+              <w:spacing w:after="0" w:line="280"/>
+            </w:pPr>
+            <w:r>
+              <w:rPr>
+                <w:rFonts w:ascii="Menlo" w:cs="Menlo" w:eastAsia="Menlo" w:hAnsi="Menlo"/>
+                <w:color w:val="036F3D"/>
+                <w:sz w:val="20"/>
+                <w:szCs w:val="20"/>
+                <w:shd w:fill="F1F5F3" w:color="auto" w:val="clear"/>
+              </w:rPr>
+              <w:t xml:space="preserve">DA3-03</w:t>
+            </w:r>
+            <w:r>
+              <w:rPr>
+                <w:rFonts w:ascii="Be Vietnam Pro" w:cs="Be Vietnam Pro" w:eastAsia="Be Vietnam Pro" w:hAnsi="Be Vietnam Pro"/>
+                <w:color w:val="101814"/>
+                <w:sz w:val="20"/>
+                <w:szCs w:val="20"/>
+              </w:rPr>
+              <w:t xml:space="preserve"> </w:t>
+            </w:r>
+            <w:r>
+              <w:rPr>
+                <w:rFonts w:ascii="Menlo" w:cs="Menlo" w:eastAsia="Menlo" w:hAnsi="Menlo"/>
+                <w:color w:val="036F3D"/>
+                <w:sz w:val="20"/>
+                <w:szCs w:val="20"/>
+                <w:shd w:fill="F1F5F3" w:color="auto" w:val="clear"/>
+              </w:rPr>
+              <w:t xml:space="preserve">DA3-04</w:t>
+            </w:r>
+            <w:r>
+              <w:rPr>
+                <w:rFonts w:ascii="Be Vietnam Pro" w:cs="Be Vietnam Pro" w:eastAsia="Be Vietnam Pro" w:hAnsi="Be Vietnam Pro"/>
+                <w:color w:val="101814"/>
+                <w:sz w:val="20"/>
+                <w:szCs w:val="20"/>
+              </w:rPr>
+              <w:t xml:space="preserve"> </w:t>
+            </w:r>
+            <w:r>
+              <w:rPr>
+                <w:rFonts w:ascii="Menlo" w:cs="Menlo" w:eastAsia="Menlo" w:hAnsi="Menlo"/>
+                <w:color w:val="036F3D"/>
+                <w:sz w:val="20"/>
+                <w:szCs w:val="20"/>
+                <w:shd w:fill="F1F5F3" w:color="auto" w:val="clear"/>
+              </w:rPr>
+              <w:t xml:space="preserve">DA3-05</w:t>
+            </w:r>
+          </w:p>
+        </w:tc>
+        <w:tc>
+          <w:tcPr>
+            <w:tcW w:type="dxa" w:w="2089"/>
+            <w:tcMar>
+              <w:top w:type="dxa" w:w="90"/>
+              <w:left w:type="dxa" w:w="120"/>
+              <w:bottom w:type="dxa" w:w="90"/>
+              <w:right w:type="dxa" w:w="120"/>
+            </w:tcMar>
+            <w:vAlign w:val="center"/>
+          </w:tcPr>
+          <w:p>
+            <w:pPr>
+              <w:spacing w:after="0" w:line="280"/>
+            </w:pPr>
+            <w:r>
+              <w:rPr>
+                <w:rFonts w:ascii="Be Vietnam Pro" w:cs="Be Vietnam Pro" w:eastAsia="Be Vietnam Pro" w:hAnsi="Be Vietnam Pro"/>
+                <w:color w:val="101814"/>
+                <w:sz w:val="20"/>
+                <w:szCs w:val="20"/>
+              </w:rPr>
+              <w:t xml:space="preserve">TC-84–TC-91</w:t>
+            </w:r>
+          </w:p>
+        </w:tc>
+      </w:tr>
+      <w:tr>
+        <w:trPr>
+          <w:tblHeader w:val="false"/>
+        </w:trPr>
+        <w:tc>
+          <w:tcPr>
+            <w:tcW w:type="dxa" w:w="1000"/>
+            <w:tcMar>
+              <w:top w:type="dxa" w:w="90"/>
+              <w:left w:type="dxa" w:w="120"/>
+              <w:bottom w:type="dxa" w:w="90"/>
+              <w:right w:type="dxa" w:w="120"/>
+            </w:tcMar>
+            <w:vAlign w:val="center"/>
+          </w:tcPr>
+          <w:p>
+            <w:pPr>
+              <w:spacing w:after="0" w:line="280"/>
+            </w:pPr>
+            <w:r>
+              <w:rPr>
+                <w:rFonts w:ascii="Menlo" w:cs="Menlo" w:eastAsia="Menlo" w:hAnsi="Menlo"/>
+                <w:color w:val="036F3D"/>
+                <w:sz w:val="20"/>
+                <w:szCs w:val="20"/>
+                <w:shd w:fill="F1F5F3" w:color="auto" w:val="clear"/>
+              </w:rPr>
+              <w:t xml:space="preserve">YC-44</w:t>
+            </w:r>
+          </w:p>
+        </w:tc>
+        <w:tc>
+          <w:tcPr>
+            <w:tcW w:type="dxa" w:w="4600"/>
+            <w:tcMar>
+              <w:top w:type="dxa" w:w="90"/>
+              <w:left w:type="dxa" w:w="120"/>
+              <w:bottom w:type="dxa" w:w="90"/>
+              <w:right w:type="dxa" w:w="120"/>
+            </w:tcMar>
+            <w:vAlign w:val="center"/>
+          </w:tcPr>
+          <w:p>
+            <w:pPr>
+              <w:spacing w:after="0" w:line="280"/>
+            </w:pPr>
+            <w:r>
+              <w:rPr>
+                <w:rFonts w:ascii="Be Vietnam Pro" w:cs="Be Vietnam Pro" w:eastAsia="Be Vietnam Pro" w:hAnsi="Be Vietnam Pro"/>
+                <w:color w:val="101814"/>
+                <w:sz w:val="20"/>
+                <w:szCs w:val="20"/>
+              </w:rPr>
+              <w:t xml:space="preserve">Biểu mẫu phê duyệt</w:t>
+            </w:r>
+          </w:p>
+        </w:tc>
+        <w:tc>
+          <w:tcPr>
+            <w:tcW w:type="dxa" w:w="1671"/>
+            <w:tcMar>
+              <w:top w:type="dxa" w:w="90"/>
+              <w:left w:type="dxa" w:w="120"/>
+              <w:bottom w:type="dxa" w:w="90"/>
+              <w:right w:type="dxa" w:w="120"/>
+            </w:tcMar>
+            <w:vAlign w:val="center"/>
+          </w:tcPr>
+          <w:p>
+            <w:pPr>
+              <w:spacing w:after="0" w:line="280"/>
+            </w:pPr>
+            <w:r>
+              <w:rPr>
+                <w:rFonts w:ascii="Menlo" w:cs="Menlo" w:eastAsia="Menlo" w:hAnsi="Menlo"/>
+                <w:color w:val="036F3D"/>
+                <w:sz w:val="20"/>
+                <w:szCs w:val="20"/>
+                <w:shd w:fill="F1F5F3" w:color="auto" w:val="clear"/>
+              </w:rPr>
+              <w:t xml:space="preserve">DA3-03</w:t>
+            </w:r>
+            <w:r>
+              <w:rPr>
+                <w:rFonts w:ascii="Be Vietnam Pro" w:cs="Be Vietnam Pro" w:eastAsia="Be Vietnam Pro" w:hAnsi="Be Vietnam Pro"/>
+                <w:color w:val="101814"/>
+                <w:sz w:val="20"/>
+                <w:szCs w:val="20"/>
+              </w:rPr>
+              <w:t xml:space="preserve"> </w:t>
+            </w:r>
+            <w:r>
+              <w:rPr>
+                <w:rFonts w:ascii="Menlo" w:cs="Menlo" w:eastAsia="Menlo" w:hAnsi="Menlo"/>
+                <w:color w:val="036F3D"/>
+                <w:sz w:val="20"/>
+                <w:szCs w:val="20"/>
+                <w:shd w:fill="F1F5F3" w:color="auto" w:val="clear"/>
+              </w:rPr>
+              <w:t xml:space="preserve">DA3-04</w:t>
+            </w:r>
+            <w:r>
+              <w:rPr>
+                <w:rFonts w:ascii="Be Vietnam Pro" w:cs="Be Vietnam Pro" w:eastAsia="Be Vietnam Pro" w:hAnsi="Be Vietnam Pro"/>
+                <w:color w:val="101814"/>
+                <w:sz w:val="20"/>
+                <w:szCs w:val="20"/>
+              </w:rPr>
+              <w:t xml:space="preserve"> </w:t>
+            </w:r>
+            <w:r>
+              <w:rPr>
+                <w:rFonts w:ascii="Menlo" w:cs="Menlo" w:eastAsia="Menlo" w:hAnsi="Menlo"/>
+                <w:color w:val="036F3D"/>
+                <w:sz w:val="20"/>
+                <w:szCs w:val="20"/>
+                <w:shd w:fill="F1F5F3" w:color="auto" w:val="clear"/>
+              </w:rPr>
+              <w:t xml:space="preserve">DA3-05</w:t>
+            </w:r>
+          </w:p>
+        </w:tc>
+        <w:tc>
+          <w:tcPr>
+            <w:tcW w:type="dxa" w:w="2089"/>
+            <w:tcMar>
+              <w:top w:type="dxa" w:w="90"/>
+              <w:left w:type="dxa" w:w="120"/>
+              <w:bottom w:type="dxa" w:w="90"/>
+              <w:right w:type="dxa" w:w="120"/>
+            </w:tcMar>
+            <w:vAlign w:val="center"/>
+          </w:tcPr>
+          <w:p>
+            <w:pPr>
+              <w:spacing w:after="0" w:line="280"/>
+            </w:pPr>
+            <w:r>
+              <w:rPr>
+                <w:rFonts w:ascii="Be Vietnam Pro" w:cs="Be Vietnam Pro" w:eastAsia="Be Vietnam Pro" w:hAnsi="Be Vietnam Pro"/>
+                <w:color w:val="101814"/>
+                <w:sz w:val="20"/>
+                <w:szCs w:val="20"/>
+              </w:rPr>
+              <w:t xml:space="preserve">TC-84–TC-91</w:t>
+            </w:r>
+          </w:p>
+        </w:tc>
+      </w:tr>
+      <w:tr>
+        <w:trPr>
+          <w:tblHeader w:val="false"/>
+        </w:trPr>
+        <w:tc>
+          <w:tcPr>
+            <w:tcW w:type="dxa" w:w="1000"/>
+            <w:tcMar>
+              <w:top w:type="dxa" w:w="90"/>
+              <w:left w:type="dxa" w:w="120"/>
+              <w:bottom w:type="dxa" w:w="90"/>
+              <w:right w:type="dxa" w:w="120"/>
+            </w:tcMar>
+            <w:vAlign w:val="center"/>
+          </w:tcPr>
+          <w:p>
+            <w:pPr>
+              <w:spacing w:after="0" w:line="280"/>
+            </w:pPr>
+            <w:r>
+              <w:rPr>
+                <w:rFonts w:ascii="Menlo" w:cs="Menlo" w:eastAsia="Menlo" w:hAnsi="Menlo"/>
+                <w:color w:val="036F3D"/>
+                <w:sz w:val="20"/>
+                <w:szCs w:val="20"/>
+                <w:shd w:fill="F1F5F3" w:color="auto" w:val="clear"/>
+              </w:rPr>
+              <w:t xml:space="preserve">YC-45</w:t>
+            </w:r>
+          </w:p>
+        </w:tc>
+        <w:tc>
+          <w:tcPr>
+            <w:tcW w:type="dxa" w:w="4600"/>
+            <w:tcMar>
+              <w:top w:type="dxa" w:w="90"/>
+              <w:left w:type="dxa" w:w="120"/>
+              <w:bottom w:type="dxa" w:w="90"/>
+              <w:right w:type="dxa" w:w="120"/>
+            </w:tcMar>
+            <w:vAlign w:val="center"/>
+          </w:tcPr>
+          <w:p>
+            <w:pPr>
+              <w:spacing w:after="0" w:line="280"/>
+            </w:pPr>
+            <w:r>
+              <w:rPr>
+                <w:rFonts w:ascii="Be Vietnam Pro" w:cs="Be Vietnam Pro" w:eastAsia="Be Vietnam Pro" w:hAnsi="Be Vietnam Pro"/>
+                <w:color w:val="101814"/>
+                <w:sz w:val="20"/>
+                <w:szCs w:val="20"/>
+              </w:rPr>
+              <w:t xml:space="preserve">Thông báo nội bộ</w:t>
+            </w:r>
+          </w:p>
+        </w:tc>
+        <w:tc>
+          <w:tcPr>
+            <w:tcW w:type="dxa" w:w="1671"/>
+            <w:tcMar>
+              <w:top w:type="dxa" w:w="90"/>
+              <w:left w:type="dxa" w:w="120"/>
+              <w:bottom w:type="dxa" w:w="90"/>
+              <w:right w:type="dxa" w:w="120"/>
+            </w:tcMar>
+            <w:vAlign w:val="center"/>
+          </w:tcPr>
+          <w:p>
+            <w:pPr>
+              <w:spacing w:after="0" w:line="280"/>
+            </w:pPr>
+            <w:r>
+              <w:rPr>
+                <w:rFonts w:ascii="Menlo" w:cs="Menlo" w:eastAsia="Menlo" w:hAnsi="Menlo"/>
+                <w:color w:val="036F3D"/>
+                <w:sz w:val="20"/>
+                <w:szCs w:val="20"/>
+                <w:shd w:fill="F1F5F3" w:color="auto" w:val="clear"/>
+              </w:rPr>
+              <w:t xml:space="preserve">DA3-03</w:t>
+            </w:r>
+            <w:r>
+              <w:rPr>
+                <w:rFonts w:ascii="Be Vietnam Pro" w:cs="Be Vietnam Pro" w:eastAsia="Be Vietnam Pro" w:hAnsi="Be Vietnam Pro"/>
+                <w:color w:val="101814"/>
+                <w:sz w:val="20"/>
+                <w:szCs w:val="20"/>
+              </w:rPr>
+              <w:t xml:space="preserve"> </w:t>
+            </w:r>
+            <w:r>
+              <w:rPr>
+                <w:rFonts w:ascii="Menlo" w:cs="Menlo" w:eastAsia="Menlo" w:hAnsi="Menlo"/>
+                <w:color w:val="036F3D"/>
+                <w:sz w:val="20"/>
+                <w:szCs w:val="20"/>
+                <w:shd w:fill="F1F5F3" w:color="auto" w:val="clear"/>
+              </w:rPr>
+              <w:t xml:space="preserve">DA3-04</w:t>
+            </w:r>
+            <w:r>
+              <w:rPr>
+                <w:rFonts w:ascii="Be Vietnam Pro" w:cs="Be Vietnam Pro" w:eastAsia="Be Vietnam Pro" w:hAnsi="Be Vietnam Pro"/>
+                <w:color w:val="101814"/>
+                <w:sz w:val="20"/>
+                <w:szCs w:val="20"/>
+              </w:rPr>
+              <w:t xml:space="preserve"> </w:t>
+            </w:r>
+            <w:r>
+              <w:rPr>
+                <w:rFonts w:ascii="Menlo" w:cs="Menlo" w:eastAsia="Menlo" w:hAnsi="Menlo"/>
+                <w:color w:val="036F3D"/>
+                <w:sz w:val="20"/>
+                <w:szCs w:val="20"/>
+                <w:shd w:fill="F1F5F3" w:color="auto" w:val="clear"/>
+              </w:rPr>
+              <w:t xml:space="preserve">DA3-05</w:t>
+            </w:r>
+          </w:p>
+        </w:tc>
+        <w:tc>
+          <w:tcPr>
+            <w:tcW w:type="dxa" w:w="2089"/>
+            <w:tcMar>
+              <w:top w:type="dxa" w:w="90"/>
+              <w:left w:type="dxa" w:w="120"/>
+              <w:bottom w:type="dxa" w:w="90"/>
+              <w:right w:type="dxa" w:w="120"/>
+            </w:tcMar>
+            <w:vAlign w:val="center"/>
+          </w:tcPr>
+          <w:p>
+            <w:pPr>
+              <w:spacing w:after="0" w:line="280"/>
+            </w:pPr>
+            <w:r>
+              <w:rPr>
+                <w:rFonts w:ascii="Be Vietnam Pro" w:cs="Be Vietnam Pro" w:eastAsia="Be Vietnam Pro" w:hAnsi="Be Vietnam Pro"/>
+                <w:color w:val="101814"/>
+                <w:sz w:val="20"/>
+                <w:szCs w:val="20"/>
+              </w:rPr>
+              <w:t xml:space="preserve">TC-84–TC-91</w:t>
+            </w:r>
+          </w:p>
+        </w:tc>
+      </w:tr>
+      <w:tr>
+        <w:trPr>
+          <w:tblHeader w:val="false"/>
+        </w:trPr>
+        <w:tc>
+          <w:tcPr>
+            <w:tcW w:type="dxa" w:w="1000"/>
+            <w:tcMar>
+              <w:top w:type="dxa" w:w="90"/>
+              <w:left w:type="dxa" w:w="120"/>
+              <w:bottom w:type="dxa" w:w="90"/>
+              <w:right w:type="dxa" w:w="120"/>
+            </w:tcMar>
+            <w:vAlign w:val="center"/>
+          </w:tcPr>
+          <w:p>
+            <w:pPr>
+              <w:spacing w:after="0" w:line="280"/>
+            </w:pPr>
+            <w:r>
+              <w:rPr>
+                <w:rFonts w:ascii="Menlo" w:cs="Menlo" w:eastAsia="Menlo" w:hAnsi="Menlo"/>
+                <w:color w:val="036F3D"/>
+                <w:sz w:val="20"/>
+                <w:szCs w:val="20"/>
+                <w:shd w:fill="F1F5F3" w:color="auto" w:val="clear"/>
+              </w:rPr>
+              <w:t xml:space="preserve">YC-46</w:t>
+            </w:r>
+          </w:p>
+        </w:tc>
+        <w:tc>
+          <w:tcPr>
+            <w:tcW w:type="dxa" w:w="4600"/>
+            <w:tcMar>
+              <w:top w:type="dxa" w:w="90"/>
+              <w:left w:type="dxa" w:w="120"/>
+              <w:bottom w:type="dxa" w:w="90"/>
+              <w:right w:type="dxa" w:w="120"/>
+            </w:tcMar>
+            <w:vAlign w:val="center"/>
+          </w:tcPr>
+          <w:p>
+            <w:pPr>
+              <w:spacing w:after="0" w:line="280"/>
+            </w:pPr>
+            <w:r>
+              <w:rPr>
+                <w:rFonts w:ascii="Be Vietnam Pro" w:cs="Be Vietnam Pro" w:eastAsia="Be Vietnam Pro" w:hAnsi="Be Vietnam Pro"/>
+                <w:color w:val="101814"/>
+                <w:sz w:val="20"/>
+                <w:szCs w:val="20"/>
+              </w:rPr>
+              <w:t xml:space="preserve">Tra cứu, tổng hợp hoá đơn và chứng từ</w:t>
+            </w:r>
+          </w:p>
+        </w:tc>
+        <w:tc>
+          <w:tcPr>
+            <w:tcW w:type="dxa" w:w="1671"/>
+            <w:tcMar>
+              <w:top w:type="dxa" w:w="90"/>
+              <w:left w:type="dxa" w:w="120"/>
+              <w:bottom w:type="dxa" w:w="90"/>
+              <w:right w:type="dxa" w:w="120"/>
+            </w:tcMar>
+            <w:vAlign w:val="center"/>
+          </w:tcPr>
+          <w:p>
+            <w:pPr>
+              <w:spacing w:after="0" w:line="280"/>
+            </w:pPr>
+            <w:r>
+              <w:rPr>
+                <w:rFonts w:ascii="Menlo" w:cs="Menlo" w:eastAsia="Menlo" w:hAnsi="Menlo"/>
+                <w:color w:val="036F3D"/>
+                <w:sz w:val="20"/>
+                <w:szCs w:val="20"/>
+                <w:shd w:fill="F1F5F3" w:color="auto" w:val="clear"/>
+              </w:rPr>
+              <w:t xml:space="preserve">DA3-03</w:t>
+            </w:r>
+            <w:r>
+              <w:rPr>
+                <w:rFonts w:ascii="Be Vietnam Pro" w:cs="Be Vietnam Pro" w:eastAsia="Be Vietnam Pro" w:hAnsi="Be Vietnam Pro"/>
+                <w:color w:val="101814"/>
+                <w:sz w:val="20"/>
+                <w:szCs w:val="20"/>
+              </w:rPr>
+              <w:t xml:space="preserve"> </w:t>
+            </w:r>
+            <w:r>
+              <w:rPr>
+                <w:rFonts w:ascii="Menlo" w:cs="Menlo" w:eastAsia="Menlo" w:hAnsi="Menlo"/>
+                <w:color w:val="036F3D"/>
+                <w:sz w:val="20"/>
+                <w:szCs w:val="20"/>
+                <w:shd w:fill="F1F5F3" w:color="auto" w:val="clear"/>
+              </w:rPr>
+              <w:t xml:space="preserve">DA3-04</w:t>
+            </w:r>
+            <w:r>
+              <w:rPr>
+                <w:rFonts w:ascii="Be Vietnam Pro" w:cs="Be Vietnam Pro" w:eastAsia="Be Vietnam Pro" w:hAnsi="Be Vietnam Pro"/>
+                <w:color w:val="101814"/>
+                <w:sz w:val="20"/>
+                <w:szCs w:val="20"/>
+              </w:rPr>
+              <w:t xml:space="preserve"> </w:t>
+            </w:r>
+            <w:r>
+              <w:rPr>
+                <w:rFonts w:ascii="Menlo" w:cs="Menlo" w:eastAsia="Menlo" w:hAnsi="Menlo"/>
+                <w:color w:val="036F3D"/>
+                <w:sz w:val="20"/>
+                <w:szCs w:val="20"/>
+                <w:shd w:fill="F1F5F3" w:color="auto" w:val="clear"/>
+              </w:rPr>
+              <w:t xml:space="preserve">DA3-05</w:t>
+            </w:r>
+          </w:p>
+        </w:tc>
+        <w:tc>
+          <w:tcPr>
+            <w:tcW w:type="dxa" w:w="2089"/>
+            <w:tcMar>
+              <w:top w:type="dxa" w:w="90"/>
+              <w:left w:type="dxa" w:w="120"/>
+              <w:bottom w:type="dxa" w:w="90"/>
+              <w:right w:type="dxa" w:w="120"/>
+            </w:tcMar>
+            <w:vAlign w:val="center"/>
+          </w:tcPr>
+          <w:p>
+            <w:pPr>
+              <w:spacing w:after="0" w:line="280"/>
+            </w:pPr>
+            <w:r>
+              <w:rPr>
+                <w:rFonts w:ascii="Be Vietnam Pro" w:cs="Be Vietnam Pro" w:eastAsia="Be Vietnam Pro" w:hAnsi="Be Vietnam Pro"/>
+                <w:color w:val="101814"/>
+                <w:sz w:val="20"/>
+                <w:szCs w:val="20"/>
+              </w:rPr>
+              <w:t xml:space="preserve">TC-84–TC-91</w:t>
+            </w:r>
+          </w:p>
+        </w:tc>
+      </w:tr>
+      <w:tr>
+        <w:trPr>
+          <w:tblHeader w:val="false"/>
+        </w:trPr>
+        <w:tc>
+          <w:tcPr>
+            <w:tcW w:type="dxa" w:w="1000"/>
+            <w:tcMar>
+              <w:top w:type="dxa" w:w="90"/>
+              <w:left w:type="dxa" w:w="120"/>
+              <w:bottom w:type="dxa" w:w="90"/>
+              <w:right w:type="dxa" w:w="120"/>
+            </w:tcMar>
+            <w:vAlign w:val="center"/>
+          </w:tcPr>
+          <w:p>
+            <w:pPr>
+              <w:spacing w:after="0" w:line="280"/>
+            </w:pPr>
+            <w:r>
+              <w:rPr>
+                <w:rFonts w:ascii="Menlo" w:cs="Menlo" w:eastAsia="Menlo" w:hAnsi="Menlo"/>
+                <w:color w:val="036F3D"/>
+                <w:sz w:val="20"/>
+                <w:szCs w:val="20"/>
+                <w:shd w:fill="F1F5F3" w:color="auto" w:val="clear"/>
+              </w:rPr>
+              <w:t xml:space="preserve">YC-47</w:t>
+            </w:r>
+          </w:p>
+        </w:tc>
+        <w:tc>
+          <w:tcPr>
+            <w:tcW w:type="dxa" w:w="4600"/>
+            <w:tcMar>
+              <w:top w:type="dxa" w:w="90"/>
+              <w:left w:type="dxa" w:w="120"/>
+              <w:bottom w:type="dxa" w:w="90"/>
+              <w:right w:type="dxa" w:w="120"/>
+            </w:tcMar>
+            <w:vAlign w:val="center"/>
+          </w:tcPr>
+          <w:p>
+            <w:pPr>
+              <w:spacing w:after="0" w:line="280"/>
+            </w:pPr>
+            <w:r>
+              <w:rPr>
+                <w:rFonts w:ascii="Be Vietnam Pro" w:cs="Be Vietnam Pro" w:eastAsia="Be Vietnam Pro" w:hAnsi="Be Vietnam Pro"/>
+                <w:color w:val="101814"/>
+                <w:sz w:val="20"/>
+                <w:szCs w:val="20"/>
+              </w:rPr>
+              <w:t xml:space="preserve">Đọc chứng từ scan</w:t>
+            </w:r>
+          </w:p>
+        </w:tc>
+        <w:tc>
+          <w:tcPr>
+            <w:tcW w:type="dxa" w:w="1671"/>
+            <w:tcMar>
+              <w:top w:type="dxa" w:w="90"/>
+              <w:left w:type="dxa" w:w="120"/>
+              <w:bottom w:type="dxa" w:w="90"/>
+              <w:right w:type="dxa" w:w="120"/>
+            </w:tcMar>
+            <w:vAlign w:val="center"/>
+          </w:tcPr>
+          <w:p>
+            <w:pPr>
+              <w:spacing w:after="0" w:line="280"/>
+            </w:pPr>
+            <w:r>
+              <w:rPr>
+                <w:rFonts w:ascii="Menlo" w:cs="Menlo" w:eastAsia="Menlo" w:hAnsi="Menlo"/>
+                <w:color w:val="036F3D"/>
+                <w:sz w:val="20"/>
+                <w:szCs w:val="20"/>
+                <w:shd w:fill="F1F5F3" w:color="auto" w:val="clear"/>
+              </w:rPr>
+              <w:t xml:space="preserve">DA3-03</w:t>
+            </w:r>
+            <w:r>
+              <w:rPr>
+                <w:rFonts w:ascii="Be Vietnam Pro" w:cs="Be Vietnam Pro" w:eastAsia="Be Vietnam Pro" w:hAnsi="Be Vietnam Pro"/>
+                <w:color w:val="101814"/>
+                <w:sz w:val="20"/>
+                <w:szCs w:val="20"/>
+              </w:rPr>
+              <w:t xml:space="preserve"> </w:t>
+            </w:r>
+            <w:r>
+              <w:rPr>
+                <w:rFonts w:ascii="Menlo" w:cs="Menlo" w:eastAsia="Menlo" w:hAnsi="Menlo"/>
+                <w:color w:val="036F3D"/>
+                <w:sz w:val="20"/>
+                <w:szCs w:val="20"/>
+                <w:shd w:fill="F1F5F3" w:color="auto" w:val="clear"/>
+              </w:rPr>
+              <w:t xml:space="preserve">DA3-04</w:t>
+            </w:r>
+            <w:r>
+              <w:rPr>
+                <w:rFonts w:ascii="Be Vietnam Pro" w:cs="Be Vietnam Pro" w:eastAsia="Be Vietnam Pro" w:hAnsi="Be Vietnam Pro"/>
+                <w:color w:val="101814"/>
+                <w:sz w:val="20"/>
+                <w:szCs w:val="20"/>
+              </w:rPr>
+              <w:t xml:space="preserve"> </w:t>
+            </w:r>
+            <w:r>
+              <w:rPr>
+                <w:rFonts w:ascii="Menlo" w:cs="Menlo" w:eastAsia="Menlo" w:hAnsi="Menlo"/>
+                <w:color w:val="036F3D"/>
+                <w:sz w:val="20"/>
+                <w:szCs w:val="20"/>
+                <w:shd w:fill="F1F5F3" w:color="auto" w:val="clear"/>
+              </w:rPr>
+              <w:t xml:space="preserve">DA3-05</w:t>
+            </w:r>
+          </w:p>
+        </w:tc>
+        <w:tc>
+          <w:tcPr>
+            <w:tcW w:type="dxa" w:w="2089"/>
+            <w:tcMar>
+              <w:top w:type="dxa" w:w="90"/>
+              <w:left w:type="dxa" w:w="120"/>
+              <w:bottom w:type="dxa" w:w="90"/>
+              <w:right w:type="dxa" w:w="120"/>
+            </w:tcMar>
+            <w:vAlign w:val="center"/>
+          </w:tcPr>
+          <w:p>
+            <w:pPr>
+              <w:spacing w:after="0" w:line="280"/>
+            </w:pPr>
+            <w:r>
+              <w:rPr>
+                <w:rFonts w:ascii="Be Vietnam Pro" w:cs="Be Vietnam Pro" w:eastAsia="Be Vietnam Pro" w:hAnsi="Be Vietnam Pro"/>
+                <w:color w:val="101814"/>
+                <w:sz w:val="20"/>
+                <w:szCs w:val="20"/>
+              </w:rPr>
+              <w:t xml:space="preserve">TC-84–TC-91</w:t>
+            </w:r>
+          </w:p>
+        </w:tc>
+      </w:tr>
+      <w:tr>
+        <w:trPr>
+          <w:tblHeader w:val="false"/>
+        </w:trPr>
+        <w:tc>
+          <w:tcPr>
+            <w:tcW w:type="dxa" w:w="1000"/>
+            <w:tcMar>
+              <w:top w:type="dxa" w:w="90"/>
+              <w:left w:type="dxa" w:w="120"/>
+              <w:bottom w:type="dxa" w:w="90"/>
+              <w:right w:type="dxa" w:w="120"/>
+            </w:tcMar>
+            <w:vAlign w:val="center"/>
+          </w:tcPr>
+          <w:p>
+            <w:pPr>
+              <w:spacing w:after="0" w:line="280"/>
+            </w:pPr>
+            <w:r>
+              <w:rPr>
+                <w:rFonts w:ascii="Menlo" w:cs="Menlo" w:eastAsia="Menlo" w:hAnsi="Menlo"/>
+                <w:color w:val="036F3D"/>
+                <w:sz w:val="20"/>
+                <w:szCs w:val="20"/>
+                <w:shd w:fill="F1F5F3" w:color="auto" w:val="clear"/>
+              </w:rPr>
+              <w:t xml:space="preserve">YC-48</w:t>
+            </w:r>
+          </w:p>
+        </w:tc>
+        <w:tc>
+          <w:tcPr>
+            <w:tcW w:type="dxa" w:w="4600"/>
+            <w:tcMar>
+              <w:top w:type="dxa" w:w="90"/>
+              <w:left w:type="dxa" w:w="120"/>
+              <w:bottom w:type="dxa" w:w="90"/>
+              <w:right w:type="dxa" w:w="120"/>
+            </w:tcMar>
+            <w:vAlign w:val="center"/>
+          </w:tcPr>
+          <w:p>
+            <w:pPr>
+              <w:spacing w:after="0" w:line="280"/>
+            </w:pPr>
+            <w:r>
+              <w:rPr>
+                <w:rFonts w:ascii="Be Vietnam Pro" w:cs="Be Vietnam Pro" w:eastAsia="Be Vietnam Pro" w:hAnsi="Be Vietnam Pro"/>
+                <w:color w:val="101814"/>
+                <w:sz w:val="20"/>
+                <w:szCs w:val="20"/>
+              </w:rPr>
+              <w:t xml:space="preserve">Trạng thái báo cáo kế toán</w:t>
+            </w:r>
+          </w:p>
+        </w:tc>
+        <w:tc>
+          <w:tcPr>
+            <w:tcW w:type="dxa" w:w="1671"/>
+            <w:tcMar>
+              <w:top w:type="dxa" w:w="90"/>
+              <w:left w:type="dxa" w:w="120"/>
+              <w:bottom w:type="dxa" w:w="90"/>
+              <w:right w:type="dxa" w:w="120"/>
+            </w:tcMar>
+            <w:vAlign w:val="center"/>
+          </w:tcPr>
+          <w:p>
+            <w:pPr>
+              <w:spacing w:after="0" w:line="280"/>
+            </w:pPr>
+            <w:r>
+              <w:rPr>
+                <w:rFonts w:ascii="Menlo" w:cs="Menlo" w:eastAsia="Menlo" w:hAnsi="Menlo"/>
+                <w:color w:val="036F3D"/>
+                <w:sz w:val="20"/>
+                <w:szCs w:val="20"/>
+                <w:shd w:fill="F1F5F3" w:color="auto" w:val="clear"/>
+              </w:rPr>
+              <w:t xml:space="preserve">DA3-03</w:t>
+            </w:r>
+            <w:r>
+              <w:rPr>
+                <w:rFonts w:ascii="Be Vietnam Pro" w:cs="Be Vietnam Pro" w:eastAsia="Be Vietnam Pro" w:hAnsi="Be Vietnam Pro"/>
+                <w:color w:val="101814"/>
+                <w:sz w:val="20"/>
+                <w:szCs w:val="20"/>
+              </w:rPr>
+              <w:t xml:space="preserve"> </w:t>
+            </w:r>
+            <w:r>
+              <w:rPr>
+                <w:rFonts w:ascii="Menlo" w:cs="Menlo" w:eastAsia="Menlo" w:hAnsi="Menlo"/>
+                <w:color w:val="036F3D"/>
+                <w:sz w:val="20"/>
+                <w:szCs w:val="20"/>
+                <w:shd w:fill="F1F5F3" w:color="auto" w:val="clear"/>
+              </w:rPr>
+              <w:t xml:space="preserve">DA3-04</w:t>
+            </w:r>
+            <w:r>
+              <w:rPr>
+                <w:rFonts w:ascii="Be Vietnam Pro" w:cs="Be Vietnam Pro" w:eastAsia="Be Vietnam Pro" w:hAnsi="Be Vietnam Pro"/>
+                <w:color w:val="101814"/>
+                <w:sz w:val="20"/>
+                <w:szCs w:val="20"/>
+              </w:rPr>
+              <w:t xml:space="preserve"> </w:t>
+            </w:r>
+            <w:r>
+              <w:rPr>
+                <w:rFonts w:ascii="Menlo" w:cs="Menlo" w:eastAsia="Menlo" w:hAnsi="Menlo"/>
+                <w:color w:val="036F3D"/>
+                <w:sz w:val="20"/>
+                <w:szCs w:val="20"/>
+                <w:shd w:fill="F1F5F3" w:color="auto" w:val="clear"/>
+              </w:rPr>
+              <w:t xml:space="preserve">DA3-05</w:t>
+            </w:r>
+          </w:p>
+        </w:tc>
+        <w:tc>
+          <w:tcPr>
+            <w:tcW w:type="dxa" w:w="2089"/>
+            <w:tcMar>
+              <w:top w:type="dxa" w:w="90"/>
+              <w:left w:type="dxa" w:w="120"/>
+              <w:bottom w:type="dxa" w:w="90"/>
+              <w:right w:type="dxa" w:w="120"/>
+            </w:tcMar>
+            <w:vAlign w:val="center"/>
+          </w:tcPr>
+          <w:p>
+            <w:pPr>
+              <w:spacing w:after="0" w:line="280"/>
+            </w:pPr>
+            <w:r>
+              <w:rPr>
+                <w:rFonts w:ascii="Be Vietnam Pro" w:cs="Be Vietnam Pro" w:eastAsia="Be Vietnam Pro" w:hAnsi="Be Vietnam Pro"/>
+                <w:color w:val="101814"/>
+                <w:sz w:val="20"/>
+                <w:szCs w:val="20"/>
+              </w:rPr>
+              <w:t xml:space="preserve">TC-84–TC-91</w:t>
+            </w:r>
+          </w:p>
+        </w:tc>
+      </w:tr>
+      <w:tr>
+        <w:trPr>
+          <w:tblHeader w:val="false"/>
+        </w:trPr>
+        <w:tc>
+          <w:tcPr>
+            <w:tcW w:type="dxa" w:w="1000"/>
+            <w:tcMar>
+              <w:top w:type="dxa" w:w="90"/>
+              <w:left w:type="dxa" w:w="120"/>
+              <w:bottom w:type="dxa" w:w="90"/>
+              <w:right w:type="dxa" w:w="120"/>
+            </w:tcMar>
+            <w:vAlign w:val="center"/>
+          </w:tcPr>
+          <w:p>
+            <w:pPr>
+              <w:spacing w:after="0" w:line="280"/>
+            </w:pPr>
+            <w:r>
+              <w:rPr>
+                <w:rFonts w:ascii="Menlo" w:cs="Menlo" w:eastAsia="Menlo" w:hAnsi="Menlo"/>
+                <w:color w:val="036F3D"/>
+                <w:sz w:val="20"/>
+                <w:szCs w:val="20"/>
+                <w:shd w:fill="F1F5F3" w:color="auto" w:val="clear"/>
+              </w:rPr>
+              <w:t xml:space="preserve">YC-49</w:t>
+            </w:r>
+          </w:p>
+        </w:tc>
+        <w:tc>
+          <w:tcPr>
+            <w:tcW w:type="dxa" w:w="4600"/>
+            <w:tcMar>
+              <w:top w:type="dxa" w:w="90"/>
+              <w:left w:type="dxa" w:w="120"/>
+              <w:bottom w:type="dxa" w:w="90"/>
+              <w:right w:type="dxa" w:w="120"/>
+            </w:tcMar>
+            <w:vAlign w:val="center"/>
+          </w:tcPr>
+          <w:p>
+            <w:pPr>
+              <w:spacing w:after="0" w:line="280"/>
+            </w:pPr>
+            <w:r>
+              <w:rPr>
+                <w:rFonts w:ascii="Be Vietnam Pro" w:cs="Be Vietnam Pro" w:eastAsia="Be Vietnam Pro" w:hAnsi="Be Vietnam Pro"/>
+                <w:color w:val="101814"/>
+                <w:sz w:val="20"/>
+                <w:szCs w:val="20"/>
+              </w:rPr>
+              <w:t xml:space="preserve">Kiểm tra sức khoẻ hệ thống định kỳ</w:t>
+            </w:r>
+          </w:p>
+        </w:tc>
+        <w:tc>
+          <w:tcPr>
+            <w:tcW w:type="dxa" w:w="1671"/>
+            <w:tcMar>
+              <w:top w:type="dxa" w:w="90"/>
+              <w:left w:type="dxa" w:w="120"/>
+              <w:bottom w:type="dxa" w:w="90"/>
+              <w:right w:type="dxa" w:w="120"/>
+            </w:tcMar>
+            <w:vAlign w:val="center"/>
+          </w:tcPr>
+          <w:p>
+            <w:pPr>
+              <w:spacing w:after="0" w:line="280"/>
+            </w:pPr>
+            <w:r>
+              <w:rPr>
+                <w:rFonts w:ascii="Menlo" w:cs="Menlo" w:eastAsia="Menlo" w:hAnsi="Menlo"/>
+                <w:color w:val="036F3D"/>
+                <w:sz w:val="20"/>
+                <w:szCs w:val="20"/>
+                <w:shd w:fill="F1F5F3" w:color="auto" w:val="clear"/>
+              </w:rPr>
+              <w:t xml:space="preserve">DA3-03</w:t>
+            </w:r>
+            <w:r>
+              <w:rPr>
+                <w:rFonts w:ascii="Be Vietnam Pro" w:cs="Be Vietnam Pro" w:eastAsia="Be Vietnam Pro" w:hAnsi="Be Vietnam Pro"/>
+                <w:color w:val="101814"/>
+                <w:sz w:val="20"/>
+                <w:szCs w:val="20"/>
+              </w:rPr>
+              <w:t xml:space="preserve"> </w:t>
+            </w:r>
+            <w:r>
+              <w:rPr>
+                <w:rFonts w:ascii="Menlo" w:cs="Menlo" w:eastAsia="Menlo" w:hAnsi="Menlo"/>
+                <w:color w:val="036F3D"/>
+                <w:sz w:val="20"/>
+                <w:szCs w:val="20"/>
+                <w:shd w:fill="F1F5F3" w:color="auto" w:val="clear"/>
+              </w:rPr>
+              <w:t xml:space="preserve">DA3-04</w:t>
+            </w:r>
+            <w:r>
+              <w:rPr>
+                <w:rFonts w:ascii="Be Vietnam Pro" w:cs="Be Vietnam Pro" w:eastAsia="Be Vietnam Pro" w:hAnsi="Be Vietnam Pro"/>
+                <w:color w:val="101814"/>
+                <w:sz w:val="20"/>
+                <w:szCs w:val="20"/>
+              </w:rPr>
+              <w:t xml:space="preserve"> </w:t>
+            </w:r>
+            <w:r>
+              <w:rPr>
+                <w:rFonts w:ascii="Menlo" w:cs="Menlo" w:eastAsia="Menlo" w:hAnsi="Menlo"/>
+                <w:color w:val="036F3D"/>
+                <w:sz w:val="20"/>
+                <w:szCs w:val="20"/>
+                <w:shd w:fill="F1F5F3" w:color="auto" w:val="clear"/>
+              </w:rPr>
+              <w:t xml:space="preserve">DA3-05</w:t>
+            </w:r>
+          </w:p>
+        </w:tc>
+        <w:tc>
+          <w:tcPr>
+            <w:tcW w:type="dxa" w:w="2089"/>
+            <w:tcMar>
+              <w:top w:type="dxa" w:w="90"/>
+              <w:left w:type="dxa" w:w="120"/>
+              <w:bottom w:type="dxa" w:w="90"/>
+              <w:right w:type="dxa" w:w="120"/>
+            </w:tcMar>
+            <w:vAlign w:val="center"/>
+          </w:tcPr>
+          <w:p>
+            <w:pPr>
+              <w:spacing w:after="0" w:line="280"/>
+            </w:pPr>
+            <w:r>
+              <w:rPr>
+                <w:rFonts w:ascii="Be Vietnam Pro" w:cs="Be Vietnam Pro" w:eastAsia="Be Vietnam Pro" w:hAnsi="Be Vietnam Pro"/>
+                <w:color w:val="101814"/>
+                <w:sz w:val="20"/>
+                <w:szCs w:val="20"/>
+              </w:rPr>
+              <w:t xml:space="preserve">TC-75–TC-83</w:t>
+            </w:r>
+          </w:p>
+        </w:tc>
+      </w:tr>
+      <w:tr>
+        <w:trPr>
+          <w:tblHeader w:val="false"/>
+        </w:trPr>
+        <w:tc>
+          <w:tcPr>
+            <w:tcW w:type="dxa" w:w="1000"/>
+            <w:tcMar>
+              <w:top w:type="dxa" w:w="90"/>
+              <w:left w:type="dxa" w:w="120"/>
+              <w:bottom w:type="dxa" w:w="90"/>
+              <w:right w:type="dxa" w:w="120"/>
+            </w:tcMar>
+            <w:vAlign w:val="center"/>
+          </w:tcPr>
+          <w:p>
+            <w:pPr>
+              <w:spacing w:after="0" w:line="280"/>
+            </w:pPr>
+            <w:r>
+              <w:rPr>
+                <w:rFonts w:ascii="Menlo" w:cs="Menlo" w:eastAsia="Menlo" w:hAnsi="Menlo"/>
+                <w:color w:val="036F3D"/>
+                <w:sz w:val="20"/>
+                <w:szCs w:val="20"/>
+                <w:shd w:fill="F1F5F3" w:color="auto" w:val="clear"/>
+              </w:rPr>
+              <w:t xml:space="preserve">YC-50</w:t>
+            </w:r>
+          </w:p>
+        </w:tc>
+        <w:tc>
+          <w:tcPr>
+            <w:tcW w:type="dxa" w:w="4600"/>
+            <w:tcMar>
+              <w:top w:type="dxa" w:w="90"/>
+              <w:left w:type="dxa" w:w="120"/>
+              <w:bottom w:type="dxa" w:w="90"/>
+              <w:right w:type="dxa" w:w="120"/>
+            </w:tcMar>
+            <w:vAlign w:val="center"/>
+          </w:tcPr>
+          <w:p>
+            <w:pPr>
+              <w:spacing w:after="0" w:line="280"/>
+            </w:pPr>
+            <w:r>
+              <w:rPr>
+                <w:rFonts w:ascii="Be Vietnam Pro" w:cs="Be Vietnam Pro" w:eastAsia="Be Vietnam Pro" w:hAnsi="Be Vietnam Pro"/>
+                <w:color w:val="101814"/>
+                <w:sz w:val="20"/>
+                <w:szCs w:val="20"/>
+              </w:rPr>
+              <w:t xml:space="preserve">Cảnh báo khi có lỗi</w:t>
+            </w:r>
+          </w:p>
+        </w:tc>
+        <w:tc>
+          <w:tcPr>
+            <w:tcW w:type="dxa" w:w="1671"/>
+            <w:tcMar>
+              <w:top w:type="dxa" w:w="90"/>
+              <w:left w:type="dxa" w:w="120"/>
+              <w:bottom w:type="dxa" w:w="90"/>
+              <w:right w:type="dxa" w:w="120"/>
+            </w:tcMar>
+            <w:vAlign w:val="center"/>
+          </w:tcPr>
+          <w:p>
+            <w:pPr>
+              <w:spacing w:after="0" w:line="280"/>
+            </w:pPr>
+            <w:r>
+              <w:rPr>
+                <w:rFonts w:ascii="Menlo" w:cs="Menlo" w:eastAsia="Menlo" w:hAnsi="Menlo"/>
+                <w:color w:val="036F3D"/>
+                <w:sz w:val="20"/>
+                <w:szCs w:val="20"/>
+                <w:shd w:fill="F1F5F3" w:color="auto" w:val="clear"/>
+              </w:rPr>
+              <w:t xml:space="preserve">DA3-03</w:t>
+            </w:r>
+            <w:r>
+              <w:rPr>
+                <w:rFonts w:ascii="Be Vietnam Pro" w:cs="Be Vietnam Pro" w:eastAsia="Be Vietnam Pro" w:hAnsi="Be Vietnam Pro"/>
+                <w:color w:val="101814"/>
+                <w:sz w:val="20"/>
+                <w:szCs w:val="20"/>
+              </w:rPr>
+              <w:t xml:space="preserve"> </w:t>
+            </w:r>
+            <w:r>
+              <w:rPr>
+                <w:rFonts w:ascii="Menlo" w:cs="Menlo" w:eastAsia="Menlo" w:hAnsi="Menlo"/>
+                <w:color w:val="036F3D"/>
+                <w:sz w:val="20"/>
+                <w:szCs w:val="20"/>
+                <w:shd w:fill="F1F5F3" w:color="auto" w:val="clear"/>
+              </w:rPr>
+              <w:t xml:space="preserve">DA3-04</w:t>
+            </w:r>
+            <w:r>
+              <w:rPr>
+                <w:rFonts w:ascii="Be Vietnam Pro" w:cs="Be Vietnam Pro" w:eastAsia="Be Vietnam Pro" w:hAnsi="Be Vietnam Pro"/>
+                <w:color w:val="101814"/>
+                <w:sz w:val="20"/>
+                <w:szCs w:val="20"/>
+              </w:rPr>
+              <w:t xml:space="preserve"> </w:t>
+            </w:r>
+            <w:r>
+              <w:rPr>
+                <w:rFonts w:ascii="Menlo" w:cs="Menlo" w:eastAsia="Menlo" w:hAnsi="Menlo"/>
+                <w:color w:val="036F3D"/>
+                <w:sz w:val="20"/>
+                <w:szCs w:val="20"/>
+                <w:shd w:fill="F1F5F3" w:color="auto" w:val="clear"/>
+              </w:rPr>
+              <w:t xml:space="preserve">DA3-05</w:t>
+            </w:r>
+          </w:p>
+        </w:tc>
+        <w:tc>
+          <w:tcPr>
+            <w:tcW w:type="dxa" w:w="2089"/>
+            <w:tcMar>
+              <w:top w:type="dxa" w:w="90"/>
+              <w:left w:type="dxa" w:w="120"/>
+              <w:bottom w:type="dxa" w:w="90"/>
+              <w:right w:type="dxa" w:w="120"/>
+            </w:tcMar>
+            <w:vAlign w:val="center"/>
+          </w:tcPr>
+          <w:p>
+            <w:pPr>
+              <w:spacing w:after="0" w:line="280"/>
+            </w:pPr>
+            <w:r>
+              <w:rPr>
+                <w:rFonts w:ascii="Be Vietnam Pro" w:cs="Be Vietnam Pro" w:eastAsia="Be Vietnam Pro" w:hAnsi="Be Vietnam Pro"/>
+                <w:color w:val="101814"/>
+                <w:sz w:val="20"/>
+                <w:szCs w:val="20"/>
+              </w:rPr>
+              <w:t xml:space="preserve">TC-75–TC-83</w:t>
+            </w:r>
+          </w:p>
+        </w:tc>
+      </w:tr>
+      <w:tr>
+        <w:trPr>
+          <w:tblHeader w:val="false"/>
+        </w:trPr>
+        <w:tc>
+          <w:tcPr>
+            <w:tcW w:type="dxa" w:w="1000"/>
+            <w:tcMar>
+              <w:top w:type="dxa" w:w="90"/>
+              <w:left w:type="dxa" w:w="120"/>
+              <w:bottom w:type="dxa" w:w="90"/>
+              <w:right w:type="dxa" w:w="120"/>
+            </w:tcMar>
+            <w:vAlign w:val="center"/>
+          </w:tcPr>
+          <w:p>
+            <w:pPr>
+              <w:spacing w:after="0" w:line="280"/>
+            </w:pPr>
+            <w:r>
+              <w:rPr>
+                <w:rFonts w:ascii="Menlo" w:cs="Menlo" w:eastAsia="Menlo" w:hAnsi="Menlo"/>
+                <w:color w:val="036F3D"/>
+                <w:sz w:val="20"/>
+                <w:szCs w:val="20"/>
+                <w:shd w:fill="F1F5F3" w:color="auto" w:val="clear"/>
+              </w:rPr>
+              <w:t xml:space="preserve">YC-51</w:t>
+            </w:r>
+          </w:p>
+        </w:tc>
+        <w:tc>
+          <w:tcPr>
+            <w:tcW w:type="dxa" w:w="4600"/>
+            <w:tcMar>
+              <w:top w:type="dxa" w:w="90"/>
+              <w:left w:type="dxa" w:w="120"/>
+              <w:bottom w:type="dxa" w:w="90"/>
+              <w:right w:type="dxa" w:w="120"/>
+            </w:tcMar>
+            <w:vAlign w:val="center"/>
+          </w:tcPr>
+          <w:p>
+            <w:pPr>
+              <w:spacing w:after="0" w:line="280"/>
+            </w:pPr>
+            <w:r>
+              <w:rPr>
+                <w:rFonts w:ascii="Be Vietnam Pro" w:cs="Be Vietnam Pro" w:eastAsia="Be Vietnam Pro" w:hAnsi="Be Vietnam Pro"/>
+                <w:color w:val="101814"/>
+                <w:sz w:val="20"/>
+                <w:szCs w:val="20"/>
+              </w:rPr>
+              <w:t xml:space="preserve">Hàng đợi việc chết cho việc thất bại nhiều lần</w:t>
+            </w:r>
+          </w:p>
+        </w:tc>
+        <w:tc>
+          <w:tcPr>
+            <w:tcW w:type="dxa" w:w="1671"/>
+            <w:tcMar>
+              <w:top w:type="dxa" w:w="90"/>
+              <w:left w:type="dxa" w:w="120"/>
+              <w:bottom w:type="dxa" w:w="90"/>
+              <w:right w:type="dxa" w:w="120"/>
+            </w:tcMar>
+            <w:vAlign w:val="center"/>
+          </w:tcPr>
+          <w:p>
+            <w:pPr>
+              <w:spacing w:after="0" w:line="280"/>
+            </w:pPr>
+            <w:r>
+              <w:rPr>
+                <w:rFonts w:ascii="Menlo" w:cs="Menlo" w:eastAsia="Menlo" w:hAnsi="Menlo"/>
+                <w:color w:val="036F3D"/>
+                <w:sz w:val="20"/>
+                <w:szCs w:val="20"/>
+                <w:shd w:fill="F1F5F3" w:color="auto" w:val="clear"/>
+              </w:rPr>
+              <w:t xml:space="preserve">DA3-03</w:t>
+            </w:r>
+            <w:r>
+              <w:rPr>
+                <w:rFonts w:ascii="Be Vietnam Pro" w:cs="Be Vietnam Pro" w:eastAsia="Be Vietnam Pro" w:hAnsi="Be Vietnam Pro"/>
+                <w:color w:val="101814"/>
+                <w:sz w:val="20"/>
+                <w:szCs w:val="20"/>
+              </w:rPr>
+              <w:t xml:space="preserve"> </w:t>
+            </w:r>
+            <w:r>
+              <w:rPr>
+                <w:rFonts w:ascii="Menlo" w:cs="Menlo" w:eastAsia="Menlo" w:hAnsi="Menlo"/>
+                <w:color w:val="036F3D"/>
+                <w:sz w:val="20"/>
+                <w:szCs w:val="20"/>
+                <w:shd w:fill="F1F5F3" w:color="auto" w:val="clear"/>
+              </w:rPr>
+              <w:t xml:space="preserve">DA3-04</w:t>
+            </w:r>
+            <w:r>
+              <w:rPr>
+                <w:rFonts w:ascii="Be Vietnam Pro" w:cs="Be Vietnam Pro" w:eastAsia="Be Vietnam Pro" w:hAnsi="Be Vietnam Pro"/>
+                <w:color w:val="101814"/>
+                <w:sz w:val="20"/>
+                <w:szCs w:val="20"/>
+              </w:rPr>
+              <w:t xml:space="preserve"> </w:t>
+            </w:r>
+            <w:r>
+              <w:rPr>
+                <w:rFonts w:ascii="Menlo" w:cs="Menlo" w:eastAsia="Menlo" w:hAnsi="Menlo"/>
+                <w:color w:val="036F3D"/>
+                <w:sz w:val="20"/>
+                <w:szCs w:val="20"/>
+                <w:shd w:fill="F1F5F3" w:color="auto" w:val="clear"/>
+              </w:rPr>
+              <w:t xml:space="preserve">DA3-05</w:t>
+            </w:r>
+          </w:p>
+        </w:tc>
+        <w:tc>
+          <w:tcPr>
+            <w:tcW w:type="dxa" w:w="2089"/>
+            <w:tcMar>
+              <w:top w:type="dxa" w:w="90"/>
+              <w:left w:type="dxa" w:w="120"/>
+              <w:bottom w:type="dxa" w:w="90"/>
+              <w:right w:type="dxa" w:w="120"/>
+            </w:tcMar>
+            <w:vAlign w:val="center"/>
+          </w:tcPr>
+          <w:p>
+            <w:pPr>
+              <w:spacing w:after="0" w:line="280"/>
+            </w:pPr>
+            <w:r>
+              <w:rPr>
+                <w:rFonts w:ascii="Be Vietnam Pro" w:cs="Be Vietnam Pro" w:eastAsia="Be Vietnam Pro" w:hAnsi="Be Vietnam Pro"/>
+                <w:color w:val="101814"/>
+                <w:sz w:val="20"/>
+                <w:szCs w:val="20"/>
+              </w:rPr>
+              <w:t xml:space="preserve">TC-75–TC-83</w:t>
+            </w:r>
+          </w:p>
+        </w:tc>
+      </w:tr>
+      <w:tr>
+        <w:trPr>
+          <w:tblHeader w:val="false"/>
+        </w:trPr>
+        <w:tc>
+          <w:tcPr>
+            <w:tcW w:type="dxa" w:w="1000"/>
+            <w:tcMar>
+              <w:top w:type="dxa" w:w="90"/>
+              <w:left w:type="dxa" w:w="120"/>
+              <w:bottom w:type="dxa" w:w="90"/>
+              <w:right w:type="dxa" w:w="120"/>
+            </w:tcMar>
+            <w:vAlign w:val="center"/>
+          </w:tcPr>
+          <w:p>
+            <w:pPr>
+              <w:spacing w:after="0" w:line="280"/>
+            </w:pPr>
+            <w:r>
+              <w:rPr>
+                <w:rFonts w:ascii="Menlo" w:cs="Menlo" w:eastAsia="Menlo" w:hAnsi="Menlo"/>
+                <w:color w:val="036F3D"/>
+                <w:sz w:val="20"/>
+                <w:szCs w:val="20"/>
+                <w:shd w:fill="F1F5F3" w:color="auto" w:val="clear"/>
+              </w:rPr>
+              <w:t xml:space="preserve">YC-52</w:t>
+            </w:r>
+          </w:p>
+        </w:tc>
+        <w:tc>
+          <w:tcPr>
+            <w:tcW w:type="dxa" w:w="4600"/>
+            <w:tcMar>
+              <w:top w:type="dxa" w:w="90"/>
+              <w:left w:type="dxa" w:w="120"/>
+              <w:bottom w:type="dxa" w:w="90"/>
+              <w:right w:type="dxa" w:w="120"/>
+            </w:tcMar>
+            <w:vAlign w:val="center"/>
+          </w:tcPr>
+          <w:p>
+            <w:pPr>
+              <w:spacing w:after="0" w:line="280"/>
+            </w:pPr>
+            <w:r>
+              <w:rPr>
+                <w:rFonts w:ascii="Be Vietnam Pro" w:cs="Be Vietnam Pro" w:eastAsia="Be Vietnam Pro" w:hAnsi="Be Vietnam Pro"/>
+                <w:color w:val="101814"/>
+                <w:sz w:val="20"/>
+                <w:szCs w:val="20"/>
+              </w:rPr>
+              <w:t xml:space="preserve">Sao lưu tự động</w:t>
+            </w:r>
+          </w:p>
+        </w:tc>
+        <w:tc>
+          <w:tcPr>
+            <w:tcW w:type="dxa" w:w="1671"/>
+            <w:tcMar>
+              <w:top w:type="dxa" w:w="90"/>
+              <w:left w:type="dxa" w:w="120"/>
+              <w:bottom w:type="dxa" w:w="90"/>
+              <w:right w:type="dxa" w:w="120"/>
+            </w:tcMar>
+            <w:vAlign w:val="center"/>
+          </w:tcPr>
+          <w:p>
+            <w:pPr>
+              <w:spacing w:after="0" w:line="280"/>
+            </w:pPr>
+            <w:r>
+              <w:rPr>
+                <w:rFonts w:ascii="Menlo" w:cs="Menlo" w:eastAsia="Menlo" w:hAnsi="Menlo"/>
+                <w:color w:val="036F3D"/>
+                <w:sz w:val="20"/>
+                <w:szCs w:val="20"/>
+                <w:shd w:fill="F1F5F3" w:color="auto" w:val="clear"/>
+              </w:rPr>
+              <w:t xml:space="preserve">DA3-03</w:t>
+            </w:r>
+            <w:r>
+              <w:rPr>
+                <w:rFonts w:ascii="Be Vietnam Pro" w:cs="Be Vietnam Pro" w:eastAsia="Be Vietnam Pro" w:hAnsi="Be Vietnam Pro"/>
+                <w:color w:val="101814"/>
+                <w:sz w:val="20"/>
+                <w:szCs w:val="20"/>
+              </w:rPr>
+              <w:t xml:space="preserve"> </w:t>
+            </w:r>
+            <w:r>
+              <w:rPr>
+                <w:rFonts w:ascii="Menlo" w:cs="Menlo" w:eastAsia="Menlo" w:hAnsi="Menlo"/>
+                <w:color w:val="036F3D"/>
+                <w:sz w:val="20"/>
+                <w:szCs w:val="20"/>
+                <w:shd w:fill="F1F5F3" w:color="auto" w:val="clear"/>
+              </w:rPr>
+              <w:t xml:space="preserve">DA3-04</w:t>
+            </w:r>
+            <w:r>
+              <w:rPr>
+                <w:rFonts w:ascii="Be Vietnam Pro" w:cs="Be Vietnam Pro" w:eastAsia="Be Vietnam Pro" w:hAnsi="Be Vietnam Pro"/>
+                <w:color w:val="101814"/>
+                <w:sz w:val="20"/>
+                <w:szCs w:val="20"/>
+              </w:rPr>
+              <w:t xml:space="preserve"> </w:t>
+            </w:r>
+            <w:r>
+              <w:rPr>
+                <w:rFonts w:ascii="Menlo" w:cs="Menlo" w:eastAsia="Menlo" w:hAnsi="Menlo"/>
+                <w:color w:val="036F3D"/>
+                <w:sz w:val="20"/>
+                <w:szCs w:val="20"/>
+                <w:shd w:fill="F1F5F3" w:color="auto" w:val="clear"/>
+              </w:rPr>
+              <w:t xml:space="preserve">DA3-05</w:t>
+            </w:r>
+          </w:p>
+        </w:tc>
+        <w:tc>
+          <w:tcPr>
+            <w:tcW w:type="dxa" w:w="2089"/>
+            <w:tcMar>
+              <w:top w:type="dxa" w:w="90"/>
+              <w:left w:type="dxa" w:w="120"/>
+              <w:bottom w:type="dxa" w:w="90"/>
+              <w:right w:type="dxa" w:w="120"/>
+            </w:tcMar>
+            <w:vAlign w:val="center"/>
+          </w:tcPr>
+          <w:p>
+            <w:pPr>
+              <w:spacing w:after="0" w:line="280"/>
+            </w:pPr>
+            <w:r>
+              <w:rPr>
+                <w:rFonts w:ascii="Be Vietnam Pro" w:cs="Be Vietnam Pro" w:eastAsia="Be Vietnam Pro" w:hAnsi="Be Vietnam Pro"/>
+                <w:color w:val="101814"/>
+                <w:sz w:val="20"/>
+                <w:szCs w:val="20"/>
+              </w:rPr>
+              <w:t xml:space="preserve">TC-75–TC-83</w:t>
+            </w:r>
+          </w:p>
+        </w:tc>
+      </w:tr>
+      <w:tr>
+        <w:trPr>
+          <w:tblHeader w:val="false"/>
+        </w:trPr>
+        <w:tc>
+          <w:tcPr>
+            <w:tcW w:type="dxa" w:w="1000"/>
+            <w:tcMar>
+              <w:top w:type="dxa" w:w="90"/>
+              <w:left w:type="dxa" w:w="120"/>
+              <w:bottom w:type="dxa" w:w="90"/>
+              <w:right w:type="dxa" w:w="120"/>
+            </w:tcMar>
+            <w:vAlign w:val="center"/>
+          </w:tcPr>
+          <w:p>
+            <w:pPr>
+              <w:spacing w:after="0" w:line="280"/>
+            </w:pPr>
+            <w:r>
+              <w:rPr>
+                <w:rFonts w:ascii="Menlo" w:cs="Menlo" w:eastAsia="Menlo" w:hAnsi="Menlo"/>
+                <w:color w:val="036F3D"/>
+                <w:sz w:val="20"/>
+                <w:szCs w:val="20"/>
+                <w:shd w:fill="F1F5F3" w:color="auto" w:val="clear"/>
+              </w:rPr>
+              <w:t xml:space="preserve">YC-53</w:t>
+            </w:r>
+          </w:p>
+        </w:tc>
+        <w:tc>
+          <w:tcPr>
+            <w:tcW w:type="dxa" w:w="4600"/>
+            <w:tcMar>
+              <w:top w:type="dxa" w:w="90"/>
+              <w:left w:type="dxa" w:w="120"/>
+              <w:bottom w:type="dxa" w:w="90"/>
+              <w:right w:type="dxa" w:w="120"/>
+            </w:tcMar>
+            <w:vAlign w:val="center"/>
+          </w:tcPr>
+          <w:p>
+            <w:pPr>
+              <w:spacing w:after="0" w:line="280"/>
+            </w:pPr>
+            <w:r>
+              <w:rPr>
+                <w:rFonts w:ascii="Be Vietnam Pro" w:cs="Be Vietnam Pro" w:eastAsia="Be Vietnam Pro" w:hAnsi="Be Vietnam Pro"/>
+                <w:color w:val="101814"/>
+                <w:sz w:val="20"/>
+                <w:szCs w:val="20"/>
+              </w:rPr>
+              <w:t xml:space="preserve">Xử lý lỗi tập trung</w:t>
+            </w:r>
+          </w:p>
+        </w:tc>
+        <w:tc>
+          <w:tcPr>
+            <w:tcW w:type="dxa" w:w="1671"/>
+            <w:tcMar>
+              <w:top w:type="dxa" w:w="90"/>
+              <w:left w:type="dxa" w:w="120"/>
+              <w:bottom w:type="dxa" w:w="90"/>
+              <w:right w:type="dxa" w:w="120"/>
+            </w:tcMar>
+            <w:vAlign w:val="center"/>
+          </w:tcPr>
+          <w:p>
+            <w:pPr>
+              <w:spacing w:after="0" w:line="280"/>
+            </w:pPr>
+            <w:r>
+              <w:rPr>
+                <w:rFonts w:ascii="Menlo" w:cs="Menlo" w:eastAsia="Menlo" w:hAnsi="Menlo"/>
+                <w:color w:val="036F3D"/>
+                <w:sz w:val="20"/>
+                <w:szCs w:val="20"/>
+                <w:shd w:fill="F1F5F3" w:color="auto" w:val="clear"/>
+              </w:rPr>
+              <w:t xml:space="preserve">DA3-03</w:t>
+            </w:r>
+            <w:r>
+              <w:rPr>
+                <w:rFonts w:ascii="Be Vietnam Pro" w:cs="Be Vietnam Pro" w:eastAsia="Be Vietnam Pro" w:hAnsi="Be Vietnam Pro"/>
+                <w:color w:val="101814"/>
+                <w:sz w:val="20"/>
+                <w:szCs w:val="20"/>
+              </w:rPr>
+              <w:t xml:space="preserve"> </w:t>
+            </w:r>
+            <w:r>
+              <w:rPr>
+                <w:rFonts w:ascii="Menlo" w:cs="Menlo" w:eastAsia="Menlo" w:hAnsi="Menlo"/>
+                <w:color w:val="036F3D"/>
+                <w:sz w:val="20"/>
+                <w:szCs w:val="20"/>
+                <w:shd w:fill="F1F5F3" w:color="auto" w:val="clear"/>
+              </w:rPr>
+              <w:t xml:space="preserve">DA3-04</w:t>
+            </w:r>
+            <w:r>
+              <w:rPr>
+                <w:rFonts w:ascii="Be Vietnam Pro" w:cs="Be Vietnam Pro" w:eastAsia="Be Vietnam Pro" w:hAnsi="Be Vietnam Pro"/>
+                <w:color w:val="101814"/>
+                <w:sz w:val="20"/>
+                <w:szCs w:val="20"/>
+              </w:rPr>
+              <w:t xml:space="preserve"> </w:t>
+            </w:r>
+            <w:r>
+              <w:rPr>
+                <w:rFonts w:ascii="Menlo" w:cs="Menlo" w:eastAsia="Menlo" w:hAnsi="Menlo"/>
+                <w:color w:val="036F3D"/>
+                <w:sz w:val="20"/>
+                <w:szCs w:val="20"/>
+                <w:shd w:fill="F1F5F3" w:color="auto" w:val="clear"/>
+              </w:rPr>
+              <w:t xml:space="preserve">DA3-05</w:t>
+            </w:r>
+          </w:p>
+        </w:tc>
+        <w:tc>
+          <w:tcPr>
+            <w:tcW w:type="dxa" w:w="2089"/>
+            <w:tcMar>
+              <w:top w:type="dxa" w:w="90"/>
+              <w:left w:type="dxa" w:w="120"/>
+              <w:bottom w:type="dxa" w:w="90"/>
+              <w:right w:type="dxa" w:w="120"/>
+            </w:tcMar>
+            <w:vAlign w:val="center"/>
+          </w:tcPr>
+          <w:p>
+            <w:pPr>
+              <w:spacing w:after="0" w:line="280"/>
+            </w:pPr>
+            <w:r>
+              <w:rPr>
+                <w:rFonts w:ascii="Be Vietnam Pro" w:cs="Be Vietnam Pro" w:eastAsia="Be Vietnam Pro" w:hAnsi="Be Vietnam Pro"/>
+                <w:color w:val="101814"/>
+                <w:sz w:val="20"/>
+                <w:szCs w:val="20"/>
+              </w:rPr>
+              <w:t xml:space="preserve">TC-75–TC-83</w:t>
+            </w:r>
+          </w:p>
+        </w:tc>
+      </w:tr>
+      <w:tr>
+        <w:trPr>
+          <w:tblHeader w:val="false"/>
+        </w:trPr>
+        <w:tc>
+          <w:tcPr>
+            <w:tcW w:type="dxa" w:w="1000"/>
+            <w:tcMar>
+              <w:top w:type="dxa" w:w="90"/>
+              <w:left w:type="dxa" w:w="120"/>
+              <w:bottom w:type="dxa" w:w="90"/>
+              <w:right w:type="dxa" w:w="120"/>
+            </w:tcMar>
+            <w:vAlign w:val="center"/>
+          </w:tcPr>
+          <w:p>
+            <w:pPr>
+              <w:spacing w:after="0" w:line="280"/>
+            </w:pPr>
+            <w:r>
+              <w:rPr>
+                <w:rFonts w:ascii="Menlo" w:cs="Menlo" w:eastAsia="Menlo" w:hAnsi="Menlo"/>
+                <w:color w:val="036F3D"/>
+                <w:sz w:val="20"/>
+                <w:szCs w:val="20"/>
+                <w:shd w:fill="F1F5F3" w:color="auto" w:val="clear"/>
+              </w:rPr>
+              <w:t xml:space="preserve">YC-54</w:t>
+            </w:r>
+          </w:p>
+        </w:tc>
+        <w:tc>
+          <w:tcPr>
+            <w:tcW w:type="dxa" w:w="4600"/>
+            <w:tcMar>
+              <w:top w:type="dxa" w:w="90"/>
+              <w:left w:type="dxa" w:w="120"/>
+              <w:bottom w:type="dxa" w:w="90"/>
+              <w:right w:type="dxa" w:w="120"/>
+            </w:tcMar>
+            <w:vAlign w:val="center"/>
+          </w:tcPr>
+          <w:p>
+            <w:pPr>
+              <w:spacing w:after="0" w:line="280"/>
+            </w:pPr>
+            <w:r>
+              <w:rPr>
+                <w:rFonts w:ascii="Be Vietnam Pro" w:cs="Be Vietnam Pro" w:eastAsia="Be Vietnam Pro" w:hAnsi="Be Vietnam Pro"/>
+                <w:color w:val="101814"/>
+                <w:sz w:val="20"/>
+                <w:szCs w:val="20"/>
+              </w:rPr>
+              <w:t xml:space="preserve">Xoá dữ liệu theo yêu cầu</w:t>
+            </w:r>
+          </w:p>
+        </w:tc>
+        <w:tc>
+          <w:tcPr>
+            <w:tcW w:type="dxa" w:w="1671"/>
+            <w:tcMar>
+              <w:top w:type="dxa" w:w="90"/>
+              <w:left w:type="dxa" w:w="120"/>
+              <w:bottom w:type="dxa" w:w="90"/>
+              <w:right w:type="dxa" w:w="120"/>
+            </w:tcMar>
+            <w:vAlign w:val="center"/>
+          </w:tcPr>
+          <w:p>
+            <w:pPr>
+              <w:spacing w:after="0" w:line="280"/>
+            </w:pPr>
+            <w:r>
+              <w:rPr>
+                <w:rFonts w:ascii="Menlo" w:cs="Menlo" w:eastAsia="Menlo" w:hAnsi="Menlo"/>
+                <w:color w:val="036F3D"/>
+                <w:sz w:val="20"/>
+                <w:szCs w:val="20"/>
+                <w:shd w:fill="F1F5F3" w:color="auto" w:val="clear"/>
+              </w:rPr>
+              <w:t xml:space="preserve">DA3-03</w:t>
+            </w:r>
+            <w:r>
+              <w:rPr>
+                <w:rFonts w:ascii="Be Vietnam Pro" w:cs="Be Vietnam Pro" w:eastAsia="Be Vietnam Pro" w:hAnsi="Be Vietnam Pro"/>
+                <w:color w:val="101814"/>
+                <w:sz w:val="20"/>
+                <w:szCs w:val="20"/>
+              </w:rPr>
+              <w:t xml:space="preserve"> </w:t>
+            </w:r>
+            <w:r>
+              <w:rPr>
+                <w:rFonts w:ascii="Menlo" w:cs="Menlo" w:eastAsia="Menlo" w:hAnsi="Menlo"/>
+                <w:color w:val="036F3D"/>
+                <w:sz w:val="20"/>
+                <w:szCs w:val="20"/>
+                <w:shd w:fill="F1F5F3" w:color="auto" w:val="clear"/>
+              </w:rPr>
+              <w:t xml:space="preserve">DA3-04</w:t>
+            </w:r>
+            <w:r>
+              <w:rPr>
+                <w:rFonts w:ascii="Be Vietnam Pro" w:cs="Be Vietnam Pro" w:eastAsia="Be Vietnam Pro" w:hAnsi="Be Vietnam Pro"/>
+                <w:color w:val="101814"/>
+                <w:sz w:val="20"/>
+                <w:szCs w:val="20"/>
+              </w:rPr>
+              <w:t xml:space="preserve"> </w:t>
+            </w:r>
+            <w:r>
+              <w:rPr>
+                <w:rFonts w:ascii="Menlo" w:cs="Menlo" w:eastAsia="Menlo" w:hAnsi="Menlo"/>
+                <w:color w:val="036F3D"/>
+                <w:sz w:val="20"/>
+                <w:szCs w:val="20"/>
+                <w:shd w:fill="F1F5F3" w:color="auto" w:val="clear"/>
+              </w:rPr>
+              <w:t xml:space="preserve">DA3-05</w:t>
+            </w:r>
+          </w:p>
+        </w:tc>
+        <w:tc>
+          <w:tcPr>
+            <w:tcW w:type="dxa" w:w="2089"/>
+            <w:tcMar>
+              <w:top w:type="dxa" w:w="90"/>
+              <w:left w:type="dxa" w:w="120"/>
+              <w:bottom w:type="dxa" w:w="90"/>
+              <w:right w:type="dxa" w:w="120"/>
+            </w:tcMar>
+            <w:vAlign w:val="center"/>
+          </w:tcPr>
+          <w:p>
+            <w:pPr>
+              <w:spacing w:after="0" w:line="280"/>
+            </w:pPr>
+            <w:r>
+              <w:rPr>
+                <w:rFonts w:ascii="Be Vietnam Pro" w:cs="Be Vietnam Pro" w:eastAsia="Be Vietnam Pro" w:hAnsi="Be Vietnam Pro"/>
+                <w:color w:val="101814"/>
+                <w:sz w:val="20"/>
+                <w:szCs w:val="20"/>
+              </w:rPr>
+              <w:t xml:space="preserve">TC-84–TC-91</w:t>
+            </w:r>
+          </w:p>
+        </w:tc>
+      </w:tr>
+    </w:tbl>
+    <w:p>
+      <w:pPr>
+        <w:spacing w:after="180"/>
+      </w:pPr>
+    </w:p>
+    <w:p>
+      <w:pPr>
+        <w:pStyle w:val="Heading2"/>
+        <w:spacing w:after="120" w:before="280"/>
+      </w:pPr>
+      <w:r>
+        <w:rPr>
+          <w:rFonts w:ascii="Be Vietnam Pro" w:cs="Be Vietnam Pro" w:eastAsia="Be Vietnam Pro" w:hAnsi="Be Vietnam Pro"/>
+          <w:b/>
+          <w:bCs/>
+          <w:color w:val="008E4D"/>
+          <w:sz w:val="24"/>
+          <w:szCs w:val="24"/>
+        </w:rPr>
+        <w:t xml:space="preserve">A.3 Đánh giá</w:t>
+      </w:r>
+    </w:p>
+    <w:p>
+      <w:pPr>
+        <w:spacing w:after="130" w:line="300"/>
+      </w:pPr>
+      <w:r>
+        <w:rPr>
+          <w:rFonts w:ascii="Be Vietnam Pro" w:cs="Be Vietnam Pro" w:eastAsia="Be Vietnam Pro" w:hAnsi="Be Vietnam Pro"/>
+          <w:b/>
+          <w:bCs/>
+          <w:color w:val="101814"/>
+          <w:sz w:val="21"/>
+          <w:szCs w:val="21"/>
+        </w:rPr>
+        <w:t xml:space="preserve">Độ phủ đầy đủ</w:t>
+      </w:r>
+      <w:r>
+        <w:rPr>
+          <w:rFonts w:ascii="Be Vietnam Pro" w:cs="Be Vietnam Pro" w:eastAsia="Be Vietnam Pro" w:hAnsi="Be Vietnam Pro"/>
+          <w:color w:val="101814"/>
+          <w:sz w:val="21"/>
+          <w:szCs w:val="21"/>
+        </w:rPr>
+        <w:t xml:space="preserve"> — mọi yêu cầu chức năng đều có ít nhất một ca kiểm thử dẫn chiếu tới. Không yêu cầu nào đã cam kết mà thiếu cách kiểm chứng.</w:t>
+      </w:r>
+    </w:p>
+    <w:p>
+      <w:pPr>
+        <w:pBdr>
+          <w:bottom w:val="single" w:color="CFE3D8" w:sz="4" w:space="4"/>
+        </w:pBdr>
+        <w:spacing w:after="160" w:before="160"/>
+      </w:pPr>
+      <w:r>
+        <w:rPr>
+          <w:rFonts w:ascii="Be Vietnam Pro" w:cs="Be Vietnam Pro" w:eastAsia="Be Vietnam Pro" w:hAnsi="Be Vietnam Pro"/>
+          <w:sz w:val="2"/>
+          <w:szCs w:val="2"/>
+        </w:rPr>
+        <w:t xml:space="preserve"/>
+      </w:r>
+    </w:p>
+    <w:p>
+      <w:pPr>
         <w:pStyle w:val="Heading1"/>
         <w:pBdr>
           <w:bottom w:val="single" w:color="008E4D" w:sz="12" w:space="6"/>
@@ -16501,7 +25438,7 @@
                 <w:sz w:val="20"/>
                 <w:szCs w:val="20"/>
               </w:rPr>
-              <w:t xml:space="preserve">Người lập yêu cầu — HungDV, Product Owner</w:t>
+              <w:t xml:space="preserve">Người lập yêu cầu — A Hùng, Product Owner</w:t>
             </w:r>
           </w:p>
         </w:tc>
